--- a/baocao_nhom4.docx
+++ b/baocao_nhom4.docx
@@ -111,7 +111,7 @@
                   <v:path o:extrusionok="f" gradientshapeok="t" o:connecttype="rect"/>
                   <o:lock v:ext="edit" aspectratio="t"/>
                 </v:shapetype>
-                <v:shape id="_x0000_i1025" type="#_x0000_t75" style="width:159.8pt;height:123.6pt;mso-position-horizontal-relative:char;mso-position-vertical-relative:line">
+                <v:shape id="_x0000_i1025" type="#_x0000_t75" style="width:159.65pt;height:123.35pt;mso-position-horizontal-relative:char;mso-position-vertical-relative:line">
                   <v:imagedata r:id="rId8" o:title=""/>
                 </v:shape>
               </w:pict>
@@ -13394,7 +13394,7 @@
           <w:szCs w:val="26"/>
         </w:rPr>
         <w:pict w14:anchorId="5E357769">
-          <v:shape id="Image31" o:spid="_x0000_i1822" type="#_x0000_t75" style="width:450.3pt;height:212.25pt;visibility:visible;mso-wrap-style:square">
+          <v:shape id="Image31" o:spid="_x0000_i1026" type="#_x0000_t75" style="width:450.15pt;height:212.25pt;visibility:visible;mso-wrap-style:square">
             <v:imagedata r:id="rId9" o:title="" croptop="-5f" cropbottom="-5f" cropleft="-3f" cropright="-3f"/>
           </v:shape>
         </w:pict>
@@ -13643,7 +13643,21 @@
           <w:bCs/>
           <w:szCs w:val="26"/>
         </w:rPr>
-        <w:t xml:space="preserve"> khi tạo đơn, khách chưa trả tiền và ghế chỉ được giữ trong 8 phút. Thanh toán được gộp với phát hành vé vì vé chỉ có sau khi giao dịch thành công; soát vé và hủy vé được tách riêng do nhân viên soát vé và khách hàng thực hiện ở các thời điểm khác nhau.</w:t>
+        <w:t xml:space="preserve"> khi tạo đơn, khách chưa trả tiền và ghế chỉ được giữ trong 8 phút. Thanh toán được gộp với phát hành vé vì vé chỉ có</w:t>
+      </w:r>
+      <w:r>
+        <w:rPr>
+          <w:bCs/>
+          <w:szCs w:val="26"/>
+        </w:rPr>
+        <w:t xml:space="preserve"> hiệu lực và được gửi cho khách</w:t>
+      </w:r>
+      <w:r>
+        <w:rPr>
+          <w:bCs/>
+          <w:szCs w:val="26"/>
+        </w:rPr>
+        <w:t xml:space="preserve"> sau khi giao dịch thành công; soát vé và hủy vé được tách riêng do nhân viên soát vé và khách hàng thực hiện ở các thời điểm khác nhau.</w:t>
       </w:r>
     </w:p>
     <w:p>
@@ -14071,9 +14085,9 @@
           <w:noProof/>
           <w:szCs w:val="26"/>
         </w:rPr>
-        <w:pict w14:anchorId="3FA55BB6">
-          <v:shape id="Image32" o:spid="_x0000_i1823" type="#_x0000_t75" style="width:460.7pt;height:303pt;visibility:visible;mso-wrap-style:square">
-            <v:imagedata r:id="rId10" o:title="" croptop="-5f" cropbottom="-5f" cropleft="-3f" cropright="-3f"/>
+        <w:pict w14:anchorId="5A89AAF2">
+          <v:shape id="_x0000_i1068" type="#_x0000_t75" style="width:453.9pt;height:293.65pt;visibility:visible;mso-wrap-style:square">
+            <v:imagedata r:id="rId10" o:title=""/>
           </v:shape>
         </w:pict>
       </w:r>
@@ -14139,7 +14153,7 @@
           <w:szCs w:val="26"/>
         </w:rPr>
         <w:pict w14:anchorId="0C6C387B">
-          <v:shape id="Image33" o:spid="_x0000_i1824" type="#_x0000_t75" style="width:423.7pt;height:240.55pt;visibility:visible;mso-wrap-style:square">
+          <v:shape id="Image33" o:spid="_x0000_i1028" type="#_x0000_t75" style="width:423.25pt;height:240.4pt;visibility:visible;mso-wrap-style:square">
             <v:imagedata r:id="rId11" o:title="" croptop="-5f" cropbottom="835f" cropleft="-3f" cropright="1602f"/>
           </v:shape>
         </w:pict>
@@ -14211,7 +14225,7 @@
           <w:szCs w:val="26"/>
         </w:rPr>
         <w:pict w14:anchorId="04FB07FF">
-          <v:shape id="Image34" o:spid="_x0000_i1825" type="#_x0000_t75" style="width:424.1pt;height:256.8pt;visibility:visible;mso-wrap-style:square">
+          <v:shape id="Image34" o:spid="_x0000_i1029" type="#_x0000_t75" style="width:424.5pt;height:256.7pt;visibility:visible;mso-wrap-style:square">
             <v:imagedata r:id="rId12" o:title="" croptop="-3f" cropbottom="-3f" cropleft="-2f" cropright="-2f"/>
           </v:shape>
         </w:pict>
@@ -14283,7 +14297,7 @@
           <w:lang w:eastAsia="en-US"/>
         </w:rPr>
         <w:pict w14:anchorId="747C30C0">
-          <v:shape id="Picture 1" o:spid="_x0000_i1826" type="#_x0000_t75" style="width:437.4pt;height:258.45pt;visibility:visible;mso-wrap-style:square">
+          <v:shape id="Picture 1" o:spid="_x0000_i1030" type="#_x0000_t75" style="width:437.65pt;height:258.55pt;visibility:visible;mso-wrap-style:square">
             <v:imagedata r:id="rId13" o:title="" croptop="-5f" cropbottom="-5f" cropleft="-3f" cropright="-3f"/>
           </v:shape>
         </w:pict>
@@ -14336,7 +14350,7 @@
           <w:szCs w:val="26"/>
         </w:rPr>
         <w:pict w14:anchorId="5D25F610">
-          <v:shape id="Image35" o:spid="_x0000_i1827" type="#_x0000_t75" style="width:409.95pt;height:255.55pt;visibility:visible;mso-wrap-style:square">
+          <v:shape id="Image35" o:spid="_x0000_i1031" type="#_x0000_t75" style="width:410.1pt;height:255.45pt;visibility:visible;mso-wrap-style:square">
             <v:imagedata r:id="rId14" o:title="" croptop="-5f" cropbottom="-5f" cropleft="-3f" cropright="-3f"/>
           </v:shape>
         </w:pict>
@@ -14407,7 +14421,7 @@
           <w:szCs w:val="26"/>
         </w:rPr>
         <w:pict w14:anchorId="05B6A4CA">
-          <v:shape id="Image36" o:spid="_x0000_i1828" type="#_x0000_t75" style="width:429.9pt;height:265.1pt;visibility:visible;mso-wrap-style:square">
+          <v:shape id="Image36" o:spid="_x0000_i1032" type="#_x0000_t75" style="width:429.5pt;height:264.85pt;visibility:visible;mso-wrap-style:square">
             <v:imagedata r:id="rId15" o:title="" croptop="-5f" cropbottom="-5f" cropleft="-3f" cropright="-3f"/>
           </v:shape>
         </w:pict>
@@ -14460,7 +14474,7 @@
           <w:szCs w:val="26"/>
         </w:rPr>
         <w:pict w14:anchorId="136AF075">
-          <v:shape id="Image37" o:spid="_x0000_i1829" type="#_x0000_t75" style="width:436.15pt;height:273pt;visibility:visible;mso-wrap-style:square">
+          <v:shape id="Image37" o:spid="_x0000_i1033" type="#_x0000_t75" style="width:436.4pt;height:272.95pt;visibility:visible;mso-wrap-style:square">
             <v:imagedata r:id="rId16" o:title="" croptop="-5f" cropbottom="-5f" cropleft="-3f" cropright="-3f"/>
           </v:shape>
         </w:pict>
@@ -23084,7 +23098,7 @@
           <w:szCs w:val="26"/>
         </w:rPr>
         <w:pict w14:anchorId="29CFD666">
-          <v:shape id="Image38" o:spid="_x0000_i1830" type="#_x0000_t75" style="width:399.95pt;height:251.4pt;visibility:visible;mso-wrap-style:square">
+          <v:shape id="Image38" o:spid="_x0000_i1034" type="#_x0000_t75" style="width:400.05pt;height:251.05pt;visibility:visible;mso-wrap-style:square">
             <v:imagedata r:id="rId17" o:title="" croptop="-2f" cropbottom="-2f" cropleft="-1f" cropright="-1f"/>
           </v:shape>
         </w:pict>
@@ -23156,7 +23170,7 @@
           <w:szCs w:val="26"/>
         </w:rPr>
         <w:pict w14:anchorId="786B3061">
-          <v:shape id="Image39" o:spid="_x0000_i1831" type="#_x0000_t75" style="width:438.25pt;height:588.05pt;visibility:visible;mso-wrap-style:square">
+          <v:shape id="Image39" o:spid="_x0000_i1035" type="#_x0000_t75" style="width:438.25pt;height:587.9pt;visibility:visible;mso-wrap-style:square">
             <v:imagedata r:id="rId18" o:title="" croptop="-5f" cropbottom="-5f" cropleft="-6f" cropright="-6f"/>
           </v:shape>
         </w:pict>
@@ -31540,7 +31554,7 @@
           <w:lang w:eastAsia="en-US"/>
         </w:rPr>
         <w:pict w14:anchorId="02B79471">
-          <v:shape id="Image1" o:spid="_x0000_i1832" type="#_x0000_t75" style="width:341.25pt;height:175.2pt;visibility:visible;mso-wrap-style:square">
+          <v:shape id="Image1" o:spid="_x0000_i1036" type="#_x0000_t75" style="width:341.2pt;height:175.3pt;visibility:visible;mso-wrap-style:square">
             <v:imagedata r:id="rId19" o:title="" croptop="-10f" cropbottom="-10f" cropleft="-5f" cropright="-5f"/>
           </v:shape>
         </w:pict>
@@ -31597,7 +31611,7 @@
           <w:lang w:eastAsia="en-US"/>
         </w:rPr>
         <w:pict w14:anchorId="5D06314C">
-          <v:shape id="Image2" o:spid="_x0000_i1833" type="#_x0000_t75" style="width:362.1pt;height:130.7pt;visibility:visible;mso-wrap-style:square">
+          <v:shape id="Image2" o:spid="_x0000_i1037" type="#_x0000_t75" style="width:361.9pt;height:130.85pt;visibility:visible;mso-wrap-style:square">
             <v:imagedata r:id="rId20" o:title="" croptop="-13f" cropbottom="-13f" cropleft="-5f" cropright="-5f"/>
           </v:shape>
         </w:pict>
@@ -31654,7 +31668,7 @@
           <w:lang w:eastAsia="en-US"/>
         </w:rPr>
         <w:pict w14:anchorId="77FE658B">
-          <v:shape id="Image3" o:spid="_x0000_i1834" type="#_x0000_t75" style="width:324.2pt;height:248.45pt;visibility:visible;mso-wrap-style:square">
+          <v:shape id="Image3" o:spid="_x0000_i1038" type="#_x0000_t75" style="width:324.3pt;height:248.55pt;visibility:visible;mso-wrap-style:square">
             <v:imagedata r:id="rId21" o:title="" croptop="-7f" cropbottom="-7f" cropleft="-7f" cropright="-7f"/>
           </v:shape>
         </w:pict>
@@ -31705,7 +31719,7 @@
           <w:lang w:eastAsia="en-US"/>
         </w:rPr>
         <w:pict w14:anchorId="4CDA32D4">
-          <v:shape id="Image4" o:spid="_x0000_i1835" type="#_x0000_t75" style="width:427pt;height:635.5pt;visibility:visible;mso-wrap-style:square">
+          <v:shape id="Image4" o:spid="_x0000_i1039" type="#_x0000_t75" style="width:427pt;height:635.5pt;visibility:visible;mso-wrap-style:square">
             <v:imagedata r:id="rId22" o:title="" croptop="-4f" cropbottom="-4f" cropleft="-6f" cropright="-6f"/>
           </v:shape>
         </w:pict>
@@ -31755,7 +31769,7 @@
           <w:lang w:eastAsia="en-US"/>
         </w:rPr>
         <w:pict w14:anchorId="444E4364">
-          <v:shape id="Image5" o:spid="_x0000_i1836" type="#_x0000_t75" style="width:347.5pt;height:668pt;visibility:visible;mso-wrap-style:square">
+          <v:shape id="Image5" o:spid="_x0000_i1040" type="#_x0000_t75" style="width:347.5pt;height:668.05pt;visibility:visible;mso-wrap-style:square">
             <v:imagedata r:id="rId23" o:title="" croptop="-2f" cropbottom="-2f" cropleft="-4f" cropright="-4f"/>
           </v:shape>
         </w:pict>
@@ -31804,7 +31818,7 @@
           <w:lang w:eastAsia="en-US"/>
         </w:rPr>
         <w:pict w14:anchorId="2D5250F4">
-          <v:shape id="Image6" o:spid="_x0000_i1837" type="#_x0000_t75" style="width:410.75pt;height:398.3pt;visibility:visible;mso-wrap-style:square">
+          <v:shape id="Image6" o:spid="_x0000_i1041" type="#_x0000_t75" style="width:410.7pt;height:398.2pt;visibility:visible;mso-wrap-style:square">
             <v:imagedata r:id="rId24" o:title="" croptop="-5f" cropbottom="-5f" cropleft="-5f" cropright="-5f"/>
           </v:shape>
         </w:pict>
@@ -32030,7 +32044,7 @@
           <w:lang w:eastAsia="en-US"/>
         </w:rPr>
         <w:pict w14:anchorId="5F51FC16">
-          <v:shape id="Image7" o:spid="_x0000_i1838" type="#_x0000_t75" style="width:311.7pt;height:57pt;visibility:visible;mso-wrap-style:square">
+          <v:shape id="Image7" o:spid="_x0000_i1042" type="#_x0000_t75" style="width:311.8pt;height:56.95pt;visibility:visible;mso-wrap-style:square">
             <v:imagedata r:id="rId25" o:title="" croptop="-33f" cropbottom="-33f" cropleft="-6f" cropright="-6f"/>
           </v:shape>
         </w:pict>
@@ -32269,7 +32283,7 @@
           <w:lang w:eastAsia="en-US"/>
         </w:rPr>
         <w:pict w14:anchorId="6B65EE56">
-          <v:shape id="Image8" o:spid="_x0000_i1839" type="#_x0000_t75" style="width:176.45pt;height:74.5pt;visibility:visible;mso-wrap-style:square">
+          <v:shape id="Image8" o:spid="_x0000_i1043" type="#_x0000_t75" style="width:176.55pt;height:74.5pt;visibility:visible;mso-wrap-style:square">
             <v:imagedata r:id="rId26" o:title="" croptop="-20f" cropbottom="-20f" cropleft="-10f" cropright="-10f"/>
           </v:shape>
         </w:pict>
@@ -32453,7 +32467,7 @@
           <w:lang w:eastAsia="en-US"/>
         </w:rPr>
         <w:pict w14:anchorId="1ABD1775">
-          <v:shape id="Image9" o:spid="_x0000_i1840" type="#_x0000_t75" style="width:3in;height:36.2pt;visibility:visible;mso-wrap-style:square">
+          <v:shape id="Image9" o:spid="_x0000_i1044" type="#_x0000_t75" style="width:3in;height:36.3pt;visibility:visible;mso-wrap-style:square">
             <v:imagedata r:id="rId27" o:title="" croptop="-52f" cropbottom="-52f" cropleft="-9f" cropright="-9f"/>
           </v:shape>
         </w:pict>
@@ -32603,7 +32617,7 @@
           <w:lang w:eastAsia="en-US"/>
         </w:rPr>
         <w:pict w14:anchorId="6DF8190F">
-          <v:shape id="Image10" o:spid="_x0000_i1841" type="#_x0000_t75" style="width:399.55pt;height:59.95pt;visibility:visible;mso-wrap-style:square">
+          <v:shape id="Image10" o:spid="_x0000_i1045" type="#_x0000_t75" style="width:399.45pt;height:60.1pt;visibility:visible;mso-wrap-style:square">
             <v:imagedata r:id="rId28" o:title="" croptop="-31f" cropbottom="-31f" cropleft="-5f" cropright="-5f"/>
           </v:shape>
         </w:pict>
@@ -32878,7 +32892,7 @@
           <w:lang w:eastAsia="en-US"/>
         </w:rPr>
         <w:pict w14:anchorId="40A0D9EE">
-          <v:shape id="Image11" o:spid="_x0000_i1842" type="#_x0000_t75" style="width:332.95pt;height:48.7pt;visibility:visible;mso-wrap-style:square">
+          <v:shape id="Image11" o:spid="_x0000_i1046" type="#_x0000_t75" style="width:333.1pt;height:48.85pt;visibility:visible;mso-wrap-style:square">
             <v:imagedata r:id="rId29" o:title="" croptop="-38f" cropbottom="-38f" cropleft="-6f" cropright="-6f"/>
           </v:shape>
         </w:pict>
@@ -33136,7 +33150,7 @@
           <w:lang w:eastAsia="en-US"/>
         </w:rPr>
         <w:pict w14:anchorId="03BD15CC">
-          <v:shape id="Image12" o:spid="_x0000_i1843" type="#_x0000_t75" style="width:358.35pt;height:65.75pt;visibility:visible;mso-wrap-style:square">
+          <v:shape id="Image12" o:spid="_x0000_i1047" type="#_x0000_t75" style="width:358.1pt;height:65.75pt;visibility:visible;mso-wrap-style:square">
             <v:imagedata r:id="rId30" o:title="" croptop="-55f" cropbottom="-55f" cropleft="-10f" cropright="-10f"/>
           </v:shape>
         </w:pict>
@@ -33410,7 +33424,7 @@
           <w:lang w:eastAsia="en-US"/>
         </w:rPr>
         <w:pict w14:anchorId="2A6D22C4">
-          <v:shape id="Image13" o:spid="_x0000_i1844" type="#_x0000_t75" style="width:291.75pt;height:80.75pt;visibility:visible;mso-wrap-style:square">
+          <v:shape id="Image13" o:spid="_x0000_i1048" type="#_x0000_t75" style="width:291.75pt;height:80.75pt;visibility:visible;mso-wrap-style:square">
             <v:imagedata r:id="rId31" o:title="" croptop="-23f" cropbottom="-23f" cropleft="-7f" cropright="-7f"/>
           </v:shape>
         </w:pict>
@@ -33668,7 +33682,7 @@
           <w:lang w:eastAsia="en-US"/>
         </w:rPr>
         <w:pict w14:anchorId="5C4BCE41">
-          <v:shape id="Image14" o:spid="_x0000_i1845" type="#_x0000_t75" style="width:308pt;height:148.6pt;visibility:visible;mso-wrap-style:square">
+          <v:shape id="Image14" o:spid="_x0000_i1049" type="#_x0000_t75" style="width:308.05pt;height:148.4pt;visibility:visible;mso-wrap-style:square">
             <v:imagedata r:id="rId32" o:title="" croptop="-20f" cropbottom="-20f" cropleft="-10f" cropright="-10f"/>
           </v:shape>
         </w:pict>
@@ -33852,7 +33866,7 @@
           <w:lang w:eastAsia="en-US"/>
         </w:rPr>
         <w:pict w14:anchorId="62C63CA6">
-          <v:shape id="_x0000_i1846" type="#_x0000_t75" style="width:193.95pt;height:63.7pt;visibility:visible;mso-wrap-style:square">
+          <v:shape id="_x0000_i1050" type="#_x0000_t75" style="width:194.1pt;height:63.85pt;visibility:visible;mso-wrap-style:square">
             <v:imagedata r:id="rId33" o:title=""/>
           </v:shape>
         </w:pict>
@@ -34552,7 +34566,7 @@
           <w:lang w:eastAsia="en-US"/>
         </w:rPr>
         <w:pict w14:anchorId="5741EBE0">
-          <v:shape id="Image16" o:spid="_x0000_i1847" type="#_x0000_t75" style="width:454.05pt;height:162.3pt;visibility:visible;mso-wrap-style:square">
+          <v:shape id="Image16" o:spid="_x0000_i1051" type="#_x0000_t75" style="width:453.9pt;height:162.15pt;visibility:visible;mso-wrap-style:square">
             <v:imagedata r:id="rId34" o:title="" croptop="-4f" cropbottom="22912f" cropleft="-2f" cropright="-2f"/>
           </v:shape>
         </w:pict>
@@ -34603,7 +34617,7 @@
           <w:lang w:eastAsia="en-US"/>
         </w:rPr>
         <w:pict w14:anchorId="2F80E114">
-          <v:shape id="Image17" o:spid="_x0000_i1848" type="#_x0000_t75" style="width:453.65pt;height:260.55pt;visibility:visible;mso-wrap-style:square">
+          <v:shape id="Image17" o:spid="_x0000_i1052" type="#_x0000_t75" style="width:453.9pt;height:260.45pt;visibility:visible;mso-wrap-style:square">
             <v:imagedata r:id="rId35" o:title="" croptop="-4f" cropbottom="-4f" cropleft="-2f" cropright="-2f"/>
           </v:shape>
         </w:pict>
@@ -34665,7 +34679,7 @@
         </w:rPr>
         <w:lastRenderedPageBreak/>
         <w:pict w14:anchorId="7470E507">
-          <v:shape id="_x0000_i1873" type="#_x0000_t75" style="width:453.65pt;height:273pt;visibility:visible;mso-wrap-style:square">
+          <v:shape id="_x0000_i1053" type="#_x0000_t75" style="width:453.3pt;height:272.95pt;visibility:visible;mso-wrap-style:square">
             <v:imagedata r:id="rId36" o:title=""/>
           </v:shape>
         </w:pict>
@@ -34746,7 +34760,7 @@
           <w:lang w:eastAsia="en-US"/>
         </w:rPr>
         <w:pict w14:anchorId="665788E8">
-          <v:shape id="_x0000_i1849" type="#_x0000_t75" style="width:453.65pt;height:315.45pt;visibility:visible;mso-wrap-style:square">
+          <v:shape id="_x0000_i1054" type="#_x0000_t75" style="width:453.9pt;height:315.55pt;visibility:visible;mso-wrap-style:square">
             <v:imagedata r:id="rId37" o:title=""/>
           </v:shape>
         </w:pict>
@@ -34820,7 +34834,7 @@
           <w:lang w:eastAsia="en-US"/>
         </w:rPr>
         <w:pict w14:anchorId="472C27C3">
-          <v:shape id="Image19" o:spid="_x0000_i1850" type="#_x0000_t75" style="width:453.65pt;height:286.75pt;visibility:visible;mso-wrap-style:square">
+          <v:shape id="Image19" o:spid="_x0000_i1055" type="#_x0000_t75" style="width:453.9pt;height:286.75pt;visibility:visible;mso-wrap-style:square">
             <v:imagedata r:id="rId38" o:title="" croptop="-3f" cropbottom="-3f" cropleft="-2f" cropright="-2f"/>
           </v:shape>
         </w:pict>
@@ -34873,7 +34887,7 @@
           <w:lang w:eastAsia="en-US"/>
         </w:rPr>
         <w:pict w14:anchorId="03FE4ADF">
-          <v:shape id="Image20" o:spid="_x0000_i1851" type="#_x0000_t75" style="width:454.05pt;height:181.45pt;visibility:visible;mso-wrap-style:square">
+          <v:shape id="Image20" o:spid="_x0000_i1056" type="#_x0000_t75" style="width:453.9pt;height:181.55pt;visibility:visible;mso-wrap-style:square">
             <v:imagedata r:id="rId39" o:title="" croptop="-5f" cropbottom="-5f" cropleft="-2f" cropright="-2f"/>
           </v:shape>
         </w:pict>
@@ -34928,7 +34942,7 @@
         </w:rPr>
         <w:lastRenderedPageBreak/>
         <w:pict w14:anchorId="4D8AF71F">
-          <v:shape id="Image21" o:spid="_x0000_i1852" type="#_x0000_t75" style="width:453.25pt;height:310.05pt;visibility:visible;mso-wrap-style:square">
+          <v:shape id="Image21" o:spid="_x0000_i1057" type="#_x0000_t75" style="width:453.3pt;height:310.55pt;visibility:visible;mso-wrap-style:square">
             <v:imagedata r:id="rId40" o:title="" croptop="-3f" cropbottom="-3f" cropleft="-2f" cropright="-2f"/>
           </v:shape>
         </w:pict>
@@ -34999,7 +35013,7 @@
           <w:lang w:eastAsia="en-US"/>
         </w:rPr>
         <w:pict w14:anchorId="67373D3F">
-          <v:shape id="Image22" o:spid="_x0000_i1853" type="#_x0000_t75" style="width:430.35pt;height:273.45pt;visibility:visible;mso-wrap-style:square">
+          <v:shape id="Image22" o:spid="_x0000_i1058" type="#_x0000_t75" style="width:430.1pt;height:273.6pt;visibility:visible;mso-wrap-style:square">
             <v:imagedata r:id="rId41" o:title="" croptop="-3f" cropbottom="-3f" cropleft="-2f" cropright="-2f"/>
           </v:shape>
         </w:pict>
@@ -35073,7 +35087,7 @@
           <w:lang w:eastAsia="en-US"/>
         </w:rPr>
         <w:pict w14:anchorId="4D3583AF">
-          <v:shape id="Image23" o:spid="_x0000_i1854" type="#_x0000_t75" style="width:454.05pt;height:211.4pt;visibility:visible;mso-wrap-style:square">
+          <v:shape id="Image23" o:spid="_x0000_i1059" type="#_x0000_t75" style="width:453.9pt;height:211.6pt;visibility:visible;mso-wrap-style:square">
             <v:imagedata r:id="rId42" o:title="" croptop="-5f" cropbottom="-5f" cropleft="-2f" cropright="-2f"/>
           </v:shape>
         </w:pict>
@@ -35109,7 +35123,7 @@
           <w:lang w:eastAsia="en-US"/>
         </w:rPr>
         <w:pict w14:anchorId="1909BCB3">
-          <v:shape id="Image24" o:spid="_x0000_i1855" type="#_x0000_t75" style="width:453.65pt;height:191.45pt;visibility:visible;mso-wrap-style:square">
+          <v:shape id="Image24" o:spid="_x0000_i1060" type="#_x0000_t75" style="width:453.3pt;height:191.6pt;visibility:visible;mso-wrap-style:square">
             <v:imagedata r:id="rId43" o:title="" croptop="-5f" cropbottom="-5f" cropleft="-2f" cropright="-2f"/>
           </v:shape>
         </w:pict>
@@ -35172,7 +35186,7 @@
         </w:rPr>
         <w:lastRenderedPageBreak/>
         <w:pict w14:anchorId="2598D6A0">
-          <v:shape id="Image25" o:spid="_x0000_i1856" type="#_x0000_t75" style="width:453.25pt;height:139.4pt;visibility:visible;mso-wrap-style:square">
+          <v:shape id="Image25" o:spid="_x0000_i1061" type="#_x0000_t75" style="width:453.3pt;height:139.6pt;visibility:visible;mso-wrap-style:square">
             <v:imagedata r:id="rId44" o:title="" croptop="-7f" cropbottom="-7f" cropleft="-2f" cropright="-2f"/>
           </v:shape>
         </w:pict>
@@ -35225,7 +35239,7 @@
           <w:lang w:eastAsia="en-US"/>
         </w:rPr>
         <w:pict w14:anchorId="53A3A362">
-          <v:shape id="_x0000_i1865" type="#_x0000_t75" style="width:453.65pt;height:186.85pt;visibility:visible;mso-wrap-style:square">
+          <v:shape id="_x0000_i1062" type="#_x0000_t75" style="width:453.3pt;height:186.55pt;visibility:visible;mso-wrap-style:square">
             <v:imagedata r:id="rId45" o:title=""/>
           </v:shape>
         </w:pict>
@@ -35304,7 +35318,7 @@
           <w:lang w:eastAsia="en-US"/>
         </w:rPr>
         <w:pict w14:anchorId="729AD125">
-          <v:shape id="Image27" o:spid="_x0000_i1858" type="#_x0000_t75" style="width:453.65pt;height:89.05pt;visibility:visible;mso-wrap-style:square">
+          <v:shape id="Image27" o:spid="_x0000_i1063" type="#_x0000_t75" style="width:453.9pt;height:88.9pt;visibility:visible;mso-wrap-style:square">
             <v:imagedata r:id="rId46" o:title="" croptop="-11f" cropbottom="-11f" cropleft="-2f" cropright="-2f"/>
           </v:shape>
         </w:pict>
@@ -35355,7 +35369,7 @@
           <w:szCs w:val="26"/>
         </w:rPr>
         <w:pict w14:anchorId="38565B46">
-          <v:shape id="Image28" o:spid="_x0000_i1859" type="#_x0000_t75" style="width:453.25pt;height:119.45pt;visibility:visible;mso-wrap-style:square">
+          <v:shape id="Image28" o:spid="_x0000_i1064" type="#_x0000_t75" style="width:453.3pt;height:119.6pt;visibility:visible;mso-wrap-style:square">
             <v:imagedata r:id="rId47" o:title="" croptop="-8f" cropbottom="-8f" cropleft="-2f" cropright="-2f"/>
           </v:shape>
         </w:pict>
@@ -35433,7 +35447,7 @@
           <w:szCs w:val="26"/>
         </w:rPr>
         <w:pict w14:anchorId="63F85662">
-          <v:shape id="Image29" o:spid="_x0000_i1860" type="#_x0000_t75" style="width:454.05pt;height:146.5pt;visibility:visible;mso-wrap-style:square">
+          <v:shape id="Image29" o:spid="_x0000_i1065" type="#_x0000_t75" style="width:453.9pt;height:146.5pt;visibility:visible;mso-wrap-style:square">
             <v:imagedata r:id="rId48" o:title="" croptop="-7f" cropbottom="-7f" cropleft="-2f" cropright="-2f"/>
           </v:shape>
         </w:pict>
@@ -35493,7 +35507,7 @@
         </w:rPr>
         <w:lastRenderedPageBreak/>
         <w:pict w14:anchorId="4916D228">
-          <v:shape id="Image30" o:spid="_x0000_i1861" type="#_x0000_t75" style="width:390.8pt;height:412.85pt;visibility:visible;mso-wrap-style:square">
+          <v:shape id="Image30" o:spid="_x0000_i1066" type="#_x0000_t75" style="width:390.7pt;height:413.2pt;visibility:visible;mso-wrap-style:square">
             <v:imagedata r:id="rId49" o:title="" croptop="-3f" cropbottom="-3f" cropleft="-5f" cropright="-5f"/>
           </v:shape>
         </w:pict>

--- a/baocao_nhom4.docx
+++ b/baocao_nhom4.docx
@@ -111,7 +111,7 @@
                   <v:path o:extrusionok="f" gradientshapeok="t" o:connecttype="rect"/>
                   <o:lock v:ext="edit" aspectratio="t"/>
                 </v:shapetype>
-                <v:shape id="_x0000_i1025" type="#_x0000_t75" style="width:159.65pt;height:123.35pt;mso-position-horizontal-relative:char;mso-position-vertical-relative:line">
+                <v:shape id="_x0000_i1025" type="#_x0000_t75" style="width:159.75pt;height:123.4pt;mso-position-horizontal-relative:char;mso-position-vertical-relative:line">
                   <v:imagedata r:id="rId8" o:title=""/>
                 </v:shape>
               </w:pict>
@@ -656,7 +656,7 @@
       <w:pPr>
         <w:pStyle w:val="Heading1"/>
       </w:pPr>
-      <w:bookmarkStart w:id="0" w:name="_Toc243509182"/>
+      <w:bookmarkStart w:id="0" w:name="_Toc243601541"/>
       <w:r>
         <w:t>NHẬN XÉT BÀI TẬP LỚN</w:t>
       </w:r>
@@ -1393,7 +1393,7 @@
       <w:pPr>
         <w:pStyle w:val="Heading1"/>
       </w:pPr>
-      <w:bookmarkStart w:id="1" w:name="_Toc243509183"/>
+      <w:bookmarkStart w:id="1" w:name="_Toc243601542"/>
       <w:r>
         <w:t>LỜI CẢM ƠN</w:t>
       </w:r>
@@ -1512,7 +1512,6 @@
     <w:p>
       <w:pPr>
         <w:pStyle w:val="TOC1"/>
-        <w:ind w:right="140"/>
         <w:rPr>
           <w:rFonts w:ascii="Arial" w:hAnsi="Arial"/>
           <w:noProof/>
@@ -1538,7 +1537,7 @@
         </w:rPr>
         <w:fldChar w:fldCharType="separate"/>
       </w:r>
-      <w:hyperlink w:anchor="_Toc243509182" w:history="1">
+      <w:hyperlink w:anchor="_Toc243601541" w:history="1">
         <w:r>
           <w:rPr>
             <w:rStyle w:val="Hyperlink"/>
@@ -1565,7 +1564,7 @@
             <w:noProof/>
             <w:webHidden/>
           </w:rPr>
-          <w:instrText xml:space="preserve"> PAGEREF _Toc243509182 \h </w:instrText>
+          <w:instrText xml:space="preserve"> PAGEREF _Toc243601541 \h </w:instrText>
         </w:r>
         <w:r>
           <w:rPr>
@@ -1599,7 +1598,6 @@
     <w:p>
       <w:pPr>
         <w:pStyle w:val="TOC1"/>
-        <w:ind w:right="140"/>
         <w:rPr>
           <w:rFonts w:ascii="Arial" w:hAnsi="Arial"/>
           <w:noProof/>
@@ -1608,7 +1606,7 @@
           <w:lang w:eastAsia="en-US"/>
         </w:rPr>
       </w:pPr>
-      <w:hyperlink w:anchor="_Toc243509183" w:history="1">
+      <w:hyperlink w:anchor="_Toc243601542" w:history="1">
         <w:r>
           <w:rPr>
             <w:rStyle w:val="Hyperlink"/>
@@ -1635,7 +1633,7 @@
             <w:noProof/>
             <w:webHidden/>
           </w:rPr>
-          <w:instrText xml:space="preserve"> PAGEREF _Toc243509183 \h </w:instrText>
+          <w:instrText xml:space="preserve"> PAGEREF _Toc243601542 \h </w:instrText>
         </w:r>
         <w:r>
           <w:rPr>
@@ -1669,7 +1667,6 @@
     <w:p>
       <w:pPr>
         <w:pStyle w:val="TOC1"/>
-        <w:ind w:right="140"/>
         <w:rPr>
           <w:rFonts w:ascii="Arial" w:hAnsi="Arial"/>
           <w:noProof/>
@@ -1678,7 +1675,7 @@
           <w:lang w:eastAsia="en-US"/>
         </w:rPr>
       </w:pPr>
-      <w:hyperlink w:anchor="_Toc243509184" w:history="1">
+      <w:hyperlink w:anchor="_Toc243601543" w:history="1">
         <w:r>
           <w:rPr>
             <w:rStyle w:val="Hyperlink"/>
@@ -1705,7 +1702,7 @@
             <w:noProof/>
             <w:webHidden/>
           </w:rPr>
-          <w:instrText xml:space="preserve"> PAGEREF _Toc243509184 \h </w:instrText>
+          <w:instrText xml:space="preserve"> PAGEREF _Toc243601543 \h </w:instrText>
         </w:r>
         <w:r>
           <w:rPr>
@@ -1739,7 +1736,6 @@
     <w:p>
       <w:pPr>
         <w:pStyle w:val="TOC1"/>
-        <w:ind w:right="140"/>
         <w:rPr>
           <w:rFonts w:ascii="Arial" w:hAnsi="Arial"/>
           <w:noProof/>
@@ -1748,7 +1744,7 @@
           <w:lang w:eastAsia="en-US"/>
         </w:rPr>
       </w:pPr>
-      <w:hyperlink w:anchor="_Toc243509185" w:history="1">
+      <w:hyperlink w:anchor="_Toc243601544" w:history="1">
         <w:r>
           <w:rPr>
             <w:rStyle w:val="Hyperlink"/>
@@ -1775,7 +1771,7 @@
             <w:noProof/>
             <w:webHidden/>
           </w:rPr>
-          <w:instrText xml:space="preserve"> PAGEREF _Toc243509185 \h </w:instrText>
+          <w:instrText xml:space="preserve"> PAGEREF _Toc243601544 \h </w:instrText>
         </w:r>
         <w:r>
           <w:rPr>
@@ -1809,7 +1805,6 @@
     <w:p>
       <w:pPr>
         <w:pStyle w:val="TOC1"/>
-        <w:ind w:right="140"/>
         <w:rPr>
           <w:rFonts w:ascii="Arial" w:hAnsi="Arial"/>
           <w:noProof/>
@@ -1818,7 +1813,7 @@
           <w:lang w:eastAsia="en-US"/>
         </w:rPr>
       </w:pPr>
-      <w:hyperlink w:anchor="_Toc243509186" w:history="1">
+      <w:hyperlink w:anchor="_Toc243601545" w:history="1">
         <w:r>
           <w:rPr>
             <w:rStyle w:val="Hyperlink"/>
@@ -1845,7 +1840,7 @@
             <w:noProof/>
             <w:webHidden/>
           </w:rPr>
-          <w:instrText xml:space="preserve"> PAGEREF _Toc243509186 \h </w:instrText>
+          <w:instrText xml:space="preserve"> PAGEREF _Toc243601545 \h </w:instrText>
         </w:r>
         <w:r>
           <w:rPr>
@@ -1879,7 +1874,6 @@
     <w:p>
       <w:pPr>
         <w:pStyle w:val="TOC1"/>
-        <w:ind w:right="140"/>
         <w:rPr>
           <w:rFonts w:ascii="Arial" w:hAnsi="Arial"/>
           <w:noProof/>
@@ -1888,7 +1882,7 @@
           <w:lang w:eastAsia="en-US"/>
         </w:rPr>
       </w:pPr>
-      <w:hyperlink w:anchor="_Toc243509187" w:history="1">
+      <w:hyperlink w:anchor="_Toc243601546" w:history="1">
         <w:r>
           <w:rPr>
             <w:rStyle w:val="Hyperlink"/>
@@ -1915,7 +1909,7 @@
             <w:noProof/>
             <w:webHidden/>
           </w:rPr>
-          <w:instrText xml:space="preserve"> PAGEREF _Toc243509187 \h </w:instrText>
+          <w:instrText xml:space="preserve"> PAGEREF _Toc243601546 \h </w:instrText>
         </w:r>
         <w:r>
           <w:rPr>
@@ -1949,7 +1943,6 @@
     <w:p>
       <w:pPr>
         <w:pStyle w:val="TOC1"/>
-        <w:ind w:right="140"/>
         <w:rPr>
           <w:rFonts w:ascii="Arial" w:hAnsi="Arial"/>
           <w:noProof/>
@@ -1958,7 +1951,7 @@
           <w:lang w:eastAsia="en-US"/>
         </w:rPr>
       </w:pPr>
-      <w:hyperlink w:anchor="_Toc243509188" w:history="1">
+      <w:hyperlink w:anchor="_Toc243601547" w:history="1">
         <w:r>
           <w:rPr>
             <w:rStyle w:val="Hyperlink"/>
@@ -1985,7 +1978,7 @@
             <w:noProof/>
             <w:webHidden/>
           </w:rPr>
-          <w:instrText xml:space="preserve"> PAGEREF _Toc243509188 \h </w:instrText>
+          <w:instrText xml:space="preserve"> PAGEREF _Toc243601547 \h </w:instrText>
         </w:r>
         <w:r>
           <w:rPr>
@@ -2019,7 +2012,6 @@
     <w:p>
       <w:pPr>
         <w:pStyle w:val="TOC1"/>
-        <w:ind w:right="140"/>
         <w:rPr>
           <w:rFonts w:ascii="Arial" w:hAnsi="Arial"/>
           <w:noProof/>
@@ -2028,7 +2020,7 @@
           <w:lang w:eastAsia="en-US"/>
         </w:rPr>
       </w:pPr>
-      <w:hyperlink w:anchor="_Toc243509189" w:history="1">
+      <w:hyperlink w:anchor="_Toc243601548" w:history="1">
         <w:r>
           <w:rPr>
             <w:rStyle w:val="Hyperlink"/>
@@ -2055,7 +2047,7 @@
             <w:noProof/>
             <w:webHidden/>
           </w:rPr>
-          <w:instrText xml:space="preserve"> PAGEREF _Toc243509189 \h </w:instrText>
+          <w:instrText xml:space="preserve"> PAGEREF _Toc243601548 \h </w:instrText>
         </w:r>
         <w:r>
           <w:rPr>
@@ -2089,7 +2081,6 @@
     <w:p>
       <w:pPr>
         <w:pStyle w:val="TOC1"/>
-        <w:ind w:right="140"/>
         <w:rPr>
           <w:rFonts w:ascii="Arial" w:hAnsi="Arial"/>
           <w:noProof/>
@@ -2098,7 +2089,7 @@
           <w:lang w:eastAsia="en-US"/>
         </w:rPr>
       </w:pPr>
-      <w:hyperlink w:anchor="_Toc243509190" w:history="1">
+      <w:hyperlink w:anchor="_Toc243601549" w:history="1">
         <w:r>
           <w:rPr>
             <w:rStyle w:val="Hyperlink"/>
@@ -2125,7 +2116,7 @@
             <w:noProof/>
             <w:webHidden/>
           </w:rPr>
-          <w:instrText xml:space="preserve"> PAGEREF _Toc243509190 \h </w:instrText>
+          <w:instrText xml:space="preserve"> PAGEREF _Toc243601549 \h </w:instrText>
         </w:r>
         <w:r>
           <w:rPr>
@@ -2159,7 +2150,6 @@
     <w:p>
       <w:pPr>
         <w:pStyle w:val="TOC1"/>
-        <w:ind w:right="140"/>
         <w:rPr>
           <w:rFonts w:ascii="Arial" w:hAnsi="Arial"/>
           <w:noProof/>
@@ -2168,7 +2158,7 @@
           <w:lang w:eastAsia="en-US"/>
         </w:rPr>
       </w:pPr>
-      <w:hyperlink w:anchor="_Toc243509191" w:history="1">
+      <w:hyperlink w:anchor="_Toc243601550" w:history="1">
         <w:r>
           <w:rPr>
             <w:rStyle w:val="Hyperlink"/>
@@ -2195,7 +2185,7 @@
             <w:noProof/>
             <w:webHidden/>
           </w:rPr>
-          <w:instrText xml:space="preserve"> PAGEREF _Toc243509191 \h </w:instrText>
+          <w:instrText xml:space="preserve"> PAGEREF _Toc243601550 \h </w:instrText>
         </w:r>
         <w:r>
           <w:rPr>
@@ -2229,7 +2219,6 @@
     <w:p>
       <w:pPr>
         <w:pStyle w:val="TOC1"/>
-        <w:ind w:right="140"/>
         <w:rPr>
           <w:rFonts w:ascii="Arial" w:hAnsi="Arial"/>
           <w:noProof/>
@@ -2238,7 +2227,7 @@
           <w:lang w:eastAsia="en-US"/>
         </w:rPr>
       </w:pPr>
-      <w:hyperlink w:anchor="_Toc243509192" w:history="1">
+      <w:hyperlink w:anchor="_Toc243601551" w:history="1">
         <w:r>
           <w:rPr>
             <w:rStyle w:val="Hyperlink"/>
@@ -2265,7 +2254,7 @@
             <w:noProof/>
             <w:webHidden/>
           </w:rPr>
-          <w:instrText xml:space="preserve"> PAGEREF _Toc243509192 \h </w:instrText>
+          <w:instrText xml:space="preserve"> PAGEREF _Toc243601551 \h </w:instrText>
         </w:r>
         <w:r>
           <w:rPr>
@@ -2299,7 +2288,6 @@
     <w:p>
       <w:pPr>
         <w:pStyle w:val="TOC1"/>
-        <w:ind w:right="140"/>
         <w:rPr>
           <w:rFonts w:ascii="Arial" w:hAnsi="Arial"/>
           <w:noProof/>
@@ -2308,7 +2296,7 @@
           <w:lang w:eastAsia="en-US"/>
         </w:rPr>
       </w:pPr>
-      <w:hyperlink w:anchor="_Toc243509193" w:history="1">
+      <w:hyperlink w:anchor="_Toc243601552" w:history="1">
         <w:r>
           <w:rPr>
             <w:rStyle w:val="Hyperlink"/>
@@ -2335,7 +2323,7 @@
             <w:noProof/>
             <w:webHidden/>
           </w:rPr>
-          <w:instrText xml:space="preserve"> PAGEREF _Toc243509193 \h </w:instrText>
+          <w:instrText xml:space="preserve"> PAGEREF _Toc243601552 \h </w:instrText>
         </w:r>
         <w:r>
           <w:rPr>
@@ -2369,7 +2357,6 @@
     <w:p>
       <w:pPr>
         <w:pStyle w:val="TOC1"/>
-        <w:ind w:right="140"/>
         <w:rPr>
           <w:rFonts w:ascii="Arial" w:hAnsi="Arial"/>
           <w:noProof/>
@@ -2378,7 +2365,7 @@
           <w:lang w:eastAsia="en-US"/>
         </w:rPr>
       </w:pPr>
-      <w:hyperlink w:anchor="_Toc243509194" w:history="1">
+      <w:hyperlink w:anchor="_Toc243601553" w:history="1">
         <w:r>
           <w:rPr>
             <w:rStyle w:val="Hyperlink"/>
@@ -2405,7 +2392,7 @@
             <w:noProof/>
             <w:webHidden/>
           </w:rPr>
-          <w:instrText xml:space="preserve"> PAGEREF _Toc243509194 \h </w:instrText>
+          <w:instrText xml:space="preserve"> PAGEREF _Toc243601553 \h </w:instrText>
         </w:r>
         <w:r>
           <w:rPr>
@@ -2439,7 +2426,6 @@
     <w:p>
       <w:pPr>
         <w:pStyle w:val="TOC1"/>
-        <w:ind w:right="140"/>
         <w:rPr>
           <w:rFonts w:ascii="Arial" w:hAnsi="Arial"/>
           <w:noProof/>
@@ -2448,7 +2434,7 @@
           <w:lang w:eastAsia="en-US"/>
         </w:rPr>
       </w:pPr>
-      <w:hyperlink w:anchor="_Toc243509195" w:history="1">
+      <w:hyperlink w:anchor="_Toc243601554" w:history="1">
         <w:r>
           <w:rPr>
             <w:rStyle w:val="Hyperlink"/>
@@ -2476,7 +2462,7 @@
             <w:noProof/>
             <w:webHidden/>
           </w:rPr>
-          <w:instrText xml:space="preserve"> PAGEREF _Toc243509195 \h </w:instrText>
+          <w:instrText xml:space="preserve"> PAGEREF _Toc243601554 \h </w:instrText>
         </w:r>
         <w:r>
           <w:rPr>
@@ -2510,7 +2496,6 @@
     <w:p>
       <w:pPr>
         <w:pStyle w:val="TOC1"/>
-        <w:ind w:right="140"/>
         <w:rPr>
           <w:rFonts w:ascii="Arial" w:hAnsi="Arial"/>
           <w:noProof/>
@@ -2519,7 +2504,7 @@
           <w:lang w:eastAsia="en-US"/>
         </w:rPr>
       </w:pPr>
-      <w:hyperlink w:anchor="_Toc243509196" w:history="1">
+      <w:hyperlink w:anchor="_Toc243601555" w:history="1">
         <w:r>
           <w:rPr>
             <w:rStyle w:val="Hyperlink"/>
@@ -2547,7 +2532,7 @@
             <w:noProof/>
             <w:webHidden/>
           </w:rPr>
-          <w:instrText xml:space="preserve"> PAGEREF _Toc243509196 \h </w:instrText>
+          <w:instrText xml:space="preserve"> PAGEREF _Toc243601555 \h </w:instrText>
         </w:r>
         <w:r>
           <w:rPr>
@@ -2581,7 +2566,6 @@
     <w:p>
       <w:pPr>
         <w:pStyle w:val="TOC1"/>
-        <w:ind w:right="140"/>
         <w:rPr>
           <w:rFonts w:ascii="Arial" w:hAnsi="Arial"/>
           <w:noProof/>
@@ -2590,7 +2574,7 @@
           <w:lang w:eastAsia="en-US"/>
         </w:rPr>
       </w:pPr>
-      <w:hyperlink w:anchor="_Toc243509197" w:history="1">
+      <w:hyperlink w:anchor="_Toc243601556" w:history="1">
         <w:r>
           <w:rPr>
             <w:rStyle w:val="Hyperlink"/>
@@ -2618,7 +2602,7 @@
             <w:noProof/>
             <w:webHidden/>
           </w:rPr>
-          <w:instrText xml:space="preserve"> PAGEREF _Toc243509197 \h </w:instrText>
+          <w:instrText xml:space="preserve"> PAGEREF _Toc243601556 \h </w:instrText>
         </w:r>
         <w:r>
           <w:rPr>
@@ -2652,7 +2636,6 @@
     <w:p>
       <w:pPr>
         <w:pStyle w:val="TOC1"/>
-        <w:ind w:right="140"/>
         <w:rPr>
           <w:rFonts w:ascii="Arial" w:hAnsi="Arial"/>
           <w:noProof/>
@@ -2661,7 +2644,7 @@
           <w:lang w:eastAsia="en-US"/>
         </w:rPr>
       </w:pPr>
-      <w:hyperlink w:anchor="_Toc243509198" w:history="1">
+      <w:hyperlink w:anchor="_Toc243601557" w:history="1">
         <w:r>
           <w:rPr>
             <w:rStyle w:val="Hyperlink"/>
@@ -2689,7 +2672,7 @@
             <w:noProof/>
             <w:webHidden/>
           </w:rPr>
-          <w:instrText xml:space="preserve"> PAGEREF _Toc243509198 \h </w:instrText>
+          <w:instrText xml:space="preserve"> PAGEREF _Toc243601557 \h </w:instrText>
         </w:r>
         <w:r>
           <w:rPr>
@@ -2723,7 +2706,6 @@
     <w:p>
       <w:pPr>
         <w:pStyle w:val="TOC1"/>
-        <w:ind w:right="140"/>
         <w:rPr>
           <w:rFonts w:ascii="Arial" w:hAnsi="Arial"/>
           <w:noProof/>
@@ -2732,7 +2714,7 @@
           <w:lang w:eastAsia="en-US"/>
         </w:rPr>
       </w:pPr>
-      <w:hyperlink w:anchor="_Toc243509199" w:history="1">
+      <w:hyperlink w:anchor="_Toc243601558" w:history="1">
         <w:r>
           <w:rPr>
             <w:rStyle w:val="Hyperlink"/>
@@ -2760,7 +2742,7 @@
             <w:noProof/>
             <w:webHidden/>
           </w:rPr>
-          <w:instrText xml:space="preserve"> PAGEREF _Toc243509199 \h </w:instrText>
+          <w:instrText xml:space="preserve"> PAGEREF _Toc243601558 \h </w:instrText>
         </w:r>
         <w:r>
           <w:rPr>
@@ -2794,7 +2776,6 @@
     <w:p>
       <w:pPr>
         <w:pStyle w:val="TOC1"/>
-        <w:ind w:right="140"/>
         <w:rPr>
           <w:rFonts w:ascii="Arial" w:hAnsi="Arial"/>
           <w:noProof/>
@@ -2803,7 +2784,7 @@
           <w:lang w:eastAsia="en-US"/>
         </w:rPr>
       </w:pPr>
-      <w:hyperlink w:anchor="_Toc243509200" w:history="1">
+      <w:hyperlink w:anchor="_Toc243601559" w:history="1">
         <w:r>
           <w:rPr>
             <w:rStyle w:val="Hyperlink"/>
@@ -2831,7 +2812,7 @@
             <w:noProof/>
             <w:webHidden/>
           </w:rPr>
-          <w:instrText xml:space="preserve"> PAGEREF _Toc243509200 \h </w:instrText>
+          <w:instrText xml:space="preserve"> PAGEREF _Toc243601559 \h </w:instrText>
         </w:r>
         <w:r>
           <w:rPr>
@@ -2865,7 +2846,6 @@
     <w:p>
       <w:pPr>
         <w:pStyle w:val="TOC1"/>
-        <w:ind w:right="140"/>
         <w:rPr>
           <w:rFonts w:ascii="Arial" w:hAnsi="Arial"/>
           <w:noProof/>
@@ -2874,7 +2854,7 @@
           <w:lang w:eastAsia="en-US"/>
         </w:rPr>
       </w:pPr>
-      <w:hyperlink w:anchor="_Toc243509201" w:history="1">
+      <w:hyperlink w:anchor="_Toc243601560" w:history="1">
         <w:r>
           <w:rPr>
             <w:rStyle w:val="Hyperlink"/>
@@ -2901,7 +2881,7 @@
             <w:noProof/>
             <w:webHidden/>
           </w:rPr>
-          <w:instrText xml:space="preserve"> PAGEREF _Toc243509201 \h </w:instrText>
+          <w:instrText xml:space="preserve"> PAGEREF _Toc243601560 \h </w:instrText>
         </w:r>
         <w:r>
           <w:rPr>
@@ -2935,7 +2915,6 @@
     <w:p>
       <w:pPr>
         <w:pStyle w:val="TOC1"/>
-        <w:ind w:right="140"/>
         <w:rPr>
           <w:rFonts w:ascii="Arial" w:hAnsi="Arial"/>
           <w:noProof/>
@@ -2944,7 +2923,7 @@
           <w:lang w:eastAsia="en-US"/>
         </w:rPr>
       </w:pPr>
-      <w:hyperlink w:anchor="_Toc243509202" w:history="1">
+      <w:hyperlink w:anchor="_Toc243601561" w:history="1">
         <w:r>
           <w:rPr>
             <w:rStyle w:val="Hyperlink"/>
@@ -2972,7 +2951,7 @@
             <w:noProof/>
             <w:webHidden/>
           </w:rPr>
-          <w:instrText xml:space="preserve"> PAGEREF _Toc243509202 \h </w:instrText>
+          <w:instrText xml:space="preserve"> PAGEREF _Toc243601561 \h </w:instrText>
         </w:r>
         <w:r>
           <w:rPr>
@@ -3006,7 +2985,6 @@
     <w:p>
       <w:pPr>
         <w:pStyle w:val="TOC1"/>
-        <w:ind w:right="140"/>
         <w:rPr>
           <w:rFonts w:ascii="Arial" w:hAnsi="Arial"/>
           <w:noProof/>
@@ -3015,7 +2993,7 @@
           <w:lang w:eastAsia="en-US"/>
         </w:rPr>
       </w:pPr>
-      <w:hyperlink w:anchor="_Toc243509203" w:history="1">
+      <w:hyperlink w:anchor="_Toc243601562" w:history="1">
         <w:r>
           <w:rPr>
             <w:rStyle w:val="Hyperlink"/>
@@ -3043,7 +3021,7 @@
             <w:noProof/>
             <w:webHidden/>
           </w:rPr>
-          <w:instrText xml:space="preserve"> PAGEREF _Toc243509203 \h </w:instrText>
+          <w:instrText xml:space="preserve"> PAGEREF _Toc243601562 \h </w:instrText>
         </w:r>
         <w:r>
           <w:rPr>
@@ -3077,7 +3055,6 @@
     <w:p>
       <w:pPr>
         <w:pStyle w:val="TOC1"/>
-        <w:ind w:right="140"/>
         <w:rPr>
           <w:rFonts w:ascii="Arial" w:hAnsi="Arial"/>
           <w:noProof/>
@@ -3086,7 +3063,7 @@
           <w:lang w:eastAsia="en-US"/>
         </w:rPr>
       </w:pPr>
-      <w:hyperlink w:anchor="_Toc243509204" w:history="1">
+      <w:hyperlink w:anchor="_Toc243601563" w:history="1">
         <w:r>
           <w:rPr>
             <w:rStyle w:val="Hyperlink"/>
@@ -3113,7 +3090,7 @@
             <w:noProof/>
             <w:webHidden/>
           </w:rPr>
-          <w:instrText xml:space="preserve"> PAGEREF _Toc243509204 \h </w:instrText>
+          <w:instrText xml:space="preserve"> PAGEREF _Toc243601563 \h </w:instrText>
         </w:r>
         <w:r>
           <w:rPr>
@@ -3147,7 +3124,6 @@
     <w:p>
       <w:pPr>
         <w:pStyle w:val="TOC1"/>
-        <w:ind w:right="140"/>
         <w:rPr>
           <w:rFonts w:ascii="Arial" w:hAnsi="Arial"/>
           <w:noProof/>
@@ -3156,7 +3132,7 @@
           <w:lang w:eastAsia="en-US"/>
         </w:rPr>
       </w:pPr>
-      <w:hyperlink w:anchor="_Toc243509205" w:history="1">
+      <w:hyperlink w:anchor="_Toc243601564" w:history="1">
         <w:r>
           <w:rPr>
             <w:rStyle w:val="Hyperlink"/>
@@ -3184,7 +3160,7 @@
             <w:noProof/>
             <w:webHidden/>
           </w:rPr>
-          <w:instrText xml:space="preserve"> PAGEREF _Toc243509205 \h </w:instrText>
+          <w:instrText xml:space="preserve"> PAGEREF _Toc243601564 \h </w:instrText>
         </w:r>
         <w:r>
           <w:rPr>
@@ -3218,7 +3194,6 @@
     <w:p>
       <w:pPr>
         <w:pStyle w:val="TOC1"/>
-        <w:ind w:right="140"/>
         <w:rPr>
           <w:rFonts w:ascii="Arial" w:hAnsi="Arial"/>
           <w:noProof/>
@@ -3227,7 +3202,7 @@
           <w:lang w:eastAsia="en-US"/>
         </w:rPr>
       </w:pPr>
-      <w:hyperlink w:anchor="_Toc243509206" w:history="1">
+      <w:hyperlink w:anchor="_Toc243601565" w:history="1">
         <w:r>
           <w:rPr>
             <w:rStyle w:val="Hyperlink"/>
@@ -3255,7 +3230,7 @@
             <w:noProof/>
             <w:webHidden/>
           </w:rPr>
-          <w:instrText xml:space="preserve"> PAGEREF _Toc243509206 \h </w:instrText>
+          <w:instrText xml:space="preserve"> PAGEREF _Toc243601565 \h </w:instrText>
         </w:r>
         <w:r>
           <w:rPr>
@@ -3289,7 +3264,6 @@
     <w:p>
       <w:pPr>
         <w:pStyle w:val="TOC1"/>
-        <w:ind w:right="140"/>
         <w:rPr>
           <w:rFonts w:ascii="Arial" w:hAnsi="Arial"/>
           <w:noProof/>
@@ -3298,7 +3272,7 @@
           <w:lang w:eastAsia="en-US"/>
         </w:rPr>
       </w:pPr>
-      <w:hyperlink w:anchor="_Toc243509207" w:history="1">
+      <w:hyperlink w:anchor="_Toc243601566" w:history="1">
         <w:r>
           <w:rPr>
             <w:rStyle w:val="Hyperlink"/>
@@ -3325,7 +3299,7 @@
             <w:noProof/>
             <w:webHidden/>
           </w:rPr>
-          <w:instrText xml:space="preserve"> PAGEREF _Toc243509207 \h </w:instrText>
+          <w:instrText xml:space="preserve"> PAGEREF _Toc243601566 \h </w:instrText>
         </w:r>
         <w:r>
           <w:rPr>
@@ -3359,7 +3333,6 @@
     <w:p>
       <w:pPr>
         <w:pStyle w:val="TOC1"/>
-        <w:ind w:right="140"/>
         <w:rPr>
           <w:rFonts w:ascii="Arial" w:hAnsi="Arial"/>
           <w:noProof/>
@@ -3368,7 +3341,7 @@
           <w:lang w:eastAsia="en-US"/>
         </w:rPr>
       </w:pPr>
-      <w:hyperlink w:anchor="_Toc243509208" w:history="1">
+      <w:hyperlink w:anchor="_Toc243601567" w:history="1">
         <w:r>
           <w:rPr>
             <w:rStyle w:val="Hyperlink"/>
@@ -3395,7 +3368,7 @@
             <w:noProof/>
             <w:webHidden/>
           </w:rPr>
-          <w:instrText xml:space="preserve"> PAGEREF _Toc243509208 \h </w:instrText>
+          <w:instrText xml:space="preserve"> PAGEREF _Toc243601567 \h </w:instrText>
         </w:r>
         <w:r>
           <w:rPr>
@@ -3429,7 +3402,6 @@
     <w:p>
       <w:pPr>
         <w:pStyle w:val="TOC1"/>
-        <w:ind w:right="140"/>
         <w:rPr>
           <w:rFonts w:ascii="Arial" w:hAnsi="Arial"/>
           <w:noProof/>
@@ -3438,7 +3410,7 @@
           <w:lang w:eastAsia="en-US"/>
         </w:rPr>
       </w:pPr>
-      <w:hyperlink w:anchor="_Toc243509209" w:history="1">
+      <w:hyperlink w:anchor="_Toc243601568" w:history="1">
         <w:r>
           <w:rPr>
             <w:rStyle w:val="Hyperlink"/>
@@ -3465,7 +3437,7 @@
             <w:noProof/>
             <w:webHidden/>
           </w:rPr>
-          <w:instrText xml:space="preserve"> PAGEREF _Toc243509209 \h </w:instrText>
+          <w:instrText xml:space="preserve"> PAGEREF _Toc243601568 \h </w:instrText>
         </w:r>
         <w:r>
           <w:rPr>
@@ -3499,7 +3471,6 @@
     <w:p>
       <w:pPr>
         <w:pStyle w:val="TOC1"/>
-        <w:ind w:right="140"/>
         <w:rPr>
           <w:rFonts w:ascii="Arial" w:hAnsi="Arial"/>
           <w:noProof/>
@@ -3508,7 +3479,7 @@
           <w:lang w:eastAsia="en-US"/>
         </w:rPr>
       </w:pPr>
-      <w:hyperlink w:anchor="_Toc243509210" w:history="1">
+      <w:hyperlink w:anchor="_Toc243601569" w:history="1">
         <w:r>
           <w:rPr>
             <w:rStyle w:val="Hyperlink"/>
@@ -3535,7 +3506,7 @@
             <w:noProof/>
             <w:webHidden/>
           </w:rPr>
-          <w:instrText xml:space="preserve"> PAGEREF _Toc243509210 \h </w:instrText>
+          <w:instrText xml:space="preserve"> PAGEREF _Toc243601569 \h </w:instrText>
         </w:r>
         <w:r>
           <w:rPr>
@@ -3569,7 +3540,6 @@
     <w:p>
       <w:pPr>
         <w:pStyle w:val="TOC1"/>
-        <w:ind w:right="140"/>
         <w:rPr>
           <w:rFonts w:ascii="Arial" w:hAnsi="Arial"/>
           <w:noProof/>
@@ -3578,7 +3548,7 @@
           <w:lang w:eastAsia="en-US"/>
         </w:rPr>
       </w:pPr>
-      <w:hyperlink w:anchor="_Toc243509211" w:history="1">
+      <w:hyperlink w:anchor="_Toc243601570" w:history="1">
         <w:r>
           <w:rPr>
             <w:rStyle w:val="Hyperlink"/>
@@ -3605,7 +3575,7 @@
             <w:noProof/>
             <w:webHidden/>
           </w:rPr>
-          <w:instrText xml:space="preserve"> PAGEREF _Toc243509211 \h </w:instrText>
+          <w:instrText xml:space="preserve"> PAGEREF _Toc243601570 \h </w:instrText>
         </w:r>
         <w:r>
           <w:rPr>
@@ -3639,7 +3609,6 @@
     <w:p>
       <w:pPr>
         <w:pStyle w:val="TOC1"/>
-        <w:ind w:right="140"/>
         <w:rPr>
           <w:rFonts w:ascii="Arial" w:hAnsi="Arial"/>
           <w:noProof/>
@@ -3648,7 +3617,7 @@
           <w:lang w:eastAsia="en-US"/>
         </w:rPr>
       </w:pPr>
-      <w:hyperlink w:anchor="_Toc243509212" w:history="1">
+      <w:hyperlink w:anchor="_Toc243601571" w:history="1">
         <w:r>
           <w:rPr>
             <w:rStyle w:val="Hyperlink"/>
@@ -3675,7 +3644,7 @@
             <w:noProof/>
             <w:webHidden/>
           </w:rPr>
-          <w:instrText xml:space="preserve"> PAGEREF _Toc243509212 \h </w:instrText>
+          <w:instrText xml:space="preserve"> PAGEREF _Toc243601571 \h </w:instrText>
         </w:r>
         <w:r>
           <w:rPr>
@@ -3709,7 +3678,6 @@
     <w:p>
       <w:pPr>
         <w:pStyle w:val="TOC1"/>
-        <w:ind w:right="140"/>
         <w:rPr>
           <w:rFonts w:ascii="Arial" w:hAnsi="Arial"/>
           <w:noProof/>
@@ -3718,7 +3686,7 @@
           <w:lang w:eastAsia="en-US"/>
         </w:rPr>
       </w:pPr>
-      <w:hyperlink w:anchor="_Toc243509213" w:history="1">
+      <w:hyperlink w:anchor="_Toc243601572" w:history="1">
         <w:r>
           <w:rPr>
             <w:rStyle w:val="Hyperlink"/>
@@ -3745,7 +3713,7 @@
             <w:noProof/>
             <w:webHidden/>
           </w:rPr>
-          <w:instrText xml:space="preserve"> PAGEREF _Toc243509213 \h </w:instrText>
+          <w:instrText xml:space="preserve"> PAGEREF _Toc243601572 \h </w:instrText>
         </w:r>
         <w:r>
           <w:rPr>
@@ -3779,7 +3747,6 @@
     <w:p>
       <w:pPr>
         <w:pStyle w:val="TOC1"/>
-        <w:ind w:right="140"/>
         <w:rPr>
           <w:rFonts w:ascii="Arial" w:hAnsi="Arial"/>
           <w:noProof/>
@@ -3788,7 +3755,7 @@
           <w:lang w:eastAsia="en-US"/>
         </w:rPr>
       </w:pPr>
-      <w:hyperlink w:anchor="_Toc243509214" w:history="1">
+      <w:hyperlink w:anchor="_Toc243601573" w:history="1">
         <w:r>
           <w:rPr>
             <w:rStyle w:val="Hyperlink"/>
@@ -3815,7 +3782,7 @@
             <w:noProof/>
             <w:webHidden/>
           </w:rPr>
-          <w:instrText xml:space="preserve"> PAGEREF _Toc243509214 \h </w:instrText>
+          <w:instrText xml:space="preserve"> PAGEREF _Toc243601573 \h </w:instrText>
         </w:r>
         <w:r>
           <w:rPr>
@@ -3849,7 +3816,6 @@
     <w:p>
       <w:pPr>
         <w:pStyle w:val="TOC1"/>
-        <w:ind w:right="140"/>
         <w:rPr>
           <w:rFonts w:ascii="Arial" w:hAnsi="Arial"/>
           <w:noProof/>
@@ -3858,7 +3824,7 @@
           <w:lang w:eastAsia="en-US"/>
         </w:rPr>
       </w:pPr>
-      <w:hyperlink w:anchor="_Toc243509215" w:history="1">
+      <w:hyperlink w:anchor="_Toc243601574" w:history="1">
         <w:r>
           <w:rPr>
             <w:rStyle w:val="Hyperlink"/>
@@ -3886,7 +3852,7 @@
             <w:noProof/>
             <w:webHidden/>
           </w:rPr>
-          <w:instrText xml:space="preserve"> PAGEREF _Toc243509215 \h </w:instrText>
+          <w:instrText xml:space="preserve"> PAGEREF _Toc243601574 \h </w:instrText>
         </w:r>
         <w:r>
           <w:rPr>
@@ -3920,7 +3886,6 @@
     <w:p>
       <w:pPr>
         <w:pStyle w:val="TOC1"/>
-        <w:ind w:right="140"/>
         <w:rPr>
           <w:rFonts w:ascii="Arial" w:hAnsi="Arial"/>
           <w:noProof/>
@@ -3929,7 +3894,7 @@
           <w:lang w:eastAsia="en-US"/>
         </w:rPr>
       </w:pPr>
-      <w:hyperlink w:anchor="_Toc243509216" w:history="1">
+      <w:hyperlink w:anchor="_Toc243601575" w:history="1">
         <w:r>
           <w:rPr>
             <w:rStyle w:val="Hyperlink"/>
@@ -3957,7 +3922,7 @@
             <w:noProof/>
             <w:webHidden/>
           </w:rPr>
-          <w:instrText xml:space="preserve"> PAGEREF _Toc243509216 \h </w:instrText>
+          <w:instrText xml:space="preserve"> PAGEREF _Toc243601575 \h </w:instrText>
         </w:r>
         <w:r>
           <w:rPr>
@@ -3991,7 +3956,6 @@
     <w:p>
       <w:pPr>
         <w:pStyle w:val="TOC1"/>
-        <w:ind w:right="140"/>
         <w:rPr>
           <w:rFonts w:ascii="Arial" w:hAnsi="Arial"/>
           <w:noProof/>
@@ -4000,7 +3964,7 @@
           <w:lang w:eastAsia="en-US"/>
         </w:rPr>
       </w:pPr>
-      <w:hyperlink w:anchor="_Toc243509217" w:history="1">
+      <w:hyperlink w:anchor="_Toc243601576" w:history="1">
         <w:r>
           <w:rPr>
             <w:rStyle w:val="Hyperlink"/>
@@ -4028,7 +3992,7 @@
             <w:noProof/>
             <w:webHidden/>
           </w:rPr>
-          <w:instrText xml:space="preserve"> PAGEREF _Toc243509217 \h </w:instrText>
+          <w:instrText xml:space="preserve"> PAGEREF _Toc243601576 \h </w:instrText>
         </w:r>
         <w:r>
           <w:rPr>
@@ -4062,7 +4026,6 @@
     <w:p>
       <w:pPr>
         <w:pStyle w:val="TOC1"/>
-        <w:ind w:right="140"/>
         <w:rPr>
           <w:rFonts w:ascii="Arial" w:hAnsi="Arial"/>
           <w:noProof/>
@@ -4071,7 +4034,7 @@
           <w:lang w:eastAsia="en-US"/>
         </w:rPr>
       </w:pPr>
-      <w:hyperlink w:anchor="_Toc243509218" w:history="1">
+      <w:hyperlink w:anchor="_Toc243601577" w:history="1">
         <w:r>
           <w:rPr>
             <w:rStyle w:val="Hyperlink"/>
@@ -4099,7 +4062,7 @@
             <w:noProof/>
             <w:webHidden/>
           </w:rPr>
-          <w:instrText xml:space="preserve"> PAGEREF _Toc243509218 \h </w:instrText>
+          <w:instrText xml:space="preserve"> PAGEREF _Toc243601577 \h </w:instrText>
         </w:r>
         <w:r>
           <w:rPr>
@@ -4133,7 +4096,6 @@
     <w:p>
       <w:pPr>
         <w:pStyle w:val="TOC1"/>
-        <w:ind w:right="140"/>
         <w:rPr>
           <w:rFonts w:ascii="Arial" w:hAnsi="Arial"/>
           <w:noProof/>
@@ -4142,7 +4104,7 @@
           <w:lang w:eastAsia="en-US"/>
         </w:rPr>
       </w:pPr>
-      <w:hyperlink w:anchor="_Toc243509219" w:history="1">
+      <w:hyperlink w:anchor="_Toc243601578" w:history="1">
         <w:r>
           <w:rPr>
             <w:rStyle w:val="Hyperlink"/>
@@ -4170,7 +4132,7 @@
             <w:noProof/>
             <w:webHidden/>
           </w:rPr>
-          <w:instrText xml:space="preserve"> PAGEREF _Toc243509219 \h </w:instrText>
+          <w:instrText xml:space="preserve"> PAGEREF _Toc243601578 \h </w:instrText>
         </w:r>
         <w:r>
           <w:rPr>
@@ -4204,7 +4166,6 @@
     <w:p>
       <w:pPr>
         <w:pStyle w:val="TOC1"/>
-        <w:ind w:right="140"/>
         <w:rPr>
           <w:rFonts w:ascii="Arial" w:hAnsi="Arial"/>
           <w:noProof/>
@@ -4213,7 +4174,7 @@
           <w:lang w:eastAsia="en-US"/>
         </w:rPr>
       </w:pPr>
-      <w:hyperlink w:anchor="_Toc243509220" w:history="1">
+      <w:hyperlink w:anchor="_Toc243601579" w:history="1">
         <w:r>
           <w:rPr>
             <w:rStyle w:val="Hyperlink"/>
@@ -4241,7 +4202,7 @@
             <w:noProof/>
             <w:webHidden/>
           </w:rPr>
-          <w:instrText xml:space="preserve"> PAGEREF _Toc243509220 \h </w:instrText>
+          <w:instrText xml:space="preserve"> PAGEREF _Toc243601579 \h </w:instrText>
         </w:r>
         <w:r>
           <w:rPr>
@@ -4275,7 +4236,6 @@
     <w:p>
       <w:pPr>
         <w:pStyle w:val="TOC1"/>
-        <w:ind w:right="140"/>
         <w:rPr>
           <w:rFonts w:ascii="Arial" w:hAnsi="Arial"/>
           <w:noProof/>
@@ -4284,7 +4244,7 @@
           <w:lang w:eastAsia="en-US"/>
         </w:rPr>
       </w:pPr>
-      <w:hyperlink w:anchor="_Toc243509221" w:history="1">
+      <w:hyperlink w:anchor="_Toc243601580" w:history="1">
         <w:r>
           <w:rPr>
             <w:rStyle w:val="Hyperlink"/>
@@ -4312,7 +4272,7 @@
             <w:noProof/>
             <w:webHidden/>
           </w:rPr>
-          <w:instrText xml:space="preserve"> PAGEREF _Toc243509221 \h </w:instrText>
+          <w:instrText xml:space="preserve"> PAGEREF _Toc243601580 \h </w:instrText>
         </w:r>
         <w:r>
           <w:rPr>
@@ -4346,7 +4306,6 @@
     <w:p>
       <w:pPr>
         <w:pStyle w:val="TOC1"/>
-        <w:ind w:right="140"/>
         <w:rPr>
           <w:rFonts w:ascii="Arial" w:hAnsi="Arial"/>
           <w:noProof/>
@@ -4355,7 +4314,7 @@
           <w:lang w:eastAsia="en-US"/>
         </w:rPr>
       </w:pPr>
-      <w:hyperlink w:anchor="_Toc243509222" w:history="1">
+      <w:hyperlink w:anchor="_Toc243601581" w:history="1">
         <w:r>
           <w:rPr>
             <w:rStyle w:val="Hyperlink"/>
@@ -4383,7 +4342,7 @@
             <w:noProof/>
             <w:webHidden/>
           </w:rPr>
-          <w:instrText xml:space="preserve"> PAGEREF _Toc243509222 \h </w:instrText>
+          <w:instrText xml:space="preserve"> PAGEREF _Toc243601581 \h </w:instrText>
         </w:r>
         <w:r>
           <w:rPr>
@@ -4417,7 +4376,6 @@
     <w:p>
       <w:pPr>
         <w:pStyle w:val="TOC1"/>
-        <w:ind w:right="140"/>
         <w:rPr>
           <w:rFonts w:ascii="Arial" w:hAnsi="Arial"/>
           <w:noProof/>
@@ -4426,7 +4384,7 @@
           <w:lang w:eastAsia="en-US"/>
         </w:rPr>
       </w:pPr>
-      <w:hyperlink w:anchor="_Toc243509223" w:history="1">
+      <w:hyperlink w:anchor="_Toc243601582" w:history="1">
         <w:r>
           <w:rPr>
             <w:rStyle w:val="Hyperlink"/>
@@ -4454,7 +4412,7 @@
             <w:noProof/>
             <w:webHidden/>
           </w:rPr>
-          <w:instrText xml:space="preserve"> PAGEREF _Toc243509223 \h </w:instrText>
+          <w:instrText xml:space="preserve"> PAGEREF _Toc243601582 \h </w:instrText>
         </w:r>
         <w:r>
           <w:rPr>
@@ -4488,7 +4446,6 @@
     <w:p>
       <w:pPr>
         <w:pStyle w:val="TOC1"/>
-        <w:ind w:right="140"/>
         <w:rPr>
           <w:rFonts w:ascii="Arial" w:hAnsi="Arial"/>
           <w:noProof/>
@@ -4497,7 +4454,7 @@
           <w:lang w:eastAsia="en-US"/>
         </w:rPr>
       </w:pPr>
-      <w:hyperlink w:anchor="_Toc243509224" w:history="1">
+      <w:hyperlink w:anchor="_Toc243601583" w:history="1">
         <w:r>
           <w:rPr>
             <w:rStyle w:val="Hyperlink"/>
@@ -4525,7 +4482,7 @@
             <w:noProof/>
             <w:webHidden/>
           </w:rPr>
-          <w:instrText xml:space="preserve"> PAGEREF _Toc243509224 \h </w:instrText>
+          <w:instrText xml:space="preserve"> PAGEREF _Toc243601583 \h </w:instrText>
         </w:r>
         <w:r>
           <w:rPr>
@@ -4559,7 +4516,6 @@
     <w:p>
       <w:pPr>
         <w:pStyle w:val="TOC1"/>
-        <w:ind w:right="140"/>
         <w:rPr>
           <w:rFonts w:ascii="Arial" w:hAnsi="Arial"/>
           <w:noProof/>
@@ -4568,7 +4524,7 @@
           <w:lang w:eastAsia="en-US"/>
         </w:rPr>
       </w:pPr>
-      <w:hyperlink w:anchor="_Toc243509225" w:history="1">
+      <w:hyperlink w:anchor="_Toc243601584" w:history="1">
         <w:r>
           <w:rPr>
             <w:rStyle w:val="Hyperlink"/>
@@ -4596,7 +4552,7 @@
             <w:noProof/>
             <w:webHidden/>
           </w:rPr>
-          <w:instrText xml:space="preserve"> PAGEREF _Toc243509225 \h </w:instrText>
+          <w:instrText xml:space="preserve"> PAGEREF _Toc243601584 \h </w:instrText>
         </w:r>
         <w:r>
           <w:rPr>
@@ -4630,7 +4586,6 @@
     <w:p>
       <w:pPr>
         <w:pStyle w:val="TOC1"/>
-        <w:ind w:right="140"/>
         <w:rPr>
           <w:rFonts w:ascii="Arial" w:hAnsi="Arial"/>
           <w:noProof/>
@@ -4639,7 +4594,7 @@
           <w:lang w:eastAsia="en-US"/>
         </w:rPr>
       </w:pPr>
-      <w:hyperlink w:anchor="_Toc243509226" w:history="1">
+      <w:hyperlink w:anchor="_Toc243601585" w:history="1">
         <w:r>
           <w:rPr>
             <w:rStyle w:val="Hyperlink"/>
@@ -4666,7 +4621,7 @@
             <w:noProof/>
             <w:webHidden/>
           </w:rPr>
-          <w:instrText xml:space="preserve"> PAGEREF _Toc243509226 \h </w:instrText>
+          <w:instrText xml:space="preserve"> PAGEREF _Toc243601585 \h </w:instrText>
         </w:r>
         <w:r>
           <w:rPr>
@@ -4700,7 +4655,6 @@
     <w:p>
       <w:pPr>
         <w:pStyle w:val="TOC1"/>
-        <w:ind w:right="140"/>
         <w:rPr>
           <w:rFonts w:ascii="Arial" w:hAnsi="Arial"/>
           <w:noProof/>
@@ -4709,7 +4663,7 @@
           <w:lang w:eastAsia="en-US"/>
         </w:rPr>
       </w:pPr>
-      <w:hyperlink w:anchor="_Toc243509227" w:history="1">
+      <w:hyperlink w:anchor="_Toc243601586" w:history="1">
         <w:r>
           <w:rPr>
             <w:rStyle w:val="Hyperlink"/>
@@ -4737,7 +4691,7 @@
             <w:noProof/>
             <w:webHidden/>
           </w:rPr>
-          <w:instrText xml:space="preserve"> PAGEREF _Toc243509227 \h </w:instrText>
+          <w:instrText xml:space="preserve"> PAGEREF _Toc243601586 \h </w:instrText>
         </w:r>
         <w:r>
           <w:rPr>
@@ -4771,7 +4725,6 @@
     <w:p>
       <w:pPr>
         <w:pStyle w:val="TOC1"/>
-        <w:ind w:right="140"/>
         <w:rPr>
           <w:rFonts w:ascii="Arial" w:hAnsi="Arial"/>
           <w:noProof/>
@@ -4780,7 +4733,7 @@
           <w:lang w:eastAsia="en-US"/>
         </w:rPr>
       </w:pPr>
-      <w:hyperlink w:anchor="_Toc243509228" w:history="1">
+      <w:hyperlink w:anchor="_Toc243601587" w:history="1">
         <w:r>
           <w:rPr>
             <w:rStyle w:val="Hyperlink"/>
@@ -4808,7 +4761,7 @@
             <w:noProof/>
             <w:webHidden/>
           </w:rPr>
-          <w:instrText xml:space="preserve"> PAGEREF _Toc243509228 \h </w:instrText>
+          <w:instrText xml:space="preserve"> PAGEREF _Toc243601587 \h </w:instrText>
         </w:r>
         <w:r>
           <w:rPr>
@@ -4842,7 +4795,6 @@
     <w:p>
       <w:pPr>
         <w:pStyle w:val="TOC1"/>
-        <w:ind w:right="140"/>
         <w:rPr>
           <w:rFonts w:ascii="Arial" w:hAnsi="Arial"/>
           <w:noProof/>
@@ -4851,7 +4803,7 @@
           <w:lang w:eastAsia="en-US"/>
         </w:rPr>
       </w:pPr>
-      <w:hyperlink w:anchor="_Toc243509229" w:history="1">
+      <w:hyperlink w:anchor="_Toc243601588" w:history="1">
         <w:r>
           <w:rPr>
             <w:rStyle w:val="Hyperlink"/>
@@ -4879,7 +4831,7 @@
             <w:noProof/>
             <w:webHidden/>
           </w:rPr>
-          <w:instrText xml:space="preserve"> PAGEREF _Toc243509229 \h </w:instrText>
+          <w:instrText xml:space="preserve"> PAGEREF _Toc243601588 \h </w:instrText>
         </w:r>
         <w:r>
           <w:rPr>
@@ -4913,7 +4865,6 @@
     <w:p>
       <w:pPr>
         <w:pStyle w:val="TOC1"/>
-        <w:ind w:right="140"/>
         <w:rPr>
           <w:rFonts w:ascii="Arial" w:hAnsi="Arial"/>
           <w:noProof/>
@@ -4922,7 +4873,7 @@
           <w:lang w:eastAsia="en-US"/>
         </w:rPr>
       </w:pPr>
-      <w:hyperlink w:anchor="_Toc243509230" w:history="1">
+      <w:hyperlink w:anchor="_Toc243601589" w:history="1">
         <w:r>
           <w:rPr>
             <w:rStyle w:val="Hyperlink"/>
@@ -4950,7 +4901,7 @@
             <w:noProof/>
             <w:webHidden/>
           </w:rPr>
-          <w:instrText xml:space="preserve"> PAGEREF _Toc243509230 \h </w:instrText>
+          <w:instrText xml:space="preserve"> PAGEREF _Toc243601589 \h </w:instrText>
         </w:r>
         <w:r>
           <w:rPr>
@@ -4984,7 +4935,6 @@
     <w:p>
       <w:pPr>
         <w:pStyle w:val="TOC1"/>
-        <w:ind w:right="140"/>
         <w:rPr>
           <w:rFonts w:ascii="Arial" w:hAnsi="Arial"/>
           <w:noProof/>
@@ -4993,7 +4943,7 @@
           <w:lang w:eastAsia="en-US"/>
         </w:rPr>
       </w:pPr>
-      <w:hyperlink w:anchor="_Toc243509231" w:history="1">
+      <w:hyperlink w:anchor="_Toc243601590" w:history="1">
         <w:r>
           <w:rPr>
             <w:rStyle w:val="Hyperlink"/>
@@ -5021,7 +4971,7 @@
             <w:noProof/>
             <w:webHidden/>
           </w:rPr>
-          <w:instrText xml:space="preserve"> PAGEREF _Toc243509231 \h </w:instrText>
+          <w:instrText xml:space="preserve"> PAGEREF _Toc243601590 \h </w:instrText>
         </w:r>
         <w:r>
           <w:rPr>
@@ -5055,7 +5005,6 @@
     <w:p>
       <w:pPr>
         <w:pStyle w:val="TOC1"/>
-        <w:ind w:right="140"/>
         <w:rPr>
           <w:rFonts w:ascii="Arial" w:hAnsi="Arial"/>
           <w:noProof/>
@@ -5064,7 +5013,7 @@
           <w:lang w:eastAsia="en-US"/>
         </w:rPr>
       </w:pPr>
-      <w:hyperlink w:anchor="_Toc243509232" w:history="1">
+      <w:hyperlink w:anchor="_Toc243601591" w:history="1">
         <w:r>
           <w:rPr>
             <w:rStyle w:val="Hyperlink"/>
@@ -5092,7 +5041,7 @@
             <w:noProof/>
             <w:webHidden/>
           </w:rPr>
-          <w:instrText xml:space="preserve"> PAGEREF _Toc243509232 \h </w:instrText>
+          <w:instrText xml:space="preserve"> PAGEREF _Toc243601591 \h </w:instrText>
         </w:r>
         <w:r>
           <w:rPr>
@@ -5126,7 +5075,6 @@
     <w:p>
       <w:pPr>
         <w:pStyle w:val="TOC1"/>
-        <w:ind w:right="140"/>
         <w:rPr>
           <w:rFonts w:ascii="Arial" w:hAnsi="Arial"/>
           <w:noProof/>
@@ -5135,7 +5083,7 @@
           <w:lang w:eastAsia="en-US"/>
         </w:rPr>
       </w:pPr>
-      <w:hyperlink w:anchor="_Toc243509233" w:history="1">
+      <w:hyperlink w:anchor="_Toc243601592" w:history="1">
         <w:r>
           <w:rPr>
             <w:rStyle w:val="Hyperlink"/>
@@ -5163,7 +5111,7 @@
             <w:noProof/>
             <w:webHidden/>
           </w:rPr>
-          <w:instrText xml:space="preserve"> PAGEREF _Toc243509233 \h </w:instrText>
+          <w:instrText xml:space="preserve"> PAGEREF _Toc243601592 \h </w:instrText>
         </w:r>
         <w:r>
           <w:rPr>
@@ -5197,7 +5145,6 @@
     <w:p>
       <w:pPr>
         <w:pStyle w:val="TOC1"/>
-        <w:ind w:right="140"/>
         <w:rPr>
           <w:rFonts w:ascii="Arial" w:hAnsi="Arial"/>
           <w:noProof/>
@@ -5206,7 +5153,7 @@
           <w:lang w:eastAsia="en-US"/>
         </w:rPr>
       </w:pPr>
-      <w:hyperlink w:anchor="_Toc243509234" w:history="1">
+      <w:hyperlink w:anchor="_Toc243601593" w:history="1">
         <w:r>
           <w:rPr>
             <w:rStyle w:val="Hyperlink"/>
@@ -5234,7 +5181,7 @@
             <w:noProof/>
             <w:webHidden/>
           </w:rPr>
-          <w:instrText xml:space="preserve"> PAGEREF _Toc243509234 \h </w:instrText>
+          <w:instrText xml:space="preserve"> PAGEREF _Toc243601593 \h </w:instrText>
         </w:r>
         <w:r>
           <w:rPr>
@@ -5268,7 +5215,6 @@
     <w:p>
       <w:pPr>
         <w:pStyle w:val="TOC1"/>
-        <w:ind w:right="140"/>
         <w:rPr>
           <w:rFonts w:ascii="Arial" w:hAnsi="Arial"/>
           <w:noProof/>
@@ -5277,7 +5223,7 @@
           <w:lang w:eastAsia="en-US"/>
         </w:rPr>
       </w:pPr>
-      <w:hyperlink w:anchor="_Toc243509235" w:history="1">
+      <w:hyperlink w:anchor="_Toc243601594" w:history="1">
         <w:r>
           <w:rPr>
             <w:rStyle w:val="Hyperlink"/>
@@ -5305,7 +5251,7 @@
             <w:noProof/>
             <w:webHidden/>
           </w:rPr>
-          <w:instrText xml:space="preserve"> PAGEREF _Toc243509235 \h </w:instrText>
+          <w:instrText xml:space="preserve"> PAGEREF _Toc243601594 \h </w:instrText>
         </w:r>
         <w:r>
           <w:rPr>
@@ -5339,7 +5285,6 @@
     <w:p>
       <w:pPr>
         <w:pStyle w:val="TOC1"/>
-        <w:ind w:right="140"/>
         <w:rPr>
           <w:rFonts w:ascii="Arial" w:hAnsi="Arial"/>
           <w:noProof/>
@@ -5348,7 +5293,7 @@
           <w:lang w:eastAsia="en-US"/>
         </w:rPr>
       </w:pPr>
-      <w:hyperlink w:anchor="_Toc243509236" w:history="1">
+      <w:hyperlink w:anchor="_Toc243601595" w:history="1">
         <w:r>
           <w:rPr>
             <w:rStyle w:val="Hyperlink"/>
@@ -5376,7 +5321,7 @@
             <w:noProof/>
             <w:webHidden/>
           </w:rPr>
-          <w:instrText xml:space="preserve"> PAGEREF _Toc243509236 \h </w:instrText>
+          <w:instrText xml:space="preserve"> PAGEREF _Toc243601595 \h </w:instrText>
         </w:r>
         <w:r>
           <w:rPr>
@@ -5410,7 +5355,6 @@
     <w:p>
       <w:pPr>
         <w:pStyle w:val="TOC1"/>
-        <w:ind w:right="140"/>
         <w:rPr>
           <w:rFonts w:ascii="Arial" w:hAnsi="Arial"/>
           <w:noProof/>
@@ -5419,7 +5363,7 @@
           <w:lang w:eastAsia="en-US"/>
         </w:rPr>
       </w:pPr>
-      <w:hyperlink w:anchor="_Toc243509237" w:history="1">
+      <w:hyperlink w:anchor="_Toc243601596" w:history="1">
         <w:r>
           <w:rPr>
             <w:rStyle w:val="Hyperlink"/>
@@ -5447,7 +5391,7 @@
             <w:noProof/>
             <w:webHidden/>
           </w:rPr>
-          <w:instrText xml:space="preserve"> PAGEREF _Toc243509237 \h </w:instrText>
+          <w:instrText xml:space="preserve"> PAGEREF _Toc243601596 \h </w:instrText>
         </w:r>
         <w:r>
           <w:rPr>
@@ -5481,7 +5425,6 @@
     <w:p>
       <w:pPr>
         <w:pStyle w:val="TOC1"/>
-        <w:ind w:right="140"/>
         <w:rPr>
           <w:rFonts w:ascii="Arial" w:hAnsi="Arial"/>
           <w:noProof/>
@@ -5490,7 +5433,7 @@
           <w:lang w:eastAsia="en-US"/>
         </w:rPr>
       </w:pPr>
-      <w:hyperlink w:anchor="_Toc243509238" w:history="1">
+      <w:hyperlink w:anchor="_Toc243601597" w:history="1">
         <w:r>
           <w:rPr>
             <w:rStyle w:val="Hyperlink"/>
@@ -5517,7 +5460,7 @@
             <w:noProof/>
             <w:webHidden/>
           </w:rPr>
-          <w:instrText xml:space="preserve"> PAGEREF _Toc243509238 \h </w:instrText>
+          <w:instrText xml:space="preserve"> PAGEREF _Toc243601597 \h </w:instrText>
         </w:r>
         <w:r>
           <w:rPr>
@@ -5551,7 +5494,6 @@
     <w:p>
       <w:pPr>
         <w:pStyle w:val="TOC1"/>
-        <w:ind w:right="140"/>
         <w:rPr>
           <w:rFonts w:ascii="Arial" w:hAnsi="Arial"/>
           <w:noProof/>
@@ -5560,7 +5502,7 @@
           <w:lang w:eastAsia="en-US"/>
         </w:rPr>
       </w:pPr>
-      <w:hyperlink w:anchor="_Toc243509239" w:history="1">
+      <w:hyperlink w:anchor="_Toc243601598" w:history="1">
         <w:r>
           <w:rPr>
             <w:rStyle w:val="Hyperlink"/>
@@ -5587,7 +5529,7 @@
             <w:noProof/>
             <w:webHidden/>
           </w:rPr>
-          <w:instrText xml:space="preserve"> PAGEREF _Toc243509239 \h </w:instrText>
+          <w:instrText xml:space="preserve"> PAGEREF _Toc243601598 \h </w:instrText>
         </w:r>
         <w:r>
           <w:rPr>
@@ -5621,7 +5563,6 @@
     <w:p>
       <w:pPr>
         <w:pStyle w:val="TOC1"/>
-        <w:ind w:right="140"/>
         <w:rPr>
           <w:rFonts w:ascii="Arial" w:hAnsi="Arial"/>
           <w:noProof/>
@@ -5630,7 +5571,7 @@
           <w:lang w:eastAsia="en-US"/>
         </w:rPr>
       </w:pPr>
-      <w:hyperlink w:anchor="_Toc243509240" w:history="1">
+      <w:hyperlink w:anchor="_Toc243601599" w:history="1">
         <w:r>
           <w:rPr>
             <w:rStyle w:val="Hyperlink"/>
@@ -5657,7 +5598,7 @@
             <w:noProof/>
             <w:webHidden/>
           </w:rPr>
-          <w:instrText xml:space="preserve"> PAGEREF _Toc243509240 \h </w:instrText>
+          <w:instrText xml:space="preserve"> PAGEREF _Toc243601599 \h </w:instrText>
         </w:r>
         <w:r>
           <w:rPr>
@@ -5691,7 +5632,6 @@
     <w:p>
       <w:pPr>
         <w:pStyle w:val="TOC1"/>
-        <w:ind w:right="140"/>
         <w:rPr>
           <w:rFonts w:ascii="Arial" w:hAnsi="Arial"/>
           <w:noProof/>
@@ -5700,7 +5640,7 @@
           <w:lang w:eastAsia="en-US"/>
         </w:rPr>
       </w:pPr>
-      <w:hyperlink w:anchor="_Toc243509241" w:history="1">
+      <w:hyperlink w:anchor="_Toc243601600" w:history="1">
         <w:r>
           <w:rPr>
             <w:rStyle w:val="Hyperlink"/>
@@ -5727,7 +5667,7 @@
             <w:noProof/>
             <w:webHidden/>
           </w:rPr>
-          <w:instrText xml:space="preserve"> PAGEREF _Toc243509241 \h </w:instrText>
+          <w:instrText xml:space="preserve"> PAGEREF _Toc243601600 \h </w:instrText>
         </w:r>
         <w:r>
           <w:rPr>
@@ -5761,7 +5701,6 @@
     <w:p>
       <w:pPr>
         <w:pStyle w:val="TOC1"/>
-        <w:ind w:right="140"/>
         <w:rPr>
           <w:rFonts w:ascii="Arial" w:hAnsi="Arial"/>
           <w:noProof/>
@@ -5770,7 +5709,7 @@
           <w:lang w:eastAsia="en-US"/>
         </w:rPr>
       </w:pPr>
-      <w:hyperlink w:anchor="_Toc243509242" w:history="1">
+      <w:hyperlink w:anchor="_Toc243601601" w:history="1">
         <w:r>
           <w:rPr>
             <w:rStyle w:val="Hyperlink"/>
@@ -5797,7 +5736,7 @@
             <w:noProof/>
             <w:webHidden/>
           </w:rPr>
-          <w:instrText xml:space="preserve"> PAGEREF _Toc243509242 \h </w:instrText>
+          <w:instrText xml:space="preserve"> PAGEREF _Toc243601601 \h </w:instrText>
         </w:r>
         <w:r>
           <w:rPr>
@@ -5831,7 +5770,6 @@
     <w:p>
       <w:pPr>
         <w:pStyle w:val="TOC1"/>
-        <w:ind w:right="140"/>
         <w:rPr>
           <w:rFonts w:ascii="Arial" w:hAnsi="Arial"/>
           <w:noProof/>
@@ -5840,7 +5778,7 @@
           <w:lang w:eastAsia="en-US"/>
         </w:rPr>
       </w:pPr>
-      <w:hyperlink w:anchor="_Toc243509243" w:history="1">
+      <w:hyperlink w:anchor="_Toc243601602" w:history="1">
         <w:r>
           <w:rPr>
             <w:rStyle w:val="Hyperlink"/>
@@ -5867,7 +5805,7 @@
             <w:noProof/>
             <w:webHidden/>
           </w:rPr>
-          <w:instrText xml:space="preserve"> PAGEREF _Toc243509243 \h </w:instrText>
+          <w:instrText xml:space="preserve"> PAGEREF _Toc243601602 \h </w:instrText>
         </w:r>
         <w:r>
           <w:rPr>
@@ -5901,7 +5839,6 @@
     <w:p>
       <w:pPr>
         <w:pStyle w:val="TOC1"/>
-        <w:ind w:right="140"/>
         <w:rPr>
           <w:rFonts w:ascii="Arial" w:hAnsi="Arial"/>
           <w:noProof/>
@@ -5910,7 +5847,7 @@
           <w:lang w:eastAsia="en-US"/>
         </w:rPr>
       </w:pPr>
-      <w:hyperlink w:anchor="_Toc243509244" w:history="1">
+      <w:hyperlink w:anchor="_Toc243601603" w:history="1">
         <w:r>
           <w:rPr>
             <w:rStyle w:val="Hyperlink"/>
@@ -5938,7 +5875,7 @@
             <w:noProof/>
             <w:webHidden/>
           </w:rPr>
-          <w:instrText xml:space="preserve"> PAGEREF _Toc243509244 \h </w:instrText>
+          <w:instrText xml:space="preserve"> PAGEREF _Toc243601603 \h </w:instrText>
         </w:r>
         <w:r>
           <w:rPr>
@@ -5972,7 +5909,6 @@
     <w:p>
       <w:pPr>
         <w:pStyle w:val="TOC1"/>
-        <w:ind w:right="140"/>
         <w:rPr>
           <w:rFonts w:ascii="Arial" w:hAnsi="Arial"/>
           <w:noProof/>
@@ -5981,7 +5917,7 @@
           <w:lang w:eastAsia="en-US"/>
         </w:rPr>
       </w:pPr>
-      <w:hyperlink w:anchor="_Toc243509245" w:history="1">
+      <w:hyperlink w:anchor="_Toc243601604" w:history="1">
         <w:r>
           <w:rPr>
             <w:rStyle w:val="Hyperlink"/>
@@ -6009,7 +5945,7 @@
             <w:noProof/>
             <w:webHidden/>
           </w:rPr>
-          <w:instrText xml:space="preserve"> PAGEREF _Toc243509245 \h </w:instrText>
+          <w:instrText xml:space="preserve"> PAGEREF _Toc243601604 \h </w:instrText>
         </w:r>
         <w:r>
           <w:rPr>
@@ -6029,7 +5965,7 @@
             <w:noProof/>
             <w:webHidden/>
           </w:rPr>
-          <w:t>34</w:t>
+          <w:t>35</w:t>
         </w:r>
         <w:r>
           <w:rPr>
@@ -6043,7 +5979,6 @@
     <w:p>
       <w:pPr>
         <w:pStyle w:val="TOC1"/>
-        <w:ind w:right="140"/>
         <w:rPr>
           <w:rFonts w:ascii="Arial" w:hAnsi="Arial"/>
           <w:noProof/>
@@ -6052,7 +5987,7 @@
           <w:lang w:eastAsia="en-US"/>
         </w:rPr>
       </w:pPr>
-      <w:hyperlink w:anchor="_Toc243509246" w:history="1">
+      <w:hyperlink w:anchor="_Toc243601605" w:history="1">
         <w:r>
           <w:rPr>
             <w:rStyle w:val="Hyperlink"/>
@@ -6079,7 +6014,7 @@
             <w:noProof/>
             <w:webHidden/>
           </w:rPr>
-          <w:instrText xml:space="preserve"> PAGEREF _Toc243509246 \h </w:instrText>
+          <w:instrText xml:space="preserve"> PAGEREF _Toc243601605 \h </w:instrText>
         </w:r>
         <w:r>
           <w:rPr>
@@ -6099,7 +6034,7 @@
             <w:noProof/>
             <w:webHidden/>
           </w:rPr>
-          <w:t>43</w:t>
+          <w:t>47</w:t>
         </w:r>
         <w:r>
           <w:rPr>
@@ -6113,7 +6048,6 @@
     <w:p>
       <w:pPr>
         <w:pStyle w:val="TOC1"/>
-        <w:ind w:right="140"/>
         <w:rPr>
           <w:rFonts w:ascii="Arial" w:hAnsi="Arial"/>
           <w:noProof/>
@@ -6122,7 +6056,7 @@
           <w:lang w:eastAsia="en-US"/>
         </w:rPr>
       </w:pPr>
-      <w:hyperlink w:anchor="_Toc243509247" w:history="1">
+      <w:hyperlink w:anchor="_Toc243601606" w:history="1">
         <w:r>
           <w:rPr>
             <w:rStyle w:val="Hyperlink"/>
@@ -6150,7 +6084,7 @@
             <w:noProof/>
             <w:webHidden/>
           </w:rPr>
-          <w:instrText xml:space="preserve"> PAGEREF _Toc243509247 \h </w:instrText>
+          <w:instrText xml:space="preserve"> PAGEREF _Toc243601606 \h </w:instrText>
         </w:r>
         <w:r>
           <w:rPr>
@@ -6170,7 +6104,7 @@
             <w:noProof/>
             <w:webHidden/>
           </w:rPr>
-          <w:t>43</w:t>
+          <w:t>47</w:t>
         </w:r>
         <w:r>
           <w:rPr>
@@ -6184,7 +6118,6 @@
     <w:p>
       <w:pPr>
         <w:pStyle w:val="TOC1"/>
-        <w:ind w:right="140"/>
         <w:rPr>
           <w:rFonts w:ascii="Arial" w:hAnsi="Arial"/>
           <w:noProof/>
@@ -6193,7 +6126,7 @@
           <w:lang w:eastAsia="en-US"/>
         </w:rPr>
       </w:pPr>
-      <w:hyperlink w:anchor="_Toc243509248" w:history="1">
+      <w:hyperlink w:anchor="_Toc243601607" w:history="1">
         <w:r>
           <w:rPr>
             <w:rStyle w:val="Hyperlink"/>
@@ -6221,7 +6154,7 @@
             <w:noProof/>
             <w:webHidden/>
           </w:rPr>
-          <w:instrText xml:space="preserve"> PAGEREF _Toc243509248 \h </w:instrText>
+          <w:instrText xml:space="preserve"> PAGEREF _Toc243601607 \h </w:instrText>
         </w:r>
         <w:r>
           <w:rPr>
@@ -6241,7 +6174,7 @@
             <w:noProof/>
             <w:webHidden/>
           </w:rPr>
-          <w:t>44</w:t>
+          <w:t>48</w:t>
         </w:r>
         <w:r>
           <w:rPr>
@@ -6255,7 +6188,6 @@
     <w:p>
       <w:pPr>
         <w:pStyle w:val="TOC1"/>
-        <w:ind w:right="140"/>
         <w:rPr>
           <w:rFonts w:ascii="Arial" w:hAnsi="Arial"/>
           <w:noProof/>
@@ -6264,7 +6196,7 @@
           <w:lang w:eastAsia="en-US"/>
         </w:rPr>
       </w:pPr>
-      <w:hyperlink w:anchor="_Toc243509249" w:history="1">
+      <w:hyperlink w:anchor="_Toc243601608" w:history="1">
         <w:r>
           <w:rPr>
             <w:rStyle w:val="Hyperlink"/>
@@ -6292,7 +6224,7 @@
             <w:noProof/>
             <w:webHidden/>
           </w:rPr>
-          <w:instrText xml:space="preserve"> PAGEREF _Toc243509249 \h </w:instrText>
+          <w:instrText xml:space="preserve"> PAGEREF _Toc243601608 \h </w:instrText>
         </w:r>
         <w:r>
           <w:rPr>
@@ -6312,7 +6244,7 @@
             <w:noProof/>
             <w:webHidden/>
           </w:rPr>
-          <w:t>45</w:t>
+          <w:t>49</w:t>
         </w:r>
         <w:r>
           <w:rPr>
@@ -6326,7 +6258,6 @@
     <w:p>
       <w:pPr>
         <w:pStyle w:val="TOC1"/>
-        <w:ind w:right="140"/>
         <w:rPr>
           <w:rFonts w:ascii="Arial" w:hAnsi="Arial"/>
           <w:noProof/>
@@ -6335,7 +6266,7 @@
           <w:lang w:eastAsia="en-US"/>
         </w:rPr>
       </w:pPr>
-      <w:hyperlink w:anchor="_Toc243509250" w:history="1">
+      <w:hyperlink w:anchor="_Toc243601609" w:history="1">
         <w:r>
           <w:rPr>
             <w:rStyle w:val="Hyperlink"/>
@@ -6363,7 +6294,7 @@
             <w:noProof/>
             <w:webHidden/>
           </w:rPr>
-          <w:instrText xml:space="preserve"> PAGEREF _Toc243509250 \h </w:instrText>
+          <w:instrText xml:space="preserve"> PAGEREF _Toc243601609 \h </w:instrText>
         </w:r>
         <w:r>
           <w:rPr>
@@ -6383,7 +6314,7 @@
             <w:noProof/>
             <w:webHidden/>
           </w:rPr>
-          <w:t>46</w:t>
+          <w:t>50</w:t>
         </w:r>
         <w:r>
           <w:rPr>
@@ -6397,7 +6328,6 @@
     <w:p>
       <w:pPr>
         <w:pStyle w:val="TOC1"/>
-        <w:ind w:right="140"/>
         <w:rPr>
           <w:rFonts w:ascii="Arial" w:hAnsi="Arial"/>
           <w:noProof/>
@@ -6406,7 +6336,7 @@
           <w:lang w:eastAsia="en-US"/>
         </w:rPr>
       </w:pPr>
-      <w:hyperlink w:anchor="_Toc243509251" w:history="1">
+      <w:hyperlink w:anchor="_Toc243601610" w:history="1">
         <w:r>
           <w:rPr>
             <w:rStyle w:val="Hyperlink"/>
@@ -6434,7 +6364,7 @@
             <w:noProof/>
             <w:webHidden/>
           </w:rPr>
-          <w:instrText xml:space="preserve"> PAGEREF _Toc243509251 \h </w:instrText>
+          <w:instrText xml:space="preserve"> PAGEREF _Toc243601610 \h </w:instrText>
         </w:r>
         <w:r>
           <w:rPr>
@@ -6454,7 +6384,7 @@
             <w:noProof/>
             <w:webHidden/>
           </w:rPr>
-          <w:t>47</w:t>
+          <w:t>51</w:t>
         </w:r>
         <w:r>
           <w:rPr>
@@ -6468,7 +6398,6 @@
     <w:p>
       <w:pPr>
         <w:pStyle w:val="TOC1"/>
-        <w:ind w:right="140"/>
         <w:rPr>
           <w:rFonts w:ascii="Arial" w:hAnsi="Arial"/>
           <w:noProof/>
@@ -6477,7 +6406,7 @@
           <w:lang w:eastAsia="en-US"/>
         </w:rPr>
       </w:pPr>
-      <w:hyperlink w:anchor="_Toc243509252" w:history="1">
+      <w:hyperlink w:anchor="_Toc243601611" w:history="1">
         <w:r>
           <w:rPr>
             <w:rStyle w:val="Hyperlink"/>
@@ -6505,7 +6434,7 @@
             <w:noProof/>
             <w:webHidden/>
           </w:rPr>
-          <w:instrText xml:space="preserve"> PAGEREF _Toc243509252 \h </w:instrText>
+          <w:instrText xml:space="preserve"> PAGEREF _Toc243601611 \h </w:instrText>
         </w:r>
         <w:r>
           <w:rPr>
@@ -6525,7 +6454,7 @@
             <w:noProof/>
             <w:webHidden/>
           </w:rPr>
-          <w:t>49</w:t>
+          <w:t>53</w:t>
         </w:r>
         <w:r>
           <w:rPr>
@@ -6539,7 +6468,6 @@
     <w:p>
       <w:pPr>
         <w:pStyle w:val="TOC1"/>
-        <w:ind w:right="140"/>
         <w:rPr>
           <w:rFonts w:ascii="Arial" w:hAnsi="Arial"/>
           <w:noProof/>
@@ -6548,7 +6476,7 @@
           <w:lang w:eastAsia="en-US"/>
         </w:rPr>
       </w:pPr>
-      <w:hyperlink w:anchor="_Toc243509253" w:history="1">
+      <w:hyperlink w:anchor="_Toc243601612" w:history="1">
         <w:r>
           <w:rPr>
             <w:rStyle w:val="Hyperlink"/>
@@ -6576,7 +6504,7 @@
             <w:noProof/>
             <w:webHidden/>
           </w:rPr>
-          <w:instrText xml:space="preserve"> PAGEREF _Toc243509253 \h </w:instrText>
+          <w:instrText xml:space="preserve"> PAGEREF _Toc243601612 \h </w:instrText>
         </w:r>
         <w:r>
           <w:rPr>
@@ -6596,7 +6524,7 @@
             <w:noProof/>
             <w:webHidden/>
           </w:rPr>
-          <w:t>49</w:t>
+          <w:t>53</w:t>
         </w:r>
         <w:r>
           <w:rPr>
@@ -6610,7 +6538,6 @@
     <w:p>
       <w:pPr>
         <w:pStyle w:val="TOC1"/>
-        <w:ind w:right="140"/>
         <w:rPr>
           <w:rFonts w:ascii="Arial" w:hAnsi="Arial"/>
           <w:noProof/>
@@ -6619,7 +6546,7 @@
           <w:lang w:eastAsia="en-US"/>
         </w:rPr>
       </w:pPr>
-      <w:hyperlink w:anchor="_Toc243509254" w:history="1">
+      <w:hyperlink w:anchor="_Toc243601613" w:history="1">
         <w:r>
           <w:rPr>
             <w:rStyle w:val="Hyperlink"/>
@@ -6646,7 +6573,7 @@
             <w:noProof/>
             <w:webHidden/>
           </w:rPr>
-          <w:instrText xml:space="preserve"> PAGEREF _Toc243509254 \h </w:instrText>
+          <w:instrText xml:space="preserve"> PAGEREF _Toc243601613 \h </w:instrText>
         </w:r>
         <w:r>
           <w:rPr>
@@ -6666,7 +6593,7 @@
             <w:noProof/>
             <w:webHidden/>
           </w:rPr>
-          <w:t>50</w:t>
+          <w:t>54</w:t>
         </w:r>
         <w:r>
           <w:rPr>
@@ -6680,7 +6607,6 @@
     <w:p>
       <w:pPr>
         <w:pStyle w:val="TOC1"/>
-        <w:ind w:right="140"/>
         <w:rPr>
           <w:rFonts w:ascii="Arial" w:hAnsi="Arial"/>
           <w:noProof/>
@@ -6689,7 +6615,7 @@
           <w:lang w:eastAsia="en-US"/>
         </w:rPr>
       </w:pPr>
-      <w:hyperlink w:anchor="_Toc243509255" w:history="1">
+      <w:hyperlink w:anchor="_Toc243601614" w:history="1">
         <w:r>
           <w:rPr>
             <w:rStyle w:val="Hyperlink"/>
@@ -6716,7 +6642,7 @@
             <w:noProof/>
             <w:webHidden/>
           </w:rPr>
-          <w:instrText xml:space="preserve"> PAGEREF _Toc243509255 \h </w:instrText>
+          <w:instrText xml:space="preserve"> PAGEREF _Toc243601614 \h </w:instrText>
         </w:r>
         <w:r>
           <w:rPr>
@@ -6736,7 +6662,7 @@
             <w:noProof/>
             <w:webHidden/>
           </w:rPr>
-          <w:t>52</w:t>
+          <w:t>56</w:t>
         </w:r>
         <w:r>
           <w:rPr>
@@ -6750,7 +6676,6 @@
     <w:p>
       <w:pPr>
         <w:pStyle w:val="TOC1"/>
-        <w:ind w:right="140"/>
         <w:rPr>
           <w:rFonts w:ascii="Arial" w:hAnsi="Arial"/>
           <w:noProof/>
@@ -6759,7 +6684,7 @@
           <w:lang w:eastAsia="en-US"/>
         </w:rPr>
       </w:pPr>
-      <w:hyperlink w:anchor="_Toc243509256" w:history="1">
+      <w:hyperlink w:anchor="_Toc243601615" w:history="1">
         <w:r>
           <w:rPr>
             <w:rStyle w:val="Hyperlink"/>
@@ -6786,7 +6711,7 @@
             <w:noProof/>
             <w:webHidden/>
           </w:rPr>
-          <w:instrText xml:space="preserve"> PAGEREF _Toc243509256 \h </w:instrText>
+          <w:instrText xml:space="preserve"> PAGEREF _Toc243601615 \h </w:instrText>
         </w:r>
         <w:r>
           <w:rPr>
@@ -6806,7 +6731,7 @@
             <w:noProof/>
             <w:webHidden/>
           </w:rPr>
-          <w:t>54</w:t>
+          <w:t>58</w:t>
         </w:r>
         <w:r>
           <w:rPr>
@@ -6820,7 +6745,6 @@
     <w:p>
       <w:pPr>
         <w:pStyle w:val="TOC1"/>
-        <w:ind w:right="140"/>
         <w:rPr>
           <w:rFonts w:ascii="Arial" w:hAnsi="Arial"/>
           <w:noProof/>
@@ -6829,7 +6753,7 @@
           <w:lang w:eastAsia="en-US"/>
         </w:rPr>
       </w:pPr>
-      <w:hyperlink w:anchor="_Toc243509257" w:history="1">
+      <w:hyperlink w:anchor="_Toc243601616" w:history="1">
         <w:r>
           <w:rPr>
             <w:rStyle w:val="Hyperlink"/>
@@ -6856,7 +6780,7 @@
             <w:noProof/>
             <w:webHidden/>
           </w:rPr>
-          <w:instrText xml:space="preserve"> PAGEREF _Toc243509257 \h </w:instrText>
+          <w:instrText xml:space="preserve"> PAGEREF _Toc243601616 \h </w:instrText>
         </w:r>
         <w:r>
           <w:rPr>
@@ -6876,7 +6800,7 @@
             <w:noProof/>
             <w:webHidden/>
           </w:rPr>
-          <w:t>55</w:t>
+          <w:t>59</w:t>
         </w:r>
         <w:r>
           <w:rPr>
@@ -6930,7 +6854,7 @@
       <w:pPr>
         <w:pStyle w:val="Heading1"/>
       </w:pPr>
-      <w:bookmarkStart w:id="2" w:name="_Toc243509184"/>
+      <w:bookmarkStart w:id="2" w:name="_Toc243601543"/>
       <w:r>
         <w:t>BẢNG PHÂN CÔNG CÔNG VIỆC</w:t>
       </w:r>
@@ -7926,7 +7850,7 @@
       <w:pPr>
         <w:pStyle w:val="Heading1"/>
       </w:pPr>
-      <w:bookmarkStart w:id="3" w:name="_Toc243509185"/>
+      <w:bookmarkStart w:id="3" w:name="_Toc243601544"/>
       <w:r>
         <w:t>DANH MỤC BẢNG BIỂU</w:t>
       </w:r>
@@ -7960,7 +7884,7 @@
         </w:rPr>
         <w:fldChar w:fldCharType="separate"/>
       </w:r>
-      <w:hyperlink w:anchor="_Toc243509258" w:history="1">
+      <w:hyperlink w:anchor="_Toc243601617" w:history="1">
         <w:r>
           <w:rPr>
             <w:rStyle w:val="Hyperlink"/>
@@ -7987,7 +7911,7 @@
             <w:noProof/>
             <w:webHidden/>
           </w:rPr>
-          <w:instrText xml:space="preserve"> PAGEREF _Toc243509258 \h </w:instrText>
+          <w:instrText xml:space="preserve"> PAGEREF _Toc243601617 \h </w:instrText>
         </w:r>
         <w:r>
           <w:rPr>
@@ -8029,7 +7953,7 @@
           <w:lang w:eastAsia="en-US"/>
         </w:rPr>
       </w:pPr>
-      <w:hyperlink w:anchor="_Toc243509259" w:history="1">
+      <w:hyperlink w:anchor="_Toc243601618" w:history="1">
         <w:r>
           <w:rPr>
             <w:rStyle w:val="Hyperlink"/>
@@ -8056,7 +7980,7 @@
             <w:noProof/>
             <w:webHidden/>
           </w:rPr>
-          <w:instrText xml:space="preserve"> PAGEREF _Toc243509259 \h </w:instrText>
+          <w:instrText xml:space="preserve"> PAGEREF _Toc243601618 \h </w:instrText>
         </w:r>
         <w:r>
           <w:rPr>
@@ -8098,7 +8022,7 @@
           <w:lang w:eastAsia="en-US"/>
         </w:rPr>
       </w:pPr>
-      <w:hyperlink w:anchor="_Toc243509260" w:history="1">
+      <w:hyperlink w:anchor="_Toc243601619" w:history="1">
         <w:r>
           <w:rPr>
             <w:rStyle w:val="Hyperlink"/>
@@ -8125,7 +8049,7 @@
             <w:noProof/>
             <w:webHidden/>
           </w:rPr>
-          <w:instrText xml:space="preserve"> PAGEREF _Toc243509260 \h </w:instrText>
+          <w:instrText xml:space="preserve"> PAGEREF _Toc243601619 \h </w:instrText>
         </w:r>
         <w:r>
           <w:rPr>
@@ -8145,7 +8069,7 @@
             <w:noProof/>
             <w:webHidden/>
           </w:rPr>
-          <w:t>31</w:t>
+          <w:t>32</w:t>
         </w:r>
         <w:r>
           <w:rPr>
@@ -8167,7 +8091,7 @@
           <w:lang w:eastAsia="en-US"/>
         </w:rPr>
       </w:pPr>
-      <w:hyperlink w:anchor="_Toc243509261" w:history="1">
+      <w:hyperlink w:anchor="_Toc243601620" w:history="1">
         <w:r>
           <w:rPr>
             <w:rStyle w:val="Hyperlink"/>
@@ -8194,7 +8118,7 @@
             <w:noProof/>
             <w:webHidden/>
           </w:rPr>
-          <w:instrText xml:space="preserve"> PAGEREF _Toc243509261 \h </w:instrText>
+          <w:instrText xml:space="preserve"> PAGEREF _Toc243601620 \h </w:instrText>
         </w:r>
         <w:r>
           <w:rPr>
@@ -8214,7 +8138,7 @@
             <w:noProof/>
             <w:webHidden/>
           </w:rPr>
-          <w:t>31</w:t>
+          <w:t>32</w:t>
         </w:r>
         <w:r>
           <w:rPr>
@@ -8236,7 +8160,7 @@
           <w:lang w:eastAsia="en-US"/>
         </w:rPr>
       </w:pPr>
-      <w:hyperlink w:anchor="_Toc243509262" w:history="1">
+      <w:hyperlink w:anchor="_Toc243601621" w:history="1">
         <w:r>
           <w:rPr>
             <w:rStyle w:val="Hyperlink"/>
@@ -8263,7 +8187,7 @@
             <w:noProof/>
             <w:webHidden/>
           </w:rPr>
-          <w:instrText xml:space="preserve"> PAGEREF _Toc243509262 \h </w:instrText>
+          <w:instrText xml:space="preserve"> PAGEREF _Toc243601621 \h </w:instrText>
         </w:r>
         <w:r>
           <w:rPr>
@@ -8305,7 +8229,7 @@
           <w:lang w:eastAsia="en-US"/>
         </w:rPr>
       </w:pPr>
-      <w:hyperlink w:anchor="_Toc243509263" w:history="1">
+      <w:hyperlink w:anchor="_Toc243601622" w:history="1">
         <w:r>
           <w:rPr>
             <w:rStyle w:val="Hyperlink"/>
@@ -8332,7 +8256,7 @@
             <w:noProof/>
             <w:webHidden/>
           </w:rPr>
-          <w:instrText xml:space="preserve"> PAGEREF _Toc243509263 \h </w:instrText>
+          <w:instrText xml:space="preserve"> PAGEREF _Toc243601622 \h </w:instrText>
         </w:r>
         <w:r>
           <w:rPr>
@@ -8374,7 +8298,7 @@
           <w:lang w:eastAsia="en-US"/>
         </w:rPr>
       </w:pPr>
-      <w:hyperlink w:anchor="_Toc243509264" w:history="1">
+      <w:hyperlink w:anchor="_Toc243601623" w:history="1">
         <w:r>
           <w:rPr>
             <w:rStyle w:val="Hyperlink"/>
@@ -8401,7 +8325,7 @@
             <w:noProof/>
             <w:webHidden/>
           </w:rPr>
-          <w:instrText xml:space="preserve"> PAGEREF _Toc243509264 \h </w:instrText>
+          <w:instrText xml:space="preserve"> PAGEREF _Toc243601623 \h </w:instrText>
         </w:r>
         <w:r>
           <w:rPr>
@@ -8421,7 +8345,7 @@
             <w:noProof/>
             <w:webHidden/>
           </w:rPr>
-          <w:t>32</w:t>
+          <w:t>33</w:t>
         </w:r>
         <w:r>
           <w:rPr>
@@ -8443,7 +8367,7 @@
           <w:lang w:eastAsia="en-US"/>
         </w:rPr>
       </w:pPr>
-      <w:hyperlink w:anchor="_Toc243509265" w:history="1">
+      <w:hyperlink w:anchor="_Toc243601624" w:history="1">
         <w:r>
           <w:rPr>
             <w:rStyle w:val="Hyperlink"/>
@@ -8470,7 +8394,7 @@
             <w:noProof/>
             <w:webHidden/>
           </w:rPr>
-          <w:instrText xml:space="preserve"> PAGEREF _Toc243509265 \h </w:instrText>
+          <w:instrText xml:space="preserve"> PAGEREF _Toc243601624 \h </w:instrText>
         </w:r>
         <w:r>
           <w:rPr>
@@ -8490,7 +8414,7 @@
             <w:noProof/>
             <w:webHidden/>
           </w:rPr>
-          <w:t>32</w:t>
+          <w:t>33</w:t>
         </w:r>
         <w:r>
           <w:rPr>
@@ -8512,7 +8436,7 @@
           <w:lang w:eastAsia="en-US"/>
         </w:rPr>
       </w:pPr>
-      <w:hyperlink w:anchor="_Toc243509266" w:history="1">
+      <w:hyperlink w:anchor="_Toc243601625" w:history="1">
         <w:r>
           <w:rPr>
             <w:rStyle w:val="Hyperlink"/>
@@ -8539,7 +8463,7 @@
             <w:noProof/>
             <w:webHidden/>
           </w:rPr>
-          <w:instrText xml:space="preserve"> PAGEREF _Toc243509266 \h </w:instrText>
+          <w:instrText xml:space="preserve"> PAGEREF _Toc243601625 \h </w:instrText>
         </w:r>
         <w:r>
           <w:rPr>
@@ -8581,7 +8505,7 @@
           <w:lang w:eastAsia="en-US"/>
         </w:rPr>
       </w:pPr>
-      <w:hyperlink w:anchor="_Toc243509267" w:history="1">
+      <w:hyperlink w:anchor="_Toc243601626" w:history="1">
         <w:r>
           <w:rPr>
             <w:rStyle w:val="Hyperlink"/>
@@ -8608,7 +8532,7 @@
             <w:noProof/>
             <w:webHidden/>
           </w:rPr>
-          <w:instrText xml:space="preserve"> PAGEREF _Toc243509267 \h </w:instrText>
+          <w:instrText xml:space="preserve"> PAGEREF _Toc243601626 \h </w:instrText>
         </w:r>
         <w:r>
           <w:rPr>
@@ -8628,7 +8552,7 @@
             <w:noProof/>
             <w:webHidden/>
           </w:rPr>
-          <w:t>33</w:t>
+          <w:t>34</w:t>
         </w:r>
         <w:r>
           <w:rPr>
@@ -8650,7 +8574,7 @@
           <w:lang w:eastAsia="en-US"/>
         </w:rPr>
       </w:pPr>
-      <w:hyperlink w:anchor="_Toc243509268" w:history="1">
+      <w:hyperlink w:anchor="_Toc243601627" w:history="1">
         <w:r>
           <w:rPr>
             <w:rStyle w:val="Hyperlink"/>
@@ -8677,7 +8601,7 @@
             <w:noProof/>
             <w:webHidden/>
           </w:rPr>
-          <w:instrText xml:space="preserve"> PAGEREF _Toc243509268 \h </w:instrText>
+          <w:instrText xml:space="preserve"> PAGEREF _Toc243601627 \h </w:instrText>
         </w:r>
         <w:r>
           <w:rPr>
@@ -8697,7 +8621,7 @@
             <w:noProof/>
             <w:webHidden/>
           </w:rPr>
-          <w:t>33</w:t>
+          <w:t>34</w:t>
         </w:r>
         <w:r>
           <w:rPr>
@@ -8719,7 +8643,7 @@
           <w:lang w:eastAsia="en-US"/>
         </w:rPr>
       </w:pPr>
-      <w:hyperlink w:anchor="_Toc243509269" w:history="1">
+      <w:hyperlink w:anchor="_Toc243601628" w:history="1">
         <w:r>
           <w:rPr>
             <w:rStyle w:val="Hyperlink"/>
@@ -8746,7 +8670,7 @@
             <w:noProof/>
             <w:webHidden/>
           </w:rPr>
-          <w:instrText xml:space="preserve"> PAGEREF _Toc243509269 \h </w:instrText>
+          <w:instrText xml:space="preserve"> PAGEREF _Toc243601628 \h </w:instrText>
         </w:r>
         <w:r>
           <w:rPr>
@@ -8766,7 +8690,7 @@
             <w:noProof/>
             <w:webHidden/>
           </w:rPr>
-          <w:t>52</w:t>
+          <w:t>57</w:t>
         </w:r>
         <w:r>
           <w:rPr>
@@ -8816,7 +8740,7 @@
       <w:pPr>
         <w:pStyle w:val="Heading1"/>
       </w:pPr>
-      <w:bookmarkStart w:id="4" w:name="_Toc243509186"/>
+      <w:bookmarkStart w:id="4" w:name="_Toc243601545"/>
       <w:r>
         <w:t>DANH MỤC HÌNH VẼ</w:t>
       </w:r>
@@ -8853,7 +8777,7 @@
         </w:rPr>
         <w:fldChar w:fldCharType="separate"/>
       </w:r>
-      <w:hyperlink w:anchor="_Toc243509270" w:history="1">
+      <w:hyperlink w:anchor="_Toc243601629" w:history="1">
         <w:r>
           <w:rPr>
             <w:rStyle w:val="Hyperlink"/>
@@ -8881,7 +8805,7 @@
             <w:noProof/>
             <w:webHidden/>
           </w:rPr>
-          <w:instrText xml:space="preserve"> PAGEREF _Toc243509270 \h </w:instrText>
+          <w:instrText xml:space="preserve"> PAGEREF _Toc243601629 \h </w:instrText>
         </w:r>
         <w:r>
           <w:rPr>
@@ -8923,7 +8847,7 @@
           <w:lang w:eastAsia="en-US"/>
         </w:rPr>
       </w:pPr>
-      <w:hyperlink w:anchor="_Toc243509271" w:history="1">
+      <w:hyperlink w:anchor="_Toc243601630" w:history="1">
         <w:r>
           <w:rPr>
             <w:rStyle w:val="Hyperlink"/>
@@ -8951,7 +8875,7 @@
             <w:noProof/>
             <w:webHidden/>
           </w:rPr>
-          <w:instrText xml:space="preserve"> PAGEREF _Toc243509271 \h </w:instrText>
+          <w:instrText xml:space="preserve"> PAGEREF _Toc243601630 \h </w:instrText>
         </w:r>
         <w:r>
           <w:rPr>
@@ -8993,7 +8917,7 @@
           <w:lang w:eastAsia="en-US"/>
         </w:rPr>
       </w:pPr>
-      <w:hyperlink w:anchor="_Toc243509272" w:history="1">
+      <w:hyperlink w:anchor="_Toc243601631" w:history="1">
         <w:r>
           <w:rPr>
             <w:rStyle w:val="Hyperlink"/>
@@ -9021,7 +8945,7 @@
             <w:noProof/>
             <w:webHidden/>
           </w:rPr>
-          <w:instrText xml:space="preserve"> PAGEREF _Toc243509272 \h </w:instrText>
+          <w:instrText xml:space="preserve"> PAGEREF _Toc243601631 \h </w:instrText>
         </w:r>
         <w:r>
           <w:rPr>
@@ -9063,7 +8987,7 @@
           <w:lang w:eastAsia="en-US"/>
         </w:rPr>
       </w:pPr>
-      <w:hyperlink w:anchor="_Toc243509273" w:history="1">
+      <w:hyperlink w:anchor="_Toc243601632" w:history="1">
         <w:r>
           <w:rPr>
             <w:rStyle w:val="Hyperlink"/>
@@ -9091,7 +9015,7 @@
             <w:noProof/>
             <w:webHidden/>
           </w:rPr>
-          <w:instrText xml:space="preserve"> PAGEREF _Toc243509273 \h </w:instrText>
+          <w:instrText xml:space="preserve"> PAGEREF _Toc243601632 \h </w:instrText>
         </w:r>
         <w:r>
           <w:rPr>
@@ -9133,7 +9057,7 @@
           <w:lang w:eastAsia="en-US"/>
         </w:rPr>
       </w:pPr>
-      <w:hyperlink w:anchor="_Toc243509274" w:history="1">
+      <w:hyperlink w:anchor="_Toc243601633" w:history="1">
         <w:r>
           <w:rPr>
             <w:rStyle w:val="Hyperlink"/>
@@ -9161,7 +9085,7 @@
             <w:noProof/>
             <w:webHidden/>
           </w:rPr>
-          <w:instrText xml:space="preserve"> PAGEREF _Toc243509274 \h </w:instrText>
+          <w:instrText xml:space="preserve"> PAGEREF _Toc243601633 \h </w:instrText>
         </w:r>
         <w:r>
           <w:rPr>
@@ -9203,7 +9127,7 @@
           <w:lang w:eastAsia="en-US"/>
         </w:rPr>
       </w:pPr>
-      <w:hyperlink w:anchor="_Toc243509275" w:history="1">
+      <w:hyperlink w:anchor="_Toc243601634" w:history="1">
         <w:r>
           <w:rPr>
             <w:rStyle w:val="Hyperlink"/>
@@ -9231,7 +9155,7 @@
             <w:noProof/>
             <w:webHidden/>
           </w:rPr>
-          <w:instrText xml:space="preserve"> PAGEREF _Toc243509275 \h </w:instrText>
+          <w:instrText xml:space="preserve"> PAGEREF _Toc243601634 \h </w:instrText>
         </w:r>
         <w:r>
           <w:rPr>
@@ -9273,7 +9197,7 @@
           <w:lang w:eastAsia="en-US"/>
         </w:rPr>
       </w:pPr>
-      <w:hyperlink w:anchor="_Toc243509276" w:history="1">
+      <w:hyperlink w:anchor="_Toc243601635" w:history="1">
         <w:r>
           <w:rPr>
             <w:rStyle w:val="Hyperlink"/>
@@ -9301,7 +9225,7 @@
             <w:noProof/>
             <w:webHidden/>
           </w:rPr>
-          <w:instrText xml:space="preserve"> PAGEREF _Toc243509276 \h </w:instrText>
+          <w:instrText xml:space="preserve"> PAGEREF _Toc243601635 \h </w:instrText>
         </w:r>
         <w:r>
           <w:rPr>
@@ -9343,7 +9267,7 @@
           <w:lang w:eastAsia="en-US"/>
         </w:rPr>
       </w:pPr>
-      <w:hyperlink w:anchor="_Toc243509277" w:history="1">
+      <w:hyperlink w:anchor="_Toc243601636" w:history="1">
         <w:r>
           <w:rPr>
             <w:rStyle w:val="Hyperlink"/>
@@ -9370,7 +9294,7 @@
             <w:noProof/>
             <w:webHidden/>
           </w:rPr>
-          <w:instrText xml:space="preserve"> PAGEREF _Toc243509277 \h </w:instrText>
+          <w:instrText xml:space="preserve"> PAGEREF _Toc243601636 \h </w:instrText>
         </w:r>
         <w:r>
           <w:rPr>
@@ -9412,7 +9336,7 @@
           <w:lang w:eastAsia="en-US"/>
         </w:rPr>
       </w:pPr>
-      <w:hyperlink w:anchor="_Toc243509278" w:history="1">
+      <w:hyperlink w:anchor="_Toc243601637" w:history="1">
         <w:r>
           <w:rPr>
             <w:rStyle w:val="Hyperlink"/>
@@ -9440,7 +9364,7 @@
             <w:noProof/>
             <w:webHidden/>
           </w:rPr>
-          <w:instrText xml:space="preserve"> PAGEREF _Toc243509278 \h </w:instrText>
+          <w:instrText xml:space="preserve"> PAGEREF _Toc243601637 \h </w:instrText>
         </w:r>
         <w:r>
           <w:rPr>
@@ -9482,7 +9406,7 @@
           <w:lang w:eastAsia="en-US"/>
         </w:rPr>
       </w:pPr>
-      <w:hyperlink w:anchor="_Toc243509279" w:history="1">
+      <w:hyperlink w:anchor="_Toc243601638" w:history="1">
         <w:r>
           <w:rPr>
             <w:rStyle w:val="Hyperlink"/>
@@ -9510,7 +9434,7 @@
             <w:noProof/>
             <w:webHidden/>
           </w:rPr>
-          <w:instrText xml:space="preserve"> PAGEREF _Toc243509279 \h </w:instrText>
+          <w:instrText xml:space="preserve"> PAGEREF _Toc243601638 \h </w:instrText>
         </w:r>
         <w:r>
           <w:rPr>
@@ -9552,7 +9476,7 @@
           <w:lang w:eastAsia="en-US"/>
         </w:rPr>
       </w:pPr>
-      <w:hyperlink w:anchor="_Toc243509280" w:history="1">
+      <w:hyperlink w:anchor="_Toc243601639" w:history="1">
         <w:r>
           <w:rPr>
             <w:rStyle w:val="Hyperlink"/>
@@ -9581,7 +9505,7 @@
             <w:noProof/>
             <w:webHidden/>
           </w:rPr>
-          <w:instrText xml:space="preserve"> PAGEREF _Toc243509280 \h </w:instrText>
+          <w:instrText xml:space="preserve"> PAGEREF _Toc243601639 \h </w:instrText>
         </w:r>
         <w:r>
           <w:rPr>
@@ -9601,7 +9525,7 @@
             <w:noProof/>
             <w:webHidden/>
           </w:rPr>
-          <w:t>34</w:t>
+          <w:t>35</w:t>
         </w:r>
         <w:r>
           <w:rPr>
@@ -9623,7 +9547,7 @@
           <w:lang w:eastAsia="en-US"/>
         </w:rPr>
       </w:pPr>
-      <w:hyperlink w:anchor="_Toc243509281" w:history="1">
+      <w:hyperlink w:anchor="_Toc243601640" w:history="1">
         <w:r>
           <w:rPr>
             <w:rStyle w:val="Hyperlink"/>
@@ -9652,7 +9576,7 @@
             <w:noProof/>
             <w:webHidden/>
           </w:rPr>
-          <w:instrText xml:space="preserve"> PAGEREF _Toc243509281 \h </w:instrText>
+          <w:instrText xml:space="preserve"> PAGEREF _Toc243601640 \h </w:instrText>
         </w:r>
         <w:r>
           <w:rPr>
@@ -9672,7 +9596,7 @@
             <w:noProof/>
             <w:webHidden/>
           </w:rPr>
-          <w:t>34</w:t>
+          <w:t>35</w:t>
         </w:r>
         <w:r>
           <w:rPr>
@@ -9694,7 +9618,7 @@
           <w:lang w:eastAsia="en-US"/>
         </w:rPr>
       </w:pPr>
-      <w:hyperlink w:anchor="_Toc243509282" w:history="1">
+      <w:hyperlink w:anchor="_Toc243601641" w:history="1">
         <w:r>
           <w:rPr>
             <w:rStyle w:val="Hyperlink"/>
@@ -9722,7 +9646,7 @@
             <w:noProof/>
             <w:webHidden/>
           </w:rPr>
-          <w:instrText xml:space="preserve"> PAGEREF _Toc243509282 \h </w:instrText>
+          <w:instrText xml:space="preserve"> PAGEREF _Toc243601641 \h </w:instrText>
         </w:r>
         <w:r>
           <w:rPr>
@@ -9742,7 +9666,7 @@
             <w:noProof/>
             <w:webHidden/>
           </w:rPr>
-          <w:t>34</w:t>
+          <w:t>36</w:t>
         </w:r>
         <w:r>
           <w:rPr>
@@ -9764,7 +9688,7 @@
           <w:lang w:eastAsia="en-US"/>
         </w:rPr>
       </w:pPr>
-      <w:hyperlink w:anchor="_Toc243509283" w:history="1">
+      <w:hyperlink w:anchor="_Toc243601642" w:history="1">
         <w:r>
           <w:rPr>
             <w:rStyle w:val="Hyperlink"/>
@@ -9791,7 +9715,7 @@
             <w:noProof/>
             <w:webHidden/>
           </w:rPr>
-          <w:instrText xml:space="preserve"> PAGEREF _Toc243509283 \h </w:instrText>
+          <w:instrText xml:space="preserve"> PAGEREF _Toc243601642 \h </w:instrText>
         </w:r>
         <w:r>
           <w:rPr>
@@ -9811,7 +9735,7 @@
             <w:noProof/>
             <w:webHidden/>
           </w:rPr>
-          <w:t>35</w:t>
+          <w:t>37</w:t>
         </w:r>
         <w:r>
           <w:rPr>
@@ -9833,7 +9757,7 @@
           <w:lang w:eastAsia="en-US"/>
         </w:rPr>
       </w:pPr>
-      <w:hyperlink w:anchor="_Toc243509284" w:history="1">
+      <w:hyperlink w:anchor="_Toc243601643" w:history="1">
         <w:r>
           <w:rPr>
             <w:rStyle w:val="Hyperlink"/>
@@ -9861,7 +9785,7 @@
             <w:noProof/>
             <w:webHidden/>
           </w:rPr>
-          <w:instrText xml:space="preserve"> PAGEREF _Toc243509284 \h </w:instrText>
+          <w:instrText xml:space="preserve"> PAGEREF _Toc243601643 \h </w:instrText>
         </w:r>
         <w:r>
           <w:rPr>
@@ -9881,7 +9805,7 @@
             <w:noProof/>
             <w:webHidden/>
           </w:rPr>
-          <w:t>36</w:t>
+          <w:t>38</w:t>
         </w:r>
         <w:r>
           <w:rPr>
@@ -9903,7 +9827,7 @@
           <w:lang w:eastAsia="en-US"/>
         </w:rPr>
       </w:pPr>
-      <w:hyperlink w:anchor="_Toc243509285" w:history="1">
+      <w:hyperlink w:anchor="_Toc243601644" w:history="1">
         <w:r>
           <w:rPr>
             <w:rStyle w:val="Hyperlink"/>
@@ -9931,7 +9855,7 @@
             <w:noProof/>
             <w:webHidden/>
           </w:rPr>
-          <w:instrText xml:space="preserve"> PAGEREF _Toc243509285 \h </w:instrText>
+          <w:instrText xml:space="preserve"> PAGEREF _Toc243601644 \h </w:instrText>
         </w:r>
         <w:r>
           <w:rPr>
@@ -9951,7 +9875,7 @@
             <w:noProof/>
             <w:webHidden/>
           </w:rPr>
-          <w:t>37</w:t>
+          <w:t>39</w:t>
         </w:r>
         <w:r>
           <w:rPr>
@@ -9973,7 +9897,7 @@
           <w:lang w:eastAsia="en-US"/>
         </w:rPr>
       </w:pPr>
-      <w:hyperlink w:anchor="_Toc243509286" w:history="1">
+      <w:hyperlink w:anchor="_Toc243601645" w:history="1">
         <w:r>
           <w:rPr>
             <w:rStyle w:val="Hyperlink"/>
@@ -10002,7 +9926,7 @@
             <w:noProof/>
             <w:webHidden/>
           </w:rPr>
-          <w:instrText xml:space="preserve"> PAGEREF _Toc243509286 \h </w:instrText>
+          <w:instrText xml:space="preserve"> PAGEREF _Toc243601645 \h </w:instrText>
         </w:r>
         <w:r>
           <w:rPr>
@@ -10022,7 +9946,7 @@
             <w:noProof/>
             <w:webHidden/>
           </w:rPr>
-          <w:t>38</w:t>
+          <w:t>40</w:t>
         </w:r>
         <w:r>
           <w:rPr>
@@ -10044,7 +9968,7 @@
           <w:lang w:eastAsia="en-US"/>
         </w:rPr>
       </w:pPr>
-      <w:hyperlink w:anchor="_Toc243509287" w:history="1">
+      <w:hyperlink w:anchor="_Toc243601646" w:history="1">
         <w:r>
           <w:rPr>
             <w:rStyle w:val="Hyperlink"/>
@@ -10073,7 +9997,7 @@
             <w:noProof/>
             <w:webHidden/>
           </w:rPr>
-          <w:instrText xml:space="preserve"> PAGEREF _Toc243509287 \h </w:instrText>
+          <w:instrText xml:space="preserve"> PAGEREF _Toc243601646 \h </w:instrText>
         </w:r>
         <w:r>
           <w:rPr>
@@ -10093,7 +10017,7 @@
             <w:noProof/>
             <w:webHidden/>
           </w:rPr>
-          <w:t>38</w:t>
+          <w:t>40</w:t>
         </w:r>
         <w:r>
           <w:rPr>
@@ -10115,7 +10039,7 @@
           <w:lang w:eastAsia="en-US"/>
         </w:rPr>
       </w:pPr>
-      <w:hyperlink w:anchor="_Toc243509288" w:history="1">
+      <w:hyperlink w:anchor="_Toc243601647" w:history="1">
         <w:r>
           <w:rPr>
             <w:rStyle w:val="Hyperlink"/>
@@ -10144,7 +10068,7 @@
             <w:noProof/>
             <w:webHidden/>
           </w:rPr>
-          <w:instrText xml:space="preserve"> PAGEREF _Toc243509288 \h </w:instrText>
+          <w:instrText xml:space="preserve"> PAGEREF _Toc243601647 \h </w:instrText>
         </w:r>
         <w:r>
           <w:rPr>
@@ -10164,7 +10088,7 @@
             <w:noProof/>
             <w:webHidden/>
           </w:rPr>
-          <w:t>38</w:t>
+          <w:t>41</w:t>
         </w:r>
         <w:r>
           <w:rPr>
@@ -10186,7 +10110,7 @@
           <w:lang w:eastAsia="en-US"/>
         </w:rPr>
       </w:pPr>
-      <w:hyperlink w:anchor="_Toc243509289" w:history="1">
+      <w:hyperlink w:anchor="_Toc243601648" w:history="1">
         <w:r>
           <w:rPr>
             <w:rStyle w:val="Hyperlink"/>
@@ -10215,7 +10139,7 @@
             <w:noProof/>
             <w:webHidden/>
           </w:rPr>
-          <w:instrText xml:space="preserve"> PAGEREF _Toc243509289 \h </w:instrText>
+          <w:instrText xml:space="preserve"> PAGEREF _Toc243601648 \h </w:instrText>
         </w:r>
         <w:r>
           <w:rPr>
@@ -10235,7 +10159,7 @@
             <w:noProof/>
             <w:webHidden/>
           </w:rPr>
-          <w:t>39</w:t>
+          <w:t>41</w:t>
         </w:r>
         <w:r>
           <w:rPr>
@@ -10257,7 +10181,7 @@
           <w:lang w:eastAsia="en-US"/>
         </w:rPr>
       </w:pPr>
-      <w:hyperlink w:anchor="_Toc243509290" w:history="1">
+      <w:hyperlink w:anchor="_Toc243601649" w:history="1">
         <w:r>
           <w:rPr>
             <w:rStyle w:val="Hyperlink"/>
@@ -10286,7 +10210,7 @@
             <w:noProof/>
             <w:webHidden/>
           </w:rPr>
-          <w:instrText xml:space="preserve"> PAGEREF _Toc243509290 \h </w:instrText>
+          <w:instrText xml:space="preserve"> PAGEREF _Toc243601649 \h </w:instrText>
         </w:r>
         <w:r>
           <w:rPr>
@@ -10306,7 +10230,7 @@
             <w:noProof/>
             <w:webHidden/>
           </w:rPr>
-          <w:t>39</w:t>
+          <w:t>42</w:t>
         </w:r>
         <w:r>
           <w:rPr>
@@ -10328,7 +10252,7 @@
           <w:lang w:eastAsia="en-US"/>
         </w:rPr>
       </w:pPr>
-      <w:hyperlink w:anchor="_Toc243509291" w:history="1">
+      <w:hyperlink w:anchor="_Toc243601650" w:history="1">
         <w:r>
           <w:rPr>
             <w:rStyle w:val="Hyperlink"/>
@@ -10357,7 +10281,7 @@
             <w:noProof/>
             <w:webHidden/>
           </w:rPr>
-          <w:instrText xml:space="preserve"> PAGEREF _Toc243509291 \h </w:instrText>
+          <w:instrText xml:space="preserve"> PAGEREF _Toc243601650 \h </w:instrText>
         </w:r>
         <w:r>
           <w:rPr>
@@ -10377,7 +10301,7 @@
             <w:noProof/>
             <w:webHidden/>
           </w:rPr>
-          <w:t>40</w:t>
+          <w:t>42</w:t>
         </w:r>
         <w:r>
           <w:rPr>
@@ -10399,7 +10323,7 @@
           <w:lang w:eastAsia="en-US"/>
         </w:rPr>
       </w:pPr>
-      <w:hyperlink w:anchor="_Toc243509292" w:history="1">
+      <w:hyperlink w:anchor="_Toc243601651" w:history="1">
         <w:r>
           <w:rPr>
             <w:rStyle w:val="Hyperlink"/>
@@ -10428,7 +10352,7 @@
             <w:noProof/>
             <w:webHidden/>
           </w:rPr>
-          <w:instrText xml:space="preserve"> PAGEREF _Toc243509292 \h </w:instrText>
+          <w:instrText xml:space="preserve"> PAGEREF _Toc243601651 \h </w:instrText>
         </w:r>
         <w:r>
           <w:rPr>
@@ -10448,7 +10372,7 @@
             <w:noProof/>
             <w:webHidden/>
           </w:rPr>
-          <w:t>40</w:t>
+          <w:t>43</w:t>
         </w:r>
         <w:r>
           <w:rPr>
@@ -10470,7 +10394,7 @@
           <w:lang w:eastAsia="en-US"/>
         </w:rPr>
       </w:pPr>
-      <w:hyperlink w:anchor="_Toc243509293" w:history="1">
+      <w:hyperlink w:anchor="_Toc243601652" w:history="1">
         <w:r>
           <w:rPr>
             <w:rStyle w:val="Hyperlink"/>
@@ -10499,7 +10423,7 @@
             <w:noProof/>
             <w:webHidden/>
           </w:rPr>
-          <w:instrText xml:space="preserve"> PAGEREF _Toc243509293 \h </w:instrText>
+          <w:instrText xml:space="preserve"> PAGEREF _Toc243601652 \h </w:instrText>
         </w:r>
         <w:r>
           <w:rPr>
@@ -10519,7 +10443,7 @@
             <w:noProof/>
             <w:webHidden/>
           </w:rPr>
-          <w:t>41</w:t>
+          <w:t>44</w:t>
         </w:r>
         <w:r>
           <w:rPr>
@@ -10541,7 +10465,7 @@
           <w:lang w:eastAsia="en-US"/>
         </w:rPr>
       </w:pPr>
-      <w:hyperlink w:anchor="_Toc243509294" w:history="1">
+      <w:hyperlink w:anchor="_Toc243601653" w:history="1">
         <w:r>
           <w:rPr>
             <w:rStyle w:val="Hyperlink"/>
@@ -10570,7 +10494,7 @@
             <w:noProof/>
             <w:webHidden/>
           </w:rPr>
-          <w:instrText xml:space="preserve"> PAGEREF _Toc243509294 \h </w:instrText>
+          <w:instrText xml:space="preserve"> PAGEREF _Toc243601653 \h </w:instrText>
         </w:r>
         <w:r>
           <w:rPr>
@@ -10590,7 +10514,7 @@
             <w:noProof/>
             <w:webHidden/>
           </w:rPr>
-          <w:t>41</w:t>
+          <w:t>44</w:t>
         </w:r>
         <w:r>
           <w:rPr>
@@ -10612,7 +10536,7 @@
           <w:lang w:eastAsia="en-US"/>
         </w:rPr>
       </w:pPr>
-      <w:hyperlink w:anchor="_Toc243509295" w:history="1">
+      <w:hyperlink w:anchor="_Toc243601654" w:history="1">
         <w:r>
           <w:rPr>
             <w:rStyle w:val="Hyperlink"/>
@@ -10639,7 +10563,7 @@
             <w:noProof/>
             <w:webHidden/>
           </w:rPr>
-          <w:instrText xml:space="preserve"> PAGEREF _Toc243509295 \h </w:instrText>
+          <w:instrText xml:space="preserve"> PAGEREF _Toc243601654 \h </w:instrText>
         </w:r>
         <w:r>
           <w:rPr>
@@ -10659,7 +10583,7 @@
             <w:noProof/>
             <w:webHidden/>
           </w:rPr>
-          <w:t>43</w:t>
+          <w:t>47</w:t>
         </w:r>
         <w:r>
           <w:rPr>
@@ -10681,7 +10605,7 @@
           <w:lang w:eastAsia="en-US"/>
         </w:rPr>
       </w:pPr>
-      <w:hyperlink w:anchor="_Toc243509296" w:history="1">
+      <w:hyperlink w:anchor="_Toc243601655" w:history="1">
         <w:r>
           <w:rPr>
             <w:rStyle w:val="Hyperlink"/>
@@ -10708,7 +10632,7 @@
             <w:noProof/>
             <w:webHidden/>
           </w:rPr>
-          <w:instrText xml:space="preserve"> PAGEREF _Toc243509296 \h </w:instrText>
+          <w:instrText xml:space="preserve"> PAGEREF _Toc243601655 \h </w:instrText>
         </w:r>
         <w:r>
           <w:rPr>
@@ -10728,7 +10652,7 @@
             <w:noProof/>
             <w:webHidden/>
           </w:rPr>
-          <w:t>43</w:t>
+          <w:t>47</w:t>
         </w:r>
         <w:r>
           <w:rPr>
@@ -10750,7 +10674,7 @@
           <w:lang w:eastAsia="en-US"/>
         </w:rPr>
       </w:pPr>
-      <w:hyperlink w:anchor="_Toc243509297" w:history="1">
+      <w:hyperlink w:anchor="_Toc243601656" w:history="1">
         <w:r>
           <w:rPr>
             <w:rStyle w:val="Hyperlink"/>
@@ -10777,7 +10701,7 @@
             <w:noProof/>
             <w:webHidden/>
           </w:rPr>
-          <w:instrText xml:space="preserve"> PAGEREF _Toc243509297 \h </w:instrText>
+          <w:instrText xml:space="preserve"> PAGEREF _Toc243601656 \h </w:instrText>
         </w:r>
         <w:r>
           <w:rPr>
@@ -10797,7 +10721,7 @@
             <w:noProof/>
             <w:webHidden/>
           </w:rPr>
-          <w:t>44</w:t>
+          <w:t>48</w:t>
         </w:r>
         <w:r>
           <w:rPr>
@@ -10819,7 +10743,7 @@
           <w:lang w:eastAsia="en-US"/>
         </w:rPr>
       </w:pPr>
-      <w:hyperlink w:anchor="_Toc243509298" w:history="1">
+      <w:hyperlink w:anchor="_Toc243601657" w:history="1">
         <w:r>
           <w:rPr>
             <w:rStyle w:val="Hyperlink"/>
@@ -10846,7 +10770,7 @@
             <w:noProof/>
             <w:webHidden/>
           </w:rPr>
-          <w:instrText xml:space="preserve"> PAGEREF _Toc243509298 \h </w:instrText>
+          <w:instrText xml:space="preserve"> PAGEREF _Toc243601657 \h </w:instrText>
         </w:r>
         <w:r>
           <w:rPr>
@@ -10866,7 +10790,7 @@
             <w:noProof/>
             <w:webHidden/>
           </w:rPr>
-          <w:t>44</w:t>
+          <w:t>49</w:t>
         </w:r>
         <w:r>
           <w:rPr>
@@ -10888,7 +10812,7 @@
           <w:lang w:eastAsia="en-US"/>
         </w:rPr>
       </w:pPr>
-      <w:hyperlink w:anchor="_Toc243509299" w:history="1">
+      <w:hyperlink w:anchor="_Toc243601658" w:history="1">
         <w:r>
           <w:rPr>
             <w:rStyle w:val="Hyperlink"/>
@@ -10915,7 +10839,7 @@
             <w:noProof/>
             <w:webHidden/>
           </w:rPr>
-          <w:instrText xml:space="preserve"> PAGEREF _Toc243509299 \h </w:instrText>
+          <w:instrText xml:space="preserve"> PAGEREF _Toc243601658 \h </w:instrText>
         </w:r>
         <w:r>
           <w:rPr>
@@ -10935,7 +10859,7 @@
             <w:noProof/>
             <w:webHidden/>
           </w:rPr>
-          <w:t>45</w:t>
+          <w:t>49</w:t>
         </w:r>
         <w:r>
           <w:rPr>
@@ -10957,7 +10881,7 @@
           <w:lang w:eastAsia="en-US"/>
         </w:rPr>
       </w:pPr>
-      <w:hyperlink w:anchor="_Toc243509300" w:history="1">
+      <w:hyperlink w:anchor="_Toc243601659" w:history="1">
         <w:r>
           <w:rPr>
             <w:rStyle w:val="Hyperlink"/>
@@ -10984,7 +10908,7 @@
             <w:noProof/>
             <w:webHidden/>
           </w:rPr>
-          <w:instrText xml:space="preserve"> PAGEREF _Toc243509300 \h </w:instrText>
+          <w:instrText xml:space="preserve"> PAGEREF _Toc243601659 \h </w:instrText>
         </w:r>
         <w:r>
           <w:rPr>
@@ -11004,7 +10928,7 @@
             <w:noProof/>
             <w:webHidden/>
           </w:rPr>
-          <w:t>45</w:t>
+          <w:t>49</w:t>
         </w:r>
         <w:r>
           <w:rPr>
@@ -11026,7 +10950,7 @@
           <w:lang w:eastAsia="en-US"/>
         </w:rPr>
       </w:pPr>
-      <w:hyperlink w:anchor="_Toc243509301" w:history="1">
+      <w:hyperlink w:anchor="_Toc243601660" w:history="1">
         <w:r>
           <w:rPr>
             <w:rStyle w:val="Hyperlink"/>
@@ -11053,7 +10977,7 @@
             <w:noProof/>
             <w:webHidden/>
           </w:rPr>
-          <w:instrText xml:space="preserve"> PAGEREF _Toc243509301 \h </w:instrText>
+          <w:instrText xml:space="preserve"> PAGEREF _Toc243601660 \h </w:instrText>
         </w:r>
         <w:r>
           <w:rPr>
@@ -11073,7 +10997,7 @@
             <w:noProof/>
             <w:webHidden/>
           </w:rPr>
-          <w:t>46</w:t>
+          <w:t>50</w:t>
         </w:r>
         <w:r>
           <w:rPr>
@@ -11095,7 +11019,7 @@
           <w:lang w:eastAsia="en-US"/>
         </w:rPr>
       </w:pPr>
-      <w:hyperlink w:anchor="_Toc243509302" w:history="1">
+      <w:hyperlink w:anchor="_Toc243601661" w:history="1">
         <w:r>
           <w:rPr>
             <w:rStyle w:val="Hyperlink"/>
@@ -11122,7 +11046,7 @@
             <w:noProof/>
             <w:webHidden/>
           </w:rPr>
-          <w:instrText xml:space="preserve"> PAGEREF _Toc243509302 \h </w:instrText>
+          <w:instrText xml:space="preserve"> PAGEREF _Toc243601661 \h </w:instrText>
         </w:r>
         <w:r>
           <w:rPr>
@@ -11142,7 +11066,7 @@
             <w:noProof/>
             <w:webHidden/>
           </w:rPr>
-          <w:t>46</w:t>
+          <w:t>50</w:t>
         </w:r>
         <w:r>
           <w:rPr>
@@ -11164,7 +11088,7 @@
           <w:lang w:eastAsia="en-US"/>
         </w:rPr>
       </w:pPr>
-      <w:hyperlink w:anchor="_Toc243509303" w:history="1">
+      <w:hyperlink w:anchor="_Toc243601662" w:history="1">
         <w:r>
           <w:rPr>
             <w:rStyle w:val="Hyperlink"/>
@@ -11191,7 +11115,7 @@
             <w:noProof/>
             <w:webHidden/>
           </w:rPr>
-          <w:instrText xml:space="preserve"> PAGEREF _Toc243509303 \h </w:instrText>
+          <w:instrText xml:space="preserve"> PAGEREF _Toc243601662 \h </w:instrText>
         </w:r>
         <w:r>
           <w:rPr>
@@ -11211,7 +11135,7 @@
             <w:noProof/>
             <w:webHidden/>
           </w:rPr>
-          <w:t>47</w:t>
+          <w:t>51</w:t>
         </w:r>
         <w:r>
           <w:rPr>
@@ -11233,7 +11157,7 @@
           <w:lang w:eastAsia="en-US"/>
         </w:rPr>
       </w:pPr>
-      <w:hyperlink w:anchor="_Toc243509304" w:history="1">
+      <w:hyperlink w:anchor="_Toc243601663" w:history="1">
         <w:r>
           <w:rPr>
             <w:rStyle w:val="Hyperlink"/>
@@ -11260,7 +11184,7 @@
             <w:noProof/>
             <w:webHidden/>
           </w:rPr>
-          <w:instrText xml:space="preserve"> PAGEREF _Toc243509304 \h </w:instrText>
+          <w:instrText xml:space="preserve"> PAGEREF _Toc243601663 \h </w:instrText>
         </w:r>
         <w:r>
           <w:rPr>
@@ -11280,7 +11204,7 @@
             <w:noProof/>
             <w:webHidden/>
           </w:rPr>
-          <w:t>47</w:t>
+          <w:t>51</w:t>
         </w:r>
         <w:r>
           <w:rPr>
@@ -11302,7 +11226,7 @@
           <w:lang w:eastAsia="en-US"/>
         </w:rPr>
       </w:pPr>
-      <w:hyperlink w:anchor="_Toc243509305" w:history="1">
+      <w:hyperlink w:anchor="_Toc243601664" w:history="1">
         <w:r>
           <w:rPr>
             <w:rStyle w:val="Hyperlink"/>
@@ -11329,7 +11253,7 @@
             <w:noProof/>
             <w:webHidden/>
           </w:rPr>
-          <w:instrText xml:space="preserve"> PAGEREF _Toc243509305 \h </w:instrText>
+          <w:instrText xml:space="preserve"> PAGEREF _Toc243601664 \h </w:instrText>
         </w:r>
         <w:r>
           <w:rPr>
@@ -11349,7 +11273,7 @@
             <w:noProof/>
             <w:webHidden/>
           </w:rPr>
-          <w:t>48</w:t>
+          <w:t>52</w:t>
         </w:r>
         <w:r>
           <w:rPr>
@@ -11371,7 +11295,7 @@
           <w:lang w:eastAsia="en-US"/>
         </w:rPr>
       </w:pPr>
-      <w:hyperlink w:anchor="_Toc243509306" w:history="1">
+      <w:hyperlink w:anchor="_Toc243601665" w:history="1">
         <w:r>
           <w:rPr>
             <w:rStyle w:val="Hyperlink"/>
@@ -11398,7 +11322,7 @@
             <w:noProof/>
             <w:webHidden/>
           </w:rPr>
-          <w:instrText xml:space="preserve"> PAGEREF _Toc243509306 \h </w:instrText>
+          <w:instrText xml:space="preserve"> PAGEREF _Toc243601665 \h </w:instrText>
         </w:r>
         <w:r>
           <w:rPr>
@@ -11418,7 +11342,7 @@
             <w:noProof/>
             <w:webHidden/>
           </w:rPr>
-          <w:t>48</w:t>
+          <w:t>52</w:t>
         </w:r>
         <w:r>
           <w:rPr>
@@ -11440,7 +11364,7 @@
           <w:lang w:eastAsia="en-US"/>
         </w:rPr>
       </w:pPr>
-      <w:hyperlink w:anchor="_Toc243509307" w:history="1">
+      <w:hyperlink w:anchor="_Toc243601666" w:history="1">
         <w:r>
           <w:rPr>
             <w:rStyle w:val="Hyperlink"/>
@@ -11467,7 +11391,7 @@
             <w:noProof/>
             <w:webHidden/>
           </w:rPr>
-          <w:instrText xml:space="preserve"> PAGEREF _Toc243509307 \h </w:instrText>
+          <w:instrText xml:space="preserve"> PAGEREF _Toc243601666 \h </w:instrText>
         </w:r>
         <w:r>
           <w:rPr>
@@ -11487,7 +11411,7 @@
             <w:noProof/>
             <w:webHidden/>
           </w:rPr>
-          <w:t>49</w:t>
+          <w:t>53</w:t>
         </w:r>
         <w:r>
           <w:rPr>
@@ -11509,7 +11433,7 @@
           <w:lang w:eastAsia="en-US"/>
         </w:rPr>
       </w:pPr>
-      <w:hyperlink w:anchor="_Toc243509308" w:history="1">
+      <w:hyperlink w:anchor="_Toc243601667" w:history="1">
         <w:r>
           <w:rPr>
             <w:rStyle w:val="Hyperlink"/>
@@ -11536,7 +11460,7 @@
             <w:noProof/>
             <w:webHidden/>
           </w:rPr>
-          <w:instrText xml:space="preserve"> PAGEREF _Toc243509308 \h </w:instrText>
+          <w:instrText xml:space="preserve"> PAGEREF _Toc243601667 \h </w:instrText>
         </w:r>
         <w:r>
           <w:rPr>
@@ -11556,7 +11480,7 @@
             <w:noProof/>
             <w:webHidden/>
           </w:rPr>
-          <w:t>49</w:t>
+          <w:t>53</w:t>
         </w:r>
         <w:r>
           <w:rPr>
@@ -11578,7 +11502,7 @@
           <w:lang w:eastAsia="en-US"/>
         </w:rPr>
       </w:pPr>
-      <w:hyperlink w:anchor="_Toc243509309" w:history="1">
+      <w:hyperlink w:anchor="_Toc243601668" w:history="1">
         <w:r>
           <w:rPr>
             <w:rStyle w:val="Hyperlink"/>
@@ -11605,7 +11529,7 @@
             <w:noProof/>
             <w:webHidden/>
           </w:rPr>
-          <w:instrText xml:space="preserve"> PAGEREF _Toc243509309 \h </w:instrText>
+          <w:instrText xml:space="preserve"> PAGEREF _Toc243601668 \h </w:instrText>
         </w:r>
         <w:r>
           <w:rPr>
@@ -11625,7 +11549,7 @@
             <w:noProof/>
             <w:webHidden/>
           </w:rPr>
-          <w:t>49</w:t>
+          <w:t>53</w:t>
         </w:r>
         <w:r>
           <w:rPr>
@@ -11647,7 +11571,7 @@
           <w:lang w:eastAsia="en-US"/>
         </w:rPr>
       </w:pPr>
-      <w:hyperlink w:anchor="_Toc243509310" w:history="1">
+      <w:hyperlink w:anchor="_Toc243601669" w:history="1">
         <w:r>
           <w:rPr>
             <w:rStyle w:val="Hyperlink"/>
@@ -11674,7 +11598,7 @@
             <w:noProof/>
             <w:webHidden/>
           </w:rPr>
-          <w:instrText xml:space="preserve"> PAGEREF _Toc243509310 \h </w:instrText>
+          <w:instrText xml:space="preserve"> PAGEREF _Toc243601669 \h </w:instrText>
         </w:r>
         <w:r>
           <w:rPr>
@@ -11694,7 +11618,7 @@
             <w:noProof/>
             <w:webHidden/>
           </w:rPr>
-          <w:t>50</w:t>
+          <w:t>54</w:t>
         </w:r>
         <w:r>
           <w:rPr>
@@ -11743,7 +11667,7 @@
       <w:pPr>
         <w:pStyle w:val="Heading1"/>
       </w:pPr>
-      <w:bookmarkStart w:id="5" w:name="_Toc243509187"/>
+      <w:bookmarkStart w:id="5" w:name="_Toc243601546"/>
       <w:r>
         <w:rPr>
           <w:rStyle w:val="Heading1Char"/>
@@ -11766,7 +11690,7 @@
           <w:szCs w:val="26"/>
         </w:rPr>
       </w:pPr>
-      <w:bookmarkStart w:id="6" w:name="_Toc243509188"/>
+      <w:bookmarkStart w:id="6" w:name="_Toc243601547"/>
       <w:r>
         <w:rPr>
           <w:sz w:val="26"/>
@@ -11799,15 +11723,7 @@
           <w:iCs/>
           <w:szCs w:val="26"/>
         </w:rPr>
-        <w:t xml:space="preserve">Khi đặt vé trực tuyến, khách hàng chọn phim, suất chiếu và ghế; hệ thống giữ ghế trong 8 phút để khách thanh toán. Vé chỉ được phát hành sau khi thanh toán thành công, vì vậy cùng một ghế không được bán cho hai khách trong cùng một suất chiếu. </w:t>
-      </w:r>
-      <w:r>
-        <w:rPr>
-          <w:bCs/>
-          <w:iCs/>
-          <w:szCs w:val="26"/>
-        </w:rPr>
-        <w:t>Galaxy Cinema được chọn làm đối tượng khảo sát vì website của rạp cho phép đặt vé trực tuyến đủ các bước, từ chọn suất chiếu đến nhận vé.</w:t>
+        <w:t>Rạp chiếu phim phải bán đúng số ghế của từng suất chiếu, tính đúng giá vé theo loại ghế và loại ngày, và đối chiếu được số tiền thu với số vé đã phát hành. Khi đặt vé trực tuyến, khách hàng chọn phim, suất chiếu và ghế; hệ thống giữ ghế trong 8 phút để khách thanh toán và chỉ phát hành vé sau khi thanh toán thành công, vì vậy cùng một ghế không được bán cho hai khách trong cùng một suất chiếu. Galaxy Cinema được chọn làm đối tượng khảo sát vì website của rạp cho phép đặt vé trực tuyến đủ các bước, từ chọn suất chiếu đến nhận vé.</w:t>
       </w:r>
     </w:p>
     <w:p>
@@ -11826,18 +11742,7 @@
           <w:iCs/>
           <w:szCs w:val="26"/>
         </w:rPr>
-        <w:t xml:space="preserve">Để vận hành quy trình này, hệ thống cần quản lý đồng bộ phim, lịch chiếu, phòng và ghế, giá vé, khuyến mãi, đơn đặt vé, thanh toán, soát vé và phản hồi. </w:t>
-      </w:r>
-      <w:r>
-        <w:t>Hiện nay khách chưa thể hủy vé đã mua, đây là điểm đề tài muốn cải thiện</w:t>
-      </w:r>
-      <w:r>
-        <w:rPr>
-          <w:bCs/>
-          <w:iCs/>
-          <w:szCs w:val="26"/>
-        </w:rPr>
-        <w:t>.</w:t>
+        <w:t>Để vận hành quy trình này, hệ thống cần quản lý đồng bộ phim, lịch chiếu, phòng và ghế, giá vé, khuyến mãi, đơn đặt vé, thanh toán, soát vé và phản hồi. Theo mục Giải đáp trên website của Galaxy Cinema, vé đã mua thành công không được hủy; đây là điểm đề tài muốn cải thiện.</w:t>
       </w:r>
     </w:p>
     <w:p>
@@ -11875,7 +11780,7 @@
           <w:szCs w:val="26"/>
         </w:rPr>
       </w:pPr>
-      <w:bookmarkStart w:id="7" w:name="_Toc243509189"/>
+      <w:bookmarkStart w:id="7" w:name="_Toc243601548"/>
       <w:r>
         <w:rPr>
           <w:sz w:val="26"/>
@@ -12097,7 +12002,7 @@
           <w:szCs w:val="26"/>
         </w:rPr>
       </w:pPr>
-      <w:bookmarkStart w:id="8" w:name="_Toc243509190"/>
+      <w:bookmarkStart w:id="8" w:name="_Toc243601549"/>
       <w:r>
         <w:rPr>
           <w:sz w:val="26"/>
@@ -12187,18 +12092,8 @@
           <w:iCs/>
           <w:szCs w:val="26"/>
         </w:rPr>
-        <w:t xml:space="preserve">Không bao gồm: bán bắp nước, thành viên tích điểm và kế toán chi tiết. </w:t>
-      </w:r>
-      <w:r>
-        <w:t>Hệ thống chỉ xét hoạt động của một cụm rạp</w:t>
-      </w:r>
-      <w:r>
-        <w:rPr>
-          <w:bCs/>
-          <w:iCs/>
-          <w:szCs w:val="26"/>
-        </w:rPr>
-        <w:t>.</w:t>
+        <w:lastRenderedPageBreak/>
+        <w:t>Không bao gồm: bán bắp nước, thành viên tích điểm, kế toán chi tiết, đổi vé sang suất chiếu khác và quản lý tài khoản nhân viên. Hệ thống chỉ xét hoạt động của một cụm rạp và cổng thanh toán được mô phỏng trong bản demo.</w:t>
       </w:r>
     </w:p>
     <w:p>
@@ -12236,20 +12131,12 @@
           <w:szCs w:val="26"/>
         </w:rPr>
       </w:pPr>
+      <w:bookmarkStart w:id="9" w:name="_Toc243601550"/>
       <w:r>
         <w:rPr>
           <w:sz w:val="26"/>
           <w:szCs w:val="26"/>
         </w:rPr>
-        <w:br w:type="page"/>
-      </w:r>
-      <w:bookmarkStart w:id="9" w:name="_Toc243509191"/>
-      <w:r>
-        <w:rPr>
-          <w:sz w:val="26"/>
-          <w:szCs w:val="26"/>
-        </w:rPr>
-        <w:lastRenderedPageBreak/>
         <w:t>Phương pháp nghiên cứu</w:t>
       </w:r>
       <w:bookmarkEnd w:id="9"/>
@@ -12329,7 +12216,7 @@
           <w:iCs/>
           <w:szCs w:val="26"/>
         </w:rPr>
-        <w:t>Phân tích hệ thống có cấu trúc: sử dụng sơ đồ phân rã chức năng, sơ đồ luồng dữ liệu ở mức ngữ cảnh, mức đỉnh và mức dưới đỉnh, cùng sơ đồ thực thể liên kết để mô hình hóa chức năng, luồng dữ liệu và cấu trúc dữ liệu của hệ thống.</w:t>
+        <w:t>Phân tích hệ thống có cấu trúc: sử dụng sơ đồ phân rã chức năng, sơ đồ luồng dữ liệu ở mức ngữ cảnh, mức đỉnh và mức dưới đỉnh, cùng sơ đồ thực thể liên kết để mô hình hóa chức năng, luồng dữ liệu và cấu trúc dữ liệu của hệ thống; dữ liệu được chuẩn hóa đến dạng chuẩn 3 (3NF) trước khi xác định thực thể.</w:t>
       </w:r>
     </w:p>
     <w:p>
@@ -12375,6 +12262,29 @@
           <w:iCs/>
           <w:szCs w:val="26"/>
         </w:rPr>
+        <w:t>Cài đặt thử nghiệm: xây dựng ứng dụng web demo bằng ASP.NET Web Forms và SQL Server để kiểm tra cơ sở dữ liệu và các quy tắc nghiệp vụ đã thiết kế.</w:t>
+      </w:r>
+    </w:p>
+    <w:p>
+      <w:pPr>
+        <w:numPr>
+          <w:ilvl w:val="0"/>
+          <w:numId w:val="7"/>
+        </w:numPr>
+        <w:ind w:left="714" w:hanging="357"/>
+        <w:jc w:val="both"/>
+        <w:rPr>
+          <w:bCs/>
+          <w:iCs/>
+          <w:szCs w:val="26"/>
+        </w:rPr>
+      </w:pPr>
+      <w:r>
+        <w:rPr>
+          <w:bCs/>
+          <w:iCs/>
+          <w:szCs w:val="26"/>
+        </w:rPr>
         <w:t>Nghiên cứu tài liệu liên quan: tham khảo tài liệu môn Phân tích và thiết kế hệ thống để áp dụng đúng ký hiệu và quy tắc vẽ sơ đồ.</w:t>
       </w:r>
     </w:p>
@@ -12391,7 +12301,7 @@
           <w:szCs w:val="26"/>
         </w:rPr>
       </w:pPr>
-      <w:bookmarkStart w:id="10" w:name="_Toc243509192"/>
+      <w:bookmarkStart w:id="10" w:name="_Toc243601551"/>
       <w:r>
         <w:rPr>
           <w:sz w:val="26"/>
@@ -12518,7 +12428,7 @@
       <w:pPr>
         <w:pStyle w:val="Heading1"/>
       </w:pPr>
-      <w:bookmarkStart w:id="11" w:name="_Toc243509193"/>
+      <w:bookmarkStart w:id="11" w:name="_Toc243601552"/>
       <w:r>
         <w:t>CHƯƠNG I: KHẢO SÁT HỆ THỐNG BÁN VÉ XEM PHIM GALAXY CINEMA</w:t>
       </w:r>
@@ -12534,7 +12444,7 @@
           <w:szCs w:val="26"/>
         </w:rPr>
       </w:pPr>
-      <w:bookmarkStart w:id="12" w:name="_Toc243509194"/>
+      <w:bookmarkStart w:id="12" w:name="_Toc243601553"/>
       <w:r>
         <w:rPr>
           <w:sz w:val="26"/>
@@ -12552,7 +12462,7 @@
           <w:iCs/>
         </w:rPr>
       </w:pPr>
-      <w:bookmarkStart w:id="13" w:name="_Toc243509195"/>
+      <w:bookmarkStart w:id="13" w:name="_Toc243601554"/>
       <w:r>
         <w:rPr>
           <w:iCs/>
@@ -12584,7 +12494,21 @@
           <w:iCs/>
           <w:szCs w:val="26"/>
         </w:rPr>
-        <w:t>Galaxy Cinema là thương hiệu của Galaxy Studio, thuộc Tập đoàn Thiên Ngân. Hệ thống có khoảng 30 cụm rạp trên cả nước.</w:t>
+        <w:t>Galaxy Cinema là thương hiệu của Galaxy Studio, thuộc Tập đoàn Thiên Ngân. H</w:t>
+      </w:r>
+      <w:r>
+        <w:rPr>
+          <w:szCs w:val="26"/>
+        </w:rPr>
+        <w:t>ệ thống rạp có mặt ở nhiều tỉnh, thành</w:t>
+      </w:r>
+      <w:r>
+        <w:rPr>
+          <w:bCs/>
+          <w:iCs/>
+          <w:szCs w:val="26"/>
+        </w:rPr>
+        <w:t>.</w:t>
       </w:r>
     </w:p>
     <w:p>
@@ -12595,7 +12519,7 @@
           <w:iCs/>
         </w:rPr>
       </w:pPr>
-      <w:bookmarkStart w:id="14" w:name="_Toc243509196"/>
+      <w:bookmarkStart w:id="14" w:name="_Toc243601555"/>
       <w:r>
         <w:rPr>
           <w:iCs/>
@@ -12723,7 +12647,7 @@
           <w:iCs/>
         </w:rPr>
       </w:pPr>
-      <w:bookmarkStart w:id="15" w:name="_Toc243509197"/>
+      <w:bookmarkStart w:id="15" w:name="_Toc243601556"/>
       <w:r>
         <w:rPr>
           <w:iCs/>
@@ -12760,7 +12684,39 @@
           <w:iCs/>
           <w:szCs w:val="26"/>
         </w:rPr>
-        <w:t xml:space="preserve"> đăng nhập, chọn phim, rạp, ngày và suất chiếu, chọn ghế, nhập mã khuyến mãi nếu có và thanh toán. Ghế được giữ trong 8 phút để khách hoàn tất thanh toán. Sau khi giao dịch thành công, khách có thể dùng mã QR để vào phòng chiếu hoặc nhận vé giấy tại rạp.</w:t>
+        <w:t xml:space="preserve"> đăng nhập, chọn phim, rạp, ngày và suất chiếu, chọn ghế, nhập mã khuyến mãi nếu có và thanh toán. </w:t>
+      </w:r>
+      <w:r>
+        <w:rPr>
+          <w:szCs w:val="26"/>
+        </w:rPr>
+        <w:t>H</w:t>
+      </w:r>
+      <w:r>
+        <w:rPr>
+          <w:szCs w:val="26"/>
+        </w:rPr>
+        <w:t>ệ thống giữ ghế trong một thời gian ngắn</w:t>
+      </w:r>
+      <w:r>
+        <w:rPr>
+          <w:szCs w:val="26"/>
+        </w:rPr>
+        <w:t xml:space="preserve"> </w:t>
+      </w:r>
+      <w:r>
+        <w:rPr>
+          <w:szCs w:val="26"/>
+        </w:rPr>
+        <w:t>(khoảng 8 phút)</w:t>
+      </w:r>
+      <w:r>
+        <w:rPr>
+          <w:bCs/>
+          <w:iCs/>
+          <w:szCs w:val="26"/>
+        </w:rPr>
+        <w:t>. Sau khi giao dịch thành công, khách có thể dùng mã QR để vào phòng chiếu hoặc nhận vé giấy tại rạp.</w:t>
       </w:r>
     </w:p>
     <w:p>
@@ -12772,7 +12728,7 @@
           <w:iCs/>
         </w:rPr>
       </w:pPr>
-      <w:bookmarkStart w:id="16" w:name="_Toc243509198"/>
+      <w:bookmarkStart w:id="16" w:name="_Toc243601557"/>
       <w:r>
         <w:rPr>
           <w:iCs/>
@@ -12808,7 +12764,7 @@
           <w:iCs/>
         </w:rPr>
       </w:pPr>
-      <w:bookmarkStart w:id="17" w:name="_Toc243509199"/>
+      <w:bookmarkStart w:id="17" w:name="_Toc243601558"/>
       <w:r>
         <w:rPr>
           <w:iCs/>
@@ -12857,7 +12813,7 @@
           <w:iCs/>
         </w:rPr>
       </w:pPr>
-      <w:bookmarkStart w:id="18" w:name="_Toc243509200"/>
+      <w:bookmarkStart w:id="18" w:name="_Toc243601559"/>
       <w:r>
         <w:rPr>
           <w:iCs/>
@@ -12896,7 +12852,7 @@
           <w:szCs w:val="26"/>
         </w:rPr>
       </w:pPr>
-      <w:bookmarkStart w:id="19" w:name="_Toc243509201"/>
+      <w:bookmarkStart w:id="19" w:name="_Toc243601560"/>
       <w:r>
         <w:rPr>
           <w:sz w:val="26"/>
@@ -12916,7 +12872,7 @@
           <w:iCs/>
         </w:rPr>
       </w:pPr>
-      <w:bookmarkStart w:id="20" w:name="_Toc243509202"/>
+      <w:bookmarkStart w:id="20" w:name="_Toc243601561"/>
       <w:r>
         <w:rPr>
           <w:iCs/>
@@ -13006,7 +12962,7 @@
           <w:iCs/>
         </w:rPr>
       </w:pPr>
-      <w:bookmarkStart w:id="21" w:name="_Toc243509203"/>
+      <w:bookmarkStart w:id="21" w:name="_Toc243601562"/>
       <w:r>
         <w:rPr>
           <w:iCs/>
@@ -13068,7 +13024,7 @@
           <w:szCs w:val="26"/>
         </w:rPr>
       </w:pPr>
-      <w:bookmarkStart w:id="22" w:name="_Toc243509204"/>
+      <w:bookmarkStart w:id="22" w:name="_Toc243601563"/>
       <w:r>
         <w:rPr>
           <w:sz w:val="26"/>
@@ -13087,7 +13043,7 @@
           <w:iCs/>
         </w:rPr>
       </w:pPr>
-      <w:bookmarkStart w:id="23" w:name="_Toc243509205"/>
+      <w:bookmarkStart w:id="23" w:name="_Toc243601564"/>
       <w:r>
         <w:rPr>
           <w:iCs/>
@@ -13269,7 +13225,7 @@
           <w:iCs/>
         </w:rPr>
       </w:pPr>
-      <w:bookmarkStart w:id="24" w:name="_Toc243509206"/>
+      <w:bookmarkStart w:id="24" w:name="_Toc243601565"/>
       <w:r>
         <w:rPr>
           <w:iCs/>
@@ -13353,8 +13309,9 @@
     <w:p>
       <w:pPr>
         <w:pStyle w:val="Heading1"/>
-      </w:pPr>
-      <w:bookmarkStart w:id="25" w:name="_Toc243509207"/>
+        <w:pageBreakBefore/>
+      </w:pPr>
+      <w:bookmarkStart w:id="25" w:name="_Toc243601566"/>
       <w:r>
         <w:lastRenderedPageBreak/>
         <w:t>CHƯƠNG II: PHÂN TÍCH THIẾT KẾ HỆ THỐNG</w:t>
@@ -13370,7 +13327,7 @@
           <w:szCs w:val="26"/>
         </w:rPr>
       </w:pPr>
-      <w:bookmarkStart w:id="26" w:name="_Toc243509208"/>
+      <w:bookmarkStart w:id="26" w:name="_Toc243601567"/>
       <w:r>
         <w:rPr>
           <w:sz w:val="26"/>
@@ -13390,15 +13347,43 @@
       </w:pPr>
       <w:r>
         <w:rPr>
-          <w:noProof/>
-          <w:szCs w:val="26"/>
-        </w:rPr>
-        <w:pict w14:anchorId="5E357769">
-          <v:shape id="Image31" o:spid="_x0000_i1026" type="#_x0000_t75" style="width:450.15pt;height:212.25pt;visibility:visible;mso-wrap-style:square">
-            <v:imagedata r:id="rId9" o:title="" croptop="-5f" cropbottom="-5f" cropleft="-3f" cropright="-3f"/>
+          <w:sz w:val="24"/>
+          <w:lang w:eastAsia="en-US"/>
+        </w:rPr>
+        <w:fldChar w:fldCharType="begin"/>
+      </w:r>
+      <w:r>
+        <w:rPr>
+          <w:sz w:val="24"/>
+          <w:lang w:eastAsia="en-US"/>
+        </w:rPr>
+        <w:instrText xml:space="preserve"> INCLUDEPICTURE "C:\\Users\\admin\\Downloads\\DFD_BFD\\img_BFD_DFD\\BFD.png" \* MERGEFORMATINET </w:instrText>
+      </w:r>
+      <w:r>
+        <w:rPr>
+          <w:sz w:val="24"/>
+          <w:lang w:eastAsia="en-US"/>
+        </w:rPr>
+        <w:fldChar w:fldCharType="separate"/>
+      </w:r>
+      <w:r>
+        <w:rPr>
+          <w:sz w:val="24"/>
+          <w:lang w:eastAsia="en-US"/>
+        </w:rPr>
+        <w:pict w14:anchorId="69E2A793">
+          <v:shape id="_x0000_i1108" type="#_x0000_t75" style="width:453.4pt;height:259.5pt">
+            <v:imagedata r:id="rId9" r:href="rId10"/>
           </v:shape>
         </w:pict>
       </w:r>
+      <w:r>
+        <w:rPr>
+          <w:sz w:val="24"/>
+          <w:lang w:eastAsia="en-US"/>
+        </w:rPr>
+        <w:fldChar w:fldCharType="end"/>
+      </w:r>
     </w:p>
     <w:p>
       <w:pPr>
@@ -13408,7 +13393,7 @@
           <w:szCs w:val="26"/>
         </w:rPr>
       </w:pPr>
-      <w:bookmarkStart w:id="27" w:name="_Toc243509270"/>
+      <w:bookmarkStart w:id="27" w:name="_Toc243601629"/>
       <w:r>
         <w:rPr>
           <w:bCs/>
@@ -13726,7 +13711,7 @@
           <w:szCs w:val="26"/>
         </w:rPr>
       </w:pPr>
-      <w:bookmarkStart w:id="28" w:name="_Toc243509209"/>
+      <w:bookmarkStart w:id="28" w:name="_Toc243601568"/>
       <w:r>
         <w:rPr>
           <w:sz w:val="26"/>
@@ -14055,7 +14040,7 @@
           <w:szCs w:val="26"/>
         </w:rPr>
       </w:pPr>
-      <w:bookmarkStart w:id="29" w:name="_Toc243509210"/>
+      <w:bookmarkStart w:id="29" w:name="_Toc243601569"/>
       <w:r>
         <w:rPr>
           <w:sz w:val="26"/>
@@ -14081,13 +14066,9 @@
         </w:rPr>
       </w:pPr>
       <w:r>
-        <w:rPr>
-          <w:noProof/>
-          <w:szCs w:val="26"/>
-        </w:rPr>
-        <w:pict w14:anchorId="5A89AAF2">
-          <v:shape id="_x0000_i1068" type="#_x0000_t75" style="width:453.9pt;height:293.65pt;visibility:visible;mso-wrap-style:square">
-            <v:imagedata r:id="rId10" o:title=""/>
+        <w:pict w14:anchorId="642BD757">
+          <v:shape id="_x0000_i1027" type="#_x0000_t75" style="width:442.5pt;height:237pt">
+            <v:imagedata r:id="rId11" o:title=""/>
           </v:shape>
         </w:pict>
       </w:r>
@@ -14100,7 +14081,7 @@
           <w:szCs w:val="26"/>
         </w:rPr>
       </w:pPr>
-      <w:bookmarkStart w:id="30" w:name="_Toc243509271"/>
+      <w:bookmarkStart w:id="30" w:name="_Toc243601630"/>
       <w:r>
         <w:rPr>
           <w:bCs/>
@@ -14128,7 +14109,7 @@
           <w:szCs w:val="26"/>
         </w:rPr>
       </w:pPr>
-      <w:bookmarkStart w:id="31" w:name="_Toc243509211"/>
+      <w:bookmarkStart w:id="31" w:name="_Toc243601570"/>
       <w:r>
         <w:rPr>
           <w:sz w:val="26"/>
@@ -14153,8 +14134,8 @@
           <w:szCs w:val="26"/>
         </w:rPr>
         <w:pict w14:anchorId="0C6C387B">
-          <v:shape id="Image33" o:spid="_x0000_i1028" type="#_x0000_t75" style="width:423.25pt;height:240.4pt;visibility:visible;mso-wrap-style:square">
-            <v:imagedata r:id="rId11" o:title="" croptop="-5f" cropbottom="835f" cropleft="-3f" cropright="1602f"/>
+          <v:shape id="Image33" o:spid="_x0000_i1028" type="#_x0000_t75" style="width:423.4pt;height:240.75pt;visibility:visible;mso-wrap-style:square">
+            <v:imagedata r:id="rId12" o:title="" croptop="-5f" cropbottom="835f" cropleft="-3f" cropright="1602f"/>
           </v:shape>
         </w:pict>
       </w:r>
@@ -14167,7 +14148,7 @@
           <w:szCs w:val="26"/>
         </w:rPr>
       </w:pPr>
-      <w:bookmarkStart w:id="32" w:name="_Toc243509272"/>
+      <w:bookmarkStart w:id="32" w:name="_Toc243601631"/>
       <w:r>
         <w:rPr>
           <w:bCs/>
@@ -14186,7 +14167,7 @@
           <w:szCs w:val="26"/>
         </w:rPr>
       </w:pPr>
-      <w:bookmarkStart w:id="33" w:name="_Toc243509212"/>
+      <w:bookmarkStart w:id="33" w:name="_Toc243601571"/>
       <w:r>
         <w:rPr>
           <w:sz w:val="26"/>
@@ -14225,8 +14206,8 @@
           <w:szCs w:val="26"/>
         </w:rPr>
         <w:pict w14:anchorId="04FB07FF">
-          <v:shape id="Image34" o:spid="_x0000_i1029" type="#_x0000_t75" style="width:424.5pt;height:256.7pt;visibility:visible;mso-wrap-style:square">
-            <v:imagedata r:id="rId12" o:title="" croptop="-3f" cropbottom="-3f" cropleft="-2f" cropright="-2f"/>
+          <v:shape id="Image34" o:spid="_x0000_i1029" type="#_x0000_t75" style="width:424.15pt;height:256.9pt;visibility:visible;mso-wrap-style:square">
+            <v:imagedata r:id="rId13" o:title="" croptop="-3f" cropbottom="-3f" cropleft="-2f" cropright="-2f"/>
           </v:shape>
         </w:pict>
       </w:r>
@@ -14238,7 +14219,7 @@
           <w:szCs w:val="26"/>
         </w:rPr>
       </w:pPr>
-      <w:bookmarkStart w:id="34" w:name="_Toc243509273"/>
+      <w:bookmarkStart w:id="34" w:name="_Toc243601632"/>
       <w:r>
         <w:rPr>
           <w:bCs/>
@@ -14297,60 +14278,7 @@
           <w:lang w:eastAsia="en-US"/>
         </w:rPr>
         <w:pict w14:anchorId="747C30C0">
-          <v:shape id="Picture 1" o:spid="_x0000_i1030" type="#_x0000_t75" style="width:437.65pt;height:258.55pt;visibility:visible;mso-wrap-style:square">
-            <v:imagedata r:id="rId13" o:title="" croptop="-5f" cropbottom="-5f" cropleft="-3f" cropright="-3f"/>
-          </v:shape>
-        </w:pict>
-      </w:r>
-    </w:p>
-    <w:p>
-      <w:pPr>
-        <w:pStyle w:val="HINHANH"/>
-        <w:rPr>
-          <w:bCs/>
-          <w:szCs w:val="26"/>
-        </w:rPr>
-      </w:pPr>
-      <w:bookmarkStart w:id="35" w:name="_Toc243509274"/>
-      <w:r>
-        <w:rPr>
-          <w:bCs/>
-          <w:szCs w:val="26"/>
-        </w:rPr>
-        <w:t>Hình 2.5. Sơ đồ mức dưới đỉnh đối với chức năng quản lý giá vé và khuyến mãi</w:t>
-      </w:r>
-      <w:bookmarkEnd w:id="35"/>
-    </w:p>
-    <w:p>
-      <w:pPr>
-        <w:rPr>
-          <w:bCs/>
-          <w:szCs w:val="26"/>
-        </w:rPr>
-      </w:pPr>
-      <w:r>
-        <w:rPr>
-          <w:bCs/>
-          <w:szCs w:val="26"/>
-        </w:rPr>
-        <w:t>c, Biểu đồ mức dưới đỉnh đối với chức năng xử lý bán vé</w:t>
-      </w:r>
-    </w:p>
-    <w:p>
-      <w:pPr>
-        <w:jc w:val="center"/>
-        <w:rPr>
-          <w:bCs/>
-          <w:szCs w:val="26"/>
-        </w:rPr>
-      </w:pPr>
-      <w:r>
-        <w:rPr>
-          <w:noProof/>
-          <w:szCs w:val="26"/>
-        </w:rPr>
-        <w:pict w14:anchorId="5D25F610">
-          <v:shape id="Image35" o:spid="_x0000_i1031" type="#_x0000_t75" style="width:410.1pt;height:255.45pt;visibility:visible;mso-wrap-style:square">
+          <v:shape id="Picture 1" o:spid="_x0000_i1030" type="#_x0000_t75" style="width:437.25pt;height:258.4pt;visibility:visible;mso-wrap-style:square">
             <v:imagedata r:id="rId14" o:title="" croptop="-5f" cropbottom="-5f" cropleft="-3f" cropright="-3f"/>
           </v:shape>
         </w:pict>
@@ -14364,7 +14292,88 @@
           <w:szCs w:val="26"/>
         </w:rPr>
       </w:pPr>
-      <w:bookmarkStart w:id="36" w:name="_Toc243509275"/>
+      <w:bookmarkStart w:id="35" w:name="_Toc243601633"/>
+      <w:r>
+        <w:rPr>
+          <w:bCs/>
+          <w:szCs w:val="26"/>
+        </w:rPr>
+        <w:t>Hình 2.5. Sơ đồ mức dưới đỉnh đối với chức năng quản lý giá vé và khuyến mãi</w:t>
+      </w:r>
+      <w:bookmarkEnd w:id="35"/>
+    </w:p>
+    <w:p>
+      <w:pPr>
+        <w:rPr>
+          <w:bCs/>
+          <w:szCs w:val="26"/>
+        </w:rPr>
+      </w:pPr>
+      <w:r>
+        <w:rPr>
+          <w:bCs/>
+          <w:szCs w:val="26"/>
+        </w:rPr>
+        <w:t>c, Biểu đồ mức dưới đỉnh đối với chức năng xử lý bán vé</w:t>
+      </w:r>
+    </w:p>
+    <w:p>
+      <w:pPr>
+        <w:jc w:val="center"/>
+        <w:rPr>
+          <w:bCs/>
+          <w:szCs w:val="26"/>
+        </w:rPr>
+      </w:pPr>
+      <w:r>
+        <w:rPr>
+          <w:sz w:val="24"/>
+          <w:lang w:eastAsia="en-US"/>
+        </w:rPr>
+        <w:fldChar w:fldCharType="begin"/>
+      </w:r>
+      <w:r>
+        <w:rPr>
+          <w:sz w:val="24"/>
+          <w:lang w:eastAsia="en-US"/>
+        </w:rPr>
+        <w:instrText xml:space="preserve"> INCLUDEPICTURE "C:\\Users\\admin\\Downloads\\DFD_BFD\\img_BFD_DFD\\DFD\\xử lý bán vé.png" \* MERGEFORMATINET </w:instrText>
+      </w:r>
+      <w:r>
+        <w:rPr>
+          <w:sz w:val="24"/>
+          <w:lang w:eastAsia="en-US"/>
+        </w:rPr>
+        <w:fldChar w:fldCharType="separate"/>
+      </w:r>
+      <w:r>
+        <w:rPr>
+          <w:sz w:val="24"/>
+          <w:lang w:eastAsia="en-US"/>
+        </w:rPr>
+        <w:pict w14:anchorId="31972AFB">
+          <v:shape id="_x0000_i1109" type="#_x0000_t75" style="width:453pt;height:343.15pt">
+            <v:imagedata r:id="rId15" r:href="rId16"/>
+          </v:shape>
+        </w:pict>
+      </w:r>
+      <w:r>
+        <w:rPr>
+          <w:sz w:val="24"/>
+          <w:lang w:eastAsia="en-US"/>
+        </w:rPr>
+        <w:fldChar w:fldCharType="end"/>
+      </w:r>
+    </w:p>
+    <w:p>
+      <w:pPr>
+        <w:pStyle w:val="HINHANH"/>
+        <w:rPr>
+          <w:bCs/>
+          <w:szCs w:val="26"/>
+        </w:rPr>
+      </w:pPr>
+      <w:bookmarkStart w:id="36" w:name="_Toc243601634"/>
       <w:r>
         <w:rPr>
           <w:bCs/>
@@ -14421,8 +14430,8 @@
           <w:szCs w:val="26"/>
         </w:rPr>
         <w:pict w14:anchorId="05B6A4CA">
-          <v:shape id="Image36" o:spid="_x0000_i1032" type="#_x0000_t75" style="width:429.5pt;height:264.85pt;visibility:visible;mso-wrap-style:square">
-            <v:imagedata r:id="rId15" o:title="" croptop="-5f" cropbottom="-5f" cropleft="-3f" cropright="-3f"/>
+          <v:shape id="Image36" o:spid="_x0000_i1032" type="#_x0000_t75" style="width:429.75pt;height:265.15pt;visibility:visible;mso-wrap-style:square">
+            <v:imagedata r:id="rId17" o:title="" croptop="-5f" cropbottom="-5f" cropleft="-3f" cropright="-3f"/>
           </v:shape>
         </w:pict>
       </w:r>
@@ -14435,7 +14444,7 @@
           <w:szCs w:val="26"/>
         </w:rPr>
       </w:pPr>
-      <w:bookmarkStart w:id="37" w:name="_Toc243509276"/>
+      <w:bookmarkStart w:id="37" w:name="_Toc243601635"/>
       <w:r>
         <w:rPr>
           <w:bCs/>
@@ -14474,8 +14483,8 @@
           <w:szCs w:val="26"/>
         </w:rPr>
         <w:pict w14:anchorId="136AF075">
-          <v:shape id="Image37" o:spid="_x0000_i1033" type="#_x0000_t75" style="width:436.4pt;height:272.95pt;visibility:visible;mso-wrap-style:square">
-            <v:imagedata r:id="rId16" o:title="" croptop="-5f" cropbottom="-5f" cropleft="-3f" cropright="-3f"/>
+          <v:shape id="Image37" o:spid="_x0000_i1033" type="#_x0000_t75" style="width:436.5pt;height:273pt;visibility:visible;mso-wrap-style:square">
+            <v:imagedata r:id="rId18" o:title="" croptop="-5f" cropbottom="-5f" cropleft="-3f" cropright="-3f"/>
           </v:shape>
         </w:pict>
       </w:r>
@@ -14484,7 +14493,7 @@
       <w:pPr>
         <w:pStyle w:val="HINHANH"/>
       </w:pPr>
-      <w:bookmarkStart w:id="38" w:name="_Toc243509277"/>
+      <w:bookmarkStart w:id="38" w:name="_Toc243601636"/>
       <w:r>
         <w:t>Hình 2.8. Sơ đồ mức dưới đỉnh đối với chức năng thống kê báo cáo</w:t>
       </w:r>
@@ -14502,7 +14511,7 @@
         </w:rPr>
         <w:br w:type="page"/>
       </w:r>
-      <w:bookmarkStart w:id="39" w:name="_Toc243509213"/>
+      <w:bookmarkStart w:id="39" w:name="_Toc243601572"/>
       <w:r>
         <w:rPr>
           <w:rStyle w:val="Heading1Char"/>
@@ -14522,7 +14531,7 @@
           <w:szCs w:val="26"/>
         </w:rPr>
       </w:pPr>
-      <w:bookmarkStart w:id="40" w:name="_Toc243509214"/>
+      <w:bookmarkStart w:id="40" w:name="_Toc243601573"/>
       <w:r>
         <w:rPr>
           <w:sz w:val="26"/>
@@ -14539,7 +14548,7 @@
           <w:iCs/>
         </w:rPr>
       </w:pPr>
-      <w:bookmarkStart w:id="41" w:name="_Toc243509215"/>
+      <w:bookmarkStart w:id="41" w:name="_Toc243601574"/>
       <w:r>
         <w:rPr>
           <w:iCs/>
@@ -14813,7 +14822,7 @@
           <w:iCs/>
         </w:rPr>
       </w:pPr>
-      <w:bookmarkStart w:id="42" w:name="_Toc243509216"/>
+      <w:bookmarkStart w:id="42" w:name="_Toc243601575"/>
       <w:r>
         <w:rPr>
           <w:iCs/>
@@ -15087,7 +15096,7 @@
           <w:iCs/>
         </w:rPr>
       </w:pPr>
-      <w:bookmarkStart w:id="43" w:name="_Toc243509217"/>
+      <w:bookmarkStart w:id="43" w:name="_Toc243601576"/>
       <w:r>
         <w:rPr>
           <w:iCs/>
@@ -15361,7 +15370,7 @@
           <w:iCs/>
         </w:rPr>
       </w:pPr>
-      <w:bookmarkStart w:id="44" w:name="_Toc243509218"/>
+      <w:bookmarkStart w:id="44" w:name="_Toc243601577"/>
       <w:r>
         <w:rPr>
           <w:iCs/>
@@ -15627,27 +15636,20 @@
           <w:szCs w:val="26"/>
         </w:rPr>
       </w:pPr>
-      <w:r>
-        <w:rPr>
-          <w:bCs/>
+    </w:p>
+    <w:p>
+      <w:pPr>
+        <w:pStyle w:val="Heading3"/>
+        <w:rPr>
           <w:iCs/>
-          <w:szCs w:val="26"/>
-        </w:rPr>
-        <w:br w:type="page"/>
-      </w:r>
-    </w:p>
-    <w:p>
-      <w:pPr>
-        <w:pStyle w:val="Heading3"/>
+        </w:rPr>
+      </w:pPr>
+      <w:bookmarkStart w:id="45" w:name="_Toc243601578"/>
+      <w:r>
         <w:rPr>
           <w:iCs/>
         </w:rPr>
-      </w:pPr>
-      <w:bookmarkStart w:id="45" w:name="_Toc243509219"/>
-      <w:r>
-        <w:rPr>
-          <w:iCs/>
-        </w:rPr>
+        <w:lastRenderedPageBreak/>
         <w:t>3.1.5. Chuẩn hóa dữ liệu từ thông tin ghế</w:t>
       </w:r>
       <w:bookmarkEnd w:id="45"/>
@@ -15917,7 +15919,7 @@
           <w:iCs/>
         </w:rPr>
       </w:pPr>
-      <w:bookmarkStart w:id="46" w:name="_Toc243509220"/>
+      <w:bookmarkStart w:id="46" w:name="_Toc243601579"/>
       <w:r>
         <w:rPr>
           <w:iCs/>
@@ -16191,7 +16193,7 @@
           <w:iCs/>
         </w:rPr>
       </w:pPr>
-      <w:bookmarkStart w:id="47" w:name="_Toc243509221"/>
+      <w:bookmarkStart w:id="47" w:name="_Toc243601580"/>
       <w:r>
         <w:rPr>
           <w:iCs/>
@@ -16465,7 +16467,7 @@
           <w:iCs/>
         </w:rPr>
       </w:pPr>
-      <w:bookmarkStart w:id="48" w:name="_Toc243509222"/>
+      <w:bookmarkStart w:id="48" w:name="_Toc243601581"/>
       <w:r>
         <w:rPr>
           <w:iCs/>
@@ -16731,27 +16733,26 @@
           <w:szCs w:val="26"/>
         </w:rPr>
       </w:pPr>
-      <w:r>
-        <w:rPr>
-          <w:bCs/>
+    </w:p>
+    <w:p>
+      <w:pPr>
+        <w:pStyle w:val="Heading3"/>
+        <w:rPr>
           <w:iCs/>
-          <w:szCs w:val="26"/>
+        </w:rPr>
+      </w:pPr>
+      <w:r>
+        <w:rPr>
+          <w:iCs/>
         </w:rPr>
         <w:br w:type="page"/>
       </w:r>
-    </w:p>
-    <w:p>
-      <w:pPr>
-        <w:pStyle w:val="Heading3"/>
+      <w:bookmarkStart w:id="49" w:name="_Toc243601582"/>
+      <w:r>
         <w:rPr>
           <w:iCs/>
         </w:rPr>
-      </w:pPr>
-      <w:bookmarkStart w:id="49" w:name="_Toc243509223"/>
-      <w:r>
-        <w:rPr>
-          <w:iCs/>
-        </w:rPr>
+        <w:lastRenderedPageBreak/>
         <w:t>3.1.9. Chuẩn hóa dữ liệu từ thông tin đơn đặt vé</w:t>
       </w:r>
       <w:bookmarkEnd w:id="49"/>
@@ -17021,7 +17022,7 @@
           <w:iCs/>
         </w:rPr>
       </w:pPr>
-      <w:bookmarkStart w:id="50" w:name="_Toc243509224"/>
+      <w:bookmarkStart w:id="50" w:name="_Toc243601583"/>
       <w:r>
         <w:rPr>
           <w:iCs/>
@@ -17295,7 +17296,7 @@
           <w:iCs/>
         </w:rPr>
       </w:pPr>
-      <w:bookmarkStart w:id="51" w:name="_Toc243509225"/>
+      <w:bookmarkStart w:id="51" w:name="_Toc243601584"/>
       <w:r>
         <w:rPr>
           <w:iCs/>
@@ -17579,7 +17580,7 @@
           <w:szCs w:val="26"/>
         </w:rPr>
       </w:pPr>
-      <w:bookmarkStart w:id="52" w:name="_Toc243509226"/>
+      <w:bookmarkStart w:id="52" w:name="_Toc243601585"/>
       <w:r>
         <w:rPr>
           <w:sz w:val="26"/>
@@ -17613,7 +17614,7 @@
           <w:iCs/>
         </w:rPr>
       </w:pPr>
-      <w:bookmarkStart w:id="53" w:name="_Toc243509227"/>
+      <w:bookmarkStart w:id="53" w:name="_Toc243601586"/>
       <w:r>
         <w:rPr>
           <w:iCs/>
@@ -17784,7 +17785,7 @@
           <w:iCs/>
         </w:rPr>
       </w:pPr>
-      <w:bookmarkStart w:id="54" w:name="_Toc243509228"/>
+      <w:bookmarkStart w:id="54" w:name="_Toc243601587"/>
       <w:r>
         <w:rPr>
           <w:iCs/>
@@ -17909,7 +17910,7 @@
           <w:iCs/>
         </w:rPr>
       </w:pPr>
-      <w:bookmarkStart w:id="55" w:name="_Toc243509229"/>
+      <w:bookmarkStart w:id="55" w:name="_Toc243601588"/>
       <w:r>
         <w:rPr>
           <w:iCs/>
@@ -18080,7 +18081,7 @@
           <w:iCs/>
         </w:rPr>
       </w:pPr>
-      <w:bookmarkStart w:id="56" w:name="_Toc243509230"/>
+      <w:bookmarkStart w:id="56" w:name="_Toc243601589"/>
       <w:r>
         <w:rPr>
           <w:iCs/>
@@ -18190,7 +18191,7 @@
           <w:iCs/>
         </w:rPr>
       </w:pPr>
-      <w:bookmarkStart w:id="57" w:name="_Toc243509231"/>
+      <w:bookmarkStart w:id="57" w:name="_Toc243601590"/>
       <w:r>
         <w:rPr>
           <w:iCs/>
@@ -18338,7 +18339,7 @@
           <w:iCs/>
         </w:rPr>
       </w:pPr>
-      <w:bookmarkStart w:id="58" w:name="_Toc243509232"/>
+      <w:bookmarkStart w:id="58" w:name="_Toc243601591"/>
       <w:r>
         <w:rPr>
           <w:iCs/>
@@ -18486,7 +18487,7 @@
           <w:iCs/>
         </w:rPr>
       </w:pPr>
-      <w:bookmarkStart w:id="59" w:name="_Toc243509233"/>
+      <w:bookmarkStart w:id="59" w:name="_Toc243601592"/>
       <w:r>
         <w:rPr>
           <w:iCs/>
@@ -18634,7 +18635,7 @@
           <w:iCs/>
         </w:rPr>
       </w:pPr>
-      <w:bookmarkStart w:id="60" w:name="_Toc243509234"/>
+      <w:bookmarkStart w:id="60" w:name="_Toc243601593"/>
       <w:r>
         <w:rPr>
           <w:iCs/>
@@ -18805,7 +18806,7 @@
           <w:iCs/>
         </w:rPr>
       </w:pPr>
-      <w:bookmarkStart w:id="61" w:name="_Toc243509235"/>
+      <w:bookmarkStart w:id="61" w:name="_Toc243601594"/>
       <w:r>
         <w:rPr>
           <w:iCs/>
@@ -18954,7 +18955,7 @@
           <w:iCs/>
         </w:rPr>
       </w:pPr>
-      <w:bookmarkStart w:id="62" w:name="_Toc243509236"/>
+      <w:bookmarkStart w:id="62" w:name="_Toc243601595"/>
       <w:r>
         <w:rPr>
           <w:iCs/>
@@ -19148,7 +19149,7 @@
           <w:iCs/>
         </w:rPr>
       </w:pPr>
-      <w:bookmarkStart w:id="63" w:name="_Toc243509237"/>
+      <w:bookmarkStart w:id="63" w:name="_Toc243601596"/>
       <w:r>
         <w:rPr>
           <w:iCs/>
@@ -19357,35 +19358,30 @@
         </w:rPr>
         <w:t>Thời điểm</w:t>
       </w:r>
-      <w:r>
-        <w:rPr>
-          <w:bCs/>
-          <w:iCs/>
-          <w:szCs w:val="26"/>
-        </w:rPr>
-        <w:br w:type="page"/>
-      </w:r>
     </w:p>
     <w:p>
       <w:pPr>
         <w:pStyle w:val="Heading2"/>
+        <w:pageBreakBefore/>
         <w:rPr>
           <w:sz w:val="26"/>
           <w:szCs w:val="26"/>
         </w:rPr>
       </w:pPr>
-      <w:bookmarkStart w:id="64" w:name="_Toc243509238"/>
+      <w:bookmarkStart w:id="64" w:name="_Toc243601597"/>
       <w:r>
         <w:rPr>
           <w:sz w:val="26"/>
           <w:szCs w:val="26"/>
         </w:rPr>
+        <w:lastRenderedPageBreak/>
         <w:t>3.3. Xây dựng ma trận thực thể khóa</w:t>
       </w:r>
       <w:bookmarkEnd w:id="64"/>
     </w:p>
     <w:p>
       <w:pPr>
+        <w:ind w:firstLine="720"/>
         <w:rPr>
           <w:bCs/>
           <w:iCs/>
@@ -19413,14 +19409,14 @@
         <w:tblLook w:val="0000" w:firstRow="0" w:lastRow="0" w:firstColumn="0" w:lastColumn="0" w:noHBand="0" w:noVBand="0"/>
       </w:tblPr>
       <w:tblGrid>
-        <w:gridCol w:w="1361"/>
-        <w:gridCol w:w="737"/>
-        <w:gridCol w:w="680"/>
-        <w:gridCol w:w="624"/>
-        <w:gridCol w:w="737"/>
-        <w:gridCol w:w="624"/>
-        <w:gridCol w:w="737"/>
-        <w:gridCol w:w="737"/>
+        <w:gridCol w:w="1134"/>
+        <w:gridCol w:w="851"/>
+        <w:gridCol w:w="709"/>
+        <w:gridCol w:w="708"/>
+        <w:gridCol w:w="851"/>
+        <w:gridCol w:w="567"/>
+        <w:gridCol w:w="709"/>
+        <w:gridCol w:w="708"/>
         <w:gridCol w:w="907"/>
         <w:gridCol w:w="737"/>
         <w:gridCol w:w="510"/>
@@ -19429,7 +19425,7 @@
       <w:tr>
         <w:tc>
           <w:tcPr>
-            <w:tcW w:w="1361" w:type="dxa"/>
+            <w:tcW w:w="1134" w:type="dxa"/>
             <w:tcBorders>
               <w:top w:val="single" w:sz="4" w:space="0" w:color="000000"/>
               <w:left w:val="single" w:sz="4" w:space="0" w:color="000000"/>
@@ -19458,7 +19454,7 @@
         </w:tc>
         <w:tc>
           <w:tcPr>
-            <w:tcW w:w="737" w:type="dxa"/>
+            <w:tcW w:w="851" w:type="dxa"/>
             <w:tcBorders>
               <w:top w:val="single" w:sz="4" w:space="0" w:color="000000"/>
               <w:left w:val="single" w:sz="4" w:space="0" w:color="000000"/>
@@ -19488,7 +19484,7 @@
         </w:tc>
         <w:tc>
           <w:tcPr>
-            <w:tcW w:w="680" w:type="dxa"/>
+            <w:tcW w:w="709" w:type="dxa"/>
             <w:tcBorders>
               <w:top w:val="single" w:sz="4" w:space="0" w:color="000000"/>
               <w:left w:val="single" w:sz="4" w:space="0" w:color="000000"/>
@@ -19518,7 +19514,7 @@
         </w:tc>
         <w:tc>
           <w:tcPr>
-            <w:tcW w:w="624" w:type="dxa"/>
+            <w:tcW w:w="708" w:type="dxa"/>
             <w:tcBorders>
               <w:top w:val="single" w:sz="4" w:space="0" w:color="000000"/>
               <w:left w:val="single" w:sz="4" w:space="0" w:color="000000"/>
@@ -19548,7 +19544,7 @@
         </w:tc>
         <w:tc>
           <w:tcPr>
-            <w:tcW w:w="737" w:type="dxa"/>
+            <w:tcW w:w="851" w:type="dxa"/>
             <w:tcBorders>
               <w:top w:val="single" w:sz="4" w:space="0" w:color="000000"/>
               <w:left w:val="single" w:sz="4" w:space="0" w:color="000000"/>
@@ -19578,7 +19574,7 @@
         </w:tc>
         <w:tc>
           <w:tcPr>
-            <w:tcW w:w="624" w:type="dxa"/>
+            <w:tcW w:w="567" w:type="dxa"/>
             <w:tcBorders>
               <w:top w:val="single" w:sz="4" w:space="0" w:color="000000"/>
               <w:left w:val="single" w:sz="4" w:space="0" w:color="000000"/>
@@ -19608,7 +19604,7 @@
         </w:tc>
         <w:tc>
           <w:tcPr>
-            <w:tcW w:w="737" w:type="dxa"/>
+            <w:tcW w:w="709" w:type="dxa"/>
             <w:tcBorders>
               <w:top w:val="single" w:sz="4" w:space="0" w:color="000000"/>
               <w:left w:val="single" w:sz="4" w:space="0" w:color="000000"/>
@@ -19638,7 +19634,7 @@
         </w:tc>
         <w:tc>
           <w:tcPr>
-            <w:tcW w:w="737" w:type="dxa"/>
+            <w:tcW w:w="708" w:type="dxa"/>
             <w:tcBorders>
               <w:top w:val="single" w:sz="4" w:space="0" w:color="000000"/>
               <w:left w:val="single" w:sz="4" w:space="0" w:color="000000"/>
@@ -19790,7 +19786,7 @@
       <w:tr>
         <w:tc>
           <w:tcPr>
-            <w:tcW w:w="1361" w:type="dxa"/>
+            <w:tcW w:w="1134" w:type="dxa"/>
             <w:tcBorders>
               <w:top w:val="single" w:sz="4" w:space="0" w:color="000000"/>
               <w:left w:val="single" w:sz="4" w:space="0" w:color="000000"/>
@@ -19819,7 +19815,7 @@
         </w:tc>
         <w:tc>
           <w:tcPr>
-            <w:tcW w:w="737" w:type="dxa"/>
+            <w:tcW w:w="851" w:type="dxa"/>
             <w:tcBorders>
               <w:top w:val="single" w:sz="4" w:space="0" w:color="000000"/>
               <w:left w:val="single" w:sz="4" w:space="0" w:color="000000"/>
@@ -19849,7 +19845,7 @@
         </w:tc>
         <w:tc>
           <w:tcPr>
-            <w:tcW w:w="680" w:type="dxa"/>
+            <w:tcW w:w="709" w:type="dxa"/>
             <w:tcBorders>
               <w:top w:val="single" w:sz="4" w:space="0" w:color="000000"/>
               <w:left w:val="single" w:sz="4" w:space="0" w:color="000000"/>
@@ -19879,7 +19875,7 @@
         </w:tc>
         <w:tc>
           <w:tcPr>
-            <w:tcW w:w="624" w:type="dxa"/>
+            <w:tcW w:w="708" w:type="dxa"/>
             <w:tcBorders>
               <w:top w:val="single" w:sz="4" w:space="0" w:color="000000"/>
               <w:left w:val="single" w:sz="4" w:space="0" w:color="000000"/>
@@ -19902,7 +19898,7 @@
         </w:tc>
         <w:tc>
           <w:tcPr>
-            <w:tcW w:w="737" w:type="dxa"/>
+            <w:tcW w:w="851" w:type="dxa"/>
             <w:tcBorders>
               <w:top w:val="single" w:sz="4" w:space="0" w:color="000000"/>
               <w:left w:val="single" w:sz="4" w:space="0" w:color="000000"/>
@@ -19925,7 +19921,7 @@
         </w:tc>
         <w:tc>
           <w:tcPr>
-            <w:tcW w:w="624" w:type="dxa"/>
+            <w:tcW w:w="567" w:type="dxa"/>
             <w:tcBorders>
               <w:top w:val="single" w:sz="4" w:space="0" w:color="000000"/>
               <w:left w:val="single" w:sz="4" w:space="0" w:color="000000"/>
@@ -19948,7 +19944,7 @@
         </w:tc>
         <w:tc>
           <w:tcPr>
-            <w:tcW w:w="737" w:type="dxa"/>
+            <w:tcW w:w="709" w:type="dxa"/>
             <w:tcBorders>
               <w:top w:val="single" w:sz="4" w:space="0" w:color="000000"/>
               <w:left w:val="single" w:sz="4" w:space="0" w:color="000000"/>
@@ -19971,7 +19967,7 @@
         </w:tc>
         <w:tc>
           <w:tcPr>
-            <w:tcW w:w="737" w:type="dxa"/>
+            <w:tcW w:w="708" w:type="dxa"/>
             <w:tcBorders>
               <w:top w:val="single" w:sz="4" w:space="0" w:color="000000"/>
               <w:left w:val="single" w:sz="4" w:space="0" w:color="000000"/>
@@ -20095,7 +20091,7 @@
       <w:tr>
         <w:tc>
           <w:tcPr>
-            <w:tcW w:w="1361" w:type="dxa"/>
+            <w:tcW w:w="1134" w:type="dxa"/>
             <w:tcBorders>
               <w:top w:val="single" w:sz="4" w:space="0" w:color="000000"/>
               <w:left w:val="single" w:sz="4" w:space="0" w:color="000000"/>
@@ -20124,7 +20120,7 @@
         </w:tc>
         <w:tc>
           <w:tcPr>
-            <w:tcW w:w="737" w:type="dxa"/>
+            <w:tcW w:w="851" w:type="dxa"/>
             <w:tcBorders>
               <w:top w:val="single" w:sz="4" w:space="0" w:color="000000"/>
               <w:left w:val="single" w:sz="4" w:space="0" w:color="000000"/>
@@ -20147,7 +20143,7 @@
         </w:tc>
         <w:tc>
           <w:tcPr>
-            <w:tcW w:w="680" w:type="dxa"/>
+            <w:tcW w:w="709" w:type="dxa"/>
             <w:tcBorders>
               <w:top w:val="single" w:sz="4" w:space="0" w:color="000000"/>
               <w:left w:val="single" w:sz="4" w:space="0" w:color="000000"/>
@@ -20177,7 +20173,7 @@
         </w:tc>
         <w:tc>
           <w:tcPr>
-            <w:tcW w:w="624" w:type="dxa"/>
+            <w:tcW w:w="708" w:type="dxa"/>
             <w:tcBorders>
               <w:top w:val="single" w:sz="4" w:space="0" w:color="000000"/>
               <w:left w:val="single" w:sz="4" w:space="0" w:color="000000"/>
@@ -20200,7 +20196,7 @@
         </w:tc>
         <w:tc>
           <w:tcPr>
-            <w:tcW w:w="737" w:type="dxa"/>
+            <w:tcW w:w="851" w:type="dxa"/>
             <w:tcBorders>
               <w:top w:val="single" w:sz="4" w:space="0" w:color="000000"/>
               <w:left w:val="single" w:sz="4" w:space="0" w:color="000000"/>
@@ -20223,7 +20219,7 @@
         </w:tc>
         <w:tc>
           <w:tcPr>
-            <w:tcW w:w="624" w:type="dxa"/>
+            <w:tcW w:w="567" w:type="dxa"/>
             <w:tcBorders>
               <w:top w:val="single" w:sz="4" w:space="0" w:color="000000"/>
               <w:left w:val="single" w:sz="4" w:space="0" w:color="000000"/>
@@ -20246,7 +20242,7 @@
         </w:tc>
         <w:tc>
           <w:tcPr>
-            <w:tcW w:w="737" w:type="dxa"/>
+            <w:tcW w:w="709" w:type="dxa"/>
             <w:tcBorders>
               <w:top w:val="single" w:sz="4" w:space="0" w:color="000000"/>
               <w:left w:val="single" w:sz="4" w:space="0" w:color="000000"/>
@@ -20269,7 +20265,7 @@
         </w:tc>
         <w:tc>
           <w:tcPr>
-            <w:tcW w:w="737" w:type="dxa"/>
+            <w:tcW w:w="708" w:type="dxa"/>
             <w:tcBorders>
               <w:top w:val="single" w:sz="4" w:space="0" w:color="000000"/>
               <w:left w:val="single" w:sz="4" w:space="0" w:color="000000"/>
@@ -20386,7 +20382,7 @@
       <w:tr>
         <w:tc>
           <w:tcPr>
-            <w:tcW w:w="1361" w:type="dxa"/>
+            <w:tcW w:w="1134" w:type="dxa"/>
             <w:tcBorders>
               <w:top w:val="single" w:sz="4" w:space="0" w:color="000000"/>
               <w:left w:val="single" w:sz="4" w:space="0" w:color="000000"/>
@@ -20415,7 +20411,7 @@
         </w:tc>
         <w:tc>
           <w:tcPr>
-            <w:tcW w:w="737" w:type="dxa"/>
+            <w:tcW w:w="851" w:type="dxa"/>
             <w:tcBorders>
               <w:top w:val="single" w:sz="4" w:space="0" w:color="000000"/>
               <w:left w:val="single" w:sz="4" w:space="0" w:color="000000"/>
@@ -20438,7 +20434,7 @@
         </w:tc>
         <w:tc>
           <w:tcPr>
-            <w:tcW w:w="680" w:type="dxa"/>
+            <w:tcW w:w="709" w:type="dxa"/>
             <w:tcBorders>
               <w:top w:val="single" w:sz="4" w:space="0" w:color="000000"/>
               <w:left w:val="single" w:sz="4" w:space="0" w:color="000000"/>
@@ -20461,7 +20457,7 @@
         </w:tc>
         <w:tc>
           <w:tcPr>
-            <w:tcW w:w="624" w:type="dxa"/>
+            <w:tcW w:w="708" w:type="dxa"/>
             <w:tcBorders>
               <w:top w:val="single" w:sz="4" w:space="0" w:color="000000"/>
               <w:left w:val="single" w:sz="4" w:space="0" w:color="000000"/>
@@ -20491,7 +20487,7 @@
         </w:tc>
         <w:tc>
           <w:tcPr>
-            <w:tcW w:w="737" w:type="dxa"/>
+            <w:tcW w:w="851" w:type="dxa"/>
             <w:tcBorders>
               <w:top w:val="single" w:sz="4" w:space="0" w:color="000000"/>
               <w:left w:val="single" w:sz="4" w:space="0" w:color="000000"/>
@@ -20514,7 +20510,7 @@
         </w:tc>
         <w:tc>
           <w:tcPr>
-            <w:tcW w:w="624" w:type="dxa"/>
+            <w:tcW w:w="567" w:type="dxa"/>
             <w:tcBorders>
               <w:top w:val="single" w:sz="4" w:space="0" w:color="000000"/>
               <w:left w:val="single" w:sz="4" w:space="0" w:color="000000"/>
@@ -20537,7 +20533,7 @@
         </w:tc>
         <w:tc>
           <w:tcPr>
-            <w:tcW w:w="737" w:type="dxa"/>
+            <w:tcW w:w="709" w:type="dxa"/>
             <w:tcBorders>
               <w:top w:val="single" w:sz="4" w:space="0" w:color="000000"/>
               <w:left w:val="single" w:sz="4" w:space="0" w:color="000000"/>
@@ -20567,7 +20563,7 @@
         </w:tc>
         <w:tc>
           <w:tcPr>
-            <w:tcW w:w="737" w:type="dxa"/>
+            <w:tcW w:w="708" w:type="dxa"/>
             <w:tcBorders>
               <w:top w:val="single" w:sz="4" w:space="0" w:color="000000"/>
               <w:left w:val="single" w:sz="4" w:space="0" w:color="000000"/>
@@ -20684,7 +20680,7 @@
       <w:tr>
         <w:tc>
           <w:tcPr>
-            <w:tcW w:w="1361" w:type="dxa"/>
+            <w:tcW w:w="1134" w:type="dxa"/>
             <w:tcBorders>
               <w:top w:val="single" w:sz="4" w:space="0" w:color="000000"/>
               <w:left w:val="single" w:sz="4" w:space="0" w:color="000000"/>
@@ -20713,7 +20709,7 @@
         </w:tc>
         <w:tc>
           <w:tcPr>
-            <w:tcW w:w="737" w:type="dxa"/>
+            <w:tcW w:w="851" w:type="dxa"/>
             <w:tcBorders>
               <w:top w:val="single" w:sz="4" w:space="0" w:color="000000"/>
               <w:left w:val="single" w:sz="4" w:space="0" w:color="000000"/>
@@ -20736,7 +20732,7 @@
         </w:tc>
         <w:tc>
           <w:tcPr>
-            <w:tcW w:w="680" w:type="dxa"/>
+            <w:tcW w:w="709" w:type="dxa"/>
             <w:tcBorders>
               <w:top w:val="single" w:sz="4" w:space="0" w:color="000000"/>
               <w:left w:val="single" w:sz="4" w:space="0" w:color="000000"/>
@@ -20759,7 +20755,7 @@
         </w:tc>
         <w:tc>
           <w:tcPr>
-            <w:tcW w:w="624" w:type="dxa"/>
+            <w:tcW w:w="708" w:type="dxa"/>
             <w:tcBorders>
               <w:top w:val="single" w:sz="4" w:space="0" w:color="000000"/>
               <w:left w:val="single" w:sz="4" w:space="0" w:color="000000"/>
@@ -20782,7 +20778,7 @@
         </w:tc>
         <w:tc>
           <w:tcPr>
-            <w:tcW w:w="737" w:type="dxa"/>
+            <w:tcW w:w="851" w:type="dxa"/>
             <w:tcBorders>
               <w:top w:val="single" w:sz="4" w:space="0" w:color="000000"/>
               <w:left w:val="single" w:sz="4" w:space="0" w:color="000000"/>
@@ -20812,7 +20808,7 @@
         </w:tc>
         <w:tc>
           <w:tcPr>
-            <w:tcW w:w="624" w:type="dxa"/>
+            <w:tcW w:w="567" w:type="dxa"/>
             <w:tcBorders>
               <w:top w:val="single" w:sz="4" w:space="0" w:color="000000"/>
               <w:left w:val="single" w:sz="4" w:space="0" w:color="000000"/>
@@ -20842,7 +20838,7 @@
         </w:tc>
         <w:tc>
           <w:tcPr>
-            <w:tcW w:w="737" w:type="dxa"/>
+            <w:tcW w:w="709" w:type="dxa"/>
             <w:tcBorders>
               <w:top w:val="single" w:sz="4" w:space="0" w:color="000000"/>
               <w:left w:val="single" w:sz="4" w:space="0" w:color="000000"/>
@@ -20872,7 +20868,7 @@
         </w:tc>
         <w:tc>
           <w:tcPr>
-            <w:tcW w:w="737" w:type="dxa"/>
+            <w:tcW w:w="708" w:type="dxa"/>
             <w:tcBorders>
               <w:top w:val="single" w:sz="4" w:space="0" w:color="000000"/>
               <w:left w:val="single" w:sz="4" w:space="0" w:color="000000"/>
@@ -20989,7 +20985,7 @@
       <w:tr>
         <w:tc>
           <w:tcPr>
-            <w:tcW w:w="1361" w:type="dxa"/>
+            <w:tcW w:w="1134" w:type="dxa"/>
             <w:tcBorders>
               <w:top w:val="single" w:sz="4" w:space="0" w:color="000000"/>
               <w:left w:val="single" w:sz="4" w:space="0" w:color="000000"/>
@@ -21018,7 +21014,7 @@
         </w:tc>
         <w:tc>
           <w:tcPr>
-            <w:tcW w:w="737" w:type="dxa"/>
+            <w:tcW w:w="851" w:type="dxa"/>
             <w:tcBorders>
               <w:top w:val="single" w:sz="4" w:space="0" w:color="000000"/>
               <w:left w:val="single" w:sz="4" w:space="0" w:color="000000"/>
@@ -21041,7 +21037,7 @@
         </w:tc>
         <w:tc>
           <w:tcPr>
-            <w:tcW w:w="680" w:type="dxa"/>
+            <w:tcW w:w="709" w:type="dxa"/>
             <w:tcBorders>
               <w:top w:val="single" w:sz="4" w:space="0" w:color="000000"/>
               <w:left w:val="single" w:sz="4" w:space="0" w:color="000000"/>
@@ -21064,7 +21060,7 @@
         </w:tc>
         <w:tc>
           <w:tcPr>
-            <w:tcW w:w="624" w:type="dxa"/>
+            <w:tcW w:w="708" w:type="dxa"/>
             <w:tcBorders>
               <w:top w:val="single" w:sz="4" w:space="0" w:color="000000"/>
               <w:left w:val="single" w:sz="4" w:space="0" w:color="000000"/>
@@ -21087,7 +21083,7 @@
         </w:tc>
         <w:tc>
           <w:tcPr>
-            <w:tcW w:w="737" w:type="dxa"/>
+            <w:tcW w:w="851" w:type="dxa"/>
             <w:tcBorders>
               <w:top w:val="single" w:sz="4" w:space="0" w:color="000000"/>
               <w:left w:val="single" w:sz="4" w:space="0" w:color="000000"/>
@@ -21110,7 +21106,7 @@
         </w:tc>
         <w:tc>
           <w:tcPr>
-            <w:tcW w:w="624" w:type="dxa"/>
+            <w:tcW w:w="567" w:type="dxa"/>
             <w:tcBorders>
               <w:top w:val="single" w:sz="4" w:space="0" w:color="000000"/>
               <w:left w:val="single" w:sz="4" w:space="0" w:color="000000"/>
@@ -21140,7 +21136,7 @@
         </w:tc>
         <w:tc>
           <w:tcPr>
-            <w:tcW w:w="737" w:type="dxa"/>
+            <w:tcW w:w="709" w:type="dxa"/>
             <w:tcBorders>
               <w:top w:val="single" w:sz="4" w:space="0" w:color="000000"/>
               <w:left w:val="single" w:sz="4" w:space="0" w:color="000000"/>
@@ -21163,7 +21159,7 @@
         </w:tc>
         <w:tc>
           <w:tcPr>
-            <w:tcW w:w="737" w:type="dxa"/>
+            <w:tcW w:w="708" w:type="dxa"/>
             <w:tcBorders>
               <w:top w:val="single" w:sz="4" w:space="0" w:color="000000"/>
               <w:left w:val="single" w:sz="4" w:space="0" w:color="000000"/>
@@ -21287,7 +21283,7 @@
       <w:tr>
         <w:tc>
           <w:tcPr>
-            <w:tcW w:w="1361" w:type="dxa"/>
+            <w:tcW w:w="1134" w:type="dxa"/>
             <w:tcBorders>
               <w:top w:val="single" w:sz="4" w:space="0" w:color="000000"/>
               <w:left w:val="single" w:sz="4" w:space="0" w:color="000000"/>
@@ -21316,7 +21312,7 @@
         </w:tc>
         <w:tc>
           <w:tcPr>
-            <w:tcW w:w="737" w:type="dxa"/>
+            <w:tcW w:w="851" w:type="dxa"/>
             <w:tcBorders>
               <w:top w:val="single" w:sz="4" w:space="0" w:color="000000"/>
               <w:left w:val="single" w:sz="4" w:space="0" w:color="000000"/>
@@ -21339,7 +21335,7 @@
         </w:tc>
         <w:tc>
           <w:tcPr>
-            <w:tcW w:w="680" w:type="dxa"/>
+            <w:tcW w:w="709" w:type="dxa"/>
             <w:tcBorders>
               <w:top w:val="single" w:sz="4" w:space="0" w:color="000000"/>
               <w:left w:val="single" w:sz="4" w:space="0" w:color="000000"/>
@@ -21362,7 +21358,7 @@
         </w:tc>
         <w:tc>
           <w:tcPr>
-            <w:tcW w:w="624" w:type="dxa"/>
+            <w:tcW w:w="708" w:type="dxa"/>
             <w:tcBorders>
               <w:top w:val="single" w:sz="4" w:space="0" w:color="000000"/>
               <w:left w:val="single" w:sz="4" w:space="0" w:color="000000"/>
@@ -21385,7 +21381,7 @@
         </w:tc>
         <w:tc>
           <w:tcPr>
-            <w:tcW w:w="737" w:type="dxa"/>
+            <w:tcW w:w="851" w:type="dxa"/>
             <w:tcBorders>
               <w:top w:val="single" w:sz="4" w:space="0" w:color="000000"/>
               <w:left w:val="single" w:sz="4" w:space="0" w:color="000000"/>
@@ -21408,7 +21404,7 @@
         </w:tc>
         <w:tc>
           <w:tcPr>
-            <w:tcW w:w="624" w:type="dxa"/>
+            <w:tcW w:w="567" w:type="dxa"/>
             <w:tcBorders>
               <w:top w:val="single" w:sz="4" w:space="0" w:color="000000"/>
               <w:left w:val="single" w:sz="4" w:space="0" w:color="000000"/>
@@ -21431,7 +21427,7 @@
         </w:tc>
         <w:tc>
           <w:tcPr>
-            <w:tcW w:w="737" w:type="dxa"/>
+            <w:tcW w:w="709" w:type="dxa"/>
             <w:tcBorders>
               <w:top w:val="single" w:sz="4" w:space="0" w:color="000000"/>
               <w:left w:val="single" w:sz="4" w:space="0" w:color="000000"/>
@@ -21461,7 +21457,7 @@
         </w:tc>
         <w:tc>
           <w:tcPr>
-            <w:tcW w:w="737" w:type="dxa"/>
+            <w:tcW w:w="708" w:type="dxa"/>
             <w:tcBorders>
               <w:top w:val="single" w:sz="4" w:space="0" w:color="000000"/>
               <w:left w:val="single" w:sz="4" w:space="0" w:color="000000"/>
@@ -21585,7 +21581,7 @@
       <w:tr>
         <w:tc>
           <w:tcPr>
-            <w:tcW w:w="1361" w:type="dxa"/>
+            <w:tcW w:w="1134" w:type="dxa"/>
             <w:tcBorders>
               <w:top w:val="single" w:sz="4" w:space="0" w:color="000000"/>
               <w:left w:val="single" w:sz="4" w:space="0" w:color="000000"/>
@@ -21614,7 +21610,7 @@
         </w:tc>
         <w:tc>
           <w:tcPr>
-            <w:tcW w:w="737" w:type="dxa"/>
+            <w:tcW w:w="851" w:type="dxa"/>
             <w:tcBorders>
               <w:top w:val="single" w:sz="4" w:space="0" w:color="000000"/>
               <w:left w:val="single" w:sz="4" w:space="0" w:color="000000"/>
@@ -21637,7 +21633,7 @@
         </w:tc>
         <w:tc>
           <w:tcPr>
-            <w:tcW w:w="680" w:type="dxa"/>
+            <w:tcW w:w="709" w:type="dxa"/>
             <w:tcBorders>
               <w:top w:val="single" w:sz="4" w:space="0" w:color="000000"/>
               <w:left w:val="single" w:sz="4" w:space="0" w:color="000000"/>
@@ -21660,7 +21656,7 @@
         </w:tc>
         <w:tc>
           <w:tcPr>
-            <w:tcW w:w="624" w:type="dxa"/>
+            <w:tcW w:w="708" w:type="dxa"/>
             <w:tcBorders>
               <w:top w:val="single" w:sz="4" w:space="0" w:color="000000"/>
               <w:left w:val="single" w:sz="4" w:space="0" w:color="000000"/>
@@ -21683,7 +21679,7 @@
         </w:tc>
         <w:tc>
           <w:tcPr>
-            <w:tcW w:w="737" w:type="dxa"/>
+            <w:tcW w:w="851" w:type="dxa"/>
             <w:tcBorders>
               <w:top w:val="single" w:sz="4" w:space="0" w:color="000000"/>
               <w:left w:val="single" w:sz="4" w:space="0" w:color="000000"/>
@@ -21706,7 +21702,7 @@
         </w:tc>
         <w:tc>
           <w:tcPr>
-            <w:tcW w:w="624" w:type="dxa"/>
+            <w:tcW w:w="567" w:type="dxa"/>
             <w:tcBorders>
               <w:top w:val="single" w:sz="4" w:space="0" w:color="000000"/>
               <w:left w:val="single" w:sz="4" w:space="0" w:color="000000"/>
@@ -21729,7 +21725,7 @@
         </w:tc>
         <w:tc>
           <w:tcPr>
-            <w:tcW w:w="737" w:type="dxa"/>
+            <w:tcW w:w="709" w:type="dxa"/>
             <w:tcBorders>
               <w:top w:val="single" w:sz="4" w:space="0" w:color="000000"/>
               <w:left w:val="single" w:sz="4" w:space="0" w:color="000000"/>
@@ -21752,7 +21748,7 @@
         </w:tc>
         <w:tc>
           <w:tcPr>
-            <w:tcW w:w="737" w:type="dxa"/>
+            <w:tcW w:w="708" w:type="dxa"/>
             <w:tcBorders>
               <w:top w:val="single" w:sz="4" w:space="0" w:color="000000"/>
               <w:left w:val="single" w:sz="4" w:space="0" w:color="000000"/>
@@ -21883,7 +21879,7 @@
       <w:tr>
         <w:tc>
           <w:tcPr>
-            <w:tcW w:w="1361" w:type="dxa"/>
+            <w:tcW w:w="1134" w:type="dxa"/>
             <w:tcBorders>
               <w:top w:val="single" w:sz="4" w:space="0" w:color="000000"/>
               <w:left w:val="single" w:sz="4" w:space="0" w:color="000000"/>
@@ -21912,7 +21908,7 @@
         </w:tc>
         <w:tc>
           <w:tcPr>
-            <w:tcW w:w="737" w:type="dxa"/>
+            <w:tcW w:w="851" w:type="dxa"/>
             <w:tcBorders>
               <w:top w:val="single" w:sz="4" w:space="0" w:color="000000"/>
               <w:left w:val="single" w:sz="4" w:space="0" w:color="000000"/>
@@ -21935,7 +21931,7 @@
         </w:tc>
         <w:tc>
           <w:tcPr>
-            <w:tcW w:w="680" w:type="dxa"/>
+            <w:tcW w:w="709" w:type="dxa"/>
             <w:tcBorders>
               <w:top w:val="single" w:sz="4" w:space="0" w:color="000000"/>
               <w:left w:val="single" w:sz="4" w:space="0" w:color="000000"/>
@@ -21958,7 +21954,7 @@
         </w:tc>
         <w:tc>
           <w:tcPr>
-            <w:tcW w:w="624" w:type="dxa"/>
+            <w:tcW w:w="708" w:type="dxa"/>
             <w:tcBorders>
               <w:top w:val="single" w:sz="4" w:space="0" w:color="000000"/>
               <w:left w:val="single" w:sz="4" w:space="0" w:color="000000"/>
@@ -21981,7 +21977,7 @@
         </w:tc>
         <w:tc>
           <w:tcPr>
-            <w:tcW w:w="737" w:type="dxa"/>
+            <w:tcW w:w="851" w:type="dxa"/>
             <w:tcBorders>
               <w:top w:val="single" w:sz="4" w:space="0" w:color="000000"/>
               <w:left w:val="single" w:sz="4" w:space="0" w:color="000000"/>
@@ -22004,7 +22000,7 @@
         </w:tc>
         <w:tc>
           <w:tcPr>
-            <w:tcW w:w="624" w:type="dxa"/>
+            <w:tcW w:w="567" w:type="dxa"/>
             <w:tcBorders>
               <w:top w:val="single" w:sz="4" w:space="0" w:color="000000"/>
               <w:left w:val="single" w:sz="4" w:space="0" w:color="000000"/>
@@ -22027,7 +22023,7 @@
         </w:tc>
         <w:tc>
           <w:tcPr>
-            <w:tcW w:w="737" w:type="dxa"/>
+            <w:tcW w:w="709" w:type="dxa"/>
             <w:tcBorders>
               <w:top w:val="single" w:sz="4" w:space="0" w:color="000000"/>
               <w:left w:val="single" w:sz="4" w:space="0" w:color="000000"/>
@@ -22050,7 +22046,7 @@
         </w:tc>
         <w:tc>
           <w:tcPr>
-            <w:tcW w:w="737" w:type="dxa"/>
+            <w:tcW w:w="708" w:type="dxa"/>
             <w:tcBorders>
               <w:top w:val="single" w:sz="4" w:space="0" w:color="000000"/>
               <w:left w:val="single" w:sz="4" w:space="0" w:color="000000"/>
@@ -22181,7 +22177,7 @@
       <w:tr>
         <w:tc>
           <w:tcPr>
-            <w:tcW w:w="1361" w:type="dxa"/>
+            <w:tcW w:w="1134" w:type="dxa"/>
             <w:tcBorders>
               <w:top w:val="single" w:sz="4" w:space="0" w:color="000000"/>
               <w:left w:val="single" w:sz="4" w:space="0" w:color="000000"/>
@@ -22210,7 +22206,7 @@
         </w:tc>
         <w:tc>
           <w:tcPr>
-            <w:tcW w:w="737" w:type="dxa"/>
+            <w:tcW w:w="851" w:type="dxa"/>
             <w:tcBorders>
               <w:top w:val="single" w:sz="4" w:space="0" w:color="000000"/>
               <w:left w:val="single" w:sz="4" w:space="0" w:color="000000"/>
@@ -22233,7 +22229,7 @@
         </w:tc>
         <w:tc>
           <w:tcPr>
-            <w:tcW w:w="680" w:type="dxa"/>
+            <w:tcW w:w="709" w:type="dxa"/>
             <w:tcBorders>
               <w:top w:val="single" w:sz="4" w:space="0" w:color="000000"/>
               <w:left w:val="single" w:sz="4" w:space="0" w:color="000000"/>
@@ -22256,7 +22252,7 @@
         </w:tc>
         <w:tc>
           <w:tcPr>
-            <w:tcW w:w="624" w:type="dxa"/>
+            <w:tcW w:w="708" w:type="dxa"/>
             <w:tcBorders>
               <w:top w:val="single" w:sz="4" w:space="0" w:color="000000"/>
               <w:left w:val="single" w:sz="4" w:space="0" w:color="000000"/>
@@ -22279,7 +22275,7 @@
         </w:tc>
         <w:tc>
           <w:tcPr>
-            <w:tcW w:w="737" w:type="dxa"/>
+            <w:tcW w:w="851" w:type="dxa"/>
             <w:tcBorders>
               <w:top w:val="single" w:sz="4" w:space="0" w:color="000000"/>
               <w:left w:val="single" w:sz="4" w:space="0" w:color="000000"/>
@@ -22302,7 +22298,7 @@
         </w:tc>
         <w:tc>
           <w:tcPr>
-            <w:tcW w:w="624" w:type="dxa"/>
+            <w:tcW w:w="567" w:type="dxa"/>
             <w:tcBorders>
               <w:top w:val="single" w:sz="4" w:space="0" w:color="000000"/>
               <w:left w:val="single" w:sz="4" w:space="0" w:color="000000"/>
@@ -22325,7 +22321,7 @@
         </w:tc>
         <w:tc>
           <w:tcPr>
-            <w:tcW w:w="737" w:type="dxa"/>
+            <w:tcW w:w="709" w:type="dxa"/>
             <w:tcBorders>
               <w:top w:val="single" w:sz="4" w:space="0" w:color="000000"/>
               <w:left w:val="single" w:sz="4" w:space="0" w:color="000000"/>
@@ -22348,7 +22344,7 @@
         </w:tc>
         <w:tc>
           <w:tcPr>
-            <w:tcW w:w="737" w:type="dxa"/>
+            <w:tcW w:w="708" w:type="dxa"/>
             <w:tcBorders>
               <w:top w:val="single" w:sz="4" w:space="0" w:color="000000"/>
               <w:left w:val="single" w:sz="4" w:space="0" w:color="000000"/>
@@ -22486,7 +22482,7 @@
       <w:tr>
         <w:tc>
           <w:tcPr>
-            <w:tcW w:w="1361" w:type="dxa"/>
+            <w:tcW w:w="1134" w:type="dxa"/>
             <w:tcBorders>
               <w:top w:val="single" w:sz="4" w:space="0" w:color="000000"/>
               <w:left w:val="single" w:sz="4" w:space="0" w:color="000000"/>
@@ -22515,7 +22511,7 @@
         </w:tc>
         <w:tc>
           <w:tcPr>
-            <w:tcW w:w="737" w:type="dxa"/>
+            <w:tcW w:w="851" w:type="dxa"/>
             <w:tcBorders>
               <w:top w:val="single" w:sz="4" w:space="0" w:color="000000"/>
               <w:left w:val="single" w:sz="4" w:space="0" w:color="000000"/>
@@ -22538,7 +22534,7 @@
         </w:tc>
         <w:tc>
           <w:tcPr>
-            <w:tcW w:w="680" w:type="dxa"/>
+            <w:tcW w:w="709" w:type="dxa"/>
             <w:tcBorders>
               <w:top w:val="single" w:sz="4" w:space="0" w:color="000000"/>
               <w:left w:val="single" w:sz="4" w:space="0" w:color="000000"/>
@@ -22561,7 +22557,7 @@
         </w:tc>
         <w:tc>
           <w:tcPr>
-            <w:tcW w:w="624" w:type="dxa"/>
+            <w:tcW w:w="708" w:type="dxa"/>
             <w:tcBorders>
               <w:top w:val="single" w:sz="4" w:space="0" w:color="000000"/>
               <w:left w:val="single" w:sz="4" w:space="0" w:color="000000"/>
@@ -22584,7 +22580,7 @@
         </w:tc>
         <w:tc>
           <w:tcPr>
-            <w:tcW w:w="737" w:type="dxa"/>
+            <w:tcW w:w="851" w:type="dxa"/>
             <w:tcBorders>
               <w:top w:val="single" w:sz="4" w:space="0" w:color="000000"/>
               <w:left w:val="single" w:sz="4" w:space="0" w:color="000000"/>
@@ -22607,7 +22603,7 @@
         </w:tc>
         <w:tc>
           <w:tcPr>
-            <w:tcW w:w="624" w:type="dxa"/>
+            <w:tcW w:w="567" w:type="dxa"/>
             <w:tcBorders>
               <w:top w:val="single" w:sz="4" w:space="0" w:color="000000"/>
               <w:left w:val="single" w:sz="4" w:space="0" w:color="000000"/>
@@ -22630,7 +22626,7 @@
         </w:tc>
         <w:tc>
           <w:tcPr>
-            <w:tcW w:w="737" w:type="dxa"/>
+            <w:tcW w:w="709" w:type="dxa"/>
             <w:tcBorders>
               <w:top w:val="single" w:sz="4" w:space="0" w:color="000000"/>
               <w:left w:val="single" w:sz="4" w:space="0" w:color="000000"/>
@@ -22653,7 +22649,7 @@
         </w:tc>
         <w:tc>
           <w:tcPr>
-            <w:tcW w:w="737" w:type="dxa"/>
+            <w:tcW w:w="708" w:type="dxa"/>
             <w:tcBorders>
               <w:top w:val="single" w:sz="4" w:space="0" w:color="000000"/>
               <w:left w:val="single" w:sz="4" w:space="0" w:color="000000"/>
@@ -22777,7 +22773,7 @@
       <w:tr>
         <w:tc>
           <w:tcPr>
-            <w:tcW w:w="1361" w:type="dxa"/>
+            <w:tcW w:w="1134" w:type="dxa"/>
             <w:tcBorders>
               <w:top w:val="single" w:sz="4" w:space="0" w:color="000000"/>
               <w:left w:val="single" w:sz="4" w:space="0" w:color="000000"/>
@@ -22806,7 +22802,7 @@
         </w:tc>
         <w:tc>
           <w:tcPr>
-            <w:tcW w:w="737" w:type="dxa"/>
+            <w:tcW w:w="851" w:type="dxa"/>
             <w:tcBorders>
               <w:top w:val="single" w:sz="4" w:space="0" w:color="000000"/>
               <w:left w:val="single" w:sz="4" w:space="0" w:color="000000"/>
@@ -22829,7 +22825,7 @@
         </w:tc>
         <w:tc>
           <w:tcPr>
-            <w:tcW w:w="680" w:type="dxa"/>
+            <w:tcW w:w="709" w:type="dxa"/>
             <w:tcBorders>
               <w:top w:val="single" w:sz="4" w:space="0" w:color="000000"/>
               <w:left w:val="single" w:sz="4" w:space="0" w:color="000000"/>
@@ -22852,7 +22848,7 @@
         </w:tc>
         <w:tc>
           <w:tcPr>
-            <w:tcW w:w="624" w:type="dxa"/>
+            <w:tcW w:w="708" w:type="dxa"/>
             <w:tcBorders>
               <w:top w:val="single" w:sz="4" w:space="0" w:color="000000"/>
               <w:left w:val="single" w:sz="4" w:space="0" w:color="000000"/>
@@ -22875,7 +22871,7 @@
         </w:tc>
         <w:tc>
           <w:tcPr>
-            <w:tcW w:w="737" w:type="dxa"/>
+            <w:tcW w:w="851" w:type="dxa"/>
             <w:tcBorders>
               <w:top w:val="single" w:sz="4" w:space="0" w:color="000000"/>
               <w:left w:val="single" w:sz="4" w:space="0" w:color="000000"/>
@@ -22898,7 +22894,7 @@
         </w:tc>
         <w:tc>
           <w:tcPr>
-            <w:tcW w:w="624" w:type="dxa"/>
+            <w:tcW w:w="567" w:type="dxa"/>
             <w:tcBorders>
               <w:top w:val="single" w:sz="4" w:space="0" w:color="000000"/>
               <w:left w:val="single" w:sz="4" w:space="0" w:color="000000"/>
@@ -22921,7 +22917,7 @@
         </w:tc>
         <w:tc>
           <w:tcPr>
-            <w:tcW w:w="737" w:type="dxa"/>
+            <w:tcW w:w="709" w:type="dxa"/>
             <w:tcBorders>
               <w:top w:val="single" w:sz="4" w:space="0" w:color="000000"/>
               <w:left w:val="single" w:sz="4" w:space="0" w:color="000000"/>
@@ -22944,7 +22940,7 @@
         </w:tc>
         <w:tc>
           <w:tcPr>
-            <w:tcW w:w="737" w:type="dxa"/>
+            <w:tcW w:w="708" w:type="dxa"/>
             <w:tcBorders>
               <w:top w:val="single" w:sz="4" w:space="0" w:color="000000"/>
               <w:left w:val="single" w:sz="4" w:space="0" w:color="000000"/>
@@ -23074,7 +23070,7 @@
           <w:szCs w:val="26"/>
         </w:rPr>
       </w:pPr>
-      <w:bookmarkStart w:id="65" w:name="_Toc243509239"/>
+      <w:bookmarkStart w:id="65" w:name="_Toc243601598"/>
       <w:r>
         <w:rPr>
           <w:sz w:val="26"/>
@@ -23098,8 +23094,8 @@
           <w:szCs w:val="26"/>
         </w:rPr>
         <w:pict w14:anchorId="29CFD666">
-          <v:shape id="Image38" o:spid="_x0000_i1034" type="#_x0000_t75" style="width:400.05pt;height:251.05pt;visibility:visible;mso-wrap-style:square">
-            <v:imagedata r:id="rId17" o:title="" croptop="-2f" cropbottom="-2f" cropleft="-1f" cropright="-1f"/>
+          <v:shape id="Image38" o:spid="_x0000_i1034" type="#_x0000_t75" style="width:381pt;height:252.75pt;visibility:visible;mso-wrap-style:square">
+            <v:imagedata r:id="rId19" o:title=""/>
           </v:shape>
         </w:pict>
       </w:r>
@@ -23112,7 +23108,7 @@
           <w:szCs w:val="26"/>
         </w:rPr>
       </w:pPr>
-      <w:bookmarkStart w:id="66" w:name="_Toc243509278"/>
+      <w:bookmarkStart w:id="66" w:name="_Toc243601637"/>
       <w:r>
         <w:rPr>
           <w:bCs/>
@@ -23125,12 +23121,13 @@
     <w:p>
       <w:pPr>
         <w:pStyle w:val="Heading2"/>
+        <w:pageBreakBefore/>
         <w:rPr>
           <w:sz w:val="26"/>
           <w:szCs w:val="26"/>
         </w:rPr>
       </w:pPr>
-      <w:bookmarkStart w:id="67" w:name="_Toc243509240"/>
+      <w:bookmarkStart w:id="67" w:name="_Toc243601599"/>
       <w:r>
         <w:rPr>
           <w:sz w:val="26"/>
@@ -23143,17 +23140,18 @@
     </w:p>
     <w:p>
       <w:pPr>
-        <w:rPr>
-          <w:bCs/>
-          <w:szCs w:val="26"/>
-        </w:rPr>
-      </w:pPr>
-      <w:r>
-        <w:rPr>
-          <w:bCs/>
-          <w:szCs w:val="26"/>
-        </w:rPr>
-        <w:t>Biểu đồ Diagram thể hiện 11 bảng cùng khóa chính, khóa ngoại và các liên kết giữa chúng.</w:t>
+        <w:keepNext/>
+        <w:rPr>
+          <w:bCs/>
+          <w:szCs w:val="26"/>
+        </w:rPr>
+      </w:pPr>
+      <w:r>
+        <w:rPr>
+          <w:bCs/>
+          <w:szCs w:val="26"/>
+        </w:rPr>
+        <w:t>Biểu đồ Diagram (tạo từ SQL Server Management Studio) thể hiện 11 bảng cùng khóa chính, khóa ngoại và các liên kết giữa chúng.</w:t>
       </w:r>
     </w:p>
     <w:p>
@@ -23170,8 +23168,8 @@
           <w:szCs w:val="26"/>
         </w:rPr>
         <w:pict w14:anchorId="786B3061">
-          <v:shape id="Image39" o:spid="_x0000_i1035" type="#_x0000_t75" style="width:438.25pt;height:587.9pt;visibility:visible;mso-wrap-style:square">
-            <v:imagedata r:id="rId18" o:title="" croptop="-5f" cropbottom="-5f" cropleft="-6f" cropright="-6f"/>
+          <v:shape id="Image39" o:spid="_x0000_i1035" type="#_x0000_t75" style="width:400.5pt;height:532.15pt;visibility:visible;mso-wrap-style:square">
+            <v:imagedata r:id="rId20" o:title=""/>
           </v:shape>
         </w:pict>
       </w:r>
@@ -23183,7 +23181,7 @@
           <w:bCs/>
         </w:rPr>
       </w:pPr>
-      <w:bookmarkStart w:id="68" w:name="_Toc243509279"/>
+      <w:bookmarkStart w:id="68" w:name="_Toc243601638"/>
       <w:r>
         <w:rPr>
           <w:bCs/>
@@ -23196,11 +23194,12 @@
     <w:p>
       <w:pPr>
         <w:pStyle w:val="Heading1"/>
+        <w:pageBreakBefore/>
         <w:tabs>
           <w:tab w:val="left" w:pos="0"/>
         </w:tabs>
       </w:pPr>
-      <w:bookmarkStart w:id="69" w:name="_Toc243509241"/>
+      <w:bookmarkStart w:id="69" w:name="_Toc243601600"/>
       <w:r>
         <w:lastRenderedPageBreak/>
         <w:t>CHƯƠNG IV: THIẾT KẾ HỆ THỐNG</w:t>
@@ -23218,7 +23217,7 @@
           <w:szCs w:val="26"/>
         </w:rPr>
       </w:pPr>
-      <w:bookmarkStart w:id="70" w:name="_Toc243509242"/>
+      <w:bookmarkStart w:id="70" w:name="_Toc243601601"/>
       <w:r>
         <w:rPr>
           <w:sz w:val="26"/>
@@ -23241,7 +23240,7 @@
           <w:bCs/>
           <w:szCs w:val="26"/>
         </w:rPr>
-        <w:t>Lựa chọn công nghệ: Hệ thống quản lý bán vé xem phim Galaxy Cinema được thiết kế theo mô hình kiến trúc mạng 3 tầng (3-Tier Architecture) gồm tầng giao diện, tầng ứng dụng và tầng cơ sở dữ liệu:</w:t>
+        <w:t>Lựa chọn công nghệ: Hệ thống quản lý bán vé xem phim Galaxy Cinema được xây dựng thành một ứng dụng web ASP.NET Web Forms (ngôn ngữ C#) kết nối với cơ sở dữ liệu SQL Server, chia thành 3 tầng logic: tầng giao diện và nghiệp vụ, tầng truy cập dữ liệu và tầng cơ sở dữ liệu. Đây là cách chia lớp trong mã nguồn của cùng một ứng dụng, không phải ba máy chủ tách rời:</w:t>
       </w:r>
     </w:p>
     <w:p>
@@ -23265,8 +23264,7 @@
           <w:bCs/>
           <w:szCs w:val="26"/>
         </w:rPr>
-        <w:tab/>
-        <w:t>Tầng giao diện (Presentation Layer): Xây dựng trên nền tảng Web (ASP.NET Web Forms, ngôn ngữ C#), cho phép Khách hàng, Quản lý rạp và Nhân viên soát vé giao tiếp với phần mềm thông qua các thao tác tra cứu lịch chiếu, chọn ghế đặt vé, thanh toán, soát mã vé, gửi yêu cầu hủy/hoàn vé và xem báo cáo thống kê. Tầng này chỉ tiếp nhận yêu cầu và hiển thị kết quả, không trực tiếp xử lý dữ liệu.</w:t>
+        <w:t>Tầng giao diện và nghiệp vụ (Presentation &amp; Business Logic): mỗi chức năng là một trang .aspx (giao diện) đi kèm tệp code-behind (.aspx.cs) xử lý yêu cầu. Khách hàng, Quản lý rạp và Nhân viên soát vé giao tiếp với hệ thống qua các trang tra cứu lịch chiếu, chọn ghế đặt vé, thanh toán, soát mã vé, hủy đơn và xem báo cáo thống kê. Code-behind kiểm tra vai trò đăng nhập (lớp Auth), kiểm tra dữ liệu nhập và thực hiện các quy tắc nghiệp vụ: kiểm tra ghế trống, giữ ghế 8 phút chờ thanh toán, chọn giá vé theo loại ghế và loại ngày rồi trừ mức giảm khuyến mãi, kiểm tra điều kiện hủy và hoàn tiền, xác thực mã vé tại cửa phòng chiếu và tổng hợp số liệu thống kê doanh thu.</w:t>
       </w:r>
     </w:p>
     <w:p>
@@ -23290,8 +23288,7 @@
           <w:bCs/>
           <w:szCs w:val="26"/>
         </w:rPr>
-        <w:tab/>
-        <w:t>Tầng ứng dụng (Business Logic Layer): Là tầng trung gian giữa người dùng và cơ sở dữ liệu, chịu trách nhiệm xử lý toàn bộ nghiệp vụ như kiểm tra ghế trống, khóa giữ ghế trong 8 phút chờ thanh toán, tính đúng giá vé theo loại ghế/loại ngày trừ mức giảm khuyến mãi, kiểm tra điều kiện hủy và hoàn vé, xác thực mã vé tại cửa phòng chiếu và tổng hợp số liệu thống kê doanh thu.</w:t>
+        <w:t>Tầng truy cập dữ liệu (Data Access Layer): lớp Db dùng chung cho toàn ứng dụng, đóng gói việc mở kết nối, thực thi câu lệnh có tham số (chống SQL Injection), cấp mã mới cho đơn, vé, giao dịch và thao tác hủy các đơn chờ thanh toán quá 8 phút. Các trang lấy kết nối và thực thi câu lệnh thông qua lớp Db chứ không tự cấu hình kết nối.</w:t>
       </w:r>
     </w:p>
     <w:p>
@@ -23315,8 +23312,7 @@
           <w:bCs/>
           <w:szCs w:val="26"/>
         </w:rPr>
-        <w:tab/>
-        <w:t>Tầng cơ sở dữ liệu (Data Layer): Sử dụng hệ quản trị cơ sở dữ liệu SQL Server để lưu trữ tập trung 11 bảng dữ liệu: Khách hàng, Phản hồi, Phim, Phòng chiếu, Ghế, Suất chiếu, Bảng giá, Khuyến mãi, Đơn đặt vé, Vé và Thanh toán. Tài khoản của quản lý rạp và nhân viên soát vé được cấu hình sẵn trong tệp cấu hình của ứng dụng (Web.config), không lưu trong cơ sở dữ liệu vì việc quản lý tài khoản nội bộ của rạp nằm ngoài phạm vi đề tài.</w:t>
+        <w:t>Tầng cơ sở dữ liệu (Data Layer): sử dụng hệ quản trị SQL Server để lưu trữ tập trung 11 bảng dữ liệu: Khách hàng, Phản hồi, Phim, Phòng chiếu, Ghế, Suất chiếu, Bảng giá, Khuyến mãi, Đơn đặt vé, Vé và Thanh toán. Ngoài lưu trữ, tầng này bảo đảm toàn vẹn dữ liệu bằng khóa ngoại, ràng buộc CHECK và chỉ mục duy nhất chống bán trùng ghế (mục 4.2.1 và 4.4). Tài khoản của quản lý rạp và nhân viên soát vé được cấu hình sẵn trong tệp cấu hình của ứng dụng (Web.config), không lưu trong cơ sở dữ liệu vì việc quản lý tài khoản nội bộ của rạp nằm ngoài phạm vi đề tài.</w:t>
       </w:r>
     </w:p>
     <w:p>
@@ -23332,7 +23328,7 @@
           <w:bCs/>
           <w:szCs w:val="26"/>
         </w:rPr>
-        <w:t>Lý do lựa chọn hệ thống mạng 3 tầng: Hệ thống bán vé rạp chiếu phim có nhiều đối tượng truy cập đồng thời với nhu cầu khác nhau. Mô hình 3 tầng phân tách rõ ràng giữa giao diện, xử lý nghiệp vụ và lưu trữ dữ liệu nên khi thay đổi giao diện hoặc cập nhật chính sách giá vé, quy định hoàn vé thì các tầng còn lại không bị ảnh hưởng, đảm bảo tính bảo mật, chống bán trùng ghế và dễ dàng mở rộng trong tương lai.</w:t>
+        <w:t>Lý do lựa chọn: hệ thống bán vé có nhiều đối tượng truy cập đồng thời với nhu cầu khác nhau. Cách chia tầng này tách giao diện và nghiệp vụ khỏi mã truy cập dữ liệu và cơ sở dữ liệu, nên khi đổi cách lưu trữ, câu lệnh truy vấn hoặc ràng buộc dữ liệu thì các trang ít phải sửa, đồng thời đủ đơn giản để nhóm cài đặt và kiểm thử bản demo. Việc chống bán trùng ghế được bảo đảm ở tầng cơ sở dữ liệu bằng chỉ mục duy nhất (mục 4.4), không chỉ dựa vào cách chia tầng. Hạn chế của bản demo: nghiệp vụ nằm trong code-behind của từng trang, chưa tách thành lớp nghiệp vụ riêng; khi mở rộng hệ thống nên tách phần này ra.</w:t>
       </w:r>
     </w:p>
     <w:p>
@@ -23347,7 +23343,7 @@
           <w:szCs w:val="26"/>
         </w:rPr>
       </w:pPr>
-      <w:bookmarkStart w:id="71" w:name="_Toc243509243"/>
+      <w:bookmarkStart w:id="71" w:name="_Toc243601602"/>
       <w:r>
         <w:rPr>
           <w:sz w:val="26"/>
@@ -23365,7 +23361,7 @@
           <w:iCs/>
         </w:rPr>
       </w:pPr>
-      <w:bookmarkStart w:id="72" w:name="_Toc243509244"/>
+      <w:bookmarkStart w:id="72" w:name="_Toc243601603"/>
       <w:r>
         <w:rPr>
           <w:iCs/>
@@ -23376,9 +23372,25 @@
     </w:p>
     <w:p>
       <w:pPr>
+        <w:ind w:firstLine="567"/>
+        <w:jc w:val="both"/>
+        <w:rPr>
+          <w:szCs w:val="26"/>
+        </w:rPr>
+      </w:pPr>
+      <w:r>
+        <w:rPr>
+          <w:bCs/>
+          <w:szCs w:val="26"/>
+        </w:rPr>
+        <w:t>Quy ước chung: khóa chính là mã dạng chuỗi có tiền tố theo bảng (ví dụ KH001, P001, SC001, DV001, V001, TT001; riêng phòng chiếu, bảng giá và khuyến mãi dùng PC01, BG01, KM01); cột chứa chữ tiếng Việt dùng NVARCHAR, cột mã và email dùng VARCHAR; số tiền dùng DECIMAL(12,0) vì tiền đồng không có phần lẻ. Các ràng buộc khai báo trong cơ sở dữ liệu gồm: khóa ngoại cho mọi cột đánh dấu FK; UNIQUE cho Email, cho bộ (MaPhong, HangGhe, SoGhe) của ghế, bộ (MaPhong, NgayChieu, GioBatDau) của suất chiếu và bộ (LoaiGhe, LoaiNgay, NgayApDung) của bảng giá; chỉ mục duy nhất có điều kiện UX_Ve_Suat_Ghe trên cặp (MaSuat, MaGhe) cho các vé chưa hủy; CHECK cho thời lượng phim và mức giảm (lớn hơn 0), giá vé (không âm), số tiền giao dịch (lớn hơn 0), ngày kết thúc khuyến mãi (không trước ngày bắt đầu) và miền giá trị của trạng thái đơn, trạng thái vé, loại giao dịch, trạng thái giao dịch; giá trị mặc định là thời điểm hiện tại cho thời điểm đặt, thời điểm gửi phản hồi và thời điểm giao dịch, ngày hiện tại cho ngày đăng ký, “Chờ thanh toán” cho đơn mới và “Chưa soát” cho vé mới. Ứng dụng kiểm tra chặt hơn ở một số điểm, ví dụ giá vé phải lớn hơn 0.</w:t>
+      </w:r>
+    </w:p>
+    <w:p>
+      <w:pPr>
         <w:pStyle w:val="BANG"/>
       </w:pPr>
-      <w:bookmarkStart w:id="73" w:name="_Toc243509258"/>
+      <w:bookmarkStart w:id="73" w:name="_Toc243601617"/>
       <w:r>
         <w:t>Bảng 4.1. Bảng khách hàng (tblKhachHang)</w:t>
       </w:r>
@@ -24168,7 +24180,7 @@
       <w:pPr>
         <w:pStyle w:val="BANG"/>
       </w:pPr>
-      <w:bookmarkStart w:id="74" w:name="_Toc243509259"/>
+      <w:bookmarkStart w:id="74" w:name="_Toc243601618"/>
       <w:r>
         <w:t>Bảng 4.2. Bảng phản hồi (tblPhanHoi)</w:t>
       </w:r>
@@ -24753,8 +24765,9 @@
       <w:pPr>
         <w:pStyle w:val="BANG"/>
       </w:pPr>
-      <w:bookmarkStart w:id="75" w:name="_Toc243509260"/>
-      <w:r>
+      <w:bookmarkStart w:id="75" w:name="_Toc243601619"/>
+      <w:r>
+        <w:lastRenderedPageBreak/>
         <w:t>Bảng 4.3. Bảng phim (tblPhim)</w:t>
       </w:r>
       <w:bookmarkEnd w:id="75"/>
@@ -25544,7 +25557,7 @@
       <w:pPr>
         <w:pStyle w:val="BANG"/>
       </w:pPr>
-      <w:bookmarkStart w:id="76" w:name="_Toc243509261"/>
+      <w:bookmarkStart w:id="76" w:name="_Toc243601620"/>
       <w:r>
         <w:t>Bảng 4.4. Bảng phòng chiếu (tblPhongChieu)</w:t>
       </w:r>
@@ -26017,9 +26030,8 @@
       <w:pPr>
         <w:pStyle w:val="BANG"/>
       </w:pPr>
-      <w:bookmarkStart w:id="77" w:name="_Toc243509262"/>
-      <w:r>
-        <w:lastRenderedPageBreak/>
+      <w:bookmarkStart w:id="77" w:name="_Toc243601621"/>
+      <w:r>
         <w:t>Bảng 4.5. Bảng ghế (tblGhe)</w:t>
       </w:r>
       <w:bookmarkEnd w:id="77"/>
@@ -26708,7 +26720,7 @@
       <w:pPr>
         <w:pStyle w:val="BANG"/>
       </w:pPr>
-      <w:bookmarkStart w:id="78" w:name="_Toc243509263"/>
+      <w:bookmarkStart w:id="78" w:name="_Toc243601622"/>
       <w:r>
         <w:t>Bảng 4.6. Bảng suất chiếu (tblSuatChieu)</w:t>
       </w:r>
@@ -27405,8 +27417,9 @@
       <w:pPr>
         <w:pStyle w:val="BANG"/>
       </w:pPr>
-      <w:bookmarkStart w:id="79" w:name="_Toc243509264"/>
-      <w:r>
+      <w:bookmarkStart w:id="79" w:name="_Toc243601623"/>
+      <w:r>
+        <w:lastRenderedPageBreak/>
         <w:t>Bảng 4.7. Bảng giá (tblBangGia)</w:t>
       </w:r>
       <w:bookmarkEnd w:id="79"/>
@@ -28089,7 +28102,7 @@
       <w:pPr>
         <w:pStyle w:val="BANG"/>
       </w:pPr>
-      <w:bookmarkStart w:id="80" w:name="_Toc243509265"/>
+      <w:bookmarkStart w:id="80" w:name="_Toc243601624"/>
       <w:r>
         <w:t>Bảng 4.8. Bảng khuyến mãi (tblKhuyenMai)</w:t>
       </w:r>
@@ -28880,9 +28893,8 @@
       <w:pPr>
         <w:pStyle w:val="BANG"/>
       </w:pPr>
-      <w:bookmarkStart w:id="81" w:name="_Toc243509266"/>
-      <w:r>
-        <w:lastRenderedPageBreak/>
+      <w:bookmarkStart w:id="81" w:name="_Toc243601625"/>
+      <w:r>
         <w:t>Bảng 4.9. Bảng đơn đặt vé (tblDonDatVe)</w:t>
       </w:r>
       <w:bookmarkEnd w:id="81"/>
@@ -29578,8 +29590,9 @@
       <w:pPr>
         <w:pStyle w:val="BANG"/>
       </w:pPr>
-      <w:bookmarkStart w:id="82" w:name="_Toc243509267"/>
-      <w:r>
+      <w:bookmarkStart w:id="82" w:name="_Toc243601626"/>
+      <w:r>
+        <w:lastRenderedPageBreak/>
         <w:t>Bảng 4.10. Bảng vé (tblVe)</w:t>
       </w:r>
       <w:bookmarkEnd w:id="82"/>
@@ -30498,7 +30511,7 @@
       <w:pPr>
         <w:pStyle w:val="BANG"/>
       </w:pPr>
-      <w:bookmarkStart w:id="83" w:name="_Toc243509268"/>
+      <w:bookmarkStart w:id="83" w:name="_Toc243601627"/>
       <w:r>
         <w:t>Bảng 4.11. Bảng thanh toán (tblThanhToan)</w:t>
       </w:r>
@@ -31512,7 +31525,7 @@
           <w:iCs/>
         </w:rPr>
       </w:pPr>
-      <w:bookmarkStart w:id="84" w:name="_Toc243509245"/>
+      <w:bookmarkStart w:id="84" w:name="_Toc243601604"/>
       <w:r>
         <w:rPr>
           <w:iCs/>
@@ -31553,9 +31566,9 @@
           <w:szCs w:val="26"/>
           <w:lang w:eastAsia="en-US"/>
         </w:rPr>
-        <w:pict w14:anchorId="02B79471">
-          <v:shape id="Image1" o:spid="_x0000_i1036" type="#_x0000_t75" style="width:341.2pt;height:175.3pt;visibility:visible;mso-wrap-style:square">
-            <v:imagedata r:id="rId19" o:title="" croptop="-10f" cropbottom="-10f" cropleft="-5f" cropright="-5f"/>
+        <w:pict w14:anchorId="274E7DB4">
+          <v:shape id="_x0000_i1036" type="#_x0000_t75" style="width:442.5pt;height:225.4pt;visibility:visible;mso-wrap-style:square">
+            <v:imagedata r:id="rId21" o:title=""/>
           </v:shape>
         </w:pict>
       </w:r>
@@ -31569,7 +31582,7 @@
           <w:lang w:eastAsia="en-US"/>
         </w:rPr>
       </w:pPr>
-      <w:bookmarkStart w:id="85" w:name="_Toc243509280"/>
+      <w:bookmarkStart w:id="85" w:name="_Toc243601639"/>
       <w:r>
         <w:rPr>
           <w:bCs/>
@@ -31611,8 +31624,8 @@
           <w:lang w:eastAsia="en-US"/>
         </w:rPr>
         <w:pict w14:anchorId="5D06314C">
-          <v:shape id="Image2" o:spid="_x0000_i1037" type="#_x0000_t75" style="width:361.9pt;height:130.85pt;visibility:visible;mso-wrap-style:square">
-            <v:imagedata r:id="rId20" o:title="" croptop="-13f" cropbottom="-13f" cropleft="-5f" cropright="-5f"/>
+          <v:shape id="Image2" o:spid="_x0000_i1037" type="#_x0000_t75" style="width:433.9pt;height:156.4pt;visibility:visible;mso-wrap-style:square">
+            <v:imagedata r:id="rId22" o:title="" croptop="-13f" cropbottom="-13f" cropleft="-5f" cropright="-5f"/>
           </v:shape>
         </w:pict>
       </w:r>
@@ -31626,7 +31639,7 @@
           <w:lang w:eastAsia="en-US"/>
         </w:rPr>
       </w:pPr>
-      <w:bookmarkStart w:id="86" w:name="_Toc243509281"/>
+      <w:bookmarkStart w:id="86" w:name="_Toc243601640"/>
       <w:r>
         <w:rPr>
           <w:bCs/>
@@ -31667,9 +31680,10 @@
           <w:szCs w:val="26"/>
           <w:lang w:eastAsia="en-US"/>
         </w:rPr>
-        <w:pict w14:anchorId="77FE658B">
-          <v:shape id="Image3" o:spid="_x0000_i1038" type="#_x0000_t75" style="width:324.3pt;height:248.55pt;visibility:visible;mso-wrap-style:square">
-            <v:imagedata r:id="rId21" o:title="" croptop="-7f" cropbottom="-7f" cropleft="-7f" cropright="-7f"/>
+        <w:lastRenderedPageBreak/>
+        <w:pict w14:anchorId="28EA01A2">
+          <v:shape id="_x0000_i1038" type="#_x0000_t75" style="width:439.9pt;height:565.15pt;visibility:visible;mso-wrap-style:square">
+            <v:imagedata r:id="rId23" o:title=""/>
           </v:shape>
         </w:pict>
       </w:r>
@@ -31682,7 +31696,7 @@
           <w:szCs w:val="26"/>
         </w:rPr>
       </w:pPr>
-      <w:bookmarkStart w:id="87" w:name="_Toc243509282"/>
+      <w:bookmarkStart w:id="87" w:name="_Toc243601641"/>
       <w:r>
         <w:rPr>
           <w:bCs/>
@@ -31691,6 +31705,22 @@
         <w:t>Hình 4.3. Dữ liệu bảng đơn đặt vé (tblDonDatVe)</w:t>
       </w:r>
       <w:bookmarkEnd w:id="87"/>
+    </w:p>
+    <w:p>
+      <w:pPr>
+        <w:ind w:firstLine="567"/>
+        <w:jc w:val="both"/>
+        <w:rPr>
+          <w:szCs w:val="26"/>
+        </w:rPr>
+      </w:pPr>
+      <w:r>
+        <w:rPr>
+          <w:bCs/>
+          <w:szCs w:val="26"/>
+        </w:rPr>
+        <w:t>Đơn DV006 là ví dụ về đơn hết thời gian giữ ghế: đơn được tạo lúc 09:30 ngày 19/10/2026 ở trạng thái “Chờ thanh toán” (giữ ghế PC02B2 của SC004 bằng vé V009), giao dịch TT007 ở trạng thái “Đang xử lý” vì cổng thanh toán chưa trả kết quả. Theo mục 4.4, đơn chờ quá 8 phút bị hủy khi có khách mở trang chọn ghế (bản demo): đơn DV006 và vé V009 chuyển sang “Đã hủy”, ghế được bán lại, còn giao dịch TT007 được giữ lại để đối chiếu.</w:t>
+      </w:r>
     </w:p>
     <w:p>
       <w:r>
@@ -31716,11 +31746,12 @@
       </w:pPr>
       <w:r>
         <w:rPr>
+          <w:noProof/>
           <w:lang w:eastAsia="en-US"/>
         </w:rPr>
-        <w:pict w14:anchorId="4CDA32D4">
-          <v:shape id="Image4" o:spid="_x0000_i1039" type="#_x0000_t75" style="width:427pt;height:635.5pt;visibility:visible;mso-wrap-style:square">
-            <v:imagedata r:id="rId22" o:title="" croptop="-4f" cropbottom="-4f" cropleft="-6f" cropright="-6f"/>
+        <w:pict w14:anchorId="2E107635">
+          <v:shape id="_x0000_i1039" type="#_x0000_t75" style="width:453.4pt;height:483.4pt;visibility:visible;mso-wrap-style:square">
+            <v:imagedata r:id="rId24" o:title=""/>
           </v:shape>
         </w:pict>
       </w:r>
@@ -31733,7 +31764,7 @@
           <w:rFonts w:eastAsia="SimSun;宋体"/>
         </w:rPr>
       </w:pPr>
-      <w:bookmarkStart w:id="88" w:name="_Toc243509283"/>
+      <w:bookmarkStart w:id="88" w:name="_Toc243601642"/>
       <w:r>
         <w:rPr>
           <w:rStyle w:val="HINHANHChar"/>
@@ -31745,6 +31776,9 @@
     </w:p>
     <w:p>
       <w:r>
+        <w:t>Hình chỉ hiển thị một phần dữ liệu; toàn bộ dữ liệu có trong tệp GalaxyCinema.sql đi kèm.</w:t>
+      </w:r>
+      <w:r>
         <w:br w:type="page"/>
       </w:r>
       <w:r>
@@ -31769,8 +31803,8 @@
           <w:lang w:eastAsia="en-US"/>
         </w:rPr>
         <w:pict w14:anchorId="444E4364">
-          <v:shape id="Image5" o:spid="_x0000_i1040" type="#_x0000_t75" style="width:347.5pt;height:668.05pt;visibility:visible;mso-wrap-style:square">
-            <v:imagedata r:id="rId23" o:title="" croptop="-2f" cropbottom="-2f" cropleft="-4f" cropright="-4f"/>
+          <v:shape id="Image5" o:spid="_x0000_i1040" type="#_x0000_t75" style="width:347.65pt;height:667.9pt;visibility:visible;mso-wrap-style:square">
+            <v:imagedata r:id="rId25" o:title="" croptop="-2f" cropbottom="-2f" cropleft="-4f" cropright="-4f"/>
           </v:shape>
         </w:pict>
       </w:r>
@@ -31782,7 +31816,7 @@
           <w:szCs w:val="26"/>
         </w:rPr>
       </w:pPr>
-      <w:bookmarkStart w:id="89" w:name="_Toc243509284"/>
+      <w:bookmarkStart w:id="89" w:name="_Toc243601643"/>
       <w:r>
         <w:rPr>
           <w:bCs/>
@@ -31817,9 +31851,9 @@
           <w:szCs w:val="26"/>
           <w:lang w:eastAsia="en-US"/>
         </w:rPr>
-        <w:pict w14:anchorId="2D5250F4">
-          <v:shape id="Image6" o:spid="_x0000_i1041" type="#_x0000_t75" style="width:410.7pt;height:398.2pt;visibility:visible;mso-wrap-style:square">
-            <v:imagedata r:id="rId24" o:title="" croptop="-5f" cropbottom="-5f" cropleft="-5f" cropright="-5f"/>
+        <w:pict w14:anchorId="3D2F1D5D">
+          <v:shape id="_x0000_i1041" type="#_x0000_t75" style="width:453.4pt;height:6in;visibility:visible;mso-wrap-style:square">
+            <v:imagedata r:id="rId26" o:title=""/>
           </v:shape>
         </w:pict>
       </w:r>
@@ -31832,7 +31866,7 @@
           <w:szCs w:val="26"/>
         </w:rPr>
       </w:pPr>
-      <w:bookmarkStart w:id="90" w:name="_Toc243509285"/>
+      <w:bookmarkStart w:id="90" w:name="_Toc243601644"/>
       <w:r>
         <w:rPr>
           <w:bCs/>
@@ -31845,7 +31879,6 @@
     <w:p>
       <w:pPr>
         <w:keepNext/>
-        <w:spacing w:line="317" w:lineRule="auto"/>
         <w:rPr>
           <w:bCs/>
           <w:szCs w:val="26"/>
@@ -31862,7 +31895,6 @@
     <w:p>
       <w:pPr>
         <w:keepNext/>
-        <w:spacing w:line="317" w:lineRule="auto"/>
         <w:rPr>
           <w:bCs/>
           <w:szCs w:val="26"/>
@@ -31879,7 +31911,6 @@
     <w:p>
       <w:pPr>
         <w:keepNext/>
-        <w:spacing w:line="317" w:lineRule="auto"/>
         <w:ind w:left="567"/>
         <w:rPr>
           <w:bCs/>
@@ -31897,7 +31928,6 @@
     <w:p>
       <w:pPr>
         <w:keepNext/>
-        <w:spacing w:line="317" w:lineRule="auto"/>
         <w:ind w:left="567"/>
         <w:rPr>
           <w:bCs/>
@@ -31915,7 +31945,6 @@
     <w:p>
       <w:pPr>
         <w:keepNext/>
-        <w:spacing w:line="317" w:lineRule="auto"/>
         <w:ind w:left="567"/>
         <w:rPr>
           <w:bCs/>
@@ -31933,7 +31962,6 @@
     <w:p>
       <w:pPr>
         <w:keepNext/>
-        <w:spacing w:line="317" w:lineRule="auto"/>
         <w:ind w:left="567"/>
         <w:rPr>
           <w:bCs/>
@@ -31951,7 +31979,6 @@
     <w:p>
       <w:pPr>
         <w:keepNext/>
-        <w:spacing w:line="317" w:lineRule="auto"/>
         <w:ind w:left="567"/>
         <w:rPr>
           <w:bCs/>
@@ -31969,7 +31996,6 @@
     <w:p>
       <w:pPr>
         <w:keepNext/>
-        <w:spacing w:line="317" w:lineRule="auto"/>
         <w:ind w:left="567"/>
         <w:rPr>
           <w:bCs/>
@@ -31987,7 +32013,6 @@
     <w:p>
       <w:pPr>
         <w:keepNext/>
-        <w:spacing w:line="317" w:lineRule="auto"/>
         <w:ind w:left="567"/>
         <w:rPr>
           <w:bCs/>
@@ -32005,7 +32030,6 @@
     <w:p>
       <w:pPr>
         <w:keepNext/>
-        <w:spacing w:line="317" w:lineRule="auto"/>
         <w:rPr>
           <w:bCs/>
           <w:szCs w:val="26"/>
@@ -32029,7 +32053,6 @@
     </w:p>
     <w:p>
       <w:pPr>
-        <w:spacing w:line="317" w:lineRule="auto"/>
         <w:jc w:val="center"/>
         <w:rPr>
           <w:bCs/>
@@ -32044,8 +32067,8 @@
           <w:lang w:eastAsia="en-US"/>
         </w:rPr>
         <w:pict w14:anchorId="5F51FC16">
-          <v:shape id="Image7" o:spid="_x0000_i1042" type="#_x0000_t75" style="width:311.8pt;height:56.95pt;visibility:visible;mso-wrap-style:square">
-            <v:imagedata r:id="rId25" o:title="" croptop="-33f" cropbottom="-33f" cropleft="-6f" cropright="-6f"/>
+          <v:shape id="Image7" o:spid="_x0000_i1042" type="#_x0000_t75" style="width:311.65pt;height:57pt;visibility:visible;mso-wrap-style:square">
+            <v:imagedata r:id="rId27" o:title="" croptop="-33f" cropbottom="-33f" cropleft="-6f" cropright="-6f"/>
           </v:shape>
         </w:pict>
       </w:r>
@@ -32053,14 +32076,13 @@
     <w:p>
       <w:pPr>
         <w:pStyle w:val="HINHANH"/>
-        <w:spacing w:line="317" w:lineRule="auto"/>
         <w:rPr>
           <w:bCs/>
           <w:szCs w:val="26"/>
           <w:lang w:eastAsia="en-US"/>
         </w:rPr>
       </w:pPr>
-      <w:bookmarkStart w:id="91" w:name="_Toc243509286"/>
+      <w:bookmarkStart w:id="91" w:name="_Toc243601645"/>
       <w:r>
         <w:rPr>
           <w:bCs/>
@@ -32074,24 +32096,22 @@
     <w:p>
       <w:pPr>
         <w:keepNext/>
-        <w:spacing w:line="317" w:lineRule="auto"/>
-        <w:rPr>
-          <w:bCs/>
-          <w:szCs w:val="26"/>
-        </w:rPr>
-      </w:pPr>
-      <w:r>
-        <w:rPr>
-          <w:bCs/>
-          <w:szCs w:val="26"/>
-        </w:rPr>
-        <w:t>+ Đưa ra danh sách ghế còn trống của suất chiếu SC001</w:t>
+        <w:rPr>
+          <w:bCs/>
+          <w:szCs w:val="26"/>
+        </w:rPr>
+      </w:pPr>
+      <w:r>
+        <w:rPr>
+          <w:bCs/>
+          <w:szCs w:val="26"/>
+        </w:rPr>
+        <w:t>+ Đưa ra danh sách ghế còn trống của suất chiếu SC001 (không tính ghế của vé đã hủy và ghế của đơn chờ thanh toán đã quá 8 phút giữ ghế)</w:t>
       </w:r>
     </w:p>
     <w:p>
       <w:pPr>
         <w:keepNext/>
-        <w:spacing w:line="317" w:lineRule="auto"/>
         <w:rPr>
           <w:bCs/>
           <w:szCs w:val="26"/>
@@ -32108,7 +32128,6 @@
     <w:p>
       <w:pPr>
         <w:keepNext/>
-        <w:spacing w:line="317" w:lineRule="auto"/>
         <w:ind w:left="567"/>
         <w:rPr>
           <w:bCs/>
@@ -32126,7 +32145,6 @@
     <w:p>
       <w:pPr>
         <w:keepNext/>
-        <w:spacing w:line="317" w:lineRule="auto"/>
         <w:ind w:left="567"/>
         <w:rPr>
           <w:bCs/>
@@ -32144,7 +32162,6 @@
     <w:p>
       <w:pPr>
         <w:keepNext/>
-        <w:spacing w:line="317" w:lineRule="auto"/>
         <w:ind w:left="567"/>
         <w:rPr>
           <w:bCs/>
@@ -32162,7 +32179,6 @@
     <w:p>
       <w:pPr>
         <w:keepNext/>
-        <w:spacing w:line="317" w:lineRule="auto"/>
         <w:ind w:left="567"/>
         <w:rPr>
           <w:bCs/>
@@ -32180,7 +32196,6 @@
     <w:p>
       <w:pPr>
         <w:keepNext/>
-        <w:spacing w:line="317" w:lineRule="auto"/>
         <w:ind w:left="567"/>
         <w:rPr>
           <w:bCs/>
@@ -32192,13 +32207,12 @@
           <w:bCs/>
           <w:szCs w:val="26"/>
         </w:rPr>
-        <w:t xml:space="preserve">  AND g.MaGhe NOT IN (SELECT v.MaGhe FROM tblVe v</w:t>
+        <w:t xml:space="preserve">  AND NOT EXISTS (</w:t>
       </w:r>
     </w:p>
     <w:p>
       <w:pPr>
         <w:keepNext/>
-        <w:spacing w:line="317" w:lineRule="auto"/>
         <w:ind w:left="567"/>
         <w:rPr>
           <w:bCs/>
@@ -32210,13 +32224,12 @@
           <w:bCs/>
           <w:szCs w:val="26"/>
         </w:rPr>
-        <w:t xml:space="preserve">                      WHERE v.MaSuat = 'SC001'</w:t>
+        <w:t xml:space="preserve">    SELECT 1 FROM tblVe v</w:t>
       </w:r>
     </w:p>
     <w:p>
       <w:pPr>
         <w:keepNext/>
-        <w:spacing w:line="317" w:lineRule="auto"/>
         <w:ind w:left="567"/>
         <w:rPr>
           <w:bCs/>
@@ -32228,13 +32241,12 @@
           <w:bCs/>
           <w:szCs w:val="26"/>
         </w:rPr>
-        <w:t xml:space="preserve">                        AND v.TrangThaiVe &lt;&gt; N'Đã hủy')</w:t>
+        <w:t xml:space="preserve">    JOIN tblDonDatVe d ON v.MaDon = d.MaDon</w:t>
       </w:r>
     </w:p>
     <w:p>
       <w:pPr>
         <w:keepNext/>
-        <w:spacing w:line="317" w:lineRule="auto"/>
         <w:ind w:left="567"/>
         <w:rPr>
           <w:bCs/>
@@ -32246,13 +32258,97 @@
           <w:bCs/>
           <w:szCs w:val="26"/>
         </w:rPr>
+        <w:t xml:space="preserve">    WHERE v.MaSuat = sc.MaSuat AND v.MaGhe = g.MaGhe</w:t>
+      </w:r>
+    </w:p>
+    <w:p>
+      <w:pPr>
+        <w:keepNext/>
+        <w:ind w:left="567"/>
+        <w:rPr>
+          <w:bCs/>
+          <w:szCs w:val="26"/>
+        </w:rPr>
+      </w:pPr>
+      <w:r>
+        <w:rPr>
+          <w:bCs/>
+          <w:szCs w:val="26"/>
+        </w:rPr>
+        <w:t xml:space="preserve">      AND v.TrangThaiVe &lt;&gt; N'Đã hủy'</w:t>
+      </w:r>
+    </w:p>
+    <w:p>
+      <w:pPr>
+        <w:keepNext/>
+        <w:ind w:left="567"/>
+        <w:rPr>
+          <w:bCs/>
+          <w:szCs w:val="26"/>
+        </w:rPr>
+      </w:pPr>
+      <w:r>
+        <w:rPr>
+          <w:bCs/>
+          <w:szCs w:val="26"/>
+        </w:rPr>
+        <w:t xml:space="preserve">      AND (d.TrangThaiDon = N'Đã thanh toán'</w:t>
+      </w:r>
+    </w:p>
+    <w:p>
+      <w:pPr>
+        <w:keepNext/>
+        <w:ind w:left="567"/>
+        <w:rPr>
+          <w:bCs/>
+          <w:szCs w:val="26"/>
+        </w:rPr>
+      </w:pPr>
+      <w:r>
+        <w:rPr>
+          <w:bCs/>
+          <w:szCs w:val="26"/>
+        </w:rPr>
+        <w:t xml:space="preserve">        OR (d.TrangThaiDon = N'Chờ thanh toán'</w:t>
+      </w:r>
+    </w:p>
+    <w:p>
+      <w:pPr>
+        <w:keepNext/>
+        <w:ind w:left="567"/>
+        <w:rPr>
+          <w:bCs/>
+          <w:szCs w:val="26"/>
+        </w:rPr>
+      </w:pPr>
+      <w:r>
+        <w:rPr>
+          <w:bCs/>
+          <w:szCs w:val="26"/>
+        </w:rPr>
+        <w:t xml:space="preserve">          AND d.NgayDat &gt;= DATEADD(MINUTE, -8, GETDATE()))))</w:t>
+      </w:r>
+    </w:p>
+    <w:p>
+      <w:pPr>
+        <w:keepNext/>
+        <w:ind w:left="567"/>
+        <w:rPr>
+          <w:bCs/>
+          <w:szCs w:val="26"/>
+        </w:rPr>
+      </w:pPr>
+      <w:r>
+        <w:rPr>
+          <w:bCs/>
+          <w:szCs w:val="26"/>
+        </w:rPr>
         <w:t>ORDER BY g.HangGhe, g.SoGhe;</w:t>
       </w:r>
     </w:p>
     <w:p>
       <w:pPr>
         <w:keepNext/>
-        <w:spacing w:line="317" w:lineRule="auto"/>
         <w:rPr>
           <w:bCs/>
           <w:szCs w:val="26"/>
@@ -32268,7 +32364,6 @@
     </w:p>
     <w:p>
       <w:pPr>
-        <w:spacing w:line="317" w:lineRule="auto"/>
         <w:jc w:val="center"/>
         <w:rPr>
           <w:bCs/>
@@ -32282,9 +32377,9 @@
           <w:szCs w:val="26"/>
           <w:lang w:eastAsia="en-US"/>
         </w:rPr>
-        <w:pict w14:anchorId="6B65EE56">
-          <v:shape id="Image8" o:spid="_x0000_i1043" type="#_x0000_t75" style="width:176.55pt;height:74.5pt;visibility:visible;mso-wrap-style:square">
-            <v:imagedata r:id="rId26" o:title="" croptop="-20f" cropbottom="-20f" cropleft="-10f" cropright="-10f"/>
+        <w:pict w14:anchorId="70B03397">
+          <v:shape id="_x0000_i1043" type="#_x0000_t75" style="width:288.75pt;height:188.25pt;visibility:visible;mso-wrap-style:square">
+            <v:imagedata r:id="rId28" o:title=""/>
           </v:shape>
         </w:pict>
       </w:r>
@@ -32292,14 +32387,13 @@
     <w:p>
       <w:pPr>
         <w:pStyle w:val="HINHANH"/>
-        <w:spacing w:line="317" w:lineRule="auto"/>
         <w:rPr>
           <w:bCs/>
           <w:szCs w:val="26"/>
           <w:lang w:eastAsia="en-US"/>
         </w:rPr>
       </w:pPr>
-      <w:bookmarkStart w:id="92" w:name="_Toc243509287"/>
+      <w:bookmarkStart w:id="92" w:name="_Toc243601646"/>
       <w:r>
         <w:rPr>
           <w:bCs/>
@@ -32313,24 +32407,23 @@
     <w:p>
       <w:pPr>
         <w:keepNext/>
-        <w:spacing w:line="317" w:lineRule="auto"/>
-        <w:rPr>
-          <w:bCs/>
-          <w:szCs w:val="26"/>
-        </w:rPr>
-      </w:pPr>
-      <w:r>
-        <w:rPr>
-          <w:bCs/>
-          <w:szCs w:val="26"/>
-        </w:rPr>
+        <w:rPr>
+          <w:bCs/>
+          <w:szCs w:val="26"/>
+        </w:rPr>
+      </w:pPr>
+      <w:r>
+        <w:rPr>
+          <w:bCs/>
+          <w:szCs w:val="26"/>
+        </w:rPr>
+        <w:lastRenderedPageBreak/>
         <w:t>+ Đưa ra giá vé đang áp dụng cho ghế VIP vào cuối tuần</w:t>
       </w:r>
     </w:p>
     <w:p>
       <w:pPr>
         <w:keepNext/>
-        <w:spacing w:line="317" w:lineRule="auto"/>
         <w:rPr>
           <w:szCs w:val="26"/>
         </w:rPr>
@@ -32346,7 +32439,6 @@
     <w:p>
       <w:pPr>
         <w:keepNext/>
-        <w:spacing w:line="317" w:lineRule="auto"/>
         <w:ind w:left="567"/>
         <w:rPr>
           <w:bCs/>
@@ -32364,7 +32456,6 @@
     <w:p>
       <w:pPr>
         <w:keepNext/>
-        <w:spacing w:line="317" w:lineRule="auto"/>
         <w:ind w:left="567"/>
         <w:rPr>
           <w:bCs/>
@@ -32382,7 +32473,6 @@
     <w:p>
       <w:pPr>
         <w:keepNext/>
-        <w:spacing w:line="317" w:lineRule="auto"/>
         <w:ind w:left="567"/>
         <w:rPr>
           <w:bCs/>
@@ -32400,7 +32490,6 @@
     <w:p>
       <w:pPr>
         <w:keepNext/>
-        <w:spacing w:line="317" w:lineRule="auto"/>
         <w:ind w:left="567"/>
         <w:rPr>
           <w:bCs/>
@@ -32418,7 +32507,6 @@
     <w:p>
       <w:pPr>
         <w:keepNext/>
-        <w:spacing w:line="317" w:lineRule="auto"/>
         <w:ind w:left="567"/>
         <w:rPr>
           <w:bCs/>
@@ -32436,7 +32524,6 @@
     <w:p>
       <w:pPr>
         <w:keepNext/>
-        <w:spacing w:line="317" w:lineRule="auto"/>
         <w:rPr>
           <w:bCs/>
           <w:szCs w:val="26"/>
@@ -32452,7 +32539,6 @@
     </w:p>
     <w:p>
       <w:pPr>
-        <w:spacing w:line="317" w:lineRule="auto"/>
         <w:jc w:val="center"/>
         <w:rPr>
           <w:bCs/>
@@ -32467,8 +32553,8 @@
           <w:lang w:eastAsia="en-US"/>
         </w:rPr>
         <w:pict w14:anchorId="1ABD1775">
-          <v:shape id="Image9" o:spid="_x0000_i1044" type="#_x0000_t75" style="width:3in;height:36.3pt;visibility:visible;mso-wrap-style:square">
-            <v:imagedata r:id="rId27" o:title="" croptop="-52f" cropbottom="-52f" cropleft="-9f" cropright="-9f"/>
+          <v:shape id="Image9" o:spid="_x0000_i1044" type="#_x0000_t75" style="width:3in;height:36.4pt;visibility:visible;mso-wrap-style:square">
+            <v:imagedata r:id="rId29" o:title="" croptop="-52f" cropbottom="-52f" cropleft="-9f" cropright="-9f"/>
           </v:shape>
         </w:pict>
       </w:r>
@@ -32476,14 +32562,13 @@
     <w:p>
       <w:pPr>
         <w:pStyle w:val="HINHANH"/>
-        <w:spacing w:line="317" w:lineRule="auto"/>
         <w:rPr>
           <w:bCs/>
           <w:szCs w:val="26"/>
           <w:lang w:eastAsia="en-US"/>
         </w:rPr>
       </w:pPr>
-      <w:bookmarkStart w:id="93" w:name="_Toc243509288"/>
+      <w:bookmarkStart w:id="93" w:name="_Toc243601647"/>
       <w:r>
         <w:rPr>
           <w:bCs/>
@@ -32497,25 +32582,22 @@
     <w:p>
       <w:pPr>
         <w:keepNext/>
-        <w:spacing w:line="317" w:lineRule="auto"/>
-        <w:rPr>
-          <w:bCs/>
-          <w:szCs w:val="26"/>
-        </w:rPr>
-      </w:pPr>
-      <w:r>
-        <w:rPr>
-          <w:bCs/>
-          <w:szCs w:val="26"/>
-        </w:rPr>
-        <w:lastRenderedPageBreak/>
+        <w:rPr>
+          <w:bCs/>
+          <w:szCs w:val="26"/>
+        </w:rPr>
+      </w:pPr>
+      <w:r>
+        <w:rPr>
+          <w:bCs/>
+          <w:szCs w:val="26"/>
+        </w:rPr>
         <w:t>+ Đưa ra các chương trình khuyến mãi còn hiệu lực ngày 20/10/2026</w:t>
       </w:r>
     </w:p>
     <w:p>
       <w:pPr>
         <w:keepNext/>
-        <w:spacing w:line="317" w:lineRule="auto"/>
         <w:rPr>
           <w:bCs/>
           <w:szCs w:val="26"/>
@@ -32532,7 +32614,6 @@
     <w:p>
       <w:pPr>
         <w:keepNext/>
-        <w:spacing w:line="317" w:lineRule="auto"/>
         <w:ind w:left="567"/>
         <w:rPr>
           <w:bCs/>
@@ -32550,7 +32631,6 @@
     <w:p>
       <w:pPr>
         <w:keepNext/>
-        <w:spacing w:line="317" w:lineRule="auto"/>
         <w:ind w:left="567"/>
         <w:rPr>
           <w:bCs/>
@@ -32568,7 +32648,6 @@
     <w:p>
       <w:pPr>
         <w:keepNext/>
-        <w:spacing w:line="317" w:lineRule="auto"/>
         <w:ind w:left="567"/>
         <w:rPr>
           <w:bCs/>
@@ -32586,7 +32665,6 @@
     <w:p>
       <w:pPr>
         <w:keepNext/>
-        <w:spacing w:line="317" w:lineRule="auto"/>
         <w:rPr>
           <w:bCs/>
           <w:szCs w:val="26"/>
@@ -32602,7 +32680,6 @@
     </w:p>
     <w:p>
       <w:pPr>
-        <w:spacing w:line="317" w:lineRule="auto"/>
         <w:jc w:val="center"/>
         <w:rPr>
           <w:bCs/>
@@ -32617,8 +32694,8 @@
           <w:lang w:eastAsia="en-US"/>
         </w:rPr>
         <w:pict w14:anchorId="6DF8190F">
-          <v:shape id="Image10" o:spid="_x0000_i1045" type="#_x0000_t75" style="width:399.45pt;height:60.1pt;visibility:visible;mso-wrap-style:square">
-            <v:imagedata r:id="rId28" o:title="" croptop="-31f" cropbottom="-31f" cropleft="-5f" cropright="-5f"/>
+          <v:shape id="Image10" o:spid="_x0000_i1045" type="#_x0000_t75" style="width:399.4pt;height:60pt;visibility:visible;mso-wrap-style:square">
+            <v:imagedata r:id="rId30" o:title="" croptop="-31f" cropbottom="-31f" cropleft="-5f" cropright="-5f"/>
           </v:shape>
         </w:pict>
       </w:r>
@@ -32626,14 +32703,13 @@
     <w:p>
       <w:pPr>
         <w:pStyle w:val="HINHANH"/>
-        <w:spacing w:line="317" w:lineRule="auto"/>
         <w:rPr>
           <w:bCs/>
           <w:szCs w:val="26"/>
           <w:lang w:eastAsia="en-US"/>
         </w:rPr>
       </w:pPr>
-      <w:bookmarkStart w:id="94" w:name="_Toc243509289"/>
+      <w:bookmarkStart w:id="94" w:name="_Toc243601648"/>
       <w:r>
         <w:rPr>
           <w:bCs/>
@@ -32647,7 +32723,6 @@
     <w:p>
       <w:pPr>
         <w:keepNext/>
-        <w:spacing w:line="317" w:lineRule="auto"/>
         <w:rPr>
           <w:bCs/>
           <w:szCs w:val="26"/>
@@ -32664,7 +32739,6 @@
     <w:p>
       <w:pPr>
         <w:keepNext/>
-        <w:spacing w:line="317" w:lineRule="auto"/>
         <w:rPr>
           <w:bCs/>
           <w:szCs w:val="26"/>
@@ -32681,7 +32755,6 @@
     <w:p>
       <w:pPr>
         <w:keepNext/>
-        <w:spacing w:line="317" w:lineRule="auto"/>
         <w:ind w:left="567"/>
         <w:rPr>
           <w:bCs/>
@@ -32699,7 +32772,6 @@
     <w:p>
       <w:pPr>
         <w:keepNext/>
-        <w:spacing w:line="317" w:lineRule="auto"/>
         <w:ind w:left="567"/>
         <w:rPr>
           <w:bCs/>
@@ -32717,7 +32789,6 @@
     <w:p>
       <w:pPr>
         <w:keepNext/>
-        <w:spacing w:line="317" w:lineRule="auto"/>
         <w:ind w:left="567"/>
         <w:rPr>
           <w:bCs/>
@@ -32735,7 +32806,6 @@
     <w:p>
       <w:pPr>
         <w:keepNext/>
-        <w:spacing w:line="317" w:lineRule="auto"/>
         <w:ind w:left="567"/>
         <w:rPr>
           <w:bCs/>
@@ -32753,7 +32823,6 @@
     <w:p>
       <w:pPr>
         <w:keepNext/>
-        <w:spacing w:line="317" w:lineRule="auto"/>
         <w:ind w:left="567"/>
         <w:rPr>
           <w:bCs/>
@@ -32771,7 +32840,6 @@
     <w:p>
       <w:pPr>
         <w:keepNext/>
-        <w:spacing w:line="317" w:lineRule="auto"/>
         <w:ind w:left="567"/>
         <w:rPr>
           <w:bCs/>
@@ -32789,7 +32857,6 @@
     <w:p>
       <w:pPr>
         <w:keepNext/>
-        <w:spacing w:line="317" w:lineRule="auto"/>
         <w:ind w:left="567"/>
         <w:rPr>
           <w:bCs/>
@@ -32807,7 +32874,6 @@
     <w:p>
       <w:pPr>
         <w:keepNext/>
-        <w:spacing w:line="317" w:lineRule="auto"/>
         <w:ind w:left="567"/>
         <w:rPr>
           <w:bCs/>
@@ -32825,7 +32891,6 @@
     <w:p>
       <w:pPr>
         <w:keepNext/>
-        <w:spacing w:line="317" w:lineRule="auto"/>
         <w:ind w:left="567"/>
         <w:rPr>
           <w:bCs/>
@@ -32843,7 +32908,6 @@
     <w:p>
       <w:pPr>
         <w:keepNext/>
-        <w:spacing w:line="317" w:lineRule="auto"/>
         <w:ind w:left="567"/>
         <w:rPr>
           <w:bCs/>
@@ -32861,7 +32925,6 @@
     <w:p>
       <w:pPr>
         <w:keepNext/>
-        <w:spacing w:line="317" w:lineRule="auto"/>
         <w:rPr>
           <w:bCs/>
           <w:szCs w:val="26"/>
@@ -32877,7 +32940,6 @@
     </w:p>
     <w:p>
       <w:pPr>
-        <w:spacing w:line="317" w:lineRule="auto"/>
         <w:jc w:val="center"/>
         <w:rPr>
           <w:bCs/>
@@ -32891,9 +32953,18 @@
           <w:szCs w:val="26"/>
           <w:lang w:eastAsia="en-US"/>
         </w:rPr>
-        <w:pict w14:anchorId="40A0D9EE">
-          <v:shape id="Image11" o:spid="_x0000_i1046" type="#_x0000_t75" style="width:333.1pt;height:48.85pt;visibility:visible;mso-wrap-style:square">
-            <v:imagedata r:id="rId29" o:title="" croptop="-38f" cropbottom="-38f" cropleft="-6f" cropright="-6f"/>
+        <w:br w:type="page"/>
+      </w:r>
+      <w:r>
+        <w:rPr>
+          <w:noProof/>
+          <w:szCs w:val="26"/>
+          <w:lang w:eastAsia="en-US"/>
+        </w:rPr>
+        <w:lastRenderedPageBreak/>
+        <w:pict w14:anchorId="36D368DE">
+          <v:shape id="_x0000_i1046" type="#_x0000_t75" style="width:443.25pt;height:210pt;visibility:visible;mso-wrap-style:square">
+            <v:imagedata r:id="rId31" o:title=""/>
           </v:shape>
         </w:pict>
       </w:r>
@@ -32901,14 +32972,13 @@
     <w:p>
       <w:pPr>
         <w:pStyle w:val="HINHANH"/>
-        <w:spacing w:line="317" w:lineRule="auto"/>
         <w:rPr>
           <w:bCs/>
           <w:szCs w:val="26"/>
           <w:lang w:eastAsia="en-US"/>
         </w:rPr>
       </w:pPr>
-      <w:bookmarkStart w:id="95" w:name="_Toc243509290"/>
+      <w:bookmarkStart w:id="95" w:name="_Toc243601649"/>
       <w:r>
         <w:rPr>
           <w:bCs/>
@@ -32922,25 +32992,22 @@
     <w:p>
       <w:pPr>
         <w:keepNext/>
-        <w:spacing w:line="317" w:lineRule="auto"/>
-        <w:rPr>
-          <w:bCs/>
-          <w:szCs w:val="26"/>
-        </w:rPr>
-      </w:pPr>
-      <w:r>
-        <w:rPr>
-          <w:bCs/>
-          <w:szCs w:val="26"/>
-        </w:rPr>
-        <w:lastRenderedPageBreak/>
+        <w:rPr>
+          <w:bCs/>
+          <w:szCs w:val="26"/>
+        </w:rPr>
+      </w:pPr>
+      <w:r>
+        <w:rPr>
+          <w:bCs/>
+          <w:szCs w:val="26"/>
+        </w:rPr>
         <w:t>+ Tính tổng tiền phải trả của đơn DV001 (tiền vé trừ khuyến mãi)</w:t>
       </w:r>
     </w:p>
     <w:p>
       <w:pPr>
         <w:keepNext/>
-        <w:spacing w:line="317" w:lineRule="auto"/>
         <w:rPr>
           <w:bCs/>
           <w:szCs w:val="26"/>
@@ -32957,7 +33024,6 @@
     <w:p>
       <w:pPr>
         <w:keepNext/>
-        <w:spacing w:line="317" w:lineRule="auto"/>
         <w:ind w:left="567"/>
         <w:rPr>
           <w:bCs/>
@@ -32975,7 +33041,6 @@
     <w:p>
       <w:pPr>
         <w:keepNext/>
-        <w:spacing w:line="317" w:lineRule="auto"/>
         <w:ind w:left="567"/>
         <w:rPr>
           <w:bCs/>
@@ -32993,7 +33058,6 @@
     <w:p>
       <w:pPr>
         <w:keepNext/>
-        <w:spacing w:line="317" w:lineRule="auto"/>
         <w:ind w:left="567"/>
         <w:rPr>
           <w:bCs/>
@@ -33011,7 +33075,6 @@
     <w:p>
       <w:pPr>
         <w:keepNext/>
-        <w:spacing w:line="317" w:lineRule="auto"/>
         <w:ind w:left="567"/>
         <w:rPr>
           <w:bCs/>
@@ -33029,7 +33092,6 @@
     <w:p>
       <w:pPr>
         <w:keepNext/>
-        <w:spacing w:line="317" w:lineRule="auto"/>
         <w:ind w:left="567"/>
         <w:rPr>
           <w:bCs/>
@@ -33047,7 +33109,6 @@
     <w:p>
       <w:pPr>
         <w:keepNext/>
-        <w:spacing w:line="317" w:lineRule="auto"/>
         <w:ind w:left="567"/>
         <w:rPr>
           <w:bCs/>
@@ -33065,7 +33126,6 @@
     <w:p>
       <w:pPr>
         <w:keepNext/>
-        <w:spacing w:line="317" w:lineRule="auto"/>
         <w:ind w:left="567"/>
         <w:rPr>
           <w:bCs/>
@@ -33083,7 +33143,6 @@
     <w:p>
       <w:pPr>
         <w:keepNext/>
-        <w:spacing w:line="317" w:lineRule="auto"/>
         <w:ind w:left="567"/>
         <w:rPr>
           <w:bCs/>
@@ -33101,7 +33160,6 @@
     <w:p>
       <w:pPr>
         <w:keepNext/>
-        <w:spacing w:line="317" w:lineRule="auto"/>
         <w:ind w:left="567"/>
         <w:rPr>
           <w:bCs/>
@@ -33119,7 +33177,6 @@
     <w:p>
       <w:pPr>
         <w:keepNext/>
-        <w:spacing w:line="317" w:lineRule="auto"/>
         <w:rPr>
           <w:bCs/>
           <w:szCs w:val="26"/>
@@ -33135,7 +33192,6 @@
     </w:p>
     <w:p>
       <w:pPr>
-        <w:spacing w:line="317" w:lineRule="auto"/>
         <w:jc w:val="center"/>
         <w:rPr>
           <w:bCs/>
@@ -33150,8 +33206,8 @@
           <w:lang w:eastAsia="en-US"/>
         </w:rPr>
         <w:pict w14:anchorId="03BD15CC">
-          <v:shape id="Image12" o:spid="_x0000_i1047" type="#_x0000_t75" style="width:358.1pt;height:65.75pt;visibility:visible;mso-wrap-style:square">
-            <v:imagedata r:id="rId30" o:title="" croptop="-55f" cropbottom="-55f" cropleft="-10f" cropright="-10f"/>
+          <v:shape id="Image12" o:spid="_x0000_i1047" type="#_x0000_t75" style="width:358.15pt;height:65.65pt;visibility:visible;mso-wrap-style:square">
+            <v:imagedata r:id="rId32" o:title="" croptop="-55f" cropbottom="-55f" cropleft="-10f" cropright="-10f"/>
           </v:shape>
         </w:pict>
       </w:r>
@@ -33159,14 +33215,13 @@
     <w:p>
       <w:pPr>
         <w:pStyle w:val="HINHANH"/>
-        <w:spacing w:line="317" w:lineRule="auto"/>
         <w:rPr>
           <w:bCs/>
           <w:szCs w:val="26"/>
           <w:lang w:eastAsia="en-US"/>
         </w:rPr>
       </w:pPr>
-      <w:bookmarkStart w:id="96" w:name="_Toc243509291"/>
+      <w:bookmarkStart w:id="96" w:name="_Toc243601650"/>
       <w:r>
         <w:rPr>
           <w:bCs/>
@@ -33180,23 +33235,22 @@
     <w:p>
       <w:pPr>
         <w:keepNext/>
-        <w:spacing w:line="317" w:lineRule="auto"/>
-        <w:rPr>
-          <w:szCs w:val="26"/>
-        </w:rPr>
-      </w:pPr>
-      <w:r>
-        <w:rPr>
-          <w:bCs/>
-          <w:szCs w:val="26"/>
-        </w:rPr>
-        <w:t>+ Thống kê số vé đã bán theo từng suất chiếu trong ngày 20/10/2026</w:t>
+        <w:rPr>
+          <w:szCs w:val="26"/>
+        </w:rPr>
+      </w:pPr>
+      <w:r>
+        <w:rPr>
+          <w:bCs/>
+          <w:szCs w:val="26"/>
+        </w:rPr>
+        <w:lastRenderedPageBreak/>
+        <w:t>+ Thống kê số vé đã bán theo từng suất chiếu trong ngày 20/10/2026 (chỉ tính vé chưa hủy của đơn đã thanh toán)</w:t>
       </w:r>
     </w:p>
     <w:p>
       <w:pPr>
         <w:keepNext/>
-        <w:spacing w:line="317" w:lineRule="auto"/>
         <w:rPr>
           <w:bCs/>
           <w:szCs w:val="26"/>
@@ -33213,7 +33267,6 @@
     <w:p>
       <w:pPr>
         <w:keepNext/>
-        <w:spacing w:line="317" w:lineRule="auto"/>
         <w:ind w:left="567"/>
         <w:rPr>
           <w:bCs/>
@@ -33231,7 +33284,6 @@
     <w:p>
       <w:pPr>
         <w:keepNext/>
-        <w:spacing w:line="317" w:lineRule="auto"/>
         <w:ind w:left="567"/>
         <w:rPr>
           <w:bCs/>
@@ -33249,7 +33301,6 @@
     <w:p>
       <w:pPr>
         <w:keepNext/>
-        <w:spacing w:line="317" w:lineRule="auto"/>
         <w:ind w:left="567"/>
         <w:rPr>
           <w:bCs/>
@@ -33267,7 +33318,6 @@
     <w:p>
       <w:pPr>
         <w:keepNext/>
-        <w:spacing w:line="317" w:lineRule="auto"/>
         <w:ind w:left="567"/>
         <w:rPr>
           <w:bCs/>
@@ -33285,7 +33335,6 @@
     <w:p>
       <w:pPr>
         <w:keepNext/>
-        <w:spacing w:line="317" w:lineRule="auto"/>
         <w:ind w:left="567"/>
         <w:rPr>
           <w:bCs/>
@@ -33303,7 +33352,6 @@
     <w:p>
       <w:pPr>
         <w:keepNext/>
-        <w:spacing w:line="317" w:lineRule="auto"/>
         <w:ind w:left="567"/>
         <w:rPr>
           <w:bCs/>
@@ -33315,13 +33363,12 @@
           <w:bCs/>
           <w:szCs w:val="26"/>
         </w:rPr>
-        <w:t xml:space="preserve">           ON v.MaDon = d.MaDon AND d.TrangThaiDon = N'Đã thanh toán')</w:t>
+        <w:t xml:space="preserve">           ON v.MaDon = d.MaDon AND d.TrangThaiDon = N'Đã thanh toán'</w:t>
       </w:r>
     </w:p>
     <w:p>
       <w:pPr>
         <w:keepNext/>
-        <w:spacing w:line="317" w:lineRule="auto"/>
         <w:ind w:left="567"/>
         <w:rPr>
           <w:bCs/>
@@ -33333,13 +33380,29 @@
           <w:bCs/>
           <w:szCs w:val="26"/>
         </w:rPr>
+        <w:t xml:space="preserve">              AND v.TrangThaiVe &lt;&gt; N'Đã hủy')</w:t>
+      </w:r>
+    </w:p>
+    <w:p>
+      <w:pPr>
+        <w:keepNext/>
+        <w:ind w:left="567"/>
+        <w:rPr>
+          <w:bCs/>
+          <w:szCs w:val="26"/>
+        </w:rPr>
+      </w:pPr>
+      <w:r>
+        <w:rPr>
+          <w:bCs/>
+          <w:szCs w:val="26"/>
+        </w:rPr>
         <w:t xml:space="preserve">     ON v.MaSuat = sc.MaSuat</w:t>
       </w:r>
     </w:p>
     <w:p>
       <w:pPr>
         <w:keepNext/>
-        <w:spacing w:line="317" w:lineRule="auto"/>
         <w:ind w:left="567"/>
         <w:rPr>
           <w:bCs/>
@@ -33357,7 +33420,6 @@
     <w:p>
       <w:pPr>
         <w:keepNext/>
-        <w:spacing w:line="317" w:lineRule="auto"/>
         <w:ind w:left="567"/>
         <w:rPr>
           <w:bCs/>
@@ -33375,7 +33437,6 @@
     <w:p>
       <w:pPr>
         <w:keepNext/>
-        <w:spacing w:line="317" w:lineRule="auto"/>
         <w:ind w:left="567"/>
         <w:rPr>
           <w:bCs/>
@@ -33393,7 +33454,6 @@
     <w:p>
       <w:pPr>
         <w:keepNext/>
-        <w:spacing w:line="317" w:lineRule="auto"/>
         <w:rPr>
           <w:bCs/>
           <w:szCs w:val="26"/>
@@ -33409,7 +33469,6 @@
     </w:p>
     <w:p>
       <w:pPr>
-        <w:spacing w:line="317" w:lineRule="auto"/>
         <w:jc w:val="center"/>
         <w:rPr>
           <w:bCs/>
@@ -33423,450 +33482,8 @@
           <w:szCs w:val="26"/>
           <w:lang w:eastAsia="en-US"/>
         </w:rPr>
-        <w:pict w14:anchorId="2A6D22C4">
-          <v:shape id="Image13" o:spid="_x0000_i1048" type="#_x0000_t75" style="width:291.75pt;height:80.75pt;visibility:visible;mso-wrap-style:square">
-            <v:imagedata r:id="rId31" o:title="" croptop="-23f" cropbottom="-23f" cropleft="-7f" cropright="-7f"/>
-          </v:shape>
-        </w:pict>
-      </w:r>
-    </w:p>
-    <w:p>
-      <w:pPr>
-        <w:pStyle w:val="HINHANH"/>
-        <w:spacing w:line="317" w:lineRule="auto"/>
-        <w:rPr>
-          <w:bCs/>
-          <w:szCs w:val="26"/>
-          <w:lang w:eastAsia="en-US"/>
-        </w:rPr>
-      </w:pPr>
-      <w:bookmarkStart w:id="97" w:name="_Toc243509292"/>
-      <w:r>
-        <w:rPr>
-          <w:bCs/>
-          <w:szCs w:val="26"/>
-          <w:lang w:eastAsia="en-US"/>
-        </w:rPr>
-        <w:t>Hình 4.13. Kết quả thống kê số vé bán theo suất chiếu</w:t>
-      </w:r>
-      <w:bookmarkEnd w:id="97"/>
-    </w:p>
-    <w:p>
-      <w:pPr>
-        <w:keepNext/>
-        <w:spacing w:line="317" w:lineRule="auto"/>
-        <w:rPr>
-          <w:bCs/>
-          <w:szCs w:val="26"/>
-        </w:rPr>
-      </w:pPr>
-      <w:r>
-        <w:rPr>
-          <w:bCs/>
-          <w:szCs w:val="26"/>
-        </w:rPr>
-        <w:lastRenderedPageBreak/>
-        <w:t>+ Thống kê tổng giá vé đã bán theo phim (theo giá niêm yết, chưa trừ khuyến mãi)</w:t>
-      </w:r>
-    </w:p>
-    <w:p>
-      <w:pPr>
-        <w:keepNext/>
-        <w:spacing w:line="317" w:lineRule="auto"/>
-        <w:rPr>
-          <w:bCs/>
-          <w:szCs w:val="26"/>
-        </w:rPr>
-      </w:pPr>
-      <w:r>
-        <w:rPr>
-          <w:bCs/>
-          <w:szCs w:val="26"/>
-        </w:rPr>
-        <w:t>Lệnh:</w:t>
-      </w:r>
-    </w:p>
-    <w:p>
-      <w:pPr>
-        <w:keepNext/>
-        <w:spacing w:line="317" w:lineRule="auto"/>
-        <w:ind w:left="567"/>
-        <w:rPr>
-          <w:bCs/>
-          <w:szCs w:val="26"/>
-        </w:rPr>
-      </w:pPr>
-      <w:r>
-        <w:rPr>
-          <w:bCs/>
-          <w:szCs w:val="26"/>
-        </w:rPr>
-        <w:t>SELECT p.TenPhim, COUNT(v.MaVe) AS SoVe, SUM(bg.GiaVe) AS DoanhThuVe</w:t>
-      </w:r>
-    </w:p>
-    <w:p>
-      <w:pPr>
-        <w:keepNext/>
-        <w:spacing w:line="317" w:lineRule="auto"/>
-        <w:ind w:left="567"/>
-        <w:rPr>
-          <w:bCs/>
-          <w:szCs w:val="26"/>
-        </w:rPr>
-      </w:pPr>
-      <w:r>
-        <w:rPr>
-          <w:bCs/>
-          <w:szCs w:val="26"/>
-        </w:rPr>
-        <w:t>FROM tblVe v</w:t>
-      </w:r>
-    </w:p>
-    <w:p>
-      <w:pPr>
-        <w:keepNext/>
-        <w:spacing w:line="317" w:lineRule="auto"/>
-        <w:ind w:left="567"/>
-        <w:rPr>
-          <w:bCs/>
-          <w:szCs w:val="26"/>
-        </w:rPr>
-      </w:pPr>
-      <w:r>
-        <w:rPr>
-          <w:bCs/>
-          <w:szCs w:val="26"/>
-        </w:rPr>
-        <w:t>JOIN tblDonDatVe d ON v.MaDon = d.MaDon</w:t>
-      </w:r>
-    </w:p>
-    <w:p>
-      <w:pPr>
-        <w:keepNext/>
-        <w:spacing w:line="317" w:lineRule="auto"/>
-        <w:ind w:left="567"/>
-        <w:rPr>
-          <w:bCs/>
-          <w:szCs w:val="26"/>
-        </w:rPr>
-      </w:pPr>
-      <w:r>
-        <w:rPr>
-          <w:bCs/>
-          <w:szCs w:val="26"/>
-        </w:rPr>
-        <w:t>JOIN tblSuatChieu sc ON v.MaSuat = sc.MaSuat</w:t>
-      </w:r>
-    </w:p>
-    <w:p>
-      <w:pPr>
-        <w:keepNext/>
-        <w:spacing w:line="317" w:lineRule="auto"/>
-        <w:ind w:left="567"/>
-        <w:rPr>
-          <w:bCs/>
-          <w:szCs w:val="26"/>
-        </w:rPr>
-      </w:pPr>
-      <w:r>
-        <w:rPr>
-          <w:bCs/>
-          <w:szCs w:val="26"/>
-        </w:rPr>
-        <w:t>JOIN tblPhim p ON sc.MaPhim = p.MaPhim</w:t>
-      </w:r>
-    </w:p>
-    <w:p>
-      <w:pPr>
-        <w:keepNext/>
-        <w:spacing w:line="317" w:lineRule="auto"/>
-        <w:ind w:left="567"/>
-        <w:rPr>
-          <w:bCs/>
-          <w:szCs w:val="26"/>
-        </w:rPr>
-      </w:pPr>
-      <w:r>
-        <w:rPr>
-          <w:bCs/>
-          <w:szCs w:val="26"/>
-        </w:rPr>
-        <w:t>JOIN tblBangGia bg ON v.MaGia = bg.MaGia</w:t>
-      </w:r>
-    </w:p>
-    <w:p>
-      <w:pPr>
-        <w:keepNext/>
-        <w:spacing w:line="317" w:lineRule="auto"/>
-        <w:ind w:left="567"/>
-        <w:rPr>
-          <w:bCs/>
-          <w:szCs w:val="26"/>
-        </w:rPr>
-      </w:pPr>
-      <w:r>
-        <w:rPr>
-          <w:bCs/>
-          <w:szCs w:val="26"/>
-        </w:rPr>
-        <w:t>WHERE d.TrangThaiDon = N'Đã thanh toán'</w:t>
-      </w:r>
-    </w:p>
-    <w:p>
-      <w:pPr>
-        <w:keepNext/>
-        <w:spacing w:line="317" w:lineRule="auto"/>
-        <w:ind w:left="567"/>
-        <w:rPr>
-          <w:bCs/>
-          <w:szCs w:val="26"/>
-        </w:rPr>
-      </w:pPr>
-      <w:r>
-        <w:rPr>
-          <w:bCs/>
-          <w:szCs w:val="26"/>
-        </w:rPr>
-        <w:t>GROUP BY p.TenPhim</w:t>
-      </w:r>
-    </w:p>
-    <w:p>
-      <w:pPr>
-        <w:keepNext/>
-        <w:spacing w:line="317" w:lineRule="auto"/>
-        <w:ind w:left="567"/>
-        <w:rPr>
-          <w:bCs/>
-          <w:szCs w:val="26"/>
-        </w:rPr>
-      </w:pPr>
-      <w:r>
-        <w:rPr>
-          <w:bCs/>
-          <w:szCs w:val="26"/>
-        </w:rPr>
-        <w:t>ORDER BY DoanhThuVe DESC;</w:t>
-      </w:r>
-    </w:p>
-    <w:p>
-      <w:pPr>
-        <w:keepNext/>
-        <w:spacing w:line="317" w:lineRule="auto"/>
-        <w:rPr>
-          <w:bCs/>
-          <w:szCs w:val="26"/>
-        </w:rPr>
-      </w:pPr>
-      <w:r>
-        <w:rPr>
-          <w:bCs/>
-          <w:szCs w:val="26"/>
-        </w:rPr>
-        <w:t>Kết quả:</w:t>
-      </w:r>
-    </w:p>
-    <w:p>
-      <w:pPr>
-        <w:spacing w:line="317" w:lineRule="auto"/>
-        <w:jc w:val="center"/>
-        <w:rPr>
-          <w:bCs/>
-          <w:szCs w:val="26"/>
-          <w:lang w:eastAsia="en-US"/>
-        </w:rPr>
-      </w:pPr>
-      <w:r>
-        <w:rPr>
-          <w:noProof/>
-          <w:szCs w:val="26"/>
-          <w:lang w:eastAsia="en-US"/>
-        </w:rPr>
-        <w:pict w14:anchorId="5C4BCE41">
-          <v:shape id="Image14" o:spid="_x0000_i1049" type="#_x0000_t75" style="width:308.05pt;height:148.4pt;visibility:visible;mso-wrap-style:square">
-            <v:imagedata r:id="rId32" o:title="" croptop="-20f" cropbottom="-20f" cropleft="-10f" cropright="-10f"/>
-          </v:shape>
-        </w:pict>
-      </w:r>
-    </w:p>
-    <w:p>
-      <w:pPr>
-        <w:pStyle w:val="HINHANH"/>
-        <w:spacing w:line="317" w:lineRule="auto"/>
-        <w:rPr>
-          <w:bCs/>
-          <w:szCs w:val="26"/>
-          <w:lang w:eastAsia="en-US"/>
-        </w:rPr>
-      </w:pPr>
-      <w:bookmarkStart w:id="98" w:name="_Toc243509293"/>
-      <w:r>
-        <w:rPr>
-          <w:bCs/>
-          <w:szCs w:val="26"/>
-          <w:lang w:eastAsia="en-US"/>
-        </w:rPr>
-        <w:t>Hình 4.14. Kết quả thống kê tổng giá vé đã bán theo phim</w:t>
-      </w:r>
-      <w:bookmarkEnd w:id="98"/>
-    </w:p>
-    <w:p>
-      <w:pPr>
-        <w:keepNext/>
-        <w:spacing w:line="317" w:lineRule="auto"/>
-        <w:rPr>
-          <w:szCs w:val="26"/>
-        </w:rPr>
-      </w:pPr>
-      <w:r>
-        <w:rPr>
-          <w:bCs/>
-          <w:szCs w:val="26"/>
-        </w:rPr>
-        <w:t>+ Tính doanh thu thực thu tháng 10/2026 (tiền thanh toán trừ tiền hoàn)</w:t>
-      </w:r>
-    </w:p>
-    <w:p>
-      <w:pPr>
-        <w:keepNext/>
-        <w:spacing w:line="317" w:lineRule="auto"/>
-        <w:rPr>
-          <w:bCs/>
-          <w:szCs w:val="26"/>
-        </w:rPr>
-      </w:pPr>
-      <w:r>
-        <w:rPr>
-          <w:bCs/>
-          <w:szCs w:val="26"/>
-        </w:rPr>
-        <w:t>Lệnh:</w:t>
-      </w:r>
-    </w:p>
-    <w:p>
-      <w:pPr>
-        <w:keepNext/>
-        <w:spacing w:line="317" w:lineRule="auto"/>
-        <w:ind w:left="567"/>
-        <w:rPr>
-          <w:bCs/>
-          <w:szCs w:val="26"/>
-        </w:rPr>
-      </w:pPr>
-      <w:r>
-        <w:rPr>
-          <w:bCs/>
-          <w:szCs w:val="26"/>
-        </w:rPr>
-        <w:t>SELECT SUM(CASE WHEN LoaiGiaoDich = N'Thanh toán'</w:t>
-      </w:r>
-    </w:p>
-    <w:p>
-      <w:pPr>
-        <w:keepNext/>
-        <w:spacing w:line="317" w:lineRule="auto"/>
-        <w:ind w:left="567"/>
-        <w:rPr>
-          <w:bCs/>
-          <w:szCs w:val="26"/>
-        </w:rPr>
-      </w:pPr>
-      <w:r>
-        <w:rPr>
-          <w:bCs/>
-          <w:szCs w:val="26"/>
-        </w:rPr>
-        <w:t xml:space="preserve">                THEN SoTien ELSE -SoTien END) AS DoanhThu</w:t>
-      </w:r>
-    </w:p>
-    <w:p>
-      <w:pPr>
-        <w:keepNext/>
-        <w:spacing w:line="317" w:lineRule="auto"/>
-        <w:ind w:left="567"/>
-        <w:rPr>
-          <w:bCs/>
-          <w:szCs w:val="26"/>
-        </w:rPr>
-      </w:pPr>
-      <w:r>
-        <w:rPr>
-          <w:bCs/>
-          <w:szCs w:val="26"/>
-        </w:rPr>
-        <w:t>FROM tblThanhToan</w:t>
-      </w:r>
-    </w:p>
-    <w:p>
-      <w:pPr>
-        <w:keepNext/>
-        <w:spacing w:line="317" w:lineRule="auto"/>
-        <w:ind w:left="567"/>
-        <w:rPr>
-          <w:bCs/>
-          <w:szCs w:val="26"/>
-        </w:rPr>
-      </w:pPr>
-      <w:r>
-        <w:rPr>
-          <w:bCs/>
-          <w:szCs w:val="26"/>
-        </w:rPr>
-        <w:t>WHERE TrangThai = N'Thành công'</w:t>
-      </w:r>
-    </w:p>
-    <w:p>
-      <w:pPr>
-        <w:keepNext/>
-        <w:spacing w:line="317" w:lineRule="auto"/>
-        <w:ind w:left="567"/>
-        <w:rPr>
-          <w:bCs/>
-          <w:szCs w:val="26"/>
-        </w:rPr>
-      </w:pPr>
-      <w:r>
-        <w:rPr>
-          <w:bCs/>
-          <w:szCs w:val="26"/>
-        </w:rPr>
-        <w:t xml:space="preserve">  AND ThoiDiem &gt;= '20261001' AND ThoiDiem &lt; '20261101';</w:t>
-      </w:r>
-    </w:p>
-    <w:p>
-      <w:pPr>
-        <w:keepNext/>
-        <w:spacing w:line="317" w:lineRule="auto"/>
-        <w:rPr>
-          <w:bCs/>
-          <w:szCs w:val="26"/>
-        </w:rPr>
-      </w:pPr>
-      <w:r>
-        <w:rPr>
-          <w:bCs/>
-          <w:szCs w:val="26"/>
-        </w:rPr>
-        <w:t>Kết quả:</w:t>
-      </w:r>
-    </w:p>
-    <w:p>
-      <w:pPr>
-        <w:spacing w:line="317" w:lineRule="auto"/>
-        <w:jc w:val="center"/>
-        <w:rPr>
-          <w:bCs/>
-          <w:szCs w:val="26"/>
-          <w:lang w:eastAsia="en-US"/>
-        </w:rPr>
-      </w:pPr>
-      <w:r>
-        <w:rPr>
-          <w:noProof/>
-          <w:szCs w:val="26"/>
-          <w:lang w:eastAsia="en-US"/>
-        </w:rPr>
-        <w:pict w14:anchorId="62C63CA6">
-          <v:shape id="_x0000_i1050" type="#_x0000_t75" style="width:194.1pt;height:63.85pt;visibility:visible;mso-wrap-style:square">
+        <w:pict w14:anchorId="5F76DB2A">
+          <v:shape id="_x0000_i1048" type="#_x0000_t75" style="width:415.9pt;height:123.4pt;visibility:visible;mso-wrap-style:square">
             <v:imagedata r:id="rId33" o:title=""/>
           </v:shape>
         </w:pict>
@@ -33875,23 +33492,22 @@
     <w:p>
       <w:pPr>
         <w:pStyle w:val="HINHANH"/>
-        <w:spacing w:line="317" w:lineRule="auto"/>
         <w:rPr>
           <w:bCs/>
           <w:szCs w:val="26"/>
           <w:lang w:eastAsia="en-US"/>
         </w:rPr>
       </w:pPr>
-      <w:bookmarkStart w:id="99" w:name="_Toc243509294"/>
+      <w:bookmarkStart w:id="97" w:name="_Toc243601651"/>
       <w:r>
         <w:rPr>
           <w:bCs/>
           <w:szCs w:val="26"/>
           <w:lang w:eastAsia="en-US"/>
         </w:rPr>
-        <w:t>Hình 4.15. Kết quả tính doanh thu tháng 10/2026</w:t>
-      </w:r>
-      <w:bookmarkEnd w:id="99"/>
+        <w:t>Hình 4.13. Kết quả thống kê số vé bán theo suất chiếu</w:t>
+      </w:r>
+      <w:bookmarkEnd w:id="97"/>
     </w:p>
     <w:p>
       <w:pPr>
@@ -33906,8 +33522,7 @@
           <w:bCs/>
           <w:szCs w:val="26"/>
         </w:rPr>
-        <w:lastRenderedPageBreak/>
-        <w:t>+ Soát vé có mã V001 khi khách vào phòng chiếu</w:t>
+        <w:t>+ Thống kê tổng giá vé đã bán theo phim (theo giá niêm yết, chưa trừ khuyến mãi)</w:t>
       </w:r>
     </w:p>
     <w:p>
@@ -33940,7 +33555,7 @@
           <w:bCs/>
           <w:szCs w:val="26"/>
         </w:rPr>
-        <w:t>UPDATE tblVe</w:t>
+        <w:t>SELECT p.TenPhim, COUNT(v.MaVe) AS SoVe, SUM(bg.GiaVe) AS DoanhThuVe</w:t>
       </w:r>
     </w:p>
     <w:p>
@@ -33957,7 +33572,7 @@
           <w:bCs/>
           <w:szCs w:val="26"/>
         </w:rPr>
-        <w:t>SET TrangThaiVe = N'Đã soát', ThoiDiemSoat = GETDATE()</w:t>
+        <w:t>FROM tblVe v</w:t>
       </w:r>
     </w:p>
     <w:p>
@@ -33974,39 +33589,7 @@
           <w:bCs/>
           <w:szCs w:val="26"/>
         </w:rPr>
-        <w:t>WHERE MaVe = 'V001' AND TrangThaiVe = N'Chưa soát';</w:t>
-      </w:r>
-    </w:p>
-    <w:p>
-      <w:pPr>
-        <w:keepNext/>
-        <w:rPr>
-          <w:bCs/>
-          <w:szCs w:val="26"/>
-        </w:rPr>
-      </w:pPr>
-      <w:r>
-        <w:rPr>
-          <w:bCs/>
-          <w:szCs w:val="26"/>
-        </w:rPr>
-        <w:t>+ Hủy đơn DV002 và tạo giao dịch hoàn tiền (chỉ thực hiện khi đơn đã thanh toán, suất chiếu chưa bắt đầu và chưa có vé nào được soát)</w:t>
-      </w:r>
-    </w:p>
-    <w:p>
-      <w:pPr>
-        <w:keepNext/>
-        <w:rPr>
-          <w:bCs/>
-          <w:szCs w:val="26"/>
-        </w:rPr>
-      </w:pPr>
-      <w:r>
-        <w:rPr>
-          <w:bCs/>
-          <w:szCs w:val="26"/>
-        </w:rPr>
-        <w:t>Lệnh:</w:t>
+        <w:t>JOIN tblDonDatVe d ON v.MaDon = d.MaDon</w:t>
       </w:r>
     </w:p>
     <w:p>
@@ -34023,7 +33606,7 @@
           <w:bCs/>
           <w:szCs w:val="26"/>
         </w:rPr>
-        <w:t>BEGIN TRANSACTION;</w:t>
+        <w:t>JOIN tblSuatChieu sc ON v.MaSuat = sc.MaSuat</w:t>
       </w:r>
     </w:p>
     <w:p>
@@ -34040,7 +33623,7 @@
           <w:bCs/>
           <w:szCs w:val="26"/>
         </w:rPr>
-        <w:t>IF EXISTS (SELECT 1 FROM tblDonDatVe d</w:t>
+        <w:t>JOIN tblPhim p ON sc.MaPhim = p.MaPhim</w:t>
       </w:r>
     </w:p>
     <w:p>
@@ -34057,7 +33640,7 @@
           <w:bCs/>
           <w:szCs w:val="26"/>
         </w:rPr>
-        <w:t xml:space="preserve">  WHERE d.MaDon = 'DV002' AND d.TrangThaiDon = N'Đã thanh toán'</w:t>
+        <w:t>JOIN tblBangGia bg ON v.MaGia = bg.MaGia</w:t>
       </w:r>
     </w:p>
     <w:p>
@@ -34074,7 +33657,7 @@
           <w:bCs/>
           <w:szCs w:val="26"/>
         </w:rPr>
-        <w:t xml:space="preserve">  AND NOT EXISTS (SELECT 1 FROM tblVe v</w:t>
+        <w:t>WHERE d.TrangThaiDon = N'Đã thanh toán'</w:t>
       </w:r>
     </w:p>
     <w:p>
@@ -34091,7 +33674,7 @@
           <w:bCs/>
           <w:szCs w:val="26"/>
         </w:rPr>
-        <w:t xml:space="preserve">    JOIN tblSuatChieu sc ON v.MaSuat = sc.MaSuat</w:t>
+        <w:t xml:space="preserve">  AND v.TrangThaiVe &lt;&gt; N'Đã hủy'</w:t>
       </w:r>
     </w:p>
     <w:p>
@@ -34108,7 +33691,7 @@
           <w:bCs/>
           <w:szCs w:val="26"/>
         </w:rPr>
-        <w:t xml:space="preserve">    WHERE v.MaDon = d.MaDon</w:t>
+        <w:t>GROUP BY p.TenPhim</w:t>
       </w:r>
     </w:p>
     <w:p>
@@ -34125,7 +33708,104 @@
           <w:bCs/>
           <w:szCs w:val="26"/>
         </w:rPr>
-        <w:t xml:space="preserve">    AND (v.TrangThaiVe &lt;&gt; N'Chưa soát'</w:t>
+        <w:t>ORDER BY DoanhThuVe DESC;</w:t>
+      </w:r>
+    </w:p>
+    <w:p>
+      <w:pPr>
+        <w:keepNext/>
+        <w:rPr>
+          <w:bCs/>
+          <w:szCs w:val="26"/>
+        </w:rPr>
+      </w:pPr>
+      <w:r>
+        <w:rPr>
+          <w:bCs/>
+          <w:szCs w:val="26"/>
+        </w:rPr>
+        <w:br w:type="page"/>
+      </w:r>
+      <w:r>
+        <w:rPr>
+          <w:bCs/>
+          <w:szCs w:val="26"/>
+        </w:rPr>
+        <w:lastRenderedPageBreak/>
+        <w:t>Kết quả:</w:t>
+      </w:r>
+    </w:p>
+    <w:p>
+      <w:pPr>
+        <w:jc w:val="center"/>
+        <w:rPr>
+          <w:bCs/>
+          <w:szCs w:val="26"/>
+          <w:lang w:eastAsia="en-US"/>
+        </w:rPr>
+      </w:pPr>
+      <w:r>
+        <w:rPr>
+          <w:noProof/>
+          <w:szCs w:val="26"/>
+          <w:lang w:eastAsia="en-US"/>
+        </w:rPr>
+        <w:pict w14:anchorId="5C71E81F">
+          <v:shape id="_x0000_i1049" type="#_x0000_t75" style="width:375.75pt;height:189pt;visibility:visible;mso-wrap-style:square">
+            <v:imagedata r:id="rId34" o:title=""/>
+          </v:shape>
+        </w:pict>
+      </w:r>
+    </w:p>
+    <w:p>
+      <w:pPr>
+        <w:pStyle w:val="HINHANH"/>
+        <w:rPr>
+          <w:bCs/>
+          <w:szCs w:val="26"/>
+          <w:lang w:eastAsia="en-US"/>
+        </w:rPr>
+      </w:pPr>
+      <w:bookmarkStart w:id="98" w:name="_Toc243601652"/>
+      <w:r>
+        <w:rPr>
+          <w:bCs/>
+          <w:szCs w:val="26"/>
+          <w:lang w:eastAsia="en-US"/>
+        </w:rPr>
+        <w:t>Hình 4.14. Kết quả thống kê tổng giá vé đã bán theo phim</w:t>
+      </w:r>
+      <w:bookmarkEnd w:id="98"/>
+    </w:p>
+    <w:p>
+      <w:pPr>
+        <w:keepNext/>
+        <w:rPr>
+          <w:szCs w:val="26"/>
+        </w:rPr>
+      </w:pPr>
+      <w:r>
+        <w:rPr>
+          <w:bCs/>
+          <w:szCs w:val="26"/>
+        </w:rPr>
+        <w:t>+ Tính doanh thu thực thu tháng 10/2026 (tiền thanh toán trừ tiền hoàn)</w:t>
+      </w:r>
+    </w:p>
+    <w:p>
+      <w:pPr>
+        <w:keepNext/>
+        <w:rPr>
+          <w:bCs/>
+          <w:szCs w:val="26"/>
+        </w:rPr>
+      </w:pPr>
+      <w:r>
+        <w:rPr>
+          <w:bCs/>
+          <w:szCs w:val="26"/>
+        </w:rPr>
+        <w:t>Lệnh:</w:t>
       </w:r>
     </w:p>
     <w:p>
@@ -34142,7 +33822,7 @@
           <w:bCs/>
           <w:szCs w:val="26"/>
         </w:rPr>
-        <w:t xml:space="preserve">      OR CAST(sc.NgayChieu AS DATETIME)</w:t>
+        <w:t>SELECT SUM(CASE LoaiGiaoDich</w:t>
       </w:r>
     </w:p>
     <w:p>
@@ -34159,7 +33839,7 @@
           <w:bCs/>
           <w:szCs w:val="26"/>
         </w:rPr>
-        <w:t xml:space="preserve">         + CAST(sc.GioBatDau AS DATETIME) &lt;= GETDATE())))</w:t>
+        <w:t xml:space="preserve">             WHEN N'Thanh toán' THEN SoTien</w:t>
       </w:r>
     </w:p>
     <w:p>
@@ -34176,7 +33856,7 @@
           <w:bCs/>
           <w:szCs w:val="26"/>
         </w:rPr>
-        <w:t>BEGIN</w:t>
+        <w:t xml:space="preserve">             WHEN N'Hoàn tiền'  THEN -SoTien</w:t>
       </w:r>
     </w:p>
     <w:p>
@@ -34193,7 +33873,7 @@
           <w:bCs/>
           <w:szCs w:val="26"/>
         </w:rPr>
-        <w:t xml:space="preserve">  UPDATE tblVe SET TrangThaiVe = N'Đã hủy'</w:t>
+        <w:t xml:space="preserve">             ELSE 0 END) AS DoanhThu</w:t>
       </w:r>
     </w:p>
     <w:p>
@@ -34210,7 +33890,7 @@
           <w:bCs/>
           <w:szCs w:val="26"/>
         </w:rPr>
-        <w:t xml:space="preserve">  WHERE MaDon = 'DV002';</w:t>
+        <w:t>FROM tblThanhToan</w:t>
       </w:r>
     </w:p>
     <w:p>
@@ -34227,7 +33907,7 @@
           <w:bCs/>
           <w:szCs w:val="26"/>
         </w:rPr>
-        <w:t xml:space="preserve">  UPDATE tblDonDatVe SET TrangThaiDon = N'Đã hủy'</w:t>
+        <w:t>WHERE TrangThai = N'Thành công'</w:t>
       </w:r>
     </w:p>
     <w:p>
@@ -34244,7 +33924,98 @@
           <w:bCs/>
           <w:szCs w:val="26"/>
         </w:rPr>
-        <w:t xml:space="preserve">  WHERE MaDon = 'DV002';</w:t>
+        <w:t xml:space="preserve">  AND ThoiDiem &gt;= '20261001' AND ThoiDiem &lt; '20261101';</w:t>
+      </w:r>
+    </w:p>
+    <w:p>
+      <w:pPr>
+        <w:keepNext/>
+        <w:rPr>
+          <w:bCs/>
+          <w:szCs w:val="26"/>
+        </w:rPr>
+      </w:pPr>
+      <w:r>
+        <w:rPr>
+          <w:bCs/>
+          <w:szCs w:val="26"/>
+        </w:rPr>
+        <w:t>Kết quả:</w:t>
+      </w:r>
+    </w:p>
+    <w:p>
+      <w:pPr>
+        <w:jc w:val="center"/>
+        <w:rPr>
+          <w:bCs/>
+          <w:szCs w:val="26"/>
+          <w:lang w:eastAsia="en-US"/>
+        </w:rPr>
+      </w:pPr>
+      <w:r>
+        <w:rPr>
+          <w:noProof/>
+          <w:szCs w:val="26"/>
+          <w:lang w:eastAsia="en-US"/>
+        </w:rPr>
+        <w:pict w14:anchorId="62C63CA6">
+          <v:shape id="_x0000_i1050" type="#_x0000_t75" style="width:194.25pt;height:63.75pt;visibility:visible;mso-wrap-style:square">
+            <v:imagedata r:id="rId35" o:title=""/>
+          </v:shape>
+        </w:pict>
+      </w:r>
+    </w:p>
+    <w:p>
+      <w:pPr>
+        <w:pStyle w:val="HINHANH"/>
+        <w:rPr>
+          <w:bCs/>
+          <w:szCs w:val="26"/>
+          <w:lang w:eastAsia="en-US"/>
+        </w:rPr>
+      </w:pPr>
+      <w:bookmarkStart w:id="99" w:name="_Toc243601653"/>
+      <w:r>
+        <w:rPr>
+          <w:bCs/>
+          <w:szCs w:val="26"/>
+          <w:lang w:eastAsia="en-US"/>
+        </w:rPr>
+        <w:t>Hình 4.15. Kết quả tính doanh thu tháng 10/2026</w:t>
+      </w:r>
+      <w:bookmarkEnd w:id="99"/>
+    </w:p>
+    <w:p>
+      <w:pPr>
+        <w:keepNext/>
+        <w:rPr>
+          <w:bCs/>
+          <w:szCs w:val="26"/>
+        </w:rPr>
+      </w:pPr>
+      <w:r>
+        <w:rPr>
+          <w:bCs/>
+          <w:szCs w:val="26"/>
+        </w:rPr>
+        <w:lastRenderedPageBreak/>
+        <w:t>+ Soát vé có mã V001 khi khách vào phòng chiếu (chỉ vé chưa soát của đơn đã thanh toán và đúng ngày chiếu)</w:t>
+      </w:r>
+    </w:p>
+    <w:p>
+      <w:pPr>
+        <w:keepNext/>
+        <w:rPr>
+          <w:bCs/>
+          <w:szCs w:val="26"/>
+        </w:rPr>
+      </w:pPr>
+      <w:r>
+        <w:rPr>
+          <w:bCs/>
+          <w:szCs w:val="26"/>
+        </w:rPr>
+        <w:t>Lệnh:</w:t>
       </w:r>
     </w:p>
     <w:p>
@@ -34261,7 +34032,7 @@
           <w:bCs/>
           <w:szCs w:val="26"/>
         </w:rPr>
-        <w:t xml:space="preserve">  INSERT INTO tblThanhToan (MaTT, MaDon, PhuongThuc, LoaiGiaoDich,</w:t>
+        <w:t>UPDATE v</w:t>
       </w:r>
     </w:p>
     <w:p>
@@ -34278,7 +34049,7 @@
           <w:bCs/>
           <w:szCs w:val="26"/>
         </w:rPr>
-        <w:t xml:space="preserve">    SoTien, MaGiaoDichCong, TrangThai)</w:t>
+        <w:t>SET v.TrangThaiVe = N'Đã soát', v.ThoiDiemSoat = GETDATE()</w:t>
       </w:r>
     </w:p>
     <w:p>
@@ -34295,7 +34066,7 @@
           <w:bCs/>
           <w:szCs w:val="26"/>
         </w:rPr>
-        <w:t xml:space="preserve">  SELECT 'TT008', MaDon, PhuongThuc, N'Hoàn tiền',</w:t>
+        <w:t>FROM tblVe v</w:t>
       </w:r>
     </w:p>
     <w:p>
@@ -34312,7 +34083,7 @@
           <w:bCs/>
           <w:szCs w:val="26"/>
         </w:rPr>
-        <w:t xml:space="preserve">    SoTien, NULL, N'Đang xử lý'</w:t>
+        <w:t>JOIN tblDonDatVe d ON v.MaDon = d.MaDon</w:t>
       </w:r>
     </w:p>
     <w:p>
@@ -34329,7 +34100,7 @@
           <w:bCs/>
           <w:szCs w:val="26"/>
         </w:rPr>
-        <w:t xml:space="preserve">  FROM tblThanhToan</w:t>
+        <w:t>JOIN tblSuatChieu sc ON v.MaSuat = sc.MaSuat</w:t>
       </w:r>
     </w:p>
     <w:p>
@@ -34346,7 +34117,7 @@
           <w:bCs/>
           <w:szCs w:val="26"/>
         </w:rPr>
-        <w:t xml:space="preserve">  WHERE MaDon = 'DV002' AND LoaiGiaoDich = N'Thanh toán'</w:t>
+        <w:t>WHERE v.MaVe = 'V001'</w:t>
       </w:r>
     </w:p>
     <w:p>
@@ -34363,7 +34134,7 @@
           <w:bCs/>
           <w:szCs w:val="26"/>
         </w:rPr>
-        <w:t xml:space="preserve">    AND TrangThai = N'Thành công';</w:t>
+        <w:t xml:space="preserve">  AND v.TrangThaiVe = N'Chưa soát'</w:t>
       </w:r>
     </w:p>
     <w:p>
@@ -34380,7 +34151,7 @@
           <w:bCs/>
           <w:szCs w:val="26"/>
         </w:rPr>
-        <w:t xml:space="preserve">  COMMIT;</w:t>
+        <w:t xml:space="preserve">  AND d.TrangThaiDon = N'Đã thanh toán'</w:t>
       </w:r>
     </w:p>
     <w:p>
@@ -34397,7 +34168,7 @@
           <w:bCs/>
           <w:szCs w:val="26"/>
         </w:rPr>
-        <w:t>END</w:t>
+        <w:t xml:space="preserve">  AND sc.NgayChieu = CAST(GETDATE() AS DATE);</w:t>
       </w:r>
     </w:p>
     <w:p>
@@ -34414,7 +34185,66 @@
           <w:bCs/>
           <w:szCs w:val="26"/>
         </w:rPr>
-        <w:t>ELSE</w:t>
+        <w:t>-- @@ROWCOUNT = 1: vé hợp lệ; = 0: vé không hợp lệ</w:t>
+      </w:r>
+    </w:p>
+    <w:p>
+      <w:pPr>
+        <w:ind w:firstLine="567"/>
+        <w:jc w:val="both"/>
+        <w:rPr>
+          <w:bCs/>
+          <w:szCs w:val="26"/>
+        </w:rPr>
+      </w:pPr>
+      <w:r>
+        <w:rPr>
+          <w:bCs/>
+          <w:szCs w:val="26"/>
+        </w:rPr>
+        <w:t>Lệnh này chỉ cập nhật được vào đúng ngày chiếu: V001 thuộc suất SC001 ngày 20/10/2026 nên vào ngày khác lệnh trả về 0 dòng và vé bị từ chối (ứng dụng hiển thị “Vé không hợp lệ: không phải suất chiếu hôm nay”, Hình 4.28).</w:t>
+      </w:r>
+    </w:p>
+    <w:p>
+      <w:pPr>
+        <w:ind w:firstLine="567"/>
+        <w:jc w:val="both"/>
+        <w:rPr>
+          <w:bCs/>
+          <w:szCs w:val="26"/>
+        </w:rPr>
+      </w:pPr>
+    </w:p>
+    <w:p>
+      <w:pPr>
+        <w:keepNext/>
+        <w:rPr>
+          <w:bCs/>
+          <w:szCs w:val="26"/>
+        </w:rPr>
+      </w:pPr>
+      <w:r>
+        <w:rPr>
+          <w:bCs/>
+          <w:szCs w:val="26"/>
+        </w:rPr>
+        <w:t>+ Hủy đơn DV002 và tạo giao dịch hoàn tiền (chỉ thực hiện khi đơn đã thanh toán, suất chiếu chưa bắt đầu và chưa có vé nào được soát)</w:t>
+      </w:r>
+    </w:p>
+    <w:p>
+      <w:pPr>
+        <w:keepNext/>
+        <w:rPr>
+          <w:bCs/>
+          <w:szCs w:val="26"/>
+        </w:rPr>
+      </w:pPr>
+      <w:r>
+        <w:rPr>
+          <w:bCs/>
+          <w:szCs w:val="26"/>
+        </w:rPr>
+        <w:t>Lệnh:</w:t>
       </w:r>
     </w:p>
     <w:p>
@@ -34431,7 +34261,7 @@
           <w:bCs/>
           <w:szCs w:val="26"/>
         </w:rPr>
-        <w:t>BEGIN</w:t>
+        <w:t>DECLARE @MaDon VARCHAR(10) = 'DV002';</w:t>
       </w:r>
     </w:p>
     <w:p>
@@ -34448,7 +34278,7 @@
           <w:bCs/>
           <w:szCs w:val="26"/>
         </w:rPr>
-        <w:t xml:space="preserve">  ROLLBACK;</w:t>
+        <w:t>DECLARE @MaTT  VARCHAR(10) = 'TT008';  -- mã hoàn tiền mới</w:t>
       </w:r>
     </w:p>
     <w:p>
@@ -34465,7 +34295,7 @@
           <w:bCs/>
           <w:szCs w:val="26"/>
         </w:rPr>
-        <w:t xml:space="preserve">  PRINT N'Đơn không đủ điều kiện hủy';</w:t>
+        <w:t>SET XACT_ABORT ON;</w:t>
       </w:r>
     </w:p>
     <w:p>
@@ -34482,7 +34312,569 @@
           <w:bCs/>
           <w:szCs w:val="26"/>
         </w:rPr>
-        <w:t>END</w:t>
+        <w:t>BEGIN TRY</w:t>
+      </w:r>
+    </w:p>
+    <w:p>
+      <w:pPr>
+        <w:keepNext/>
+        <w:ind w:left="567"/>
+        <w:rPr>
+          <w:bCs/>
+          <w:szCs w:val="26"/>
+        </w:rPr>
+      </w:pPr>
+      <w:r>
+        <w:rPr>
+          <w:bCs/>
+          <w:szCs w:val="26"/>
+        </w:rPr>
+        <w:t xml:space="preserve">  BEGIN TRANSACTION;</w:t>
+      </w:r>
+    </w:p>
+    <w:p>
+      <w:pPr>
+        <w:keepNext/>
+        <w:ind w:left="567"/>
+        <w:rPr>
+          <w:bCs/>
+          <w:szCs w:val="26"/>
+        </w:rPr>
+      </w:pPr>
+      <w:r>
+        <w:rPr>
+          <w:bCs/>
+          <w:szCs w:val="26"/>
+        </w:rPr>
+        <w:t xml:space="preserve">  UPDATE tblDonDatVe SET TrangThaiDon = N'Đã hủy'</w:t>
+      </w:r>
+    </w:p>
+    <w:p>
+      <w:pPr>
+        <w:keepNext/>
+        <w:ind w:left="567"/>
+        <w:rPr>
+          <w:bCs/>
+          <w:szCs w:val="26"/>
+        </w:rPr>
+      </w:pPr>
+      <w:r>
+        <w:rPr>
+          <w:bCs/>
+          <w:szCs w:val="26"/>
+        </w:rPr>
+        <w:t xml:space="preserve">  WHERE MaDon = @MaDon AND TrangThaiDon = N'Đã thanh toán'</w:t>
+      </w:r>
+    </w:p>
+    <w:p>
+      <w:pPr>
+        <w:keepNext/>
+        <w:ind w:left="567"/>
+        <w:rPr>
+          <w:bCs/>
+          <w:szCs w:val="26"/>
+        </w:rPr>
+      </w:pPr>
+      <w:r>
+        <w:rPr>
+          <w:bCs/>
+          <w:szCs w:val="26"/>
+        </w:rPr>
+        <w:t xml:space="preserve">    AND NOT EXISTS (</w:t>
+      </w:r>
+    </w:p>
+    <w:p>
+      <w:pPr>
+        <w:keepNext/>
+        <w:ind w:left="567"/>
+        <w:rPr>
+          <w:bCs/>
+          <w:szCs w:val="26"/>
+        </w:rPr>
+      </w:pPr>
+      <w:r>
+        <w:rPr>
+          <w:bCs/>
+          <w:szCs w:val="26"/>
+        </w:rPr>
+        <w:t xml:space="preserve">      SELECT 1 FROM tblVe v WITH (UPDLOCK, HOLDLOCK)</w:t>
+      </w:r>
+    </w:p>
+    <w:p>
+      <w:pPr>
+        <w:keepNext/>
+        <w:ind w:left="567"/>
+        <w:rPr>
+          <w:bCs/>
+          <w:szCs w:val="26"/>
+        </w:rPr>
+      </w:pPr>
+      <w:r>
+        <w:rPr>
+          <w:bCs/>
+          <w:szCs w:val="26"/>
+        </w:rPr>
+        <w:t xml:space="preserve">      JOIN tblSuatChieu sc ON v.MaSuat = sc.MaSuat</w:t>
+      </w:r>
+    </w:p>
+    <w:p>
+      <w:pPr>
+        <w:keepNext/>
+        <w:ind w:left="567"/>
+        <w:rPr>
+          <w:bCs/>
+          <w:szCs w:val="26"/>
+        </w:rPr>
+      </w:pPr>
+      <w:r>
+        <w:rPr>
+          <w:bCs/>
+          <w:szCs w:val="26"/>
+        </w:rPr>
+        <w:t xml:space="preserve">      WHERE v.MaDon = @MaDon</w:t>
+      </w:r>
+    </w:p>
+    <w:p>
+      <w:pPr>
+        <w:keepNext/>
+        <w:ind w:left="567"/>
+        <w:rPr>
+          <w:bCs/>
+          <w:szCs w:val="26"/>
+        </w:rPr>
+      </w:pPr>
+      <w:r>
+        <w:rPr>
+          <w:bCs/>
+          <w:szCs w:val="26"/>
+        </w:rPr>
+        <w:t xml:space="preserve">        AND (v.TrangThaiVe &lt;&gt; N'Chưa soát'</w:t>
+      </w:r>
+    </w:p>
+    <w:p>
+      <w:pPr>
+        <w:keepNext/>
+        <w:ind w:left="567"/>
+        <w:rPr>
+          <w:bCs/>
+          <w:szCs w:val="26"/>
+        </w:rPr>
+      </w:pPr>
+      <w:r>
+        <w:rPr>
+          <w:bCs/>
+          <w:szCs w:val="26"/>
+        </w:rPr>
+        <w:t xml:space="preserve">          OR CAST(sc.NgayChieu AS DATETIME)</w:t>
+      </w:r>
+    </w:p>
+    <w:p>
+      <w:pPr>
+        <w:keepNext/>
+        <w:ind w:left="567"/>
+        <w:rPr>
+          <w:bCs/>
+          <w:szCs w:val="26"/>
+        </w:rPr>
+      </w:pPr>
+      <w:r>
+        <w:rPr>
+          <w:bCs/>
+          <w:szCs w:val="26"/>
+        </w:rPr>
+        <w:t xml:space="preserve">            + CAST(sc.GioBatDau AS DATETIME) &lt;= GETDATE()));</w:t>
+      </w:r>
+    </w:p>
+    <w:p>
+      <w:pPr>
+        <w:keepNext/>
+        <w:ind w:left="567"/>
+        <w:rPr>
+          <w:bCs/>
+          <w:szCs w:val="26"/>
+        </w:rPr>
+      </w:pPr>
+      <w:r>
+        <w:rPr>
+          <w:bCs/>
+          <w:szCs w:val="26"/>
+        </w:rPr>
+        <w:t xml:space="preserve">  IF @@ROWCOUNT = 1</w:t>
+      </w:r>
+    </w:p>
+    <w:p/>
+    <w:p>
+      <w:pPr>
+        <w:keepNext/>
+        <w:ind w:left="567"/>
+        <w:rPr>
+          <w:bCs/>
+          <w:szCs w:val="26"/>
+        </w:rPr>
+      </w:pPr>
+      <w:r>
+        <w:rPr>
+          <w:bCs/>
+          <w:szCs w:val="26"/>
+        </w:rPr>
+        <w:lastRenderedPageBreak/>
+        <w:t xml:space="preserve">  BEGIN</w:t>
+      </w:r>
+    </w:p>
+    <w:p>
+      <w:pPr>
+        <w:keepNext/>
+        <w:ind w:left="567"/>
+        <w:rPr>
+          <w:bCs/>
+          <w:szCs w:val="26"/>
+        </w:rPr>
+      </w:pPr>
+      <w:r>
+        <w:rPr>
+          <w:bCs/>
+          <w:szCs w:val="26"/>
+        </w:rPr>
+        <w:t xml:space="preserve">    UPDATE tblVe SET TrangThaiVe = N'Đã hủy' WHERE MaDon = @MaDon;</w:t>
+      </w:r>
+    </w:p>
+    <w:p>
+      <w:pPr>
+        <w:keepNext/>
+        <w:ind w:left="567"/>
+        <w:rPr>
+          <w:bCs/>
+          <w:szCs w:val="26"/>
+        </w:rPr>
+      </w:pPr>
+      <w:r>
+        <w:rPr>
+          <w:bCs/>
+          <w:szCs w:val="26"/>
+        </w:rPr>
+        <w:t xml:space="preserve">    INSERT INTO tblThanhToan (MaTT, MaDon, PhuongThuc, LoaiGiaoDich,</w:t>
+      </w:r>
+    </w:p>
+    <w:p>
+      <w:pPr>
+        <w:keepNext/>
+        <w:ind w:left="567"/>
+        <w:rPr>
+          <w:bCs/>
+          <w:szCs w:val="26"/>
+        </w:rPr>
+      </w:pPr>
+      <w:r>
+        <w:rPr>
+          <w:bCs/>
+          <w:szCs w:val="26"/>
+        </w:rPr>
+        <w:t xml:space="preserve">      SoTien, MaGiaoDichCong, TrangThai)</w:t>
+      </w:r>
+    </w:p>
+    <w:p>
+      <w:pPr>
+        <w:keepNext/>
+        <w:ind w:left="567"/>
+        <w:rPr>
+          <w:bCs/>
+          <w:szCs w:val="26"/>
+        </w:rPr>
+      </w:pPr>
+      <w:r>
+        <w:rPr>
+          <w:bCs/>
+          <w:szCs w:val="26"/>
+        </w:rPr>
+        <w:t xml:space="preserve">    SELECT @MaTT, MaDon, PhuongThuc, N'Hoàn tiền',</w:t>
+      </w:r>
+    </w:p>
+    <w:p>
+      <w:pPr>
+        <w:keepNext/>
+        <w:ind w:left="567"/>
+        <w:rPr>
+          <w:bCs/>
+          <w:szCs w:val="26"/>
+        </w:rPr>
+      </w:pPr>
+      <w:r>
+        <w:rPr>
+          <w:bCs/>
+          <w:szCs w:val="26"/>
+        </w:rPr>
+        <w:t xml:space="preserve">      SoTien, NULL, N'Đang xử lý'</w:t>
+      </w:r>
+    </w:p>
+    <w:p>
+      <w:pPr>
+        <w:keepNext/>
+        <w:ind w:left="567"/>
+        <w:rPr>
+          <w:bCs/>
+          <w:szCs w:val="26"/>
+        </w:rPr>
+      </w:pPr>
+      <w:r>
+        <w:rPr>
+          <w:bCs/>
+          <w:szCs w:val="26"/>
+        </w:rPr>
+        <w:t xml:space="preserve">    FROM tblThanhToan</w:t>
+      </w:r>
+    </w:p>
+    <w:p>
+      <w:pPr>
+        <w:keepNext/>
+        <w:ind w:left="567"/>
+        <w:rPr>
+          <w:bCs/>
+          <w:szCs w:val="26"/>
+        </w:rPr>
+      </w:pPr>
+      <w:r>
+        <w:rPr>
+          <w:bCs/>
+          <w:szCs w:val="26"/>
+        </w:rPr>
+        <w:t xml:space="preserve">    WHERE MaDon = @MaDon AND LoaiGiaoDich = N'Thanh toán'</w:t>
+      </w:r>
+    </w:p>
+    <w:p>
+      <w:pPr>
+        <w:keepNext/>
+        <w:ind w:left="567"/>
+        <w:rPr>
+          <w:bCs/>
+          <w:szCs w:val="26"/>
+        </w:rPr>
+      </w:pPr>
+      <w:r>
+        <w:rPr>
+          <w:bCs/>
+          <w:szCs w:val="26"/>
+        </w:rPr>
+        <w:t xml:space="preserve">      AND TrangThai = N'Thành công';</w:t>
+      </w:r>
+    </w:p>
+    <w:p>
+      <w:pPr>
+        <w:keepNext/>
+        <w:ind w:left="567"/>
+        <w:rPr>
+          <w:bCs/>
+          <w:szCs w:val="26"/>
+        </w:rPr>
+      </w:pPr>
+      <w:r>
+        <w:rPr>
+          <w:bCs/>
+          <w:szCs w:val="26"/>
+        </w:rPr>
+        <w:t xml:space="preserve">    COMMIT TRANSACTION;</w:t>
+      </w:r>
+    </w:p>
+    <w:p>
+      <w:pPr>
+        <w:keepNext/>
+        <w:ind w:left="567"/>
+        <w:rPr>
+          <w:bCs/>
+          <w:szCs w:val="26"/>
+        </w:rPr>
+      </w:pPr>
+      <w:r>
+        <w:rPr>
+          <w:bCs/>
+          <w:szCs w:val="26"/>
+        </w:rPr>
+        <w:t xml:space="preserve">  END</w:t>
+      </w:r>
+    </w:p>
+    <w:p>
+      <w:pPr>
+        <w:keepNext/>
+        <w:ind w:left="567"/>
+        <w:rPr>
+          <w:bCs/>
+          <w:szCs w:val="26"/>
+        </w:rPr>
+      </w:pPr>
+      <w:r>
+        <w:rPr>
+          <w:bCs/>
+          <w:szCs w:val="26"/>
+        </w:rPr>
+        <w:t xml:space="preserve">  ELSE</w:t>
+      </w:r>
+    </w:p>
+    <w:p>
+      <w:pPr>
+        <w:keepNext/>
+        <w:ind w:left="567"/>
+        <w:rPr>
+          <w:bCs/>
+          <w:szCs w:val="26"/>
+        </w:rPr>
+      </w:pPr>
+      <w:r>
+        <w:rPr>
+          <w:bCs/>
+          <w:szCs w:val="26"/>
+        </w:rPr>
+        <w:t xml:space="preserve">  BEGIN</w:t>
+      </w:r>
+    </w:p>
+    <w:p>
+      <w:pPr>
+        <w:keepNext/>
+        <w:ind w:left="567"/>
+        <w:rPr>
+          <w:bCs/>
+          <w:szCs w:val="26"/>
+        </w:rPr>
+      </w:pPr>
+      <w:r>
+        <w:rPr>
+          <w:bCs/>
+          <w:szCs w:val="26"/>
+        </w:rPr>
+        <w:t xml:space="preserve">    ROLLBACK TRANSACTION;</w:t>
+      </w:r>
+    </w:p>
+    <w:p>
+      <w:pPr>
+        <w:keepNext/>
+        <w:ind w:left="567"/>
+        <w:rPr>
+          <w:bCs/>
+          <w:szCs w:val="26"/>
+        </w:rPr>
+      </w:pPr>
+      <w:r>
+        <w:rPr>
+          <w:bCs/>
+          <w:szCs w:val="26"/>
+        </w:rPr>
+        <w:t xml:space="preserve">    PRINT N'Đơn không đủ điều kiện hủy';</w:t>
+      </w:r>
+    </w:p>
+    <w:p>
+      <w:pPr>
+        <w:keepNext/>
+        <w:ind w:left="567"/>
+        <w:rPr>
+          <w:bCs/>
+          <w:szCs w:val="26"/>
+        </w:rPr>
+      </w:pPr>
+      <w:r>
+        <w:rPr>
+          <w:bCs/>
+          <w:szCs w:val="26"/>
+        </w:rPr>
+        <w:t xml:space="preserve">  END</w:t>
+      </w:r>
+    </w:p>
+    <w:p>
+      <w:pPr>
+        <w:keepNext/>
+        <w:ind w:left="567"/>
+        <w:rPr>
+          <w:bCs/>
+          <w:szCs w:val="26"/>
+        </w:rPr>
+      </w:pPr>
+      <w:r>
+        <w:rPr>
+          <w:bCs/>
+          <w:szCs w:val="26"/>
+        </w:rPr>
+        <w:t>END TRY</w:t>
+      </w:r>
+    </w:p>
+    <w:p>
+      <w:pPr>
+        <w:keepNext/>
+        <w:ind w:left="567"/>
+        <w:rPr>
+          <w:bCs/>
+          <w:szCs w:val="26"/>
+        </w:rPr>
+      </w:pPr>
+      <w:r>
+        <w:rPr>
+          <w:bCs/>
+          <w:szCs w:val="26"/>
+        </w:rPr>
+        <w:t>BEGIN CATCH</w:t>
+      </w:r>
+    </w:p>
+    <w:p>
+      <w:pPr>
+        <w:keepNext/>
+        <w:ind w:left="567"/>
+        <w:rPr>
+          <w:bCs/>
+          <w:szCs w:val="26"/>
+        </w:rPr>
+      </w:pPr>
+      <w:r>
+        <w:rPr>
+          <w:bCs/>
+          <w:szCs w:val="26"/>
+        </w:rPr>
+        <w:t xml:space="preserve">  IF @@TRANCOUNT &gt; 0 ROLLBACK TRANSACTION;</w:t>
+      </w:r>
+    </w:p>
+    <w:p>
+      <w:pPr>
+        <w:keepNext/>
+        <w:ind w:left="567"/>
+        <w:rPr>
+          <w:bCs/>
+          <w:szCs w:val="26"/>
+        </w:rPr>
+      </w:pPr>
+      <w:r>
+        <w:rPr>
+          <w:bCs/>
+          <w:szCs w:val="26"/>
+        </w:rPr>
+        <w:t xml:space="preserve">  THROW;</w:t>
+      </w:r>
+    </w:p>
+    <w:p>
+      <w:pPr>
+        <w:keepNext/>
+        <w:ind w:left="567"/>
+        <w:rPr>
+          <w:bCs/>
+          <w:szCs w:val="26"/>
+        </w:rPr>
+      </w:pPr>
+      <w:r>
+        <w:rPr>
+          <w:bCs/>
+          <w:szCs w:val="26"/>
+        </w:rPr>
+        <w:t>END CATCH;</w:t>
+      </w:r>
+    </w:p>
+    <w:p>
+      <w:pPr>
+        <w:ind w:firstLine="567"/>
+        <w:jc w:val="both"/>
+        <w:rPr>
+          <w:szCs w:val="26"/>
+        </w:rPr>
+      </w:pPr>
+      <w:r>
+        <w:rPr>
+          <w:bCs/>
+          <w:szCs w:val="26"/>
+        </w:rPr>
+        <w:t>Lệnh này đã được thực hiện với đơn DV002 bằng chức năng Hủy đơn của ứng dụng: đơn DV002 và vé V003 chuyển sang “Đã hủy” (Hình 4.3, 4.4) và giao dịch hoàn tiền TT008 được ghi vào bảng thanh toán (Hình 4.6). Giao dịch hoàn tiền được tạo ở trạng thái “Đang xử lý” và chuyển sang “Thành công” khi cổng thanh toán xác nhận, vì vậy chạy lại lệnh trên với DV002 sẽ in “Đơn không đủ điều kiện hủy”.</w:t>
       </w:r>
     </w:p>
     <w:p>
@@ -34503,7 +34895,7 @@
         </w:rPr>
         <w:br w:type="page"/>
       </w:r>
-      <w:bookmarkStart w:id="100" w:name="_Toc243509246"/>
+      <w:bookmarkStart w:id="100" w:name="_Toc243601605"/>
       <w:r>
         <w:rPr>
           <w:sz w:val="26"/>
@@ -34524,7 +34916,7 @@
           <w:iCs/>
         </w:rPr>
       </w:pPr>
-      <w:bookmarkStart w:id="101" w:name="_Toc243509247"/>
+      <w:bookmarkStart w:id="101" w:name="_Toc243601606"/>
       <w:r>
         <w:rPr>
           <w:iCs/>
@@ -34566,8 +34958,8 @@
           <w:lang w:eastAsia="en-US"/>
         </w:rPr>
         <w:pict w14:anchorId="5741EBE0">
-          <v:shape id="Image16" o:spid="_x0000_i1051" type="#_x0000_t75" style="width:453.9pt;height:162.15pt;visibility:visible;mso-wrap-style:square">
-            <v:imagedata r:id="rId34" o:title="" croptop="-4f" cropbottom="22912f" cropleft="-2f" cropright="-2f"/>
+          <v:shape id="Image16" o:spid="_x0000_i1051" type="#_x0000_t75" style="width:454.15pt;height:162.4pt;visibility:visible;mso-wrap-style:square">
+            <v:imagedata r:id="rId36" o:title="" croptop="-4f" cropbottom="22912f" cropleft="-2f" cropright="-2f"/>
           </v:shape>
         </w:pict>
       </w:r>
@@ -34579,7 +34971,7 @@
           <w:szCs w:val="26"/>
         </w:rPr>
       </w:pPr>
-      <w:bookmarkStart w:id="102" w:name="_Toc243509295"/>
+      <w:bookmarkStart w:id="102" w:name="_Toc243601654"/>
       <w:r>
         <w:rPr>
           <w:szCs w:val="26"/>
@@ -34617,8 +35009,8 @@
           <w:lang w:eastAsia="en-US"/>
         </w:rPr>
         <w:pict w14:anchorId="2F80E114">
-          <v:shape id="Image17" o:spid="_x0000_i1052" type="#_x0000_t75" style="width:453.9pt;height:260.45pt;visibility:visible;mso-wrap-style:square">
-            <v:imagedata r:id="rId35" o:title="" croptop="-4f" cropbottom="-4f" cropleft="-2f" cropright="-2f"/>
+          <v:shape id="Image17" o:spid="_x0000_i1052" type="#_x0000_t75" style="width:453.75pt;height:260.65pt;visibility:visible;mso-wrap-style:square">
+            <v:imagedata r:id="rId37" o:title="" croptop="-4f" cropbottom="-4f" cropleft="-2f" cropright="-2f"/>
           </v:shape>
         </w:pict>
       </w:r>
@@ -34630,7 +35022,7 @@
           <w:szCs w:val="26"/>
         </w:rPr>
       </w:pPr>
-      <w:bookmarkStart w:id="103" w:name="_Toc243509296"/>
+      <w:bookmarkStart w:id="103" w:name="_Toc243601655"/>
       <w:r>
         <w:rPr>
           <w:szCs w:val="26"/>
@@ -34679,8 +35071,8 @@
         </w:rPr>
         <w:lastRenderedPageBreak/>
         <w:pict w14:anchorId="7470E507">
-          <v:shape id="_x0000_i1053" type="#_x0000_t75" style="width:453.3pt;height:272.95pt;visibility:visible;mso-wrap-style:square">
-            <v:imagedata r:id="rId36" o:title=""/>
+          <v:shape id="_x0000_i1053" type="#_x0000_t75" style="width:453.4pt;height:273pt;visibility:visible;mso-wrap-style:square">
+            <v:imagedata r:id="rId38" o:title=""/>
           </v:shape>
         </w:pict>
       </w:r>
@@ -34692,7 +35084,7 @@
           <w:szCs w:val="26"/>
         </w:rPr>
       </w:pPr>
-      <w:bookmarkStart w:id="104" w:name="_Toc243509297"/>
+      <w:bookmarkStart w:id="104" w:name="_Toc243601656"/>
       <w:r>
         <w:rPr>
           <w:szCs w:val="26"/>
@@ -34711,7 +35103,7 @@
           <w:iCs/>
         </w:rPr>
       </w:pPr>
-      <w:bookmarkStart w:id="105" w:name="_Toc243509248"/>
+      <w:bookmarkStart w:id="105" w:name="_Toc243601607"/>
       <w:r>
         <w:rPr>
           <w:iCs/>
@@ -34733,35 +35125,26 @@
           <w:bCs/>
           <w:szCs w:val="26"/>
         </w:rPr>
-        <w:t>Sau khi đăng nhập, quản lý rạp thấy trang tổng quan của tháng hiện tại gồm số vé đã bán, doanh thu thực thu, số khách hàng và số suất chiếu trong ngày, kèm danh sách phim bán chạy và các đơn đặt vé gần đây.</w:t>
-      </w:r>
-      <w:r>
-        <w:rPr>
-          <w:bCs/>
-          <w:i/>
+        <w:t>Sau khi đăng nhập, quản lý rạp thấy trang tổng quan của tháng hiện tại gồm số vé đã bán, doanh thu thực thu, số khách hàng và số suất chiếu trong ngày, kèm danh sách phim bán chạy và các đơn đặt vé gần đây. Ở trang này, số vé và phim bán chạy tính theo ngày đặt vé trong tháng, còn doanh thu tính theo thời điểm giao dịch.</w:t>
+      </w:r>
+    </w:p>
+    <w:p>
+      <w:pPr>
+        <w:pStyle w:val="Caption"/>
+        <w:rPr>
           <w:szCs w:val="26"/>
           <w:lang w:eastAsia="en-US"/>
         </w:rPr>
-        <w:t xml:space="preserve"> </w:t>
-      </w:r>
-    </w:p>
-    <w:p>
-      <w:pPr>
-        <w:pStyle w:val="Caption"/>
-        <w:rPr>
+      </w:pPr>
+      <w:r>
+        <w:rPr>
+          <w:noProof/>
           <w:szCs w:val="26"/>
           <w:lang w:eastAsia="en-US"/>
         </w:rPr>
-      </w:pPr>
-      <w:r>
-        <w:rPr>
-          <w:noProof/>
-          <w:szCs w:val="26"/>
-          <w:lang w:eastAsia="en-US"/>
-        </w:rPr>
         <w:pict w14:anchorId="665788E8">
-          <v:shape id="_x0000_i1054" type="#_x0000_t75" style="width:453.9pt;height:315.55pt;visibility:visible;mso-wrap-style:square">
-            <v:imagedata r:id="rId37" o:title=""/>
+          <v:shape id="_x0000_i1054" type="#_x0000_t75" style="width:453.75pt;height:315.4pt;visibility:visible;mso-wrap-style:square">
+            <v:imagedata r:id="rId39" o:title=""/>
           </v:shape>
         </w:pict>
       </w:r>
@@ -34773,11 +35156,12 @@
           <w:szCs w:val="26"/>
         </w:rPr>
       </w:pPr>
-      <w:bookmarkStart w:id="106" w:name="_Toc243509298"/>
-      <w:r>
-        <w:rPr>
-          <w:szCs w:val="26"/>
-        </w:rPr>
+      <w:bookmarkStart w:id="106" w:name="_Toc243601657"/>
+      <w:r>
+        <w:rPr>
+          <w:szCs w:val="26"/>
+        </w:rPr>
+        <w:lastRenderedPageBreak/>
         <w:t>Hình 4.19. Giao diện tổng quan của quản lý rạp</w:t>
       </w:r>
       <w:bookmarkEnd w:id="106"/>
@@ -34792,12 +35176,11 @@
           <w:iCs/>
         </w:rPr>
       </w:pPr>
-      <w:bookmarkStart w:id="107" w:name="_Toc243509249"/>
+      <w:bookmarkStart w:id="107" w:name="_Toc243601608"/>
       <w:r>
         <w:rPr>
           <w:iCs/>
         </w:rPr>
-        <w:lastRenderedPageBreak/>
         <w:t>4.3.3. Giao diện quản lý danh sách phim và lập lịch chiếu</w:t>
       </w:r>
       <w:bookmarkEnd w:id="107"/>
@@ -34834,115 +35217,7 @@
           <w:lang w:eastAsia="en-US"/>
         </w:rPr>
         <w:pict w14:anchorId="472C27C3">
-          <v:shape id="Image19" o:spid="_x0000_i1055" type="#_x0000_t75" style="width:453.9pt;height:286.75pt;visibility:visible;mso-wrap-style:square">
-            <v:imagedata r:id="rId38" o:title="" croptop="-3f" cropbottom="-3f" cropleft="-2f" cropright="-2f"/>
-          </v:shape>
-        </w:pict>
-      </w:r>
-    </w:p>
-    <w:p>
-      <w:pPr>
-        <w:pStyle w:val="HINHANH"/>
-        <w:rPr>
-          <w:szCs w:val="26"/>
-        </w:rPr>
-      </w:pPr>
-      <w:bookmarkStart w:id="108" w:name="_Toc243509299"/>
-      <w:r>
-        <w:rPr>
-          <w:szCs w:val="26"/>
-        </w:rPr>
-        <w:t>Hình 4.20. Giao diện quản lý phim</w:t>
-      </w:r>
-      <w:bookmarkEnd w:id="108"/>
-    </w:p>
-    <w:p>
-      <w:pPr>
-        <w:ind w:firstLine="567"/>
-        <w:jc w:val="both"/>
-        <w:rPr>
-          <w:szCs w:val="26"/>
-        </w:rPr>
-      </w:pPr>
-      <w:r>
-        <w:rPr>
-          <w:bCs/>
-          <w:szCs w:val="26"/>
-        </w:rPr>
-        <w:t>Trang quản lý phòng chiếu cho phép khai báo phòng mới; hệ thống tự tạo sơ đồ ghế theo số hàng, số ghế mỗi hàng và số hàng VIP.</w:t>
-      </w:r>
-    </w:p>
-    <w:p>
-      <w:pPr>
-        <w:pStyle w:val="Caption"/>
-        <w:rPr>
-          <w:szCs w:val="26"/>
-          <w:lang w:eastAsia="en-US"/>
-        </w:rPr>
-      </w:pPr>
-      <w:r>
-        <w:rPr>
-          <w:noProof/>
-          <w:szCs w:val="26"/>
-          <w:lang w:eastAsia="en-US"/>
-        </w:rPr>
-        <w:pict w14:anchorId="03FE4ADF">
-          <v:shape id="Image20" o:spid="_x0000_i1056" type="#_x0000_t75" style="width:453.9pt;height:181.55pt;visibility:visible;mso-wrap-style:square">
-            <v:imagedata r:id="rId39" o:title="" croptop="-5f" cropbottom="-5f" cropleft="-2f" cropright="-2f"/>
-          </v:shape>
-        </w:pict>
-      </w:r>
-    </w:p>
-    <w:p>
-      <w:pPr>
-        <w:pStyle w:val="HINHANH"/>
-        <w:rPr>
-          <w:szCs w:val="26"/>
-        </w:rPr>
-      </w:pPr>
-      <w:bookmarkStart w:id="109" w:name="_Toc243509300"/>
-      <w:r>
-        <w:rPr>
-          <w:szCs w:val="26"/>
-        </w:rPr>
-        <w:t>Hình 4.21. Giao diện quản lý phòng chiếu và ghế</w:t>
-      </w:r>
-      <w:bookmarkEnd w:id="109"/>
-    </w:p>
-    <w:p>
-      <w:pPr>
-        <w:ind w:firstLine="567"/>
-        <w:jc w:val="both"/>
-        <w:rPr>
-          <w:bCs/>
-          <w:szCs w:val="26"/>
-        </w:rPr>
-      </w:pPr>
-      <w:r>
-        <w:rPr>
-          <w:bCs/>
-          <w:szCs w:val="26"/>
-        </w:rPr>
-        <w:t>Trang lập lịch chiếu cho phép chọn phim, phòng, ngày và giờ bắt đầu. Hệ thống tự tính giờ kết thúc theo thời lượng phim và không cho tạo suất chiếu trùng khung giờ trong cùng một phòng.</w:t>
-      </w:r>
-    </w:p>
-    <w:p>
-      <w:pPr>
-        <w:pStyle w:val="Caption"/>
-        <w:rPr>
-          <w:szCs w:val="26"/>
-          <w:lang w:eastAsia="en-US"/>
-        </w:rPr>
-      </w:pPr>
-      <w:r>
-        <w:rPr>
-          <w:noProof/>
-          <w:szCs w:val="26"/>
-          <w:lang w:eastAsia="en-US"/>
-        </w:rPr>
-        <w:lastRenderedPageBreak/>
-        <w:pict w14:anchorId="4D8AF71F">
-          <v:shape id="Image21" o:spid="_x0000_i1057" type="#_x0000_t75" style="width:453.3pt;height:310.55pt;visibility:visible;mso-wrap-style:square">
+          <v:shape id="Image19" o:spid="_x0000_i1055" type="#_x0000_t75" style="width:453.75pt;height:286.5pt;visibility:visible;mso-wrap-style:square">
             <v:imagedata r:id="rId40" o:title="" croptop="-3f" cropbottom="-3f" cropleft="-2f" cropright="-2f"/>
           </v:shape>
         </w:pict>
@@ -34955,7 +35230,115 @@
           <w:szCs w:val="26"/>
         </w:rPr>
       </w:pPr>
-      <w:bookmarkStart w:id="110" w:name="_Toc243509301"/>
+      <w:bookmarkStart w:id="108" w:name="_Toc243601658"/>
+      <w:r>
+        <w:rPr>
+          <w:szCs w:val="26"/>
+        </w:rPr>
+        <w:t>Hình 4.20. Giao diện quản lý phim</w:t>
+      </w:r>
+      <w:bookmarkEnd w:id="108"/>
+    </w:p>
+    <w:p>
+      <w:pPr>
+        <w:ind w:firstLine="567"/>
+        <w:jc w:val="both"/>
+        <w:rPr>
+          <w:szCs w:val="26"/>
+        </w:rPr>
+      </w:pPr>
+      <w:r>
+        <w:rPr>
+          <w:bCs/>
+          <w:szCs w:val="26"/>
+        </w:rPr>
+        <w:t>Trang quản lý phòng chiếu cho phép khai báo phòng mới; hệ thống tự tạo sơ đồ ghế theo số hàng, số ghế mỗi hàng và số hàng VIP.</w:t>
+      </w:r>
+    </w:p>
+    <w:p>
+      <w:pPr>
+        <w:pStyle w:val="Caption"/>
+        <w:rPr>
+          <w:szCs w:val="26"/>
+          <w:lang w:eastAsia="en-US"/>
+        </w:rPr>
+      </w:pPr>
+      <w:r>
+        <w:rPr>
+          <w:noProof/>
+          <w:szCs w:val="26"/>
+          <w:lang w:eastAsia="en-US"/>
+        </w:rPr>
+        <w:pict w14:anchorId="03FE4ADF">
+          <v:shape id="Image20" o:spid="_x0000_i1056" type="#_x0000_t75" style="width:454.15pt;height:181.5pt;visibility:visible;mso-wrap-style:square">
+            <v:imagedata r:id="rId41" o:title="" croptop="-5f" cropbottom="-5f" cropleft="-2f" cropright="-2f"/>
+          </v:shape>
+        </w:pict>
+      </w:r>
+    </w:p>
+    <w:p>
+      <w:pPr>
+        <w:pStyle w:val="HINHANH"/>
+        <w:rPr>
+          <w:szCs w:val="26"/>
+        </w:rPr>
+      </w:pPr>
+      <w:bookmarkStart w:id="109" w:name="_Toc243601659"/>
+      <w:r>
+        <w:rPr>
+          <w:szCs w:val="26"/>
+        </w:rPr>
+        <w:t>Hình 4.21. Giao diện quản lý phòng chiếu và ghế</w:t>
+      </w:r>
+      <w:bookmarkEnd w:id="109"/>
+    </w:p>
+    <w:p>
+      <w:pPr>
+        <w:ind w:firstLine="567"/>
+        <w:jc w:val="both"/>
+        <w:rPr>
+          <w:bCs/>
+          <w:szCs w:val="26"/>
+        </w:rPr>
+      </w:pPr>
+      <w:r>
+        <w:rPr>
+          <w:bCs/>
+          <w:szCs w:val="26"/>
+        </w:rPr>
+        <w:t>Trang lập lịch chiếu cho phép chọn phim, phòng, ngày và giờ bắt đầu. Hệ thống tự tính giờ kết thúc theo thời lượng phim và không cho tạo suất chiếu trùng khung giờ trong cùng một phòng.</w:t>
+      </w:r>
+    </w:p>
+    <w:p>
+      <w:pPr>
+        <w:pStyle w:val="Caption"/>
+        <w:rPr>
+          <w:szCs w:val="26"/>
+          <w:lang w:eastAsia="en-US"/>
+        </w:rPr>
+      </w:pPr>
+      <w:r>
+        <w:rPr>
+          <w:noProof/>
+          <w:szCs w:val="26"/>
+          <w:lang w:eastAsia="en-US"/>
+        </w:rPr>
+        <w:lastRenderedPageBreak/>
+        <w:pict w14:anchorId="4D8AF71F">
+          <v:shape id="Image21" o:spid="_x0000_i1057" type="#_x0000_t75" style="width:453.4pt;height:310.15pt;visibility:visible;mso-wrap-style:square">
+            <v:imagedata r:id="rId42" o:title="" croptop="-3f" cropbottom="-3f" cropleft="-2f" cropright="-2f"/>
+          </v:shape>
+        </w:pict>
+      </w:r>
+    </w:p>
+    <w:p>
+      <w:pPr>
+        <w:pStyle w:val="HINHANH"/>
+        <w:rPr>
+          <w:szCs w:val="26"/>
+        </w:rPr>
+      </w:pPr>
+      <w:bookmarkStart w:id="110" w:name="_Toc243601660"/>
       <w:r>
         <w:rPr>
           <w:szCs w:val="26"/>
@@ -34974,7 +35357,7 @@
           <w:iCs/>
         </w:rPr>
       </w:pPr>
-      <w:bookmarkStart w:id="111" w:name="_Toc243509250"/>
+      <w:bookmarkStart w:id="111" w:name="_Toc243601609"/>
       <w:r>
         <w:rPr>
           <w:iCs/>
@@ -35012,9 +35395,9 @@
           <w:szCs w:val="26"/>
           <w:lang w:eastAsia="en-US"/>
         </w:rPr>
-        <w:pict w14:anchorId="67373D3F">
-          <v:shape id="Image22" o:spid="_x0000_i1058" type="#_x0000_t75" style="width:430.1pt;height:273.6pt;visibility:visible;mso-wrap-style:square">
-            <v:imagedata r:id="rId41" o:title="" croptop="-3f" cropbottom="-3f" cropleft="-2f" cropright="-2f"/>
+        <w:pict w14:anchorId="0C5DFCA7">
+          <v:shape id="_x0000_i1058" type="#_x0000_t75" style="width:425.25pt;height:265.9pt;visibility:visible;mso-wrap-style:square">
+            <v:imagedata r:id="rId43" o:title=""/>
           </v:shape>
         </w:pict>
       </w:r>
@@ -35026,7 +35409,7 @@
           <w:szCs w:val="26"/>
         </w:rPr>
       </w:pPr>
-      <w:bookmarkStart w:id="112" w:name="_Toc243509302"/>
+      <w:bookmarkStart w:id="112" w:name="_Toc243601661"/>
       <w:r>
         <w:rPr>
           <w:szCs w:val="26"/>
@@ -35045,7 +35428,7 @@
           <w:iCs/>
         </w:rPr>
       </w:pPr>
-      <w:bookmarkStart w:id="113" w:name="_Toc243509251"/>
+      <w:bookmarkStart w:id="113" w:name="_Toc243601610"/>
       <w:r>
         <w:rPr>
           <w:iCs/>
@@ -35087,8 +35470,8 @@
           <w:lang w:eastAsia="en-US"/>
         </w:rPr>
         <w:pict w14:anchorId="4D3583AF">
-          <v:shape id="Image23" o:spid="_x0000_i1059" type="#_x0000_t75" style="width:453.9pt;height:211.6pt;visibility:visible;mso-wrap-style:square">
-            <v:imagedata r:id="rId42" o:title="" croptop="-5f" cropbottom="-5f" cropleft="-2f" cropright="-2f"/>
+          <v:shape id="Image23" o:spid="_x0000_i1059" type="#_x0000_t75" style="width:453.75pt;height:211.5pt;visibility:visible;mso-wrap-style:square">
+            <v:imagedata r:id="rId44" o:title="" croptop="-5f" cropbottom="-5f" cropleft="-2f" cropright="-2f"/>
           </v:shape>
         </w:pict>
       </w:r>
@@ -35100,7 +35483,7 @@
           <w:szCs w:val="26"/>
         </w:rPr>
       </w:pPr>
-      <w:bookmarkStart w:id="114" w:name="_Toc243509303"/>
+      <w:bookmarkStart w:id="114" w:name="_Toc243601662"/>
       <w:r>
         <w:rPr>
           <w:szCs w:val="26"/>
@@ -35123,8 +35506,8 @@
           <w:lang w:eastAsia="en-US"/>
         </w:rPr>
         <w:pict w14:anchorId="1909BCB3">
-          <v:shape id="Image24" o:spid="_x0000_i1060" type="#_x0000_t75" style="width:453.3pt;height:191.6pt;visibility:visible;mso-wrap-style:square">
-            <v:imagedata r:id="rId43" o:title="" croptop="-5f" cropbottom="-5f" cropleft="-2f" cropright="-2f"/>
+          <v:shape id="Image24" o:spid="_x0000_i1060" type="#_x0000_t75" style="width:453.75pt;height:191.65pt;visibility:visible;mso-wrap-style:square">
+            <v:imagedata r:id="rId45" o:title="" croptop="-5f" cropbottom="-5f" cropleft="-2f" cropright="-2f"/>
           </v:shape>
         </w:pict>
       </w:r>
@@ -35136,7 +35519,7 @@
           <w:szCs w:val="26"/>
         </w:rPr>
       </w:pPr>
-      <w:bookmarkStart w:id="115" w:name="_Toc243509304"/>
+      <w:bookmarkStart w:id="115" w:name="_Toc243601663"/>
       <w:r>
         <w:rPr>
           <w:szCs w:val="26"/>
@@ -35185,9 +35568,9 @@
           <w:lang w:eastAsia="en-US"/>
         </w:rPr>
         <w:lastRenderedPageBreak/>
-        <w:pict w14:anchorId="2598D6A0">
-          <v:shape id="Image25" o:spid="_x0000_i1061" type="#_x0000_t75" style="width:453.3pt;height:139.6pt;visibility:visible;mso-wrap-style:square">
-            <v:imagedata r:id="rId44" o:title="" croptop="-7f" cropbottom="-7f" cropleft="-2f" cropright="-2f"/>
+        <w:pict w14:anchorId="4777A69B">
+          <v:shape id="_x0000_i1061" type="#_x0000_t75" style="width:453.4pt;height:169.5pt;visibility:visible;mso-wrap-style:square">
+            <v:imagedata r:id="rId46" o:title=""/>
           </v:shape>
         </w:pict>
       </w:r>
@@ -35199,7 +35582,7 @@
           <w:szCs w:val="26"/>
         </w:rPr>
       </w:pPr>
-      <w:bookmarkStart w:id="116" w:name="_Toc243509305"/>
+      <w:bookmarkStart w:id="116" w:name="_Toc243601664"/>
       <w:r>
         <w:rPr>
           <w:szCs w:val="26"/>
@@ -35238,9 +35621,9 @@
           <w:szCs w:val="26"/>
           <w:lang w:eastAsia="en-US"/>
         </w:rPr>
-        <w:pict w14:anchorId="53A3A362">
-          <v:shape id="_x0000_i1062" type="#_x0000_t75" style="width:453.3pt;height:186.55pt;visibility:visible;mso-wrap-style:square">
-            <v:imagedata r:id="rId45" o:title=""/>
+        <w:pict w14:anchorId="7C4229D1">
+          <v:shape id="_x0000_i1062" type="#_x0000_t75" style="width:453.4pt;height:210.75pt;visibility:visible;mso-wrap-style:square">
+            <v:imagedata r:id="rId47" o:title=""/>
           </v:shape>
         </w:pict>
       </w:r>
@@ -35252,7 +35635,7 @@
           <w:szCs w:val="26"/>
         </w:rPr>
       </w:pPr>
-      <w:bookmarkStart w:id="117" w:name="_Toc243509306"/>
+      <w:bookmarkStart w:id="117" w:name="_Toc243601665"/>
       <w:r>
         <w:rPr>
           <w:szCs w:val="26"/>
@@ -35277,7 +35660,7 @@
         </w:rPr>
         <w:br w:type="page"/>
       </w:r>
-      <w:bookmarkStart w:id="118" w:name="_Toc243509252"/>
+      <w:bookmarkStart w:id="118" w:name="_Toc243601611"/>
       <w:r>
         <w:rPr>
           <w:iCs/>
@@ -35318,8 +35701,8 @@
           <w:lang w:eastAsia="en-US"/>
         </w:rPr>
         <w:pict w14:anchorId="729AD125">
-          <v:shape id="Image27" o:spid="_x0000_i1063" type="#_x0000_t75" style="width:453.9pt;height:88.9pt;visibility:visible;mso-wrap-style:square">
-            <v:imagedata r:id="rId46" o:title="" croptop="-11f" cropbottom="-11f" cropleft="-2f" cropright="-2f"/>
+          <v:shape id="Image27" o:spid="_x0000_i1063" type="#_x0000_t75" style="width:453.75pt;height:88.9pt;visibility:visible;mso-wrap-style:square">
+            <v:imagedata r:id="rId48" o:title="" croptop="-11f" cropbottom="-11f" cropleft="-2f" cropright="-2f"/>
           </v:shape>
         </w:pict>
       </w:r>
@@ -35331,7 +35714,7 @@
           <w:szCs w:val="26"/>
         </w:rPr>
       </w:pPr>
-      <w:bookmarkStart w:id="119" w:name="_Toc243509307"/>
+      <w:bookmarkStart w:id="119" w:name="_Toc243601666"/>
       <w:r>
         <w:rPr>
           <w:szCs w:val="26"/>
@@ -35368,9 +35751,9 @@
           <w:noProof/>
           <w:szCs w:val="26"/>
         </w:rPr>
-        <w:pict w14:anchorId="38565B46">
-          <v:shape id="Image28" o:spid="_x0000_i1064" type="#_x0000_t75" style="width:453.3pt;height:119.6pt;visibility:visible;mso-wrap-style:square">
-            <v:imagedata r:id="rId47" o:title="" croptop="-8f" cropbottom="-8f" cropleft="-2f" cropright="-2f"/>
+        <w:pict w14:anchorId="7C84DE2F">
+          <v:shape id="_x0000_i1064" type="#_x0000_t75" style="width:427.5pt;height:225pt;visibility:visible;mso-wrap-style:square">
+            <v:imagedata r:id="rId49" o:title=""/>
           </v:shape>
         </w:pict>
       </w:r>
@@ -35389,7 +35772,7 @@
           <w:szCs w:val="26"/>
         </w:rPr>
       </w:pPr>
-      <w:bookmarkStart w:id="120" w:name="_Toc243509308"/>
+      <w:bookmarkStart w:id="120" w:name="_Toc243601667"/>
       <w:r>
         <w:rPr>
           <w:szCs w:val="26"/>
@@ -35408,7 +35791,7 @@
           <w:iCs/>
         </w:rPr>
       </w:pPr>
-      <w:bookmarkStart w:id="121" w:name="_Toc243509253"/>
+      <w:bookmarkStart w:id="121" w:name="_Toc243601612"/>
       <w:r>
         <w:rPr>
           <w:iCs/>
@@ -35447,8 +35830,8 @@
           <w:szCs w:val="26"/>
         </w:rPr>
         <w:pict w14:anchorId="63F85662">
-          <v:shape id="Image29" o:spid="_x0000_i1065" type="#_x0000_t75" style="width:453.9pt;height:146.5pt;visibility:visible;mso-wrap-style:square">
-            <v:imagedata r:id="rId48" o:title="" croptop="-7f" cropbottom="-7f" cropleft="-2f" cropright="-2f"/>
+          <v:shape id="Image29" o:spid="_x0000_i1065" type="#_x0000_t75" style="width:453.75pt;height:146.65pt;visibility:visible;mso-wrap-style:square">
+            <v:imagedata r:id="rId50" o:title="" croptop="-7f" cropbottom="-7f" cropleft="-2f" cropright="-2f"/>
           </v:shape>
         </w:pict>
       </w:r>
@@ -35466,7 +35849,7 @@
         </w:rPr>
         <w:t xml:space="preserve"> </w:t>
       </w:r>
-      <w:bookmarkStart w:id="122" w:name="_Toc243509309"/>
+      <w:bookmarkStart w:id="122" w:name="_Toc243601668"/>
       <w:r>
         <w:rPr>
           <w:szCs w:val="26"/>
@@ -35489,7 +35872,8 @@
           <w:bCs/>
           <w:szCs w:val="26"/>
         </w:rPr>
-        <w:t>Trang báo cáo cho phép quản lý rạp chọn khoảng thời gian để xem tiền thu, tiền hoàn, doanh thu thực thu, số vé đã bán, tổng giá vé theo phim, số vé theo từng suất chiếu và danh sách phản hồi của khách hàng.</w:t>
+        <w:lastRenderedPageBreak/>
+        <w:t>Trang báo cáo cho phép quản lý rạp chọn khoảng thời gian để xem tiền thu, tiền hoàn, doanh thu thực thu, số vé đã bán, tổng giá vé theo phim, số vé theo từng suất chiếu và danh sách phản hồi của khách hàng. Tiền thu, tiền hoàn và doanh thu thực thu tính theo thời điểm giao dịch, còn số vé đã bán và tiền vé theo phim tính theo ngày chiếu của suất, nên hai nhóm số liệu này không nhất thiết bằng nhau trong cùng một khoảng thời gian.</w:t>
       </w:r>
     </w:p>
     <w:p>
@@ -35505,10 +35889,9 @@
           <w:szCs w:val="26"/>
           <w:lang w:eastAsia="en-US"/>
         </w:rPr>
-        <w:lastRenderedPageBreak/>
         <w:pict w14:anchorId="4916D228">
-          <v:shape id="Image30" o:spid="_x0000_i1066" type="#_x0000_t75" style="width:390.7pt;height:413.2pt;visibility:visible;mso-wrap-style:square">
-            <v:imagedata r:id="rId49" o:title="" croptop="-3f" cropbottom="-3f" cropleft="-5f" cropright="-5f"/>
+          <v:shape id="Image30" o:spid="_x0000_i1066" type="#_x0000_t75" style="width:390.75pt;height:412.9pt;visibility:visible;mso-wrap-style:square">
+            <v:imagedata r:id="rId51" o:title="" croptop="-3f" cropbottom="-3f" cropleft="-5f" cropright="-5f"/>
           </v:shape>
         </w:pict>
       </w:r>
@@ -35526,7 +35909,7 @@
           <w:szCs w:val="26"/>
         </w:rPr>
       </w:pPr>
-      <w:bookmarkStart w:id="123" w:name="_Toc243509310"/>
+      <w:bookmarkStart w:id="123" w:name="_Toc243601669"/>
       <w:r>
         <w:rPr>
           <w:szCs w:val="26"/>
@@ -35546,7 +35929,7 @@
           <w:szCs w:val="26"/>
         </w:rPr>
       </w:pPr>
-      <w:bookmarkStart w:id="124" w:name="_Toc243509254"/>
+      <w:bookmarkStart w:id="124" w:name="_Toc243601613"/>
       <w:r>
         <w:rPr>
           <w:sz w:val="26"/>
@@ -35635,6 +36018,7 @@
           <w:bCs/>
           <w:szCs w:val="26"/>
         </w:rPr>
+        <w:lastRenderedPageBreak/>
         <w:tab/>
         <w:t>Định dạng và giá trị: email đúng định dạng và chưa được đăng ký; số điện thoại gồm 10 chữ số, bắt đầu bằng 0; mật khẩu gồm 6 chữ số; thời lượng, giá vé và mức giảm là số dương; ngày kết thúc khuyến mãi không trước ngày bắt đầu.</w:t>
       </w:r>
@@ -35702,15 +36086,7 @@
           <w:szCs w:val="26"/>
         </w:rPr>
         <w:tab/>
-        <w:t xml:space="preserve">Chống bán trùng ghế: chỉ mục duy nhất có điều kiện UX_Ve_Suat_Ghe trên cặp (MaSuat, MaGhe) chỉ áp dụng cho vé chưa hủy, nên mỗi ghế trong một suất chỉ có </w:t>
-      </w:r>
-      <w:r>
-        <w:rPr>
-          <w:bCs/>
-          <w:szCs w:val="26"/>
-        </w:rPr>
-        <w:lastRenderedPageBreak/>
-        <w:t>một vé còn hiệu lực, còn ghế của vé đã hủy được bán lại. Đơn và vé được tạo trong một transaction; nếu hai khách cùng đặt một ghế, người đặt sau bị từ chối. Mỗi đơn tối đa 8 ghế và ghế phải thuộc phòng của suất chiếu.</w:t>
+        <w:t>Chống bán trùng ghế: chỉ mục duy nhất có điều kiện UX_Ve_Suat_Ghe trên cặp (MaSuat, MaGhe) chỉ áp dụng cho vé chưa hủy, nên mỗi ghế trong một suất chỉ có một vé còn hiệu lực, còn ghế của vé đã hủy được bán lại. Đơn và vé được tạo trong một transaction; nếu hai khách cùng đặt một ghế, người đặt sau bị từ chối. Mỗi đơn tối đa 8 ghế và ghế phải thuộc phòng của suất chiếu.</w:t>
       </w:r>
     </w:p>
     <w:p>
@@ -35759,8 +36135,7 @@
           <w:bCs/>
           <w:szCs w:val="26"/>
         </w:rPr>
-        <w:tab/>
-        <w:t>Tính tiền và lịch sử giá: giá vé lấy theo loại ghế, loại ngày và mức giá có hiệu lực tại ngày chiếu; mã giá được lưu trên từng vé. Đổi giá bằng cách thêm mức giá mới, không sửa giá cũ. Khuyến mãi chỉ chọn được khi còn hạn, không sửa được và không xóa được khi đã dùng trong đơn, nên tổng tiền của đơn cũ không thay đổi.</w:t>
+        <w:t>Tính tiền và lịch sử giá: giá vé lấy theo loại ghế, loại ngày và mức giá có hiệu lực tại ngày chiếu; mã giá được lưu trên từng vé. Đổi giá bằng cách thêm mức giá mới, không sửa giá cũ. Khuyến mãi chỉ chọn được khi còn hạn, không sửa được và không xóa được khi đã dùng trong đơn, nên tổng tiền của đơn cũ không thay đổi. Cột điều kiện áp dụng của khuyến mãi (ví dụ đơn từ 2 vé) chỉ để mô tả, bản demo chưa tự kiểm tra điều kiện này; mức giảm không vượt quá tiền vé của đơn.</w:t>
       </w:r>
     </w:p>
     <w:p>
@@ -35917,6 +36292,7 @@
           <w:bCs/>
           <w:szCs w:val="26"/>
         </w:rPr>
+        <w:lastRenderedPageBreak/>
         <w:t>- Kiểm soát bảo mật</w:t>
       </w:r>
     </w:p>
@@ -35966,8 +36342,7 @@
           <w:bCs/>
           <w:szCs w:val="26"/>
         </w:rPr>
-        <w:tab/>
-        <w:t>Mật khẩu: ký tự được che khi nhập; đổi mật khẩu phải nhập đúng mật khẩu hiện tại. Bản demo lưu mật khẩu 6 chữ số nguyên văn; hệ thống thực tế cần mật khẩu mạnh hơn và lưu dạng băm.</w:t>
+        <w:t>Mật khẩu: ký tự được che khi nhập; đổi mật khẩu phải nhập đúng mật khẩu hiện tại. Bản demo lưu mật khẩu 6 chữ số nguyên văn để đơn giản hóa phần đăng nhập, vì bảo mật tài khoản không thuộc phạm vi đề tài; đây là giới hạn của bản demo. Hệ thống thực tế phải bắt buộc mật khẩu mạnh hơn và chỉ lưu mã băm có muối; cột MatKhau dài 255 ký tự để khi chuyển sang lưu mã băm không phải đổi cấu trúc bảng.</w:t>
       </w:r>
     </w:p>
     <w:p>
@@ -36008,7 +36383,6 @@
           <w:bCs/>
           <w:szCs w:val="26"/>
         </w:rPr>
-        <w:lastRenderedPageBreak/>
         <w:t>- Kiểm soát giao diện người dùng</w:t>
       </w:r>
     </w:p>
@@ -36098,7 +36472,7 @@
           <w:szCs w:val="26"/>
         </w:rPr>
       </w:pPr>
-      <w:bookmarkStart w:id="125" w:name="_Toc243509255"/>
+      <w:bookmarkStart w:id="125" w:name="_Toc243601614"/>
       <w:r>
         <w:rPr>
           <w:sz w:val="26"/>
@@ -36134,10 +36508,32 @@
       </w:pPr>
       <w:r>
         <w:rPr>
+          <w:bCs/>
+          <w:szCs w:val="26"/>
+        </w:rPr>
+        <w:t>Theo cách chia tầng ở mục 4.1, mỗi module gồm các trang .aspx cùng tệp code-behind (tầng giao diện và nghiệp vụ); lớp Db là tầng truy cập dữ liệu, cung cấp kết nối, câu lệnh có tham số, transaction và việc cấp mã; lớp Auth kiểm tra vai trò đăng nhập; cơ sở dữ liệu GalaxyCinema là tầng dữ liệu.</w:t>
+      </w:r>
+    </w:p>
+    <w:p>
+      <w:pPr>
+        <w:jc w:val="both"/>
+        <w:rPr>
+          <w:szCs w:val="26"/>
+        </w:rPr>
+      </w:pPr>
+      <w:r>
+        <w:rPr>
           <w:b/>
           <w:bCs/>
           <w:szCs w:val="26"/>
         </w:rPr>
+        <w:br w:type="page"/>
+      </w:r>
+      <w:r>
+        <w:rPr>
+          <w:szCs w:val="26"/>
+        </w:rPr>
+        <w:lastRenderedPageBreak/>
         <w:t>Phân rã hệ thống con:</w:t>
       </w:r>
     </w:p>
@@ -36145,7 +36541,7 @@
       <w:pPr>
         <w:pStyle w:val="BANG"/>
       </w:pPr>
-      <w:bookmarkStart w:id="126" w:name="_Toc243509269"/>
+      <w:bookmarkStart w:id="126" w:name="_Toc243601628"/>
       <w:r>
         <w:t>Bảng 4.12. Phân rã hệ thống con</w:t>
       </w:r>
@@ -36838,7 +37234,6 @@
           <w:bCs/>
           <w:szCs w:val="26"/>
         </w:rPr>
-        <w:lastRenderedPageBreak/>
         <w:t>Các module liên kết với nhau qua cơ sở dữ liệu dùng chung: module phim và lịch chiếu, module giá vé và khuyến mãi cung cấp suất chiếu, ghế và giá cho module xử lý bán vé; module xử lý bán vé ghi đơn, vé và giao dịch để module thống kê báo cáo tổng hợp; module đăng nhập và phân quyền kiểm soát quyền truy cập vào các module còn lại.</w:t>
       </w:r>
       <w:r>
@@ -36849,7 +37244,7 @@
       <w:pPr>
         <w:pStyle w:val="Heading1"/>
       </w:pPr>
-      <w:bookmarkStart w:id="127" w:name="_Toc243509256"/>
+      <w:bookmarkStart w:id="127" w:name="_Toc243601615"/>
       <w:r>
         <w:t>KẾT LUẬN</w:t>
       </w:r>
@@ -36879,13 +37274,7 @@
         <w:jc w:val="both"/>
       </w:pPr>
       <w:r>
-        <w:t xml:space="preserve">Bên cạnh đó, đề tài còn một số hạn chế: việc khảo sát chủ yếu dựa trên thông tin công khai; hệ thống mới xét một cụm rạp; cổng thanh toán được mô phỏng; tài khoản nội bộ của rạp chưa được quản lý trong cơ sở dữ liệu; mỗi phim chỉ lưu một thể loại chính. </w:t>
-      </w:r>
-      <w:r>
-        <w:t>Hướng phát triển tiếp theo là mở rộng</w:t>
-      </w:r>
-      <w:r>
-        <w:t xml:space="preserve"> hệ thống cho nhiều cụm rạp, kết nối cổng thanh toán thật, phát hành vé có mã QR, bổ sung bán bắp nước, tích điểm thành viên và quản lý tài khoản nhân viên.</w:t>
+        <w:t>Bên cạnh đó, đề tài còn một số hạn chế: việc khảo sát chủ yếu dựa trên thông tin công khai; hệ thống mới xét một cụm rạp; cổng thanh toán được mô phỏng; tài khoản nội bộ của rạp chưa được quản lý trong cơ sở dữ liệu; nghiệp vụ nằm trong code-behind của các trang, chưa tách thành lớp riêng; điều kiện áp dụng của khuyến mãi chưa được kiểm tra tự động; mỗi phim chỉ lưu một thể loại chính. Hướng phát triển tiếp theo là mở rộng hệ thống cho nhiều cụm rạp, kết nối cổng thanh toán thật, phát hành vé có mã QR, bổ sung bán bắp nước, tích điểm thành viên và quản lý tài khoản nhân viên.</w:t>
       </w:r>
     </w:p>
     <w:p>
@@ -36910,7 +37299,7 @@
       <w:pPr>
         <w:pStyle w:val="Heading1"/>
       </w:pPr>
-      <w:bookmarkStart w:id="128" w:name="_Toc243509257"/>
+      <w:bookmarkStart w:id="128" w:name="_Toc243601616"/>
       <w:r>
         <w:t>TÀI LIỆU THAM KHẢO</w:t>
       </w:r>
@@ -36923,7 +37312,7 @@
         </w:rPr>
         <w:t xml:space="preserve">[1] Galaxy Cinema, “Về chúng tôi”. </w:t>
       </w:r>
-      <w:hyperlink r:id="rId50">
+      <w:hyperlink r:id="rId52">
         <w:r>
           <w:rPr>
             <w:rStyle w:val="Hyperlink"/>
@@ -36946,7 +37335,7 @@
         </w:rPr>
         <w:t xml:space="preserve">[2] MoMo, “Galaxy Cinema – Lịch chiếu phim và giá vé rạp toàn quốc”. </w:t>
       </w:r>
-      <w:hyperlink r:id="rId51">
+      <w:hyperlink r:id="rId53">
         <w:r>
           <w:rPr>
             <w:rStyle w:val="Hyperlink"/>
@@ -36976,7 +37365,7 @@
       </w:r>
     </w:p>
     <w:p>
-      <w:hyperlink r:id="rId52">
+      <w:hyperlink r:id="rId54">
         <w:r>
           <w:rPr>
             <w:rStyle w:val="Hyperlink"/>
@@ -36999,7 +37388,7 @@
         </w:rPr>
         <w:t xml:space="preserve">[4] Viettel Store, “Cách đặt vé xem phim online Galaxy nhanh gọn, tiện lợi”, 17/03/2024. </w:t>
       </w:r>
-      <w:hyperlink r:id="rId53">
+      <w:hyperlink r:id="rId55">
         <w:r>
           <w:rPr>
             <w:rStyle w:val="Hyperlink"/>
@@ -37031,7 +37420,7 @@
       </w:pPr>
     </w:p>
     <w:sectPr>
-      <w:headerReference w:type="default" r:id="rId54"/>
+      <w:headerReference w:type="default" r:id="rId56"/>
       <w:pgSz w:w="11906" w:h="16838"/>
       <w:pgMar w:top="1134" w:right="1134" w:bottom="1134" w:left="1701" w:header="720" w:footer="0" w:gutter="0"/>
       <w:pgBorders w:display="firstPage">
